--- a/docs/02-user-stories/ZP-DOC-02_User-Stories.docx
+++ b/docs/02-user-stories/ZP-DOC-02_User-Stories.docx
@@ -90,7 +90,7 @@
           <w:left w:w="10" w:type="dxa"/>
           <w:right w:w="10" w:type="dxa"/>
         </w:tblCellMar>
-        <w:tblLook w:val="0000" w:firstRow="0" w:lastRow="0" w:firstColumn="0" w:lastColumn="0" w:noHBand="0" w:noVBand="0"/>
+        <w:tblLook w:val="04A0" w:firstRow="1" w:lastRow="0" w:firstColumn="1" w:lastColumn="0" w:noHBand="0" w:noVBand="1"/>
       </w:tblPr>
       <w:tblGrid>
         <w:gridCol w:w="2600"/>
@@ -494,7 +494,7 @@
           <w:left w:w="10" w:type="dxa"/>
           <w:right w:w="10" w:type="dxa"/>
         </w:tblCellMar>
-        <w:tblLook w:val="0000" w:firstRow="0" w:lastRow="0" w:firstColumn="0" w:lastColumn="0" w:noHBand="0" w:noVBand="0"/>
+        <w:tblLook w:val="04A0" w:firstRow="1" w:lastRow="0" w:firstColumn="1" w:lastColumn="0" w:noHBand="0" w:noVBand="1"/>
       </w:tblPr>
       <w:tblGrid>
         <w:gridCol w:w="2600"/>
@@ -1189,7 +1189,7 @@
           <w:left w:w="10" w:type="dxa"/>
           <w:right w:w="10" w:type="dxa"/>
         </w:tblCellMar>
-        <w:tblLook w:val="0000" w:firstRow="0" w:lastRow="0" w:firstColumn="0" w:lastColumn="0" w:noHBand="0" w:noVBand="0"/>
+        <w:tblLook w:val="04A0" w:firstRow="1" w:lastRow="0" w:firstColumn="1" w:lastColumn="0" w:noHBand="0" w:noVBand="1"/>
       </w:tblPr>
       <w:tblGrid>
         <w:gridCol w:w="964"/>
@@ -1718,7 +1718,7 @@
           <w:left w:w="10" w:type="dxa"/>
           <w:right w:w="10" w:type="dxa"/>
         </w:tblCellMar>
-        <w:tblLook w:val="0000" w:firstRow="0" w:lastRow="0" w:firstColumn="0" w:lastColumn="0" w:noHBand="0" w:noVBand="0"/>
+        <w:tblLook w:val="04A0" w:firstRow="1" w:lastRow="0" w:firstColumn="1" w:lastColumn="0" w:noHBand="0" w:noVBand="1"/>
       </w:tblPr>
       <w:tblGrid>
         <w:gridCol w:w="2120"/>
@@ -2075,7 +2075,7 @@
     <w:sdt>
       <w:sdtPr>
         <w:alias w:val="Contents"/>
-        <w:id w:val="-571429105"/>
+        <w:id w:val="-1911762763"/>
       </w:sdtPr>
       <w:sdtEndPr/>
       <w:sdtContent>
@@ -2104,7 +2104,7 @@
           <w:r>
             <w:fldChar w:fldCharType="separate"/>
           </w:r>
-          <w:hyperlink w:anchor="_Toc242095007" w:history="1">
+          <w:hyperlink w:anchor="_Toc242095581" w:history="1">
             <w:r>
               <w:rPr>
                 <w:rStyle w:val="Hyperlink"/>
@@ -2128,7 +2128,7 @@
               <w:rPr>
                 <w:noProof/>
               </w:rPr>
-              <w:instrText xml:space="preserve"> PAGEREF _Toc242095007 \h </w:instrText>
+              <w:instrText xml:space="preserve"> PAGEREF _Toc242095581 \h </w:instrText>
             </w:r>
             <w:r>
               <w:rPr>
@@ -2171,7 +2171,7 @@
               <w14:ligatures w14:val="standardContextual"/>
             </w:rPr>
           </w:pPr>
-          <w:hyperlink w:anchor="_Toc242095008" w:history="1">
+          <w:hyperlink w:anchor="_Toc242095582" w:history="1">
             <w:r>
               <w:rPr>
                 <w:rStyle w:val="Hyperlink"/>
@@ -2195,7 +2195,7 @@
               <w:rPr>
                 <w:noProof/>
               </w:rPr>
-              <w:instrText xml:space="preserve"> PAGEREF _Toc242095008 \h </w:instrText>
+              <w:instrText xml:space="preserve"> PAGEREF _Toc242095582 \h </w:instrText>
             </w:r>
             <w:r>
               <w:rPr>
@@ -2238,7 +2238,7 @@
               <w14:ligatures w14:val="standardContextual"/>
             </w:rPr>
           </w:pPr>
-          <w:hyperlink w:anchor="_Toc242095009" w:history="1">
+          <w:hyperlink w:anchor="_Toc242095583" w:history="1">
             <w:r>
               <w:rPr>
                 <w:rStyle w:val="Hyperlink"/>
@@ -2262,7 +2262,7 @@
               <w:rPr>
                 <w:noProof/>
               </w:rPr>
-              <w:instrText xml:space="preserve"> PAGEREF _Toc242095009 \h </w:instrText>
+              <w:instrText xml:space="preserve"> PAGEREF _Toc242095583 \h </w:instrText>
             </w:r>
             <w:r>
               <w:rPr>
@@ -2305,7 +2305,7 @@
               <w14:ligatures w14:val="standardContextual"/>
             </w:rPr>
           </w:pPr>
-          <w:hyperlink w:anchor="_Toc242095010" w:history="1">
+          <w:hyperlink w:anchor="_Toc242095584" w:history="1">
             <w:r>
               <w:rPr>
                 <w:rStyle w:val="Hyperlink"/>
@@ -2329,7 +2329,7 @@
               <w:rPr>
                 <w:noProof/>
               </w:rPr>
-              <w:instrText xml:space="preserve"> PAGEREF _Toc242095010 \h </w:instrText>
+              <w:instrText xml:space="preserve"> PAGEREF _Toc242095584 \h </w:instrText>
             </w:r>
             <w:r>
               <w:rPr>
@@ -2372,7 +2372,7 @@
               <w14:ligatures w14:val="standardContextual"/>
             </w:rPr>
           </w:pPr>
-          <w:hyperlink w:anchor="_Toc242095011" w:history="1">
+          <w:hyperlink w:anchor="_Toc242095585" w:history="1">
             <w:r>
               <w:rPr>
                 <w:rStyle w:val="Hyperlink"/>
@@ -2396,7 +2396,7 @@
               <w:rPr>
                 <w:noProof/>
               </w:rPr>
-              <w:instrText xml:space="preserve"> PAGEREF _Toc242095011 \h </w:instrText>
+              <w:instrText xml:space="preserve"> PAGEREF _Toc242095585 \h </w:instrText>
             </w:r>
             <w:r>
               <w:rPr>
@@ -2439,7 +2439,7 @@
               <w14:ligatures w14:val="standardContextual"/>
             </w:rPr>
           </w:pPr>
-          <w:hyperlink w:anchor="_Toc242095012" w:history="1">
+          <w:hyperlink w:anchor="_Toc242095586" w:history="1">
             <w:r>
               <w:rPr>
                 <w:rStyle w:val="Hyperlink"/>
@@ -2463,7 +2463,7 @@
               <w:rPr>
                 <w:noProof/>
               </w:rPr>
-              <w:instrText xml:space="preserve"> PAGEREF _Toc242095012 \h </w:instrText>
+              <w:instrText xml:space="preserve"> PAGEREF _Toc242095586 \h </w:instrText>
             </w:r>
             <w:r>
               <w:rPr>
@@ -2506,7 +2506,7 @@
               <w14:ligatures w14:val="standardContextual"/>
             </w:rPr>
           </w:pPr>
-          <w:hyperlink w:anchor="_Toc242095013" w:history="1">
+          <w:hyperlink w:anchor="_Toc242095587" w:history="1">
             <w:r>
               <w:rPr>
                 <w:rStyle w:val="Hyperlink"/>
@@ -2530,7 +2530,7 @@
               <w:rPr>
                 <w:noProof/>
               </w:rPr>
-              <w:instrText xml:space="preserve"> PAGEREF _Toc242095013 \h </w:instrText>
+              <w:instrText xml:space="preserve"> PAGEREF _Toc242095587 \h </w:instrText>
             </w:r>
             <w:r>
               <w:rPr>
@@ -2573,7 +2573,7 @@
               <w14:ligatures w14:val="standardContextual"/>
             </w:rPr>
           </w:pPr>
-          <w:hyperlink w:anchor="_Toc242095014" w:history="1">
+          <w:hyperlink w:anchor="_Toc242095588" w:history="1">
             <w:r>
               <w:rPr>
                 <w:rStyle w:val="Hyperlink"/>
@@ -2597,7 +2597,7 @@
               <w:rPr>
                 <w:noProof/>
               </w:rPr>
-              <w:instrText xml:space="preserve"> PAGEREF _Toc242095014 \h </w:instrText>
+              <w:instrText xml:space="preserve"> PAGEREF _Toc242095588 \h </w:instrText>
             </w:r>
             <w:r>
               <w:rPr>
@@ -2640,7 +2640,7 @@
               <w14:ligatures w14:val="standardContextual"/>
             </w:rPr>
           </w:pPr>
-          <w:hyperlink w:anchor="_Toc242095015" w:history="1">
+          <w:hyperlink w:anchor="_Toc242095589" w:history="1">
             <w:r>
               <w:rPr>
                 <w:rStyle w:val="Hyperlink"/>
@@ -2664,7 +2664,7 @@
               <w:rPr>
                 <w:noProof/>
               </w:rPr>
-              <w:instrText xml:space="preserve"> PAGEREF _Toc242095015 \h </w:instrText>
+              <w:instrText xml:space="preserve"> PAGEREF _Toc242095589 \h </w:instrText>
             </w:r>
             <w:r>
               <w:rPr>
@@ -2707,7 +2707,7 @@
               <w14:ligatures w14:val="standardContextual"/>
             </w:rPr>
           </w:pPr>
-          <w:hyperlink w:anchor="_Toc242095016" w:history="1">
+          <w:hyperlink w:anchor="_Toc242095590" w:history="1">
             <w:r>
               <w:rPr>
                 <w:rStyle w:val="Hyperlink"/>
@@ -2731,7 +2731,7 @@
               <w:rPr>
                 <w:noProof/>
               </w:rPr>
-              <w:instrText xml:space="preserve"> PAGEREF _Toc242095016 \h </w:instrText>
+              <w:instrText xml:space="preserve"> PAGEREF _Toc242095590 \h </w:instrText>
             </w:r>
             <w:r>
               <w:rPr>
@@ -2774,7 +2774,7 @@
               <w14:ligatures w14:val="standardContextual"/>
             </w:rPr>
           </w:pPr>
-          <w:hyperlink w:anchor="_Toc242095017" w:history="1">
+          <w:hyperlink w:anchor="_Toc242095591" w:history="1">
             <w:r>
               <w:rPr>
                 <w:rStyle w:val="Hyperlink"/>
@@ -2798,7 +2798,7 @@
               <w:rPr>
                 <w:noProof/>
               </w:rPr>
-              <w:instrText xml:space="preserve"> PAGEREF _Toc242095017 \h </w:instrText>
+              <w:instrText xml:space="preserve"> PAGEREF _Toc242095591 \h </w:instrText>
             </w:r>
             <w:r>
               <w:rPr>
@@ -2841,7 +2841,7 @@
               <w14:ligatures w14:val="standardContextual"/>
             </w:rPr>
           </w:pPr>
-          <w:hyperlink w:anchor="_Toc242095018" w:history="1">
+          <w:hyperlink w:anchor="_Toc242095592" w:history="1">
             <w:r>
               <w:rPr>
                 <w:rStyle w:val="Hyperlink"/>
@@ -2865,7 +2865,7 @@
               <w:rPr>
                 <w:noProof/>
               </w:rPr>
-              <w:instrText xml:space="preserve"> PAGEREF _Toc242095018 \h </w:instrText>
+              <w:instrText xml:space="preserve"> PAGEREF _Toc242095592 \h </w:instrText>
             </w:r>
             <w:r>
               <w:rPr>
@@ -2908,7 +2908,7 @@
               <w14:ligatures w14:val="standardContextual"/>
             </w:rPr>
           </w:pPr>
-          <w:hyperlink w:anchor="_Toc242095019" w:history="1">
+          <w:hyperlink w:anchor="_Toc242095593" w:history="1">
             <w:r>
               <w:rPr>
                 <w:rStyle w:val="Hyperlink"/>
@@ -2932,7 +2932,7 @@
               <w:rPr>
                 <w:noProof/>
               </w:rPr>
-              <w:instrText xml:space="preserve"> PAGEREF _Toc242095019 \h </w:instrText>
+              <w:instrText xml:space="preserve"> PAGEREF _Toc242095593 \h </w:instrText>
             </w:r>
             <w:r>
               <w:rPr>
@@ -2975,7 +2975,7 @@
               <w14:ligatures w14:val="standardContextual"/>
             </w:rPr>
           </w:pPr>
-          <w:hyperlink w:anchor="_Toc242095020" w:history="1">
+          <w:hyperlink w:anchor="_Toc242095594" w:history="1">
             <w:r>
               <w:rPr>
                 <w:rStyle w:val="Hyperlink"/>
@@ -2999,7 +2999,7 @@
               <w:rPr>
                 <w:noProof/>
               </w:rPr>
-              <w:instrText xml:space="preserve"> PAGEREF _Toc242095020 \h </w:instrText>
+              <w:instrText xml:space="preserve"> PAGEREF _Toc242095594 \h </w:instrText>
             </w:r>
             <w:r>
               <w:rPr>
@@ -3042,7 +3042,7 @@
               <w14:ligatures w14:val="standardContextual"/>
             </w:rPr>
           </w:pPr>
-          <w:hyperlink w:anchor="_Toc242095021" w:history="1">
+          <w:hyperlink w:anchor="_Toc242095595" w:history="1">
             <w:r>
               <w:rPr>
                 <w:rStyle w:val="Hyperlink"/>
@@ -3066,7 +3066,7 @@
               <w:rPr>
                 <w:noProof/>
               </w:rPr>
-              <w:instrText xml:space="preserve"> PAGEREF _Toc242095021 \h </w:instrText>
+              <w:instrText xml:space="preserve"> PAGEREF _Toc242095595 \h </w:instrText>
             </w:r>
             <w:r>
               <w:rPr>
@@ -3109,7 +3109,7 @@
               <w14:ligatures w14:val="standardContextual"/>
             </w:rPr>
           </w:pPr>
-          <w:hyperlink w:anchor="_Toc242095022" w:history="1">
+          <w:hyperlink w:anchor="_Toc242095596" w:history="1">
             <w:r>
               <w:rPr>
                 <w:rStyle w:val="Hyperlink"/>
@@ -3133,7 +3133,7 @@
               <w:rPr>
                 <w:noProof/>
               </w:rPr>
-              <w:instrText xml:space="preserve"> PAGEREF _Toc242095022 \h </w:instrText>
+              <w:instrText xml:space="preserve"> PAGEREF _Toc242095596 \h </w:instrText>
             </w:r>
             <w:r>
               <w:rPr>
@@ -3176,7 +3176,7 @@
               <w14:ligatures w14:val="standardContextual"/>
             </w:rPr>
           </w:pPr>
-          <w:hyperlink w:anchor="_Toc242095023" w:history="1">
+          <w:hyperlink w:anchor="_Toc242095597" w:history="1">
             <w:r>
               <w:rPr>
                 <w:rStyle w:val="Hyperlink"/>
@@ -3200,7 +3200,7 @@
               <w:rPr>
                 <w:noProof/>
               </w:rPr>
-              <w:instrText xml:space="preserve"> PAGEREF _Toc242095023 \h </w:instrText>
+              <w:instrText xml:space="preserve"> PAGEREF _Toc242095597 \h </w:instrText>
             </w:r>
             <w:r>
               <w:rPr>
@@ -3243,7 +3243,7 @@
               <w14:ligatures w14:val="standardContextual"/>
             </w:rPr>
           </w:pPr>
-          <w:hyperlink w:anchor="_Toc242095024" w:history="1">
+          <w:hyperlink w:anchor="_Toc242095598" w:history="1">
             <w:r>
               <w:rPr>
                 <w:rStyle w:val="Hyperlink"/>
@@ -3267,7 +3267,7 @@
               <w:rPr>
                 <w:noProof/>
               </w:rPr>
-              <w:instrText xml:space="preserve"> PAGEREF _Toc242095024 \h </w:instrText>
+              <w:instrText xml:space="preserve"> PAGEREF _Toc242095598 \h </w:instrText>
             </w:r>
             <w:r>
               <w:rPr>
@@ -3310,7 +3310,7 @@
               <w14:ligatures w14:val="standardContextual"/>
             </w:rPr>
           </w:pPr>
-          <w:hyperlink w:anchor="_Toc242095025" w:history="1">
+          <w:hyperlink w:anchor="_Toc242095599" w:history="1">
             <w:r>
               <w:rPr>
                 <w:rStyle w:val="Hyperlink"/>
@@ -3334,7 +3334,7 @@
               <w:rPr>
                 <w:noProof/>
               </w:rPr>
-              <w:instrText xml:space="preserve"> PAGEREF _Toc242095025 \h </w:instrText>
+              <w:instrText xml:space="preserve"> PAGEREF _Toc242095599 \h </w:instrText>
             </w:r>
             <w:r>
               <w:rPr>
@@ -3377,7 +3377,7 @@
               <w14:ligatures w14:val="standardContextual"/>
             </w:rPr>
           </w:pPr>
-          <w:hyperlink w:anchor="_Toc242095026" w:history="1">
+          <w:hyperlink w:anchor="_Toc242095600" w:history="1">
             <w:r>
               <w:rPr>
                 <w:rStyle w:val="Hyperlink"/>
@@ -3401,7 +3401,7 @@
               <w:rPr>
                 <w:noProof/>
               </w:rPr>
-              <w:instrText xml:space="preserve"> PAGEREF _Toc242095026 \h </w:instrText>
+              <w:instrText xml:space="preserve"> PAGEREF _Toc242095600 \h </w:instrText>
             </w:r>
             <w:r>
               <w:rPr>
@@ -3444,7 +3444,7 @@
               <w14:ligatures w14:val="standardContextual"/>
             </w:rPr>
           </w:pPr>
-          <w:hyperlink w:anchor="_Toc242095027" w:history="1">
+          <w:hyperlink w:anchor="_Toc242095601" w:history="1">
             <w:r>
               <w:rPr>
                 <w:rStyle w:val="Hyperlink"/>
@@ -3468,7 +3468,7 @@
               <w:rPr>
                 <w:noProof/>
               </w:rPr>
-              <w:instrText xml:space="preserve"> PAGEREF _Toc242095027 \h </w:instrText>
+              <w:instrText xml:space="preserve"> PAGEREF _Toc242095601 \h </w:instrText>
             </w:r>
             <w:r>
               <w:rPr>
@@ -3511,7 +3511,7 @@
               <w14:ligatures w14:val="standardContextual"/>
             </w:rPr>
           </w:pPr>
-          <w:hyperlink w:anchor="_Toc242095028" w:history="1">
+          <w:hyperlink w:anchor="_Toc242095602" w:history="1">
             <w:r>
               <w:rPr>
                 <w:rStyle w:val="Hyperlink"/>
@@ -3535,7 +3535,7 @@
               <w:rPr>
                 <w:noProof/>
               </w:rPr>
-              <w:instrText xml:space="preserve"> PAGEREF _Toc242095028 \h </w:instrText>
+              <w:instrText xml:space="preserve"> PAGEREF _Toc242095602 \h </w:instrText>
             </w:r>
             <w:r>
               <w:rPr>
@@ -3578,7 +3578,7 @@
               <w14:ligatures w14:val="standardContextual"/>
             </w:rPr>
           </w:pPr>
-          <w:hyperlink w:anchor="_Toc242095029" w:history="1">
+          <w:hyperlink w:anchor="_Toc242095603" w:history="1">
             <w:r>
               <w:rPr>
                 <w:rStyle w:val="Hyperlink"/>
@@ -3602,7 +3602,7 @@
               <w:rPr>
                 <w:noProof/>
               </w:rPr>
-              <w:instrText xml:space="preserve"> PAGEREF _Toc242095029 \h </w:instrText>
+              <w:instrText xml:space="preserve"> PAGEREF _Toc242095603 \h </w:instrText>
             </w:r>
             <w:r>
               <w:rPr>
@@ -3645,7 +3645,7 @@
               <w14:ligatures w14:val="standardContextual"/>
             </w:rPr>
           </w:pPr>
-          <w:hyperlink w:anchor="_Toc242095030" w:history="1">
+          <w:hyperlink w:anchor="_Toc242095604" w:history="1">
             <w:r>
               <w:rPr>
                 <w:rStyle w:val="Hyperlink"/>
@@ -3669,7 +3669,7 @@
               <w:rPr>
                 <w:noProof/>
               </w:rPr>
-              <w:instrText xml:space="preserve"> PAGEREF _Toc242095030 \h </w:instrText>
+              <w:instrText xml:space="preserve"> PAGEREF _Toc242095604 \h </w:instrText>
             </w:r>
             <w:r>
               <w:rPr>
@@ -3712,7 +3712,7 @@
               <w14:ligatures w14:val="standardContextual"/>
             </w:rPr>
           </w:pPr>
-          <w:hyperlink w:anchor="_Toc242095031" w:history="1">
+          <w:hyperlink w:anchor="_Toc242095605" w:history="1">
             <w:r>
               <w:rPr>
                 <w:rStyle w:val="Hyperlink"/>
@@ -3736,7 +3736,7 @@
               <w:rPr>
                 <w:noProof/>
               </w:rPr>
-              <w:instrText xml:space="preserve"> PAGEREF _Toc242095031 \h </w:instrText>
+              <w:instrText xml:space="preserve"> PAGEREF _Toc242095605 \h </w:instrText>
             </w:r>
             <w:r>
               <w:rPr>
@@ -3779,7 +3779,7 @@
               <w14:ligatures w14:val="standardContextual"/>
             </w:rPr>
           </w:pPr>
-          <w:hyperlink w:anchor="_Toc242095032" w:history="1">
+          <w:hyperlink w:anchor="_Toc242095606" w:history="1">
             <w:r>
               <w:rPr>
                 <w:rStyle w:val="Hyperlink"/>
@@ -3803,7 +3803,7 @@
               <w:rPr>
                 <w:noProof/>
               </w:rPr>
-              <w:instrText xml:space="preserve"> PAGEREF _Toc242095032 \h </w:instrText>
+              <w:instrText xml:space="preserve"> PAGEREF _Toc242095606 \h </w:instrText>
             </w:r>
             <w:r>
               <w:rPr>
@@ -3846,7 +3846,7 @@
               <w14:ligatures w14:val="standardContextual"/>
             </w:rPr>
           </w:pPr>
-          <w:hyperlink w:anchor="_Toc242095033" w:history="1">
+          <w:hyperlink w:anchor="_Toc242095607" w:history="1">
             <w:r>
               <w:rPr>
                 <w:rStyle w:val="Hyperlink"/>
@@ -3870,7 +3870,7 @@
               <w:rPr>
                 <w:noProof/>
               </w:rPr>
-              <w:instrText xml:space="preserve"> PAGEREF _Toc242095033 \h </w:instrText>
+              <w:instrText xml:space="preserve"> PAGEREF _Toc242095607 \h </w:instrText>
             </w:r>
             <w:r>
               <w:rPr>
@@ -3913,7 +3913,7 @@
               <w14:ligatures w14:val="standardContextual"/>
             </w:rPr>
           </w:pPr>
-          <w:hyperlink w:anchor="_Toc242095034" w:history="1">
+          <w:hyperlink w:anchor="_Toc242095608" w:history="1">
             <w:r>
               <w:rPr>
                 <w:rStyle w:val="Hyperlink"/>
@@ -3937,7 +3937,7 @@
               <w:rPr>
                 <w:noProof/>
               </w:rPr>
-              <w:instrText xml:space="preserve"> PAGEREF _Toc242095034 \h </w:instrText>
+              <w:instrText xml:space="preserve"> PAGEREF _Toc242095608 \h </w:instrText>
             </w:r>
             <w:r>
               <w:rPr>
@@ -3980,7 +3980,7 @@
               <w14:ligatures w14:val="standardContextual"/>
             </w:rPr>
           </w:pPr>
-          <w:hyperlink w:anchor="_Toc242095035" w:history="1">
+          <w:hyperlink w:anchor="_Toc242095609" w:history="1">
             <w:r>
               <w:rPr>
                 <w:rStyle w:val="Hyperlink"/>
@@ -4004,7 +4004,7 @@
               <w:rPr>
                 <w:noProof/>
               </w:rPr>
-              <w:instrText xml:space="preserve"> PAGEREF _Toc242095035 \h </w:instrText>
+              <w:instrText xml:space="preserve"> PAGEREF _Toc242095609 \h </w:instrText>
             </w:r>
             <w:r>
               <w:rPr>
@@ -4047,7 +4047,7 @@
               <w14:ligatures w14:val="standardContextual"/>
             </w:rPr>
           </w:pPr>
-          <w:hyperlink w:anchor="_Toc242095036" w:history="1">
+          <w:hyperlink w:anchor="_Toc242095610" w:history="1">
             <w:r>
               <w:rPr>
                 <w:rStyle w:val="Hyperlink"/>
@@ -4071,7 +4071,7 @@
               <w:rPr>
                 <w:noProof/>
               </w:rPr>
-              <w:instrText xml:space="preserve"> PAGEREF _Toc242095036 \h </w:instrText>
+              <w:instrText xml:space="preserve"> PAGEREF _Toc242095610 \h </w:instrText>
             </w:r>
             <w:r>
               <w:rPr>
@@ -4114,7 +4114,7 @@
               <w14:ligatures w14:val="standardContextual"/>
             </w:rPr>
           </w:pPr>
-          <w:hyperlink w:anchor="_Toc242095037" w:history="1">
+          <w:hyperlink w:anchor="_Toc242095611" w:history="1">
             <w:r>
               <w:rPr>
                 <w:rStyle w:val="Hyperlink"/>
@@ -4138,7 +4138,7 @@
               <w:rPr>
                 <w:noProof/>
               </w:rPr>
-              <w:instrText xml:space="preserve"> PAGEREF _Toc242095037 \h </w:instrText>
+              <w:instrText xml:space="preserve"> PAGEREF _Toc242095611 \h </w:instrText>
             </w:r>
             <w:r>
               <w:rPr>
@@ -4181,7 +4181,7 @@
               <w14:ligatures w14:val="standardContextual"/>
             </w:rPr>
           </w:pPr>
-          <w:hyperlink w:anchor="_Toc242095038" w:history="1">
+          <w:hyperlink w:anchor="_Toc242095612" w:history="1">
             <w:r>
               <w:rPr>
                 <w:rStyle w:val="Hyperlink"/>
@@ -4205,7 +4205,7 @@
               <w:rPr>
                 <w:noProof/>
               </w:rPr>
-              <w:instrText xml:space="preserve"> PAGEREF _Toc242095038 \h </w:instrText>
+              <w:instrText xml:space="preserve"> PAGEREF _Toc242095612 \h </w:instrText>
             </w:r>
             <w:r>
               <w:rPr>
@@ -4248,7 +4248,7 @@
               <w14:ligatures w14:val="standardContextual"/>
             </w:rPr>
           </w:pPr>
-          <w:hyperlink w:anchor="_Toc242095039" w:history="1">
+          <w:hyperlink w:anchor="_Toc242095613" w:history="1">
             <w:r>
               <w:rPr>
                 <w:rStyle w:val="Hyperlink"/>
@@ -4272,7 +4272,7 @@
               <w:rPr>
                 <w:noProof/>
               </w:rPr>
-              <w:instrText xml:space="preserve"> PAGEREF _Toc242095039 \h </w:instrText>
+              <w:instrText xml:space="preserve"> PAGEREF _Toc242095613 \h </w:instrText>
             </w:r>
             <w:r>
               <w:rPr>
@@ -4315,7 +4315,7 @@
               <w14:ligatures w14:val="standardContextual"/>
             </w:rPr>
           </w:pPr>
-          <w:hyperlink w:anchor="_Toc242095040" w:history="1">
+          <w:hyperlink w:anchor="_Toc242095614" w:history="1">
             <w:r>
               <w:rPr>
                 <w:rStyle w:val="Hyperlink"/>
@@ -4339,7 +4339,7 @@
               <w:rPr>
                 <w:noProof/>
               </w:rPr>
-              <w:instrText xml:space="preserve"> PAGEREF _Toc242095040 \h </w:instrText>
+              <w:instrText xml:space="preserve"> PAGEREF _Toc242095614 \h </w:instrText>
             </w:r>
             <w:r>
               <w:rPr>
@@ -4382,7 +4382,7 @@
               <w14:ligatures w14:val="standardContextual"/>
             </w:rPr>
           </w:pPr>
-          <w:hyperlink w:anchor="_Toc242095041" w:history="1">
+          <w:hyperlink w:anchor="_Toc242095615" w:history="1">
             <w:r>
               <w:rPr>
                 <w:rStyle w:val="Hyperlink"/>
@@ -4406,7 +4406,7 @@
               <w:rPr>
                 <w:noProof/>
               </w:rPr>
-              <w:instrText xml:space="preserve"> PAGEREF _Toc242095041 \h </w:instrText>
+              <w:instrText xml:space="preserve"> PAGEREF _Toc242095615 \h </w:instrText>
             </w:r>
             <w:r>
               <w:rPr>
@@ -4449,7 +4449,7 @@
               <w14:ligatures w14:val="standardContextual"/>
             </w:rPr>
           </w:pPr>
-          <w:hyperlink w:anchor="_Toc242095042" w:history="1">
+          <w:hyperlink w:anchor="_Toc242095616" w:history="1">
             <w:r>
               <w:rPr>
                 <w:rStyle w:val="Hyperlink"/>
@@ -4473,7 +4473,7 @@
               <w:rPr>
                 <w:noProof/>
               </w:rPr>
-              <w:instrText xml:space="preserve"> PAGEREF _Toc242095042 \h </w:instrText>
+              <w:instrText xml:space="preserve"> PAGEREF _Toc242095616 \h </w:instrText>
             </w:r>
             <w:r>
               <w:rPr>
@@ -4516,7 +4516,7 @@
               <w14:ligatures w14:val="standardContextual"/>
             </w:rPr>
           </w:pPr>
-          <w:hyperlink w:anchor="_Toc242095043" w:history="1">
+          <w:hyperlink w:anchor="_Toc242095617" w:history="1">
             <w:r>
               <w:rPr>
                 <w:rStyle w:val="Hyperlink"/>
@@ -4540,7 +4540,7 @@
               <w:rPr>
                 <w:noProof/>
               </w:rPr>
-              <w:instrText xml:space="preserve"> PAGEREF _Toc242095043 \h </w:instrText>
+              <w:instrText xml:space="preserve"> PAGEREF _Toc242095617 \h </w:instrText>
             </w:r>
             <w:r>
               <w:rPr>
@@ -4583,7 +4583,7 @@
               <w14:ligatures w14:val="standardContextual"/>
             </w:rPr>
           </w:pPr>
-          <w:hyperlink w:anchor="_Toc242095044" w:history="1">
+          <w:hyperlink w:anchor="_Toc242095618" w:history="1">
             <w:r>
               <w:rPr>
                 <w:rStyle w:val="Hyperlink"/>
@@ -4607,7 +4607,7 @@
               <w:rPr>
                 <w:noProof/>
               </w:rPr>
-              <w:instrText xml:space="preserve"> PAGEREF _Toc242095044 \h </w:instrText>
+              <w:instrText xml:space="preserve"> PAGEREF _Toc242095618 \h </w:instrText>
             </w:r>
             <w:r>
               <w:rPr>
@@ -4650,7 +4650,7 @@
               <w14:ligatures w14:val="standardContextual"/>
             </w:rPr>
           </w:pPr>
-          <w:hyperlink w:anchor="_Toc242095045" w:history="1">
+          <w:hyperlink w:anchor="_Toc242095619" w:history="1">
             <w:r>
               <w:rPr>
                 <w:rStyle w:val="Hyperlink"/>
@@ -4674,7 +4674,7 @@
               <w:rPr>
                 <w:noProof/>
               </w:rPr>
-              <w:instrText xml:space="preserve"> PAGEREF _Toc242095045 \h </w:instrText>
+              <w:instrText xml:space="preserve"> PAGEREF _Toc242095619 \h </w:instrText>
             </w:r>
             <w:r>
               <w:rPr>
@@ -4717,7 +4717,7 @@
               <w14:ligatures w14:val="standardContextual"/>
             </w:rPr>
           </w:pPr>
-          <w:hyperlink w:anchor="_Toc242095046" w:history="1">
+          <w:hyperlink w:anchor="_Toc242095620" w:history="1">
             <w:r>
               <w:rPr>
                 <w:rStyle w:val="Hyperlink"/>
@@ -4741,7 +4741,7 @@
               <w:rPr>
                 <w:noProof/>
               </w:rPr>
-              <w:instrText xml:space="preserve"> PAGEREF _Toc242095046 \h </w:instrText>
+              <w:instrText xml:space="preserve"> PAGEREF _Toc242095620 \h </w:instrText>
             </w:r>
             <w:r>
               <w:rPr>
@@ -4784,7 +4784,7 @@
               <w14:ligatures w14:val="standardContextual"/>
             </w:rPr>
           </w:pPr>
-          <w:hyperlink w:anchor="_Toc242095047" w:history="1">
+          <w:hyperlink w:anchor="_Toc242095621" w:history="1">
             <w:r>
               <w:rPr>
                 <w:rStyle w:val="Hyperlink"/>
@@ -4808,7 +4808,7 @@
               <w:rPr>
                 <w:noProof/>
               </w:rPr>
-              <w:instrText xml:space="preserve"> PAGEREF _Toc242095047 \h </w:instrText>
+              <w:instrText xml:space="preserve"> PAGEREF _Toc242095621 \h </w:instrText>
             </w:r>
             <w:r>
               <w:rPr>
@@ -4851,7 +4851,7 @@
               <w14:ligatures w14:val="standardContextual"/>
             </w:rPr>
           </w:pPr>
-          <w:hyperlink w:anchor="_Toc242095048" w:history="1">
+          <w:hyperlink w:anchor="_Toc242095622" w:history="1">
             <w:r>
               <w:rPr>
                 <w:rStyle w:val="Hyperlink"/>
@@ -4875,7 +4875,7 @@
               <w:rPr>
                 <w:noProof/>
               </w:rPr>
-              <w:instrText xml:space="preserve"> PAGEREF _Toc242095048 \h </w:instrText>
+              <w:instrText xml:space="preserve"> PAGEREF _Toc242095622 \h </w:instrText>
             </w:r>
             <w:r>
               <w:rPr>
@@ -4918,7 +4918,7 @@
               <w14:ligatures w14:val="standardContextual"/>
             </w:rPr>
           </w:pPr>
-          <w:hyperlink w:anchor="_Toc242095049" w:history="1">
+          <w:hyperlink w:anchor="_Toc242095623" w:history="1">
             <w:r>
               <w:rPr>
                 <w:rStyle w:val="Hyperlink"/>
@@ -4942,7 +4942,7 @@
               <w:rPr>
                 <w:noProof/>
               </w:rPr>
-              <w:instrText xml:space="preserve"> PAGEREF _Toc242095049 \h </w:instrText>
+              <w:instrText xml:space="preserve"> PAGEREF _Toc242095623 \h </w:instrText>
             </w:r>
             <w:r>
               <w:rPr>
@@ -4985,7 +4985,7 @@
               <w14:ligatures w14:val="standardContextual"/>
             </w:rPr>
           </w:pPr>
-          <w:hyperlink w:anchor="_Toc242095050" w:history="1">
+          <w:hyperlink w:anchor="_Toc242095624" w:history="1">
             <w:r>
               <w:rPr>
                 <w:rStyle w:val="Hyperlink"/>
@@ -5009,7 +5009,7 @@
               <w:rPr>
                 <w:noProof/>
               </w:rPr>
-              <w:instrText xml:space="preserve"> PAGEREF _Toc242095050 \h </w:instrText>
+              <w:instrText xml:space="preserve"> PAGEREF _Toc242095624 \h </w:instrText>
             </w:r>
             <w:r>
               <w:rPr>
@@ -5052,7 +5052,7 @@
               <w14:ligatures w14:val="standardContextual"/>
             </w:rPr>
           </w:pPr>
-          <w:hyperlink w:anchor="_Toc242095051" w:history="1">
+          <w:hyperlink w:anchor="_Toc242095625" w:history="1">
             <w:r>
               <w:rPr>
                 <w:rStyle w:val="Hyperlink"/>
@@ -5076,7 +5076,7 @@
               <w:rPr>
                 <w:noProof/>
               </w:rPr>
-              <w:instrText xml:space="preserve"> PAGEREF _Toc242095051 \h </w:instrText>
+              <w:instrText xml:space="preserve"> PAGEREF _Toc242095625 \h </w:instrText>
             </w:r>
             <w:r>
               <w:rPr>
@@ -5119,7 +5119,7 @@
               <w14:ligatures w14:val="standardContextual"/>
             </w:rPr>
           </w:pPr>
-          <w:hyperlink w:anchor="_Toc242095052" w:history="1">
+          <w:hyperlink w:anchor="_Toc242095626" w:history="1">
             <w:r>
               <w:rPr>
                 <w:rStyle w:val="Hyperlink"/>
@@ -5143,7 +5143,7 @@
               <w:rPr>
                 <w:noProof/>
               </w:rPr>
-              <w:instrText xml:space="preserve"> PAGEREF _Toc242095052 \h </w:instrText>
+              <w:instrText xml:space="preserve"> PAGEREF _Toc242095626 \h </w:instrText>
             </w:r>
             <w:r>
               <w:rPr>
@@ -5186,7 +5186,7 @@
               <w14:ligatures w14:val="standardContextual"/>
             </w:rPr>
           </w:pPr>
-          <w:hyperlink w:anchor="_Toc242095053" w:history="1">
+          <w:hyperlink w:anchor="_Toc242095627" w:history="1">
             <w:r>
               <w:rPr>
                 <w:rStyle w:val="Hyperlink"/>
@@ -5210,7 +5210,7 @@
               <w:rPr>
                 <w:noProof/>
               </w:rPr>
-              <w:instrText xml:space="preserve"> PAGEREF _Toc242095053 \h </w:instrText>
+              <w:instrText xml:space="preserve"> PAGEREF _Toc242095627 \h </w:instrText>
             </w:r>
             <w:r>
               <w:rPr>
@@ -5253,7 +5253,7 @@
               <w14:ligatures w14:val="standardContextual"/>
             </w:rPr>
           </w:pPr>
-          <w:hyperlink w:anchor="_Toc242095054" w:history="1">
+          <w:hyperlink w:anchor="_Toc242095628" w:history="1">
             <w:r>
               <w:rPr>
                 <w:rStyle w:val="Hyperlink"/>
@@ -5277,7 +5277,7 @@
               <w:rPr>
                 <w:noProof/>
               </w:rPr>
-              <w:instrText xml:space="preserve"> PAGEREF _Toc242095054 \h </w:instrText>
+              <w:instrText xml:space="preserve"> PAGEREF _Toc242095628 \h </w:instrText>
             </w:r>
             <w:r>
               <w:rPr>
@@ -5320,7 +5320,7 @@
               <w14:ligatures w14:val="standardContextual"/>
             </w:rPr>
           </w:pPr>
-          <w:hyperlink w:anchor="_Toc242095055" w:history="1">
+          <w:hyperlink w:anchor="_Toc242095629" w:history="1">
             <w:r>
               <w:rPr>
                 <w:rStyle w:val="Hyperlink"/>
@@ -5344,7 +5344,7 @@
               <w:rPr>
                 <w:noProof/>
               </w:rPr>
-              <w:instrText xml:space="preserve"> PAGEREF _Toc242095055 \h </w:instrText>
+              <w:instrText xml:space="preserve"> PAGEREF _Toc242095629 \h </w:instrText>
             </w:r>
             <w:r>
               <w:rPr>
@@ -5387,7 +5387,7 @@
               <w14:ligatures w14:val="standardContextual"/>
             </w:rPr>
           </w:pPr>
-          <w:hyperlink w:anchor="_Toc242095056" w:history="1">
+          <w:hyperlink w:anchor="_Toc242095630" w:history="1">
             <w:r>
               <w:rPr>
                 <w:rStyle w:val="Hyperlink"/>
@@ -5411,7 +5411,7 @@
               <w:rPr>
                 <w:noProof/>
               </w:rPr>
-              <w:instrText xml:space="preserve"> PAGEREF _Toc242095056 \h </w:instrText>
+              <w:instrText xml:space="preserve"> PAGEREF _Toc242095630 \h </w:instrText>
             </w:r>
             <w:r>
               <w:rPr>
@@ -5454,7 +5454,7 @@
               <w14:ligatures w14:val="standardContextual"/>
             </w:rPr>
           </w:pPr>
-          <w:hyperlink w:anchor="_Toc242095057" w:history="1">
+          <w:hyperlink w:anchor="_Toc242095631" w:history="1">
             <w:r>
               <w:rPr>
                 <w:rStyle w:val="Hyperlink"/>
@@ -5478,7 +5478,7 @@
               <w:rPr>
                 <w:noProof/>
               </w:rPr>
-              <w:instrText xml:space="preserve"> PAGEREF _Toc242095057 \h </w:instrText>
+              <w:instrText xml:space="preserve"> PAGEREF _Toc242095631 \h </w:instrText>
             </w:r>
             <w:r>
               <w:rPr>
@@ -5521,7 +5521,7 @@
               <w14:ligatures w14:val="standardContextual"/>
             </w:rPr>
           </w:pPr>
-          <w:hyperlink w:anchor="_Toc242095058" w:history="1">
+          <w:hyperlink w:anchor="_Toc242095632" w:history="1">
             <w:r>
               <w:rPr>
                 <w:rStyle w:val="Hyperlink"/>
@@ -5545,7 +5545,7 @@
               <w:rPr>
                 <w:noProof/>
               </w:rPr>
-              <w:instrText xml:space="preserve"> PAGEREF _Toc242095058 \h </w:instrText>
+              <w:instrText xml:space="preserve"> PAGEREF _Toc242095632 \h </w:instrText>
             </w:r>
             <w:r>
               <w:rPr>
@@ -5588,7 +5588,7 @@
               <w14:ligatures w14:val="standardContextual"/>
             </w:rPr>
           </w:pPr>
-          <w:hyperlink w:anchor="_Toc242095059" w:history="1">
+          <w:hyperlink w:anchor="_Toc242095633" w:history="1">
             <w:r>
               <w:rPr>
                 <w:rStyle w:val="Hyperlink"/>
@@ -5612,7 +5612,7 @@
               <w:rPr>
                 <w:noProof/>
               </w:rPr>
-              <w:instrText xml:space="preserve"> PAGEREF _Toc242095059 \h </w:instrText>
+              <w:instrText xml:space="preserve"> PAGEREF _Toc242095633 \h </w:instrText>
             </w:r>
             <w:r>
               <w:rPr>
@@ -5655,7 +5655,7 @@
               <w14:ligatures w14:val="standardContextual"/>
             </w:rPr>
           </w:pPr>
-          <w:hyperlink w:anchor="_Toc242095060" w:history="1">
+          <w:hyperlink w:anchor="_Toc242095634" w:history="1">
             <w:r>
               <w:rPr>
                 <w:rStyle w:val="Hyperlink"/>
@@ -5679,7 +5679,7 @@
               <w:rPr>
                 <w:noProof/>
               </w:rPr>
-              <w:instrText xml:space="preserve"> PAGEREF _Toc242095060 \h </w:instrText>
+              <w:instrText xml:space="preserve"> PAGEREF _Toc242095634 \h </w:instrText>
             </w:r>
             <w:r>
               <w:rPr>
@@ -5722,7 +5722,7 @@
               <w14:ligatures w14:val="standardContextual"/>
             </w:rPr>
           </w:pPr>
-          <w:hyperlink w:anchor="_Toc242095061" w:history="1">
+          <w:hyperlink w:anchor="_Toc242095635" w:history="1">
             <w:r>
               <w:rPr>
                 <w:rStyle w:val="Hyperlink"/>
@@ -5746,7 +5746,7 @@
               <w:rPr>
                 <w:noProof/>
               </w:rPr>
-              <w:instrText xml:space="preserve"> PAGEREF _Toc242095061 \h </w:instrText>
+              <w:instrText xml:space="preserve"> PAGEREF _Toc242095635 \h </w:instrText>
             </w:r>
             <w:r>
               <w:rPr>
@@ -5789,7 +5789,7 @@
               <w14:ligatures w14:val="standardContextual"/>
             </w:rPr>
           </w:pPr>
-          <w:hyperlink w:anchor="_Toc242095062" w:history="1">
+          <w:hyperlink w:anchor="_Toc242095636" w:history="1">
             <w:r>
               <w:rPr>
                 <w:rStyle w:val="Hyperlink"/>
@@ -5813,7 +5813,7 @@
               <w:rPr>
                 <w:noProof/>
               </w:rPr>
-              <w:instrText xml:space="preserve"> PAGEREF _Toc242095062 \h </w:instrText>
+              <w:instrText xml:space="preserve"> PAGEREF _Toc242095636 \h </w:instrText>
             </w:r>
             <w:r>
               <w:rPr>
@@ -5856,7 +5856,7 @@
               <w14:ligatures w14:val="standardContextual"/>
             </w:rPr>
           </w:pPr>
-          <w:hyperlink w:anchor="_Toc242095063" w:history="1">
+          <w:hyperlink w:anchor="_Toc242095637" w:history="1">
             <w:r>
               <w:rPr>
                 <w:rStyle w:val="Hyperlink"/>
@@ -5880,7 +5880,7 @@
               <w:rPr>
                 <w:noProof/>
               </w:rPr>
-              <w:instrText xml:space="preserve"> PAGEREF _Toc242095063 \h </w:instrText>
+              <w:instrText xml:space="preserve"> PAGEREF _Toc242095637 \h </w:instrText>
             </w:r>
             <w:r>
               <w:rPr>
@@ -5923,7 +5923,7 @@
               <w14:ligatures w14:val="standardContextual"/>
             </w:rPr>
           </w:pPr>
-          <w:hyperlink w:anchor="_Toc242095064" w:history="1">
+          <w:hyperlink w:anchor="_Toc242095638" w:history="1">
             <w:r>
               <w:rPr>
                 <w:rStyle w:val="Hyperlink"/>
@@ -5947,7 +5947,7 @@
               <w:rPr>
                 <w:noProof/>
               </w:rPr>
-              <w:instrText xml:space="preserve"> PAGEREF _Toc242095064 \h </w:instrText>
+              <w:instrText xml:space="preserve"> PAGEREF _Toc242095638 \h </w:instrText>
             </w:r>
             <w:r>
               <w:rPr>
@@ -5990,7 +5990,7 @@
               <w14:ligatures w14:val="standardContextual"/>
             </w:rPr>
           </w:pPr>
-          <w:hyperlink w:anchor="_Toc242095065" w:history="1">
+          <w:hyperlink w:anchor="_Toc242095639" w:history="1">
             <w:r>
               <w:rPr>
                 <w:rStyle w:val="Hyperlink"/>
@@ -6014,7 +6014,7 @@
               <w:rPr>
                 <w:noProof/>
               </w:rPr>
-              <w:instrText xml:space="preserve"> PAGEREF _Toc242095065 \h </w:instrText>
+              <w:instrText xml:space="preserve"> PAGEREF _Toc242095639 \h </w:instrText>
             </w:r>
             <w:r>
               <w:rPr>
@@ -6057,7 +6057,7 @@
               <w14:ligatures w14:val="standardContextual"/>
             </w:rPr>
           </w:pPr>
-          <w:hyperlink w:anchor="_Toc242095066" w:history="1">
+          <w:hyperlink w:anchor="_Toc242095640" w:history="1">
             <w:r>
               <w:rPr>
                 <w:rStyle w:val="Hyperlink"/>
@@ -6081,7 +6081,7 @@
               <w:rPr>
                 <w:noProof/>
               </w:rPr>
-              <w:instrText xml:space="preserve"> PAGEREF _Toc242095066 \h </w:instrText>
+              <w:instrText xml:space="preserve"> PAGEREF _Toc242095640 \h </w:instrText>
             </w:r>
             <w:r>
               <w:rPr>
@@ -6124,7 +6124,7 @@
               <w14:ligatures w14:val="standardContextual"/>
             </w:rPr>
           </w:pPr>
-          <w:hyperlink w:anchor="_Toc242095067" w:history="1">
+          <w:hyperlink w:anchor="_Toc242095641" w:history="1">
             <w:r>
               <w:rPr>
                 <w:rStyle w:val="Hyperlink"/>
@@ -6148,7 +6148,7 @@
               <w:rPr>
                 <w:noProof/>
               </w:rPr>
-              <w:instrText xml:space="preserve"> PAGEREF _Toc242095067 \h </w:instrText>
+              <w:instrText xml:space="preserve"> PAGEREF _Toc242095641 \h </w:instrText>
             </w:r>
             <w:r>
               <w:rPr>
@@ -6191,7 +6191,7 @@
               <w14:ligatures w14:val="standardContextual"/>
             </w:rPr>
           </w:pPr>
-          <w:hyperlink w:anchor="_Toc242095068" w:history="1">
+          <w:hyperlink w:anchor="_Toc242095642" w:history="1">
             <w:r>
               <w:rPr>
                 <w:rStyle w:val="Hyperlink"/>
@@ -6215,7 +6215,7 @@
               <w:rPr>
                 <w:noProof/>
               </w:rPr>
-              <w:instrText xml:space="preserve"> PAGEREF _Toc242095068 \h </w:instrText>
+              <w:instrText xml:space="preserve"> PAGEREF _Toc242095642 \h </w:instrText>
             </w:r>
             <w:r>
               <w:rPr>
@@ -6258,7 +6258,7 @@
               <w14:ligatures w14:val="standardContextual"/>
             </w:rPr>
           </w:pPr>
-          <w:hyperlink w:anchor="_Toc242095069" w:history="1">
+          <w:hyperlink w:anchor="_Toc242095643" w:history="1">
             <w:r>
               <w:rPr>
                 <w:rStyle w:val="Hyperlink"/>
@@ -6282,7 +6282,7 @@
               <w:rPr>
                 <w:noProof/>
               </w:rPr>
-              <w:instrText xml:space="preserve"> PAGEREF _Toc242095069 \h </w:instrText>
+              <w:instrText xml:space="preserve"> PAGEREF _Toc242095643 \h </w:instrText>
             </w:r>
             <w:r>
               <w:rPr>
@@ -6325,7 +6325,7 @@
               <w14:ligatures w14:val="standardContextual"/>
             </w:rPr>
           </w:pPr>
-          <w:hyperlink w:anchor="_Toc242095070" w:history="1">
+          <w:hyperlink w:anchor="_Toc242095644" w:history="1">
             <w:r>
               <w:rPr>
                 <w:rStyle w:val="Hyperlink"/>
@@ -6349,7 +6349,7 @@
               <w:rPr>
                 <w:noProof/>
               </w:rPr>
-              <w:instrText xml:space="preserve"> PAGEREF _Toc242095070 \h </w:instrText>
+              <w:instrText xml:space="preserve"> PAGEREF _Toc242095644 \h </w:instrText>
             </w:r>
             <w:r>
               <w:rPr>
@@ -6392,7 +6392,7 @@
               <w14:ligatures w14:val="standardContextual"/>
             </w:rPr>
           </w:pPr>
-          <w:hyperlink w:anchor="_Toc242095071" w:history="1">
+          <w:hyperlink w:anchor="_Toc242095645" w:history="1">
             <w:r>
               <w:rPr>
                 <w:rStyle w:val="Hyperlink"/>
@@ -6416,7 +6416,7 @@
               <w:rPr>
                 <w:noProof/>
               </w:rPr>
-              <w:instrText xml:space="preserve"> PAGEREF _Toc242095071 \h </w:instrText>
+              <w:instrText xml:space="preserve"> PAGEREF _Toc242095645 \h </w:instrText>
             </w:r>
             <w:r>
               <w:rPr>
@@ -6459,7 +6459,7 @@
               <w14:ligatures w14:val="standardContextual"/>
             </w:rPr>
           </w:pPr>
-          <w:hyperlink w:anchor="_Toc242095072" w:history="1">
+          <w:hyperlink w:anchor="_Toc242095646" w:history="1">
             <w:r>
               <w:rPr>
                 <w:rStyle w:val="Hyperlink"/>
@@ -6483,7 +6483,7 @@
               <w:rPr>
                 <w:noProof/>
               </w:rPr>
-              <w:instrText xml:space="preserve"> PAGEREF _Toc242095072 \h </w:instrText>
+              <w:instrText xml:space="preserve"> PAGEREF _Toc242095646 \h </w:instrText>
             </w:r>
             <w:r>
               <w:rPr>
@@ -6526,7 +6526,7 @@
               <w14:ligatures w14:val="standardContextual"/>
             </w:rPr>
           </w:pPr>
-          <w:hyperlink w:anchor="_Toc242095073" w:history="1">
+          <w:hyperlink w:anchor="_Toc242095647" w:history="1">
             <w:r>
               <w:rPr>
                 <w:rStyle w:val="Hyperlink"/>
@@ -6550,7 +6550,7 @@
               <w:rPr>
                 <w:noProof/>
               </w:rPr>
-              <w:instrText xml:space="preserve"> PAGEREF _Toc242095073 \h </w:instrText>
+              <w:instrText xml:space="preserve"> PAGEREF _Toc242095647 \h </w:instrText>
             </w:r>
             <w:r>
               <w:rPr>
@@ -6593,7 +6593,7 @@
               <w14:ligatures w14:val="standardContextual"/>
             </w:rPr>
           </w:pPr>
-          <w:hyperlink w:anchor="_Toc242095074" w:history="1">
+          <w:hyperlink w:anchor="_Toc242095648" w:history="1">
             <w:r>
               <w:rPr>
                 <w:rStyle w:val="Hyperlink"/>
@@ -6617,7 +6617,7 @@
               <w:rPr>
                 <w:noProof/>
               </w:rPr>
-              <w:instrText xml:space="preserve"> PAGEREF _Toc242095074 \h </w:instrText>
+              <w:instrText xml:space="preserve"> PAGEREF _Toc242095648 \h </w:instrText>
             </w:r>
             <w:r>
               <w:rPr>
@@ -6660,7 +6660,7 @@
               <w14:ligatures w14:val="standardContextual"/>
             </w:rPr>
           </w:pPr>
-          <w:hyperlink w:anchor="_Toc242095075" w:history="1">
+          <w:hyperlink w:anchor="_Toc242095649" w:history="1">
             <w:r>
               <w:rPr>
                 <w:rStyle w:val="Hyperlink"/>
@@ -6684,7 +6684,7 @@
               <w:rPr>
                 <w:noProof/>
               </w:rPr>
-              <w:instrText xml:space="preserve"> PAGEREF _Toc242095075 \h </w:instrText>
+              <w:instrText xml:space="preserve"> PAGEREF _Toc242095649 \h </w:instrText>
             </w:r>
             <w:r>
               <w:rPr>
@@ -6727,7 +6727,7 @@
               <w14:ligatures w14:val="standardContextual"/>
             </w:rPr>
           </w:pPr>
-          <w:hyperlink w:anchor="_Toc242095076" w:history="1">
+          <w:hyperlink w:anchor="_Toc242095650" w:history="1">
             <w:r>
               <w:rPr>
                 <w:rStyle w:val="Hyperlink"/>
@@ -6751,7 +6751,7 @@
               <w:rPr>
                 <w:noProof/>
               </w:rPr>
-              <w:instrText xml:space="preserve"> PAGEREF _Toc242095076 \h </w:instrText>
+              <w:instrText xml:space="preserve"> PAGEREF _Toc242095650 \h </w:instrText>
             </w:r>
             <w:r>
               <w:rPr>
@@ -6794,7 +6794,7 @@
               <w14:ligatures w14:val="standardContextual"/>
             </w:rPr>
           </w:pPr>
-          <w:hyperlink w:anchor="_Toc242095077" w:history="1">
+          <w:hyperlink w:anchor="_Toc242095651" w:history="1">
             <w:r>
               <w:rPr>
                 <w:rStyle w:val="Hyperlink"/>
@@ -6818,7 +6818,7 @@
               <w:rPr>
                 <w:noProof/>
               </w:rPr>
-              <w:instrText xml:space="preserve"> PAGEREF _Toc242095077 \h </w:instrText>
+              <w:instrText xml:space="preserve"> PAGEREF _Toc242095651 \h </w:instrText>
             </w:r>
             <w:r>
               <w:rPr>
@@ -6861,7 +6861,7 @@
               <w14:ligatures w14:val="standardContextual"/>
             </w:rPr>
           </w:pPr>
-          <w:hyperlink w:anchor="_Toc242095078" w:history="1">
+          <w:hyperlink w:anchor="_Toc242095652" w:history="1">
             <w:r>
               <w:rPr>
                 <w:rStyle w:val="Hyperlink"/>
@@ -6885,7 +6885,7 @@
               <w:rPr>
                 <w:noProof/>
               </w:rPr>
-              <w:instrText xml:space="preserve"> PAGEREF _Toc242095078 \h </w:instrText>
+              <w:instrText xml:space="preserve"> PAGEREF _Toc242095652 \h </w:instrText>
             </w:r>
             <w:r>
               <w:rPr>
@@ -6928,7 +6928,7 @@
               <w14:ligatures w14:val="standardContextual"/>
             </w:rPr>
           </w:pPr>
-          <w:hyperlink w:anchor="_Toc242095079" w:history="1">
+          <w:hyperlink w:anchor="_Toc242095653" w:history="1">
             <w:r>
               <w:rPr>
                 <w:rStyle w:val="Hyperlink"/>
@@ -6952,7 +6952,7 @@
               <w:rPr>
                 <w:noProof/>
               </w:rPr>
-              <w:instrText xml:space="preserve"> PAGEREF _Toc242095079 \h </w:instrText>
+              <w:instrText xml:space="preserve"> PAGEREF _Toc242095653 \h </w:instrText>
             </w:r>
             <w:r>
               <w:rPr>
@@ -6995,7 +6995,7 @@
               <w14:ligatures w14:val="standardContextual"/>
             </w:rPr>
           </w:pPr>
-          <w:hyperlink w:anchor="_Toc242095080" w:history="1">
+          <w:hyperlink w:anchor="_Toc242095654" w:history="1">
             <w:r>
               <w:rPr>
                 <w:rStyle w:val="Hyperlink"/>
@@ -7019,7 +7019,7 @@
               <w:rPr>
                 <w:noProof/>
               </w:rPr>
-              <w:instrText xml:space="preserve"> PAGEREF _Toc242095080 \h </w:instrText>
+              <w:instrText xml:space="preserve"> PAGEREF _Toc242095654 \h </w:instrText>
             </w:r>
             <w:r>
               <w:rPr>
@@ -7062,7 +7062,7 @@
               <w14:ligatures w14:val="standardContextual"/>
             </w:rPr>
           </w:pPr>
-          <w:hyperlink w:anchor="_Toc242095081" w:history="1">
+          <w:hyperlink w:anchor="_Toc242095655" w:history="1">
             <w:r>
               <w:rPr>
                 <w:rStyle w:val="Hyperlink"/>
@@ -7086,7 +7086,7 @@
               <w:rPr>
                 <w:noProof/>
               </w:rPr>
-              <w:instrText xml:space="preserve"> PAGEREF _Toc242095081 \h </w:instrText>
+              <w:instrText xml:space="preserve"> PAGEREF _Toc242095655 \h </w:instrText>
             </w:r>
             <w:r>
               <w:rPr>
@@ -7129,7 +7129,7 @@
               <w14:ligatures w14:val="standardContextual"/>
             </w:rPr>
           </w:pPr>
-          <w:hyperlink w:anchor="_Toc242095082" w:history="1">
+          <w:hyperlink w:anchor="_Toc242095656" w:history="1">
             <w:r>
               <w:rPr>
                 <w:rStyle w:val="Hyperlink"/>
@@ -7153,7 +7153,7 @@
               <w:rPr>
                 <w:noProof/>
               </w:rPr>
-              <w:instrText xml:space="preserve"> PAGEREF _Toc242095082 \h </w:instrText>
+              <w:instrText xml:space="preserve"> PAGEREF _Toc242095656 \h </w:instrText>
             </w:r>
             <w:r>
               <w:rPr>
@@ -7196,7 +7196,7 @@
               <w14:ligatures w14:val="standardContextual"/>
             </w:rPr>
           </w:pPr>
-          <w:hyperlink w:anchor="_Toc242095083" w:history="1">
+          <w:hyperlink w:anchor="_Toc242095657" w:history="1">
             <w:r>
               <w:rPr>
                 <w:rStyle w:val="Hyperlink"/>
@@ -7220,7 +7220,7 @@
               <w:rPr>
                 <w:noProof/>
               </w:rPr>
-              <w:instrText xml:space="preserve"> PAGEREF _Toc242095083 \h </w:instrText>
+              <w:instrText xml:space="preserve"> PAGEREF _Toc242095657 \h </w:instrText>
             </w:r>
             <w:r>
               <w:rPr>
@@ -7263,7 +7263,7 @@
               <w14:ligatures w14:val="standardContextual"/>
             </w:rPr>
           </w:pPr>
-          <w:hyperlink w:anchor="_Toc242095084" w:history="1">
+          <w:hyperlink w:anchor="_Toc242095658" w:history="1">
             <w:r>
               <w:rPr>
                 <w:rStyle w:val="Hyperlink"/>
@@ -7287,7 +7287,7 @@
               <w:rPr>
                 <w:noProof/>
               </w:rPr>
-              <w:instrText xml:space="preserve"> PAGEREF _Toc242095084 \h </w:instrText>
+              <w:instrText xml:space="preserve"> PAGEREF _Toc242095658 \h </w:instrText>
             </w:r>
             <w:r>
               <w:rPr>
@@ -7330,7 +7330,7 @@
               <w14:ligatures w14:val="standardContextual"/>
             </w:rPr>
           </w:pPr>
-          <w:hyperlink w:anchor="_Toc242095085" w:history="1">
+          <w:hyperlink w:anchor="_Toc242095659" w:history="1">
             <w:r>
               <w:rPr>
                 <w:rStyle w:val="Hyperlink"/>
@@ -7354,7 +7354,7 @@
               <w:rPr>
                 <w:noProof/>
               </w:rPr>
-              <w:instrText xml:space="preserve"> PAGEREF _Toc242095085 \h </w:instrText>
+              <w:instrText xml:space="preserve"> PAGEREF _Toc242095659 \h </w:instrText>
             </w:r>
             <w:r>
               <w:rPr>
@@ -7397,7 +7397,7 @@
               <w14:ligatures w14:val="standardContextual"/>
             </w:rPr>
           </w:pPr>
-          <w:hyperlink w:anchor="_Toc242095086" w:history="1">
+          <w:hyperlink w:anchor="_Toc242095660" w:history="1">
             <w:r>
               <w:rPr>
                 <w:rStyle w:val="Hyperlink"/>
@@ -7421,7 +7421,7 @@
               <w:rPr>
                 <w:noProof/>
               </w:rPr>
-              <w:instrText xml:space="preserve"> PAGEREF _Toc242095086 \h </w:instrText>
+              <w:instrText xml:space="preserve"> PAGEREF _Toc242095660 \h </w:instrText>
             </w:r>
             <w:r>
               <w:rPr>
@@ -7464,7 +7464,7 @@
               <w14:ligatures w14:val="standardContextual"/>
             </w:rPr>
           </w:pPr>
-          <w:hyperlink w:anchor="_Toc242095087" w:history="1">
+          <w:hyperlink w:anchor="_Toc242095661" w:history="1">
             <w:r>
               <w:rPr>
                 <w:rStyle w:val="Hyperlink"/>
@@ -7488,7 +7488,7 @@
               <w:rPr>
                 <w:noProof/>
               </w:rPr>
-              <w:instrText xml:space="preserve"> PAGEREF _Toc242095087 \h </w:instrText>
+              <w:instrText xml:space="preserve"> PAGEREF _Toc242095661 \h </w:instrText>
             </w:r>
             <w:r>
               <w:rPr>
@@ -7531,7 +7531,7 @@
               <w14:ligatures w14:val="standardContextual"/>
             </w:rPr>
           </w:pPr>
-          <w:hyperlink w:anchor="_Toc242095088" w:history="1">
+          <w:hyperlink w:anchor="_Toc242095662" w:history="1">
             <w:r>
               <w:rPr>
                 <w:rStyle w:val="Hyperlink"/>
@@ -7555,7 +7555,7 @@
               <w:rPr>
                 <w:noProof/>
               </w:rPr>
-              <w:instrText xml:space="preserve"> PAGEREF _Toc242095088 \h </w:instrText>
+              <w:instrText xml:space="preserve"> PAGEREF _Toc242095662 \h </w:instrText>
             </w:r>
             <w:r>
               <w:rPr>
@@ -7598,7 +7598,7 @@
               <w14:ligatures w14:val="standardContextual"/>
             </w:rPr>
           </w:pPr>
-          <w:hyperlink w:anchor="_Toc242095089" w:history="1">
+          <w:hyperlink w:anchor="_Toc242095663" w:history="1">
             <w:r>
               <w:rPr>
                 <w:rStyle w:val="Hyperlink"/>
@@ -7622,7 +7622,7 @@
               <w:rPr>
                 <w:noProof/>
               </w:rPr>
-              <w:instrText xml:space="preserve"> PAGEREF _Toc242095089 \h </w:instrText>
+              <w:instrText xml:space="preserve"> PAGEREF _Toc242095663 \h </w:instrText>
             </w:r>
             <w:r>
               <w:rPr>
@@ -7665,7 +7665,7 @@
               <w14:ligatures w14:val="standardContextual"/>
             </w:rPr>
           </w:pPr>
-          <w:hyperlink w:anchor="_Toc242095090" w:history="1">
+          <w:hyperlink w:anchor="_Toc242095664" w:history="1">
             <w:r>
               <w:rPr>
                 <w:rStyle w:val="Hyperlink"/>
@@ -7689,7 +7689,7 @@
               <w:rPr>
                 <w:noProof/>
               </w:rPr>
-              <w:instrText xml:space="preserve"> PAGEREF _Toc242095090 \h </w:instrText>
+              <w:instrText xml:space="preserve"> PAGEREF _Toc242095664 \h </w:instrText>
             </w:r>
             <w:r>
               <w:rPr>
@@ -7732,7 +7732,7 @@
               <w14:ligatures w14:val="standardContextual"/>
             </w:rPr>
           </w:pPr>
-          <w:hyperlink w:anchor="_Toc242095091" w:history="1">
+          <w:hyperlink w:anchor="_Toc242095665" w:history="1">
             <w:r>
               <w:rPr>
                 <w:rStyle w:val="Hyperlink"/>
@@ -7756,7 +7756,7 @@
               <w:rPr>
                 <w:noProof/>
               </w:rPr>
-              <w:instrText xml:space="preserve"> PAGEREF _Toc242095091 \h </w:instrText>
+              <w:instrText xml:space="preserve"> PAGEREF _Toc242095665 \h </w:instrText>
             </w:r>
             <w:r>
               <w:rPr>
@@ -7799,7 +7799,7 @@
               <w14:ligatures w14:val="standardContextual"/>
             </w:rPr>
           </w:pPr>
-          <w:hyperlink w:anchor="_Toc242095092" w:history="1">
+          <w:hyperlink w:anchor="_Toc242095666" w:history="1">
             <w:r>
               <w:rPr>
                 <w:rStyle w:val="Hyperlink"/>
@@ -7823,7 +7823,7 @@
               <w:rPr>
                 <w:noProof/>
               </w:rPr>
-              <w:instrText xml:space="preserve"> PAGEREF _Toc242095092 \h </w:instrText>
+              <w:instrText xml:space="preserve"> PAGEREF _Toc242095666 \h </w:instrText>
             </w:r>
             <w:r>
               <w:rPr>
@@ -7869,7 +7869,7 @@
     <w:sdt>
       <w:sdtPr>
         <w:alias w:val="Figures"/>
-        <w:id w:val="934398279"/>
+        <w:id w:val="177550476"/>
       </w:sdtPr>
       <w:sdtEndPr/>
       <w:sdtContent>
@@ -7898,7 +7898,7 @@
           <w:r>
             <w:fldChar w:fldCharType="separate"/>
           </w:r>
-          <w:hyperlink w:anchor="_Toc242095093" w:history="1">
+          <w:hyperlink w:anchor="_Toc242095667" w:history="1">
             <w:r>
               <w:rPr>
                 <w:rStyle w:val="Hyperlink"/>
@@ -7922,7 +7922,7 @@
               <w:rPr>
                 <w:noProof/>
               </w:rPr>
-              <w:instrText xml:space="preserve"> PAGEREF _Toc242095093 \h </w:instrText>
+              <w:instrText xml:space="preserve"> PAGEREF _Toc242095667 \h </w:instrText>
             </w:r>
             <w:r>
               <w:rPr>
@@ -7968,7 +7968,7 @@
     <w:sdt>
       <w:sdtPr>
         <w:alias w:val="Tables"/>
-        <w:id w:val="158968989"/>
+        <w:id w:val="701519298"/>
       </w:sdtPr>
       <w:sdtEndPr/>
       <w:sdtContent>
@@ -7997,7 +7997,7 @@
           <w:r>
             <w:fldChar w:fldCharType="separate"/>
           </w:r>
-          <w:hyperlink w:anchor="_Toc242095094" w:history="1">
+          <w:hyperlink w:anchor="_Toc242095668" w:history="1">
             <w:r>
               <w:rPr>
                 <w:rStyle w:val="Hyperlink"/>
@@ -8021,7 +8021,7 @@
               <w:rPr>
                 <w:noProof/>
               </w:rPr>
-              <w:instrText xml:space="preserve"> PAGEREF _Toc242095094 \h </w:instrText>
+              <w:instrText xml:space="preserve"> PAGEREF _Toc242095668 \h </w:instrText>
             </w:r>
             <w:r>
               <w:rPr>
@@ -8064,7 +8064,7 @@
               <w14:ligatures w14:val="standardContextual"/>
             </w:rPr>
           </w:pPr>
-          <w:hyperlink w:anchor="_Toc242095095" w:history="1">
+          <w:hyperlink w:anchor="_Toc242095669" w:history="1">
             <w:r>
               <w:rPr>
                 <w:rStyle w:val="Hyperlink"/>
@@ -8088,7 +8088,7 @@
               <w:rPr>
                 <w:noProof/>
               </w:rPr>
-              <w:instrText xml:space="preserve"> PAGEREF _Toc242095095 \h </w:instrText>
+              <w:instrText xml:space="preserve"> PAGEREF _Toc242095669 \h </w:instrText>
             </w:r>
             <w:r>
               <w:rPr>
@@ -8131,7 +8131,7 @@
               <w14:ligatures w14:val="standardContextual"/>
             </w:rPr>
           </w:pPr>
-          <w:hyperlink w:anchor="_Toc242095096" w:history="1">
+          <w:hyperlink w:anchor="_Toc242095670" w:history="1">
             <w:r>
               <w:rPr>
                 <w:rStyle w:val="Hyperlink"/>
@@ -8155,7 +8155,7 @@
               <w:rPr>
                 <w:noProof/>
               </w:rPr>
-              <w:instrText xml:space="preserve"> PAGEREF _Toc242095096 \h </w:instrText>
+              <w:instrText xml:space="preserve"> PAGEREF _Toc242095670 \h </w:instrText>
             </w:r>
             <w:r>
               <w:rPr>
@@ -8198,7 +8198,7 @@
               <w14:ligatures w14:val="standardContextual"/>
             </w:rPr>
           </w:pPr>
-          <w:hyperlink w:anchor="_Toc242095097" w:history="1">
+          <w:hyperlink w:anchor="_Toc242095671" w:history="1">
             <w:r>
               <w:rPr>
                 <w:rStyle w:val="Hyperlink"/>
@@ -8222,7 +8222,7 @@
               <w:rPr>
                 <w:noProof/>
               </w:rPr>
-              <w:instrText xml:space="preserve"> PAGEREF _Toc242095097 \h </w:instrText>
+              <w:instrText xml:space="preserve"> PAGEREF _Toc242095671 \h </w:instrText>
             </w:r>
             <w:r>
               <w:rPr>
@@ -8265,7 +8265,7 @@
               <w14:ligatures w14:val="standardContextual"/>
             </w:rPr>
           </w:pPr>
-          <w:hyperlink w:anchor="_Toc242095098" w:history="1">
+          <w:hyperlink w:anchor="_Toc242095672" w:history="1">
             <w:r>
               <w:rPr>
                 <w:rStyle w:val="Hyperlink"/>
@@ -8289,7 +8289,7 @@
               <w:rPr>
                 <w:noProof/>
               </w:rPr>
-              <w:instrText xml:space="preserve"> PAGEREF _Toc242095098 \h </w:instrText>
+              <w:instrText xml:space="preserve"> PAGEREF _Toc242095672 \h </w:instrText>
             </w:r>
             <w:r>
               <w:rPr>
@@ -8332,7 +8332,7 @@
               <w14:ligatures w14:val="standardContextual"/>
             </w:rPr>
           </w:pPr>
-          <w:hyperlink w:anchor="_Toc242095099" w:history="1">
+          <w:hyperlink w:anchor="_Toc242095673" w:history="1">
             <w:r>
               <w:rPr>
                 <w:rStyle w:val="Hyperlink"/>
@@ -8356,7 +8356,7 @@
               <w:rPr>
                 <w:noProof/>
               </w:rPr>
-              <w:instrText xml:space="preserve"> PAGEREF _Toc242095099 \h </w:instrText>
+              <w:instrText xml:space="preserve"> PAGEREF _Toc242095673 \h </w:instrText>
             </w:r>
             <w:r>
               <w:rPr>
@@ -8399,7 +8399,7 @@
               <w14:ligatures w14:val="standardContextual"/>
             </w:rPr>
           </w:pPr>
-          <w:hyperlink w:anchor="_Toc242095100" w:history="1">
+          <w:hyperlink w:anchor="_Toc242095674" w:history="1">
             <w:r>
               <w:rPr>
                 <w:rStyle w:val="Hyperlink"/>
@@ -8423,7 +8423,7 @@
               <w:rPr>
                 <w:noProof/>
               </w:rPr>
-              <w:instrText xml:space="preserve"> PAGEREF _Toc242095100 \h </w:instrText>
+              <w:instrText xml:space="preserve"> PAGEREF _Toc242095674 \h </w:instrText>
             </w:r>
             <w:r>
               <w:rPr>
@@ -8466,7 +8466,7 @@
               <w14:ligatures w14:val="standardContextual"/>
             </w:rPr>
           </w:pPr>
-          <w:hyperlink w:anchor="_Toc242095101" w:history="1">
+          <w:hyperlink w:anchor="_Toc242095675" w:history="1">
             <w:r>
               <w:rPr>
                 <w:rStyle w:val="Hyperlink"/>
@@ -8490,7 +8490,7 @@
               <w:rPr>
                 <w:noProof/>
               </w:rPr>
-              <w:instrText xml:space="preserve"> PAGEREF _Toc242095101 \h </w:instrText>
+              <w:instrText xml:space="preserve"> PAGEREF _Toc242095675 \h </w:instrText>
             </w:r>
             <w:r>
               <w:rPr>
@@ -8533,7 +8533,7 @@
               <w14:ligatures w14:val="standardContextual"/>
             </w:rPr>
           </w:pPr>
-          <w:hyperlink w:anchor="_Toc242095102" w:history="1">
+          <w:hyperlink w:anchor="_Toc242095676" w:history="1">
             <w:r>
               <w:rPr>
                 <w:rStyle w:val="Hyperlink"/>
@@ -8557,7 +8557,7 @@
               <w:rPr>
                 <w:noProof/>
               </w:rPr>
-              <w:instrText xml:space="preserve"> PAGEREF _Toc242095102 \h </w:instrText>
+              <w:instrText xml:space="preserve"> PAGEREF _Toc242095676 \h </w:instrText>
             </w:r>
             <w:r>
               <w:rPr>
@@ -8598,7 +8598,7 @@
         <w:keepLines/>
         <w:pageBreakBefore/>
       </w:pPr>
-      <w:bookmarkStart w:id="0" w:name="_Toc242095007"/>
+      <w:bookmarkStart w:id="0" w:name="_Toc242095581"/>
       <w:r>
         <w:lastRenderedPageBreak/>
         <w:t>1 Introduction</w:t>
@@ -8611,7 +8611,7 @@
         <w:keepNext/>
         <w:keepLines/>
       </w:pPr>
-      <w:bookmarkStart w:id="1" w:name="_Toc242095008"/>
+      <w:bookmarkStart w:id="1" w:name="_Toc242095582"/>
       <w:r>
         <w:t>1.1 Purpose</w:t>
       </w:r>
@@ -8644,7 +8644,7 @@
         <w:keepNext/>
         <w:keepLines/>
       </w:pPr>
-      <w:bookmarkStart w:id="2" w:name="_Toc242095009"/>
+      <w:bookmarkStart w:id="2" w:name="_Toc242095583"/>
       <w:r>
         <w:t>1.2 Scope</w:t>
       </w:r>
@@ -8667,7 +8667,7 @@
         <w:keepNext/>
         <w:keepLines/>
       </w:pPr>
-      <w:bookmarkStart w:id="3" w:name="_Toc242095010"/>
+      <w:bookmarkStart w:id="3" w:name="_Toc242095584"/>
       <w:r>
         <w:t>1.3 Intended audience</w:t>
       </w:r>
@@ -8678,7 +8678,7 @@
         <w:pStyle w:val="Caption"/>
         <w:keepNext/>
       </w:pPr>
-      <w:bookmarkStart w:id="4" w:name="_Toc242095094"/>
+      <w:bookmarkStart w:id="4" w:name="_Toc242095668"/>
       <w:r>
         <w:t xml:space="preserve">Table </w:t>
       </w:r>
@@ -8720,7 +8720,7 @@
           <w:left w:w="10" w:type="dxa"/>
           <w:right w:w="10" w:type="dxa"/>
         </w:tblCellMar>
-        <w:tblLook w:val="0000" w:firstRow="0" w:lastRow="0" w:firstColumn="0" w:lastColumn="0" w:noHBand="0" w:noVBand="0"/>
+        <w:tblLook w:val="04A0" w:firstRow="1" w:lastRow="0" w:firstColumn="1" w:lastColumn="0" w:noHBand="0" w:noVBand="1"/>
       </w:tblPr>
       <w:tblGrid>
         <w:gridCol w:w="3327"/>
@@ -9106,7 +9106,7 @@
         <w:keepNext/>
         <w:keepLines/>
       </w:pPr>
-      <w:bookmarkStart w:id="5" w:name="_Toc242095011"/>
+      <w:bookmarkStart w:id="5" w:name="_Toc242095585"/>
       <w:r>
         <w:t>1.4 Relationship to other documents</w:t>
       </w:r>
@@ -9117,7 +9117,7 @@
         <w:pStyle w:val="Caption"/>
         <w:keepNext/>
       </w:pPr>
-      <w:bookmarkStart w:id="6" w:name="_Toc242095095"/>
+      <w:bookmarkStart w:id="6" w:name="_Toc242095669"/>
       <w:r>
         <w:t xml:space="preserve">Table </w:t>
       </w:r>
@@ -9159,7 +9159,7 @@
           <w:left w:w="10" w:type="dxa"/>
           <w:right w:w="10" w:type="dxa"/>
         </w:tblCellMar>
-        <w:tblLook w:val="0000" w:firstRow="0" w:lastRow="0" w:firstColumn="0" w:lastColumn="0" w:noHBand="0" w:noVBand="0"/>
+        <w:tblLook w:val="04A0" w:firstRow="1" w:lastRow="0" w:firstColumn="1" w:lastColumn="0" w:noHBand="0" w:noVBand="1"/>
       </w:tblPr>
       <w:tblGrid>
         <w:gridCol w:w="4337"/>
@@ -9689,7 +9689,7 @@
         <w:keepNext/>
         <w:keepLines/>
       </w:pPr>
-      <w:bookmarkStart w:id="7" w:name="_Toc242095012"/>
+      <w:bookmarkStart w:id="7" w:name="_Toc242095586"/>
       <w:r>
         <w:t>1.5 Conventions</w:t>
       </w:r>
@@ -9992,7 +9992,7 @@
         <w:keepNext/>
         <w:keepLines/>
       </w:pPr>
-      <w:bookmarkStart w:id="8" w:name="_Toc242095013"/>
+      <w:bookmarkStart w:id="8" w:name="_Toc242095587"/>
       <w:r>
         <w:t>1.6 Sources of evidence</w:t>
       </w:r>
@@ -10011,7 +10011,7 @@
         <w:pStyle w:val="Caption"/>
         <w:keepNext/>
       </w:pPr>
-      <w:bookmarkStart w:id="9" w:name="_Toc242095096"/>
+      <w:bookmarkStart w:id="9" w:name="_Toc242095670"/>
       <w:r>
         <w:t xml:space="preserve">Table </w:t>
       </w:r>
@@ -10053,12 +10053,12 @@
           <w:left w:w="10" w:type="dxa"/>
           <w:right w:w="10" w:type="dxa"/>
         </w:tblCellMar>
-        <w:tblLook w:val="0000" w:firstRow="0" w:lastRow="0" w:firstColumn="0" w:lastColumn="0" w:noHBand="0" w:noVBand="0"/>
+        <w:tblLook w:val="04A0" w:firstRow="1" w:lastRow="0" w:firstColumn="1" w:lastColumn="0" w:noHBand="0" w:noVBand="1"/>
       </w:tblPr>
       <w:tblGrid>
-        <w:gridCol w:w="965"/>
-        <w:gridCol w:w="3703"/>
-        <w:gridCol w:w="4970"/>
+        <w:gridCol w:w="678"/>
+        <w:gridCol w:w="3826"/>
+        <w:gridCol w:w="5134"/>
       </w:tblGrid>
       <w:tr>
         <w:tblPrEx>
@@ -10073,7 +10073,7 @@
         </w:trPr>
         <w:tc>
           <w:tcPr>
-            <w:tcW w:w="965" w:type="dxa"/>
+            <w:tcW w:w="678" w:type="dxa"/>
             <w:tcBorders>
               <w:top w:val="single" w:sz="4" w:space="0" w:color="C9D3D0"/>
               <w:left w:val="single" w:sz="4" w:space="0" w:color="C9D3D0"/>
@@ -10107,7 +10107,7 @@
         </w:tc>
         <w:tc>
           <w:tcPr>
-            <w:tcW w:w="3703" w:type="dxa"/>
+            <w:tcW w:w="3826" w:type="dxa"/>
             <w:tcBorders>
               <w:top w:val="single" w:sz="4" w:space="0" w:color="C9D3D0"/>
               <w:left w:val="single" w:sz="4" w:space="0" w:color="C9D3D0"/>
@@ -10141,7 +10141,7 @@
         </w:tc>
         <w:tc>
           <w:tcPr>
-            <w:tcW w:w="4970" w:type="dxa"/>
+            <w:tcW w:w="5134" w:type="dxa"/>
             <w:tcBorders>
               <w:top w:val="single" w:sz="4" w:space="0" w:color="C9D3D0"/>
               <w:left w:val="single" w:sz="4" w:space="0" w:color="C9D3D0"/>
@@ -10186,7 +10186,7 @@
         </w:trPr>
         <w:tc>
           <w:tcPr>
-            <w:tcW w:w="965" w:type="dxa"/>
+            <w:tcW w:w="678" w:type="dxa"/>
             <w:tcBorders>
               <w:top w:val="single" w:sz="4" w:space="0" w:color="C9D3D0"/>
               <w:left w:val="single" w:sz="4" w:space="0" w:color="C9D3D0"/>
@@ -10216,7 +10216,7 @@
         </w:tc>
         <w:tc>
           <w:tcPr>
-            <w:tcW w:w="3703" w:type="dxa"/>
+            <w:tcW w:w="3826" w:type="dxa"/>
             <w:tcBorders>
               <w:top w:val="single" w:sz="4" w:space="0" w:color="C9D3D0"/>
               <w:left w:val="single" w:sz="4" w:space="0" w:color="C9D3D0"/>
@@ -10246,7 +10246,7 @@
         </w:tc>
         <w:tc>
           <w:tcPr>
-            <w:tcW w:w="4970" w:type="dxa"/>
+            <w:tcW w:w="5134" w:type="dxa"/>
             <w:tcBorders>
               <w:top w:val="single" w:sz="4" w:space="0" w:color="C9D3D0"/>
               <w:left w:val="single" w:sz="4" w:space="0" w:color="C9D3D0"/>
@@ -10287,7 +10287,7 @@
         </w:trPr>
         <w:tc>
           <w:tcPr>
-            <w:tcW w:w="965" w:type="dxa"/>
+            <w:tcW w:w="678" w:type="dxa"/>
             <w:tcBorders>
               <w:top w:val="single" w:sz="4" w:space="0" w:color="C9D3D0"/>
               <w:left w:val="single" w:sz="4" w:space="0" w:color="C9D3D0"/>
@@ -10318,7 +10318,7 @@
         </w:tc>
         <w:tc>
           <w:tcPr>
-            <w:tcW w:w="3703" w:type="dxa"/>
+            <w:tcW w:w="3826" w:type="dxa"/>
             <w:tcBorders>
               <w:top w:val="single" w:sz="4" w:space="0" w:color="C9D3D0"/>
               <w:left w:val="single" w:sz="4" w:space="0" w:color="C9D3D0"/>
@@ -10349,7 +10349,7 @@
         </w:tc>
         <w:tc>
           <w:tcPr>
-            <w:tcW w:w="4970" w:type="dxa"/>
+            <w:tcW w:w="5134" w:type="dxa"/>
             <w:tcBorders>
               <w:top w:val="single" w:sz="4" w:space="0" w:color="C9D3D0"/>
               <w:left w:val="single" w:sz="4" w:space="0" w:color="C9D3D0"/>
@@ -10391,7 +10391,7 @@
         </w:trPr>
         <w:tc>
           <w:tcPr>
-            <w:tcW w:w="965" w:type="dxa"/>
+            <w:tcW w:w="678" w:type="dxa"/>
             <w:tcBorders>
               <w:top w:val="single" w:sz="4" w:space="0" w:color="C9D3D0"/>
               <w:left w:val="single" w:sz="4" w:space="0" w:color="C9D3D0"/>
@@ -10421,7 +10421,7 @@
         </w:tc>
         <w:tc>
           <w:tcPr>
-            <w:tcW w:w="3703" w:type="dxa"/>
+            <w:tcW w:w="3826" w:type="dxa"/>
             <w:tcBorders>
               <w:top w:val="single" w:sz="4" w:space="0" w:color="C9D3D0"/>
               <w:left w:val="single" w:sz="4" w:space="0" w:color="C9D3D0"/>
@@ -10451,7 +10451,7 @@
         </w:tc>
         <w:tc>
           <w:tcPr>
-            <w:tcW w:w="4970" w:type="dxa"/>
+            <w:tcW w:w="5134" w:type="dxa"/>
             <w:tcBorders>
               <w:top w:val="single" w:sz="4" w:space="0" w:color="C9D3D0"/>
               <w:left w:val="single" w:sz="4" w:space="0" w:color="C9D3D0"/>
@@ -10492,7 +10492,7 @@
         </w:trPr>
         <w:tc>
           <w:tcPr>
-            <w:tcW w:w="965" w:type="dxa"/>
+            <w:tcW w:w="678" w:type="dxa"/>
             <w:tcBorders>
               <w:top w:val="single" w:sz="4" w:space="0" w:color="C9D3D0"/>
               <w:left w:val="single" w:sz="4" w:space="0" w:color="C9D3D0"/>
@@ -10523,7 +10523,7 @@
         </w:tc>
         <w:tc>
           <w:tcPr>
-            <w:tcW w:w="3703" w:type="dxa"/>
+            <w:tcW w:w="3826" w:type="dxa"/>
             <w:tcBorders>
               <w:top w:val="single" w:sz="4" w:space="0" w:color="C9D3D0"/>
               <w:left w:val="single" w:sz="4" w:space="0" w:color="C9D3D0"/>
@@ -10554,7 +10554,7 @@
         </w:tc>
         <w:tc>
           <w:tcPr>
-            <w:tcW w:w="4970" w:type="dxa"/>
+            <w:tcW w:w="5134" w:type="dxa"/>
             <w:tcBorders>
               <w:top w:val="single" w:sz="4" w:space="0" w:color="C9D3D0"/>
               <w:left w:val="single" w:sz="4" w:space="0" w:color="C9D3D0"/>
@@ -10596,7 +10596,7 @@
         </w:trPr>
         <w:tc>
           <w:tcPr>
-            <w:tcW w:w="965" w:type="dxa"/>
+            <w:tcW w:w="678" w:type="dxa"/>
             <w:tcBorders>
               <w:top w:val="single" w:sz="4" w:space="0" w:color="C9D3D0"/>
               <w:left w:val="single" w:sz="4" w:space="0" w:color="C9D3D0"/>
@@ -10626,7 +10626,7 @@
         </w:tc>
         <w:tc>
           <w:tcPr>
-            <w:tcW w:w="3703" w:type="dxa"/>
+            <w:tcW w:w="3826" w:type="dxa"/>
             <w:tcBorders>
               <w:top w:val="single" w:sz="4" w:space="0" w:color="C9D3D0"/>
               <w:left w:val="single" w:sz="4" w:space="0" w:color="C9D3D0"/>
@@ -10656,7 +10656,7 @@
         </w:tc>
         <w:tc>
           <w:tcPr>
-            <w:tcW w:w="4970" w:type="dxa"/>
+            <w:tcW w:w="5134" w:type="dxa"/>
             <w:tcBorders>
               <w:top w:val="single" w:sz="4" w:space="0" w:color="C9D3D0"/>
               <w:left w:val="single" w:sz="4" w:space="0" w:color="C9D3D0"/>
@@ -10697,7 +10697,7 @@
         </w:trPr>
         <w:tc>
           <w:tcPr>
-            <w:tcW w:w="965" w:type="dxa"/>
+            <w:tcW w:w="678" w:type="dxa"/>
             <w:tcBorders>
               <w:top w:val="single" w:sz="4" w:space="0" w:color="C9D3D0"/>
               <w:left w:val="single" w:sz="4" w:space="0" w:color="C9D3D0"/>
@@ -10728,7 +10728,7 @@
         </w:tc>
         <w:tc>
           <w:tcPr>
-            <w:tcW w:w="3703" w:type="dxa"/>
+            <w:tcW w:w="3826" w:type="dxa"/>
             <w:tcBorders>
               <w:top w:val="single" w:sz="4" w:space="0" w:color="C9D3D0"/>
               <w:left w:val="single" w:sz="4" w:space="0" w:color="C9D3D0"/>
@@ -10759,7 +10759,7 @@
         </w:tc>
         <w:tc>
           <w:tcPr>
-            <w:tcW w:w="4970" w:type="dxa"/>
+            <w:tcW w:w="5134" w:type="dxa"/>
             <w:tcBorders>
               <w:top w:val="single" w:sz="4" w:space="0" w:color="C9D3D0"/>
               <w:left w:val="single" w:sz="4" w:space="0" w:color="C9D3D0"/>
@@ -10801,7 +10801,7 @@
         </w:trPr>
         <w:tc>
           <w:tcPr>
-            <w:tcW w:w="965" w:type="dxa"/>
+            <w:tcW w:w="678" w:type="dxa"/>
             <w:tcBorders>
               <w:top w:val="single" w:sz="4" w:space="0" w:color="C9D3D0"/>
               <w:left w:val="single" w:sz="4" w:space="0" w:color="C9D3D0"/>
@@ -10831,7 +10831,7 @@
         </w:tc>
         <w:tc>
           <w:tcPr>
-            <w:tcW w:w="3703" w:type="dxa"/>
+            <w:tcW w:w="3826" w:type="dxa"/>
             <w:tcBorders>
               <w:top w:val="single" w:sz="4" w:space="0" w:color="C9D3D0"/>
               <w:left w:val="single" w:sz="4" w:space="0" w:color="C9D3D0"/>
@@ -10861,7 +10861,7 @@
         </w:tc>
         <w:tc>
           <w:tcPr>
-            <w:tcW w:w="4970" w:type="dxa"/>
+            <w:tcW w:w="5134" w:type="dxa"/>
             <w:tcBorders>
               <w:top w:val="single" w:sz="4" w:space="0" w:color="C9D3D0"/>
               <w:left w:val="single" w:sz="4" w:space="0" w:color="C9D3D0"/>
@@ -10902,7 +10902,7 @@
         </w:trPr>
         <w:tc>
           <w:tcPr>
-            <w:tcW w:w="965" w:type="dxa"/>
+            <w:tcW w:w="678" w:type="dxa"/>
             <w:tcBorders>
               <w:top w:val="single" w:sz="4" w:space="0" w:color="C9D3D0"/>
               <w:left w:val="single" w:sz="4" w:space="0" w:color="C9D3D0"/>
@@ -10933,7 +10933,7 @@
         </w:tc>
         <w:tc>
           <w:tcPr>
-            <w:tcW w:w="3703" w:type="dxa"/>
+            <w:tcW w:w="3826" w:type="dxa"/>
             <w:tcBorders>
               <w:top w:val="single" w:sz="4" w:space="0" w:color="C9D3D0"/>
               <w:left w:val="single" w:sz="4" w:space="0" w:color="C9D3D0"/>
@@ -10964,7 +10964,7 @@
         </w:tc>
         <w:tc>
           <w:tcPr>
-            <w:tcW w:w="4970" w:type="dxa"/>
+            <w:tcW w:w="5134" w:type="dxa"/>
             <w:tcBorders>
               <w:top w:val="single" w:sz="4" w:space="0" w:color="C9D3D0"/>
               <w:left w:val="single" w:sz="4" w:space="0" w:color="C9D3D0"/>
@@ -11006,7 +11006,7 @@
         </w:trPr>
         <w:tc>
           <w:tcPr>
-            <w:tcW w:w="965" w:type="dxa"/>
+            <w:tcW w:w="678" w:type="dxa"/>
             <w:tcBorders>
               <w:top w:val="single" w:sz="4" w:space="0" w:color="C9D3D0"/>
               <w:left w:val="single" w:sz="4" w:space="0" w:color="C9D3D0"/>
@@ -11036,7 +11036,7 @@
         </w:tc>
         <w:tc>
           <w:tcPr>
-            <w:tcW w:w="3703" w:type="dxa"/>
+            <w:tcW w:w="3826" w:type="dxa"/>
             <w:tcBorders>
               <w:top w:val="single" w:sz="4" w:space="0" w:color="C9D3D0"/>
               <w:left w:val="single" w:sz="4" w:space="0" w:color="C9D3D0"/>
@@ -11066,7 +11066,7 @@
         </w:tc>
         <w:tc>
           <w:tcPr>
-            <w:tcW w:w="4970" w:type="dxa"/>
+            <w:tcW w:w="5134" w:type="dxa"/>
             <w:tcBorders>
               <w:top w:val="single" w:sz="4" w:space="0" w:color="C9D3D0"/>
               <w:left w:val="single" w:sz="4" w:space="0" w:color="C9D3D0"/>
@@ -11107,7 +11107,7 @@
         <w:keepNext/>
         <w:keepLines/>
       </w:pPr>
-      <w:bookmarkStart w:id="10" w:name="_Toc242095014"/>
+      <w:bookmarkStart w:id="10" w:name="_Toc242095588"/>
       <w:r>
         <w:t>1.7 Product principles</w:t>
       </w:r>
@@ -11285,7 +11285,7 @@
         <w:keepLines/>
         <w:pageBreakBefore/>
       </w:pPr>
-      <w:bookmarkStart w:id="11" w:name="_Toc242095015"/>
+      <w:bookmarkStart w:id="11" w:name="_Toc242095589"/>
       <w:r>
         <w:lastRenderedPageBreak/>
         <w:t>2 Personas</w:t>
@@ -11298,7 +11298,7 @@
         <w:keepNext/>
         <w:keepLines/>
       </w:pPr>
-      <w:bookmarkStart w:id="12" w:name="_Toc242095016"/>
+      <w:bookmarkStart w:id="12" w:name="_Toc242095590"/>
       <w:r>
         <w:t>2.1 </w:t>
       </w:r>
@@ -11322,7 +11322,7 @@
           <w:left w:w="10" w:type="dxa"/>
           <w:right w:w="10" w:type="dxa"/>
         </w:tblCellMar>
-        <w:tblLook w:val="0000" w:firstRow="0" w:lastRow="0" w:firstColumn="0" w:lastColumn="0" w:noHBand="0" w:noVBand="0"/>
+        <w:tblLook w:val="04A0" w:firstRow="1" w:lastRow="0" w:firstColumn="1" w:lastColumn="0" w:noHBand="0" w:noVBand="1"/>
       </w:tblPr>
       <w:tblGrid>
         <w:gridCol w:w="1726"/>
@@ -11784,7 +11784,7 @@
         <w:keepNext/>
         <w:keepLines/>
       </w:pPr>
-      <w:bookmarkStart w:id="13" w:name="_Toc242095017"/>
+      <w:bookmarkStart w:id="13" w:name="_Toc242095591"/>
       <w:r>
         <w:t>2.2 P2 Nimesha: the student who has not sat the exam yet</w:t>
       </w:r>
@@ -11804,7 +11804,7 @@
         <w:keepNext/>
         <w:keepLines/>
       </w:pPr>
-      <w:bookmarkStart w:id="14" w:name="_Toc242095018"/>
+      <w:bookmarkStart w:id="14" w:name="_Toc242095592"/>
       <w:r>
         <w:t>2.3 </w:t>
       </w:r>
@@ -11827,7 +11827,7 @@
         <w:keepNext/>
         <w:keepLines/>
       </w:pPr>
-      <w:bookmarkStart w:id="15" w:name="_Toc242095019"/>
+      <w:bookmarkStart w:id="15" w:name="_Toc242095593"/>
       <w:r>
         <w:t>2.4 P4 Ms. Perera: the teacher or counsellor</w:t>
       </w:r>
@@ -11847,7 +11847,7 @@
         <w:keepNext/>
         <w:keepLines/>
       </w:pPr>
-      <w:bookmarkStart w:id="16" w:name="_Toc242095020"/>
+      <w:bookmarkStart w:id="16" w:name="_Toc242095594"/>
       <w:r>
         <w:t>2.5 P5 Sahan: the verified senior</w:t>
       </w:r>
@@ -11867,7 +11867,7 @@
         <w:keepNext/>
         <w:keepLines/>
       </w:pPr>
-      <w:bookmarkStart w:id="17" w:name="_Toc242095021"/>
+      <w:bookmarkStart w:id="17" w:name="_Toc242095595"/>
       <w:r>
         <w:t>2.6 P6 The curator: the ZedPath data reviewer</w:t>
       </w:r>
@@ -11887,7 +11887,7 @@
         <w:keepNext/>
         <w:keepLines/>
       </w:pPr>
-      <w:bookmarkStart w:id="18" w:name="_Toc242095022"/>
+      <w:bookmarkStart w:id="18" w:name="_Toc242095596"/>
       <w:r>
         <w:t>2.7 System actors</w:t>
       </w:r>
@@ -11898,7 +11898,7 @@
         <w:pStyle w:val="Caption"/>
         <w:keepNext/>
       </w:pPr>
-      <w:bookmarkStart w:id="19" w:name="_Toc242095097"/>
+      <w:bookmarkStart w:id="19" w:name="_Toc242095671"/>
       <w:r>
         <w:t xml:space="preserve">Table </w:t>
       </w:r>
@@ -11940,7 +11940,7 @@
           <w:left w:w="10" w:type="dxa"/>
           <w:right w:w="10" w:type="dxa"/>
         </w:tblCellMar>
-        <w:tblLook w:val="0000" w:firstRow="0" w:lastRow="0" w:firstColumn="0" w:lastColumn="0" w:noHBand="0" w:noVBand="0"/>
+        <w:tblLook w:val="04A0" w:firstRow="1" w:lastRow="0" w:firstColumn="1" w:lastColumn="0" w:noHBand="0" w:noVBand="1"/>
       </w:tblPr>
       <w:tblGrid>
         <w:gridCol w:w="1726"/>
@@ -12254,7 +12254,7 @@
         <w:keepLines/>
         <w:pageBreakBefore/>
       </w:pPr>
-      <w:bookmarkStart w:id="20" w:name="_Toc242095023"/>
+      <w:bookmarkStart w:id="20" w:name="_Toc242095597"/>
       <w:r>
         <w:lastRenderedPageBreak/>
         <w:t>3 Story map</w:t>
@@ -12280,7 +12280,7 @@
           <w:noProof/>
         </w:rPr>
         <w:drawing>
-          <wp:inline distT="0" distB="0" distL="0" distR="0" wp14:anchorId="61349ECA" wp14:editId="61349ECB">
+          <wp:inline distT="0" distB="0" distL="0" distR="0" wp14:anchorId="21FA6257" wp14:editId="21FA6258">
             <wp:extent cx="6124575" cy="4305300"/>
             <wp:effectExtent l="0" t="0" r="0" b="0"/>
             <wp:docPr id="1" name="story-map.png" descr="ZedPath story map: nine epics and their main capabilities" title="ZedPath story map: nine epics and their main capabilities"/>
@@ -12323,7 +12323,7 @@
       <w:pPr>
         <w:pStyle w:val="Caption"/>
       </w:pPr>
-      <w:bookmarkStart w:id="21" w:name="_Toc242095093"/>
+      <w:bookmarkStart w:id="21" w:name="_Toc242095667"/>
       <w:r>
         <w:t xml:space="preserve">Figure </w:t>
       </w:r>
@@ -12355,7 +12355,7 @@
         <w:pStyle w:val="Caption"/>
         <w:keepNext/>
       </w:pPr>
-      <w:bookmarkStart w:id="22" w:name="_Toc242095098"/>
+      <w:bookmarkStart w:id="22" w:name="_Toc242095672"/>
       <w:r>
         <w:t xml:space="preserve">Table </w:t>
       </w:r>
@@ -12397,15 +12397,15 @@
           <w:left w:w="10" w:type="dxa"/>
           <w:right w:w="10" w:type="dxa"/>
         </w:tblCellMar>
-        <w:tblLook w:val="0000" w:firstRow="0" w:lastRow="0" w:firstColumn="0" w:lastColumn="0" w:noHBand="0" w:noVBand="0"/>
+        <w:tblLook w:val="04A0" w:firstRow="1" w:lastRow="0" w:firstColumn="1" w:lastColumn="0" w:noHBand="0" w:noVBand="1"/>
       </w:tblPr>
       <w:tblGrid>
-        <w:gridCol w:w="932"/>
-        <w:gridCol w:w="4062"/>
-        <w:gridCol w:w="932"/>
-        <w:gridCol w:w="932"/>
-        <w:gridCol w:w="932"/>
-        <w:gridCol w:w="1848"/>
+        <w:gridCol w:w="674"/>
+        <w:gridCol w:w="4317"/>
+        <w:gridCol w:w="986"/>
+        <w:gridCol w:w="915"/>
+        <w:gridCol w:w="785"/>
+        <w:gridCol w:w="1961"/>
       </w:tblGrid>
       <w:tr>
         <w:tblPrEx>
@@ -12420,7 +12420,7 @@
         </w:trPr>
         <w:tc>
           <w:tcPr>
-            <w:tcW w:w="932" w:type="dxa"/>
+            <w:tcW w:w="674" w:type="dxa"/>
             <w:tcBorders>
               <w:top w:val="single" w:sz="4" w:space="0" w:color="C9D3D0"/>
               <w:left w:val="single" w:sz="4" w:space="0" w:color="C9D3D0"/>
@@ -12454,7 +12454,7 @@
         </w:tc>
         <w:tc>
           <w:tcPr>
-            <w:tcW w:w="4062" w:type="dxa"/>
+            <w:tcW w:w="4317" w:type="dxa"/>
             <w:tcBorders>
               <w:top w:val="single" w:sz="4" w:space="0" w:color="C9D3D0"/>
               <w:left w:val="single" w:sz="4" w:space="0" w:color="C9D3D0"/>
@@ -12488,7 +12488,7 @@
         </w:tc>
         <w:tc>
           <w:tcPr>
-            <w:tcW w:w="932" w:type="dxa"/>
+            <w:tcW w:w="986" w:type="dxa"/>
             <w:tcBorders>
               <w:top w:val="single" w:sz="4" w:space="0" w:color="C9D3D0"/>
               <w:left w:val="single" w:sz="4" w:space="0" w:color="C9D3D0"/>
@@ -12522,7 +12522,7 @@
         </w:tc>
         <w:tc>
           <w:tcPr>
-            <w:tcW w:w="932" w:type="dxa"/>
+            <w:tcW w:w="915" w:type="dxa"/>
             <w:tcBorders>
               <w:top w:val="single" w:sz="4" w:space="0" w:color="C9D3D0"/>
               <w:left w:val="single" w:sz="4" w:space="0" w:color="C9D3D0"/>
@@ -12556,7 +12556,7 @@
         </w:tc>
         <w:tc>
           <w:tcPr>
-            <w:tcW w:w="932" w:type="dxa"/>
+            <w:tcW w:w="785" w:type="dxa"/>
             <w:tcBorders>
               <w:top w:val="single" w:sz="4" w:space="0" w:color="C9D3D0"/>
               <w:left w:val="single" w:sz="4" w:space="0" w:color="C9D3D0"/>
@@ -12590,7 +12590,7 @@
         </w:tc>
         <w:tc>
           <w:tcPr>
-            <w:tcW w:w="1848" w:type="dxa"/>
+            <w:tcW w:w="1961" w:type="dxa"/>
             <w:tcBorders>
               <w:top w:val="single" w:sz="4" w:space="0" w:color="C9D3D0"/>
               <w:left w:val="single" w:sz="4" w:space="0" w:color="C9D3D0"/>
@@ -12635,7 +12635,7 @@
         </w:trPr>
         <w:tc>
           <w:tcPr>
-            <w:tcW w:w="932" w:type="dxa"/>
+            <w:tcW w:w="674" w:type="dxa"/>
             <w:tcBorders>
               <w:top w:val="single" w:sz="4" w:space="0" w:color="C9D3D0"/>
               <w:left w:val="single" w:sz="4" w:space="0" w:color="C9D3D0"/>
@@ -12665,7 +12665,7 @@
         </w:tc>
         <w:tc>
           <w:tcPr>
-            <w:tcW w:w="4062" w:type="dxa"/>
+            <w:tcW w:w="4317" w:type="dxa"/>
             <w:tcBorders>
               <w:top w:val="single" w:sz="4" w:space="0" w:color="C9D3D0"/>
               <w:left w:val="single" w:sz="4" w:space="0" w:color="C9D3D0"/>
@@ -12695,7 +12695,7 @@
         </w:tc>
         <w:tc>
           <w:tcPr>
-            <w:tcW w:w="932" w:type="dxa"/>
+            <w:tcW w:w="986" w:type="dxa"/>
             <w:tcBorders>
               <w:top w:val="single" w:sz="4" w:space="0" w:color="C9D3D0"/>
               <w:left w:val="single" w:sz="4" w:space="0" w:color="C9D3D0"/>
@@ -12725,7 +12725,7 @@
         </w:tc>
         <w:tc>
           <w:tcPr>
-            <w:tcW w:w="932" w:type="dxa"/>
+            <w:tcW w:w="915" w:type="dxa"/>
             <w:tcBorders>
               <w:top w:val="single" w:sz="4" w:space="0" w:color="C9D3D0"/>
               <w:left w:val="single" w:sz="4" w:space="0" w:color="C9D3D0"/>
@@ -12755,7 +12755,7 @@
         </w:tc>
         <w:tc>
           <w:tcPr>
-            <w:tcW w:w="932" w:type="dxa"/>
+            <w:tcW w:w="785" w:type="dxa"/>
             <w:tcBorders>
               <w:top w:val="single" w:sz="4" w:space="0" w:color="C9D3D0"/>
               <w:left w:val="single" w:sz="4" w:space="0" w:color="C9D3D0"/>
@@ -12785,7 +12785,7 @@
         </w:tc>
         <w:tc>
           <w:tcPr>
-            <w:tcW w:w="1848" w:type="dxa"/>
+            <w:tcW w:w="1961" w:type="dxa"/>
             <w:tcBorders>
               <w:top w:val="single" w:sz="4" w:space="0" w:color="C9D3D0"/>
               <w:left w:val="single" w:sz="4" w:space="0" w:color="C9D3D0"/>
@@ -12826,7 +12826,7 @@
         </w:trPr>
         <w:tc>
           <w:tcPr>
-            <w:tcW w:w="932" w:type="dxa"/>
+            <w:tcW w:w="674" w:type="dxa"/>
             <w:tcBorders>
               <w:top w:val="single" w:sz="4" w:space="0" w:color="C9D3D0"/>
               <w:left w:val="single" w:sz="4" w:space="0" w:color="C9D3D0"/>
@@ -12857,7 +12857,7 @@
         </w:tc>
         <w:tc>
           <w:tcPr>
-            <w:tcW w:w="4062" w:type="dxa"/>
+            <w:tcW w:w="4317" w:type="dxa"/>
             <w:tcBorders>
               <w:top w:val="single" w:sz="4" w:space="0" w:color="C9D3D0"/>
               <w:left w:val="single" w:sz="4" w:space="0" w:color="C9D3D0"/>
@@ -12888,7 +12888,7 @@
         </w:tc>
         <w:tc>
           <w:tcPr>
-            <w:tcW w:w="932" w:type="dxa"/>
+            <w:tcW w:w="986" w:type="dxa"/>
             <w:tcBorders>
               <w:top w:val="single" w:sz="4" w:space="0" w:color="C9D3D0"/>
               <w:left w:val="single" w:sz="4" w:space="0" w:color="C9D3D0"/>
@@ -12919,7 +12919,7 @@
         </w:tc>
         <w:tc>
           <w:tcPr>
-            <w:tcW w:w="932" w:type="dxa"/>
+            <w:tcW w:w="915" w:type="dxa"/>
             <w:tcBorders>
               <w:top w:val="single" w:sz="4" w:space="0" w:color="C9D3D0"/>
               <w:left w:val="single" w:sz="4" w:space="0" w:color="C9D3D0"/>
@@ -12950,7 +12950,7 @@
         </w:tc>
         <w:tc>
           <w:tcPr>
-            <w:tcW w:w="932" w:type="dxa"/>
+            <w:tcW w:w="785" w:type="dxa"/>
             <w:tcBorders>
               <w:top w:val="single" w:sz="4" w:space="0" w:color="C9D3D0"/>
               <w:left w:val="single" w:sz="4" w:space="0" w:color="C9D3D0"/>
@@ -12981,7 +12981,7 @@
         </w:tc>
         <w:tc>
           <w:tcPr>
-            <w:tcW w:w="1848" w:type="dxa"/>
+            <w:tcW w:w="1961" w:type="dxa"/>
             <w:tcBorders>
               <w:top w:val="single" w:sz="4" w:space="0" w:color="C9D3D0"/>
               <w:left w:val="single" w:sz="4" w:space="0" w:color="C9D3D0"/>
@@ -13023,7 +13023,7 @@
         </w:trPr>
         <w:tc>
           <w:tcPr>
-            <w:tcW w:w="932" w:type="dxa"/>
+            <w:tcW w:w="674" w:type="dxa"/>
             <w:tcBorders>
               <w:top w:val="single" w:sz="4" w:space="0" w:color="C9D3D0"/>
               <w:left w:val="single" w:sz="4" w:space="0" w:color="C9D3D0"/>
@@ -13053,7 +13053,7 @@
         </w:tc>
         <w:tc>
           <w:tcPr>
-            <w:tcW w:w="4062" w:type="dxa"/>
+            <w:tcW w:w="4317" w:type="dxa"/>
             <w:tcBorders>
               <w:top w:val="single" w:sz="4" w:space="0" w:color="C9D3D0"/>
               <w:left w:val="single" w:sz="4" w:space="0" w:color="C9D3D0"/>
@@ -13083,7 +13083,7 @@
         </w:tc>
         <w:tc>
           <w:tcPr>
-            <w:tcW w:w="932" w:type="dxa"/>
+            <w:tcW w:w="986" w:type="dxa"/>
             <w:tcBorders>
               <w:top w:val="single" w:sz="4" w:space="0" w:color="C9D3D0"/>
               <w:left w:val="single" w:sz="4" w:space="0" w:color="C9D3D0"/>
@@ -13113,7 +13113,7 @@
         </w:tc>
         <w:tc>
           <w:tcPr>
-            <w:tcW w:w="932" w:type="dxa"/>
+            <w:tcW w:w="915" w:type="dxa"/>
             <w:tcBorders>
               <w:top w:val="single" w:sz="4" w:space="0" w:color="C9D3D0"/>
               <w:left w:val="single" w:sz="4" w:space="0" w:color="C9D3D0"/>
@@ -13143,7 +13143,7 @@
         </w:tc>
         <w:tc>
           <w:tcPr>
-            <w:tcW w:w="932" w:type="dxa"/>
+            <w:tcW w:w="785" w:type="dxa"/>
             <w:tcBorders>
               <w:top w:val="single" w:sz="4" w:space="0" w:color="C9D3D0"/>
               <w:left w:val="single" w:sz="4" w:space="0" w:color="C9D3D0"/>
@@ -13173,7 +13173,7 @@
         </w:tc>
         <w:tc>
           <w:tcPr>
-            <w:tcW w:w="1848" w:type="dxa"/>
+            <w:tcW w:w="1961" w:type="dxa"/>
             <w:tcBorders>
               <w:top w:val="single" w:sz="4" w:space="0" w:color="C9D3D0"/>
               <w:left w:val="single" w:sz="4" w:space="0" w:color="C9D3D0"/>
@@ -13214,7 +13214,7 @@
         </w:trPr>
         <w:tc>
           <w:tcPr>
-            <w:tcW w:w="932" w:type="dxa"/>
+            <w:tcW w:w="674" w:type="dxa"/>
             <w:tcBorders>
               <w:top w:val="single" w:sz="4" w:space="0" w:color="C9D3D0"/>
               <w:left w:val="single" w:sz="4" w:space="0" w:color="C9D3D0"/>
@@ -13245,7 +13245,7 @@
         </w:tc>
         <w:tc>
           <w:tcPr>
-            <w:tcW w:w="4062" w:type="dxa"/>
+            <w:tcW w:w="4317" w:type="dxa"/>
             <w:tcBorders>
               <w:top w:val="single" w:sz="4" w:space="0" w:color="C9D3D0"/>
               <w:left w:val="single" w:sz="4" w:space="0" w:color="C9D3D0"/>
@@ -13276,7 +13276,7 @@
         </w:tc>
         <w:tc>
           <w:tcPr>
-            <w:tcW w:w="932" w:type="dxa"/>
+            <w:tcW w:w="986" w:type="dxa"/>
             <w:tcBorders>
               <w:top w:val="single" w:sz="4" w:space="0" w:color="C9D3D0"/>
               <w:left w:val="single" w:sz="4" w:space="0" w:color="C9D3D0"/>
@@ -13307,7 +13307,7 @@
         </w:tc>
         <w:tc>
           <w:tcPr>
-            <w:tcW w:w="932" w:type="dxa"/>
+            <w:tcW w:w="915" w:type="dxa"/>
             <w:tcBorders>
               <w:top w:val="single" w:sz="4" w:space="0" w:color="C9D3D0"/>
               <w:left w:val="single" w:sz="4" w:space="0" w:color="C9D3D0"/>
@@ -13338,7 +13338,7 @@
         </w:tc>
         <w:tc>
           <w:tcPr>
-            <w:tcW w:w="932" w:type="dxa"/>
+            <w:tcW w:w="785" w:type="dxa"/>
             <w:tcBorders>
               <w:top w:val="single" w:sz="4" w:space="0" w:color="C9D3D0"/>
               <w:left w:val="single" w:sz="4" w:space="0" w:color="C9D3D0"/>
@@ -13369,7 +13369,7 @@
         </w:tc>
         <w:tc>
           <w:tcPr>
-            <w:tcW w:w="1848" w:type="dxa"/>
+            <w:tcW w:w="1961" w:type="dxa"/>
             <w:tcBorders>
               <w:top w:val="single" w:sz="4" w:space="0" w:color="C9D3D0"/>
               <w:left w:val="single" w:sz="4" w:space="0" w:color="C9D3D0"/>
@@ -13411,7 +13411,7 @@
         </w:trPr>
         <w:tc>
           <w:tcPr>
-            <w:tcW w:w="932" w:type="dxa"/>
+            <w:tcW w:w="674" w:type="dxa"/>
             <w:tcBorders>
               <w:top w:val="single" w:sz="4" w:space="0" w:color="C9D3D0"/>
               <w:left w:val="single" w:sz="4" w:space="0" w:color="C9D3D0"/>
@@ -13441,7 +13441,7 @@
         </w:tc>
         <w:tc>
           <w:tcPr>
-            <w:tcW w:w="4062" w:type="dxa"/>
+            <w:tcW w:w="4317" w:type="dxa"/>
             <w:tcBorders>
               <w:top w:val="single" w:sz="4" w:space="0" w:color="C9D3D0"/>
               <w:left w:val="single" w:sz="4" w:space="0" w:color="C9D3D0"/>
@@ -13471,7 +13471,7 @@
         </w:tc>
         <w:tc>
           <w:tcPr>
-            <w:tcW w:w="932" w:type="dxa"/>
+            <w:tcW w:w="986" w:type="dxa"/>
             <w:tcBorders>
               <w:top w:val="single" w:sz="4" w:space="0" w:color="C9D3D0"/>
               <w:left w:val="single" w:sz="4" w:space="0" w:color="C9D3D0"/>
@@ -13501,7 +13501,7 @@
         </w:tc>
         <w:tc>
           <w:tcPr>
-            <w:tcW w:w="932" w:type="dxa"/>
+            <w:tcW w:w="915" w:type="dxa"/>
             <w:tcBorders>
               <w:top w:val="single" w:sz="4" w:space="0" w:color="C9D3D0"/>
               <w:left w:val="single" w:sz="4" w:space="0" w:color="C9D3D0"/>
@@ -13531,7 +13531,7 @@
         </w:tc>
         <w:tc>
           <w:tcPr>
-            <w:tcW w:w="932" w:type="dxa"/>
+            <w:tcW w:w="785" w:type="dxa"/>
             <w:tcBorders>
               <w:top w:val="single" w:sz="4" w:space="0" w:color="C9D3D0"/>
               <w:left w:val="single" w:sz="4" w:space="0" w:color="C9D3D0"/>
@@ -13561,7 +13561,7 @@
         </w:tc>
         <w:tc>
           <w:tcPr>
-            <w:tcW w:w="1848" w:type="dxa"/>
+            <w:tcW w:w="1961" w:type="dxa"/>
             <w:tcBorders>
               <w:top w:val="single" w:sz="4" w:space="0" w:color="C9D3D0"/>
               <w:left w:val="single" w:sz="4" w:space="0" w:color="C9D3D0"/>
@@ -13602,7 +13602,7 @@
         </w:trPr>
         <w:tc>
           <w:tcPr>
-            <w:tcW w:w="932" w:type="dxa"/>
+            <w:tcW w:w="674" w:type="dxa"/>
             <w:tcBorders>
               <w:top w:val="single" w:sz="4" w:space="0" w:color="C9D3D0"/>
               <w:left w:val="single" w:sz="4" w:space="0" w:color="C9D3D0"/>
@@ -13633,7 +13633,7 @@
         </w:tc>
         <w:tc>
           <w:tcPr>
-            <w:tcW w:w="4062" w:type="dxa"/>
+            <w:tcW w:w="4317" w:type="dxa"/>
             <w:tcBorders>
               <w:top w:val="single" w:sz="4" w:space="0" w:color="C9D3D0"/>
               <w:left w:val="single" w:sz="4" w:space="0" w:color="C9D3D0"/>
@@ -13664,7 +13664,7 @@
         </w:tc>
         <w:tc>
           <w:tcPr>
-            <w:tcW w:w="932" w:type="dxa"/>
+            <w:tcW w:w="986" w:type="dxa"/>
             <w:tcBorders>
               <w:top w:val="single" w:sz="4" w:space="0" w:color="C9D3D0"/>
               <w:left w:val="single" w:sz="4" w:space="0" w:color="C9D3D0"/>
@@ -13695,7 +13695,7 @@
         </w:tc>
         <w:tc>
           <w:tcPr>
-            <w:tcW w:w="932" w:type="dxa"/>
+            <w:tcW w:w="915" w:type="dxa"/>
             <w:tcBorders>
               <w:top w:val="single" w:sz="4" w:space="0" w:color="C9D3D0"/>
               <w:left w:val="single" w:sz="4" w:space="0" w:color="C9D3D0"/>
@@ -13726,7 +13726,7 @@
         </w:tc>
         <w:tc>
           <w:tcPr>
-            <w:tcW w:w="932" w:type="dxa"/>
+            <w:tcW w:w="785" w:type="dxa"/>
             <w:tcBorders>
               <w:top w:val="single" w:sz="4" w:space="0" w:color="C9D3D0"/>
               <w:left w:val="single" w:sz="4" w:space="0" w:color="C9D3D0"/>
@@ -13757,7 +13757,7 @@
         </w:tc>
         <w:tc>
           <w:tcPr>
-            <w:tcW w:w="1848" w:type="dxa"/>
+            <w:tcW w:w="1961" w:type="dxa"/>
             <w:tcBorders>
               <w:top w:val="single" w:sz="4" w:space="0" w:color="C9D3D0"/>
               <w:left w:val="single" w:sz="4" w:space="0" w:color="C9D3D0"/>
@@ -13799,7 +13799,7 @@
         </w:trPr>
         <w:tc>
           <w:tcPr>
-            <w:tcW w:w="932" w:type="dxa"/>
+            <w:tcW w:w="674" w:type="dxa"/>
             <w:tcBorders>
               <w:top w:val="single" w:sz="4" w:space="0" w:color="C9D3D0"/>
               <w:left w:val="single" w:sz="4" w:space="0" w:color="C9D3D0"/>
@@ -13829,7 +13829,7 @@
         </w:tc>
         <w:tc>
           <w:tcPr>
-            <w:tcW w:w="4062" w:type="dxa"/>
+            <w:tcW w:w="4317" w:type="dxa"/>
             <w:tcBorders>
               <w:top w:val="single" w:sz="4" w:space="0" w:color="C9D3D0"/>
               <w:left w:val="single" w:sz="4" w:space="0" w:color="C9D3D0"/>
@@ -13859,7 +13859,7 @@
         </w:tc>
         <w:tc>
           <w:tcPr>
-            <w:tcW w:w="932" w:type="dxa"/>
+            <w:tcW w:w="986" w:type="dxa"/>
             <w:tcBorders>
               <w:top w:val="single" w:sz="4" w:space="0" w:color="C9D3D0"/>
               <w:left w:val="single" w:sz="4" w:space="0" w:color="C9D3D0"/>
@@ -13889,7 +13889,7 @@
         </w:tc>
         <w:tc>
           <w:tcPr>
-            <w:tcW w:w="932" w:type="dxa"/>
+            <w:tcW w:w="915" w:type="dxa"/>
             <w:tcBorders>
               <w:top w:val="single" w:sz="4" w:space="0" w:color="C9D3D0"/>
               <w:left w:val="single" w:sz="4" w:space="0" w:color="C9D3D0"/>
@@ -13919,7 +13919,7 @@
         </w:tc>
         <w:tc>
           <w:tcPr>
-            <w:tcW w:w="932" w:type="dxa"/>
+            <w:tcW w:w="785" w:type="dxa"/>
             <w:tcBorders>
               <w:top w:val="single" w:sz="4" w:space="0" w:color="C9D3D0"/>
               <w:left w:val="single" w:sz="4" w:space="0" w:color="C9D3D0"/>
@@ -13949,7 +13949,7 @@
         </w:tc>
         <w:tc>
           <w:tcPr>
-            <w:tcW w:w="1848" w:type="dxa"/>
+            <w:tcW w:w="1961" w:type="dxa"/>
             <w:tcBorders>
               <w:top w:val="single" w:sz="4" w:space="0" w:color="C9D3D0"/>
               <w:left w:val="single" w:sz="4" w:space="0" w:color="C9D3D0"/>
@@ -13990,7 +13990,7 @@
         </w:trPr>
         <w:tc>
           <w:tcPr>
-            <w:tcW w:w="932" w:type="dxa"/>
+            <w:tcW w:w="674" w:type="dxa"/>
             <w:tcBorders>
               <w:top w:val="single" w:sz="4" w:space="0" w:color="C9D3D0"/>
               <w:left w:val="single" w:sz="4" w:space="0" w:color="C9D3D0"/>
@@ -14021,7 +14021,7 @@
         </w:tc>
         <w:tc>
           <w:tcPr>
-            <w:tcW w:w="4062" w:type="dxa"/>
+            <w:tcW w:w="4317" w:type="dxa"/>
             <w:tcBorders>
               <w:top w:val="single" w:sz="4" w:space="0" w:color="C9D3D0"/>
               <w:left w:val="single" w:sz="4" w:space="0" w:color="C9D3D0"/>
@@ -14052,7 +14052,7 @@
         </w:tc>
         <w:tc>
           <w:tcPr>
-            <w:tcW w:w="932" w:type="dxa"/>
+            <w:tcW w:w="986" w:type="dxa"/>
             <w:tcBorders>
               <w:top w:val="single" w:sz="4" w:space="0" w:color="C9D3D0"/>
               <w:left w:val="single" w:sz="4" w:space="0" w:color="C9D3D0"/>
@@ -14083,7 +14083,7 @@
         </w:tc>
         <w:tc>
           <w:tcPr>
-            <w:tcW w:w="932" w:type="dxa"/>
+            <w:tcW w:w="915" w:type="dxa"/>
             <w:tcBorders>
               <w:top w:val="single" w:sz="4" w:space="0" w:color="C9D3D0"/>
               <w:left w:val="single" w:sz="4" w:space="0" w:color="C9D3D0"/>
@@ -14114,7 +14114,7 @@
         </w:tc>
         <w:tc>
           <w:tcPr>
-            <w:tcW w:w="932" w:type="dxa"/>
+            <w:tcW w:w="785" w:type="dxa"/>
             <w:tcBorders>
               <w:top w:val="single" w:sz="4" w:space="0" w:color="C9D3D0"/>
               <w:left w:val="single" w:sz="4" w:space="0" w:color="C9D3D0"/>
@@ -14145,7 +14145,7 @@
         </w:tc>
         <w:tc>
           <w:tcPr>
-            <w:tcW w:w="1848" w:type="dxa"/>
+            <w:tcW w:w="1961" w:type="dxa"/>
             <w:tcBorders>
               <w:top w:val="single" w:sz="4" w:space="0" w:color="C9D3D0"/>
               <w:left w:val="single" w:sz="4" w:space="0" w:color="C9D3D0"/>
@@ -14187,7 +14187,7 @@
         </w:trPr>
         <w:tc>
           <w:tcPr>
-            <w:tcW w:w="932" w:type="dxa"/>
+            <w:tcW w:w="674" w:type="dxa"/>
             <w:tcBorders>
               <w:top w:val="single" w:sz="4" w:space="0" w:color="C9D3D0"/>
               <w:left w:val="single" w:sz="4" w:space="0" w:color="C9D3D0"/>
@@ -14217,7 +14217,7 @@
         </w:tc>
         <w:tc>
           <w:tcPr>
-            <w:tcW w:w="4062" w:type="dxa"/>
+            <w:tcW w:w="4317" w:type="dxa"/>
             <w:tcBorders>
               <w:top w:val="single" w:sz="4" w:space="0" w:color="C9D3D0"/>
               <w:left w:val="single" w:sz="4" w:space="0" w:color="C9D3D0"/>
@@ -14247,7 +14247,7 @@
         </w:tc>
         <w:tc>
           <w:tcPr>
-            <w:tcW w:w="932" w:type="dxa"/>
+            <w:tcW w:w="986" w:type="dxa"/>
             <w:tcBorders>
               <w:top w:val="single" w:sz="4" w:space="0" w:color="C9D3D0"/>
               <w:left w:val="single" w:sz="4" w:space="0" w:color="C9D3D0"/>
@@ -14277,7 +14277,7 @@
         </w:tc>
         <w:tc>
           <w:tcPr>
-            <w:tcW w:w="932" w:type="dxa"/>
+            <w:tcW w:w="915" w:type="dxa"/>
             <w:tcBorders>
               <w:top w:val="single" w:sz="4" w:space="0" w:color="C9D3D0"/>
               <w:left w:val="single" w:sz="4" w:space="0" w:color="C9D3D0"/>
@@ -14307,7 +14307,7 @@
         </w:tc>
         <w:tc>
           <w:tcPr>
-            <w:tcW w:w="932" w:type="dxa"/>
+            <w:tcW w:w="785" w:type="dxa"/>
             <w:tcBorders>
               <w:top w:val="single" w:sz="4" w:space="0" w:color="C9D3D0"/>
               <w:left w:val="single" w:sz="4" w:space="0" w:color="C9D3D0"/>
@@ -14337,7 +14337,7 @@
         </w:tc>
         <w:tc>
           <w:tcPr>
-            <w:tcW w:w="1848" w:type="dxa"/>
+            <w:tcW w:w="1961" w:type="dxa"/>
             <w:tcBorders>
               <w:top w:val="single" w:sz="4" w:space="0" w:color="C9D3D0"/>
               <w:left w:val="single" w:sz="4" w:space="0" w:color="C9D3D0"/>
@@ -14378,7 +14378,7 @@
         </w:trPr>
         <w:tc>
           <w:tcPr>
-            <w:tcW w:w="932" w:type="dxa"/>
+            <w:tcW w:w="674" w:type="dxa"/>
             <w:tcBorders>
               <w:top w:val="single" w:sz="4" w:space="0" w:color="C9D3D0"/>
               <w:left w:val="single" w:sz="4" w:space="0" w:color="C9D3D0"/>
@@ -14402,7 +14402,7 @@
         </w:tc>
         <w:tc>
           <w:tcPr>
-            <w:tcW w:w="4062" w:type="dxa"/>
+            <w:tcW w:w="4317" w:type="dxa"/>
             <w:tcBorders>
               <w:top w:val="single" w:sz="4" w:space="0" w:color="C9D3D0"/>
               <w:left w:val="single" w:sz="4" w:space="0" w:color="C9D3D0"/>
@@ -14435,7 +14435,7 @@
         </w:tc>
         <w:tc>
           <w:tcPr>
-            <w:tcW w:w="932" w:type="dxa"/>
+            <w:tcW w:w="986" w:type="dxa"/>
             <w:tcBorders>
               <w:top w:val="single" w:sz="4" w:space="0" w:color="C9D3D0"/>
               <w:left w:val="single" w:sz="4" w:space="0" w:color="C9D3D0"/>
@@ -14468,7 +14468,7 @@
         </w:tc>
         <w:tc>
           <w:tcPr>
-            <w:tcW w:w="932" w:type="dxa"/>
+            <w:tcW w:w="915" w:type="dxa"/>
             <w:tcBorders>
               <w:top w:val="single" w:sz="4" w:space="0" w:color="C9D3D0"/>
               <w:left w:val="single" w:sz="4" w:space="0" w:color="C9D3D0"/>
@@ -14501,7 +14501,7 @@
         </w:tc>
         <w:tc>
           <w:tcPr>
-            <w:tcW w:w="932" w:type="dxa"/>
+            <w:tcW w:w="785" w:type="dxa"/>
             <w:tcBorders>
               <w:top w:val="single" w:sz="4" w:space="0" w:color="C9D3D0"/>
               <w:left w:val="single" w:sz="4" w:space="0" w:color="C9D3D0"/>
@@ -14534,7 +14534,7 @@
         </w:tc>
         <w:tc>
           <w:tcPr>
-            <w:tcW w:w="1848" w:type="dxa"/>
+            <w:tcW w:w="1961" w:type="dxa"/>
             <w:tcBorders>
               <w:top w:val="single" w:sz="4" w:space="0" w:color="C9D3D0"/>
               <w:left w:val="single" w:sz="4" w:space="0" w:color="C9D3D0"/>
@@ -14570,7 +14570,7 @@
         <w:keepLines/>
         <w:pageBreakBefore/>
       </w:pPr>
-      <w:bookmarkStart w:id="23" w:name="_Toc242095024"/>
+      <w:bookmarkStart w:id="23" w:name="_Toc242095598"/>
       <w:r>
         <w:lastRenderedPageBreak/>
         <w:t>4 Epic EP1: Profile and results</w:t>
@@ -14592,7 +14592,7 @@
           <w:left w:w="10" w:type="dxa"/>
           <w:right w:w="10" w:type="dxa"/>
         </w:tblCellMar>
-        <w:tblLook w:val="0000" w:firstRow="0" w:lastRow="0" w:firstColumn="0" w:lastColumn="0" w:noHBand="0" w:noVBand="0"/>
+        <w:tblLook w:val="04A0" w:firstRow="1" w:lastRow="0" w:firstColumn="1" w:lastColumn="0" w:noHBand="0" w:noVBand="1"/>
       </w:tblPr>
       <w:tblGrid>
         <w:gridCol w:w="1224"/>
@@ -14758,7 +14758,7 @@
         <w:keepNext/>
         <w:keepLines/>
       </w:pPr>
-      <w:bookmarkStart w:id="24" w:name="_Toc242095025"/>
+      <w:bookmarkStart w:id="24" w:name="_Toc242095599"/>
       <w:r>
         <w:t>4.1 US-101 Enter my results once</w:t>
       </w:r>
@@ -14779,7 +14779,7 @@
           <w:left w:w="10" w:type="dxa"/>
           <w:right w:w="10" w:type="dxa"/>
         </w:tblCellMar>
-        <w:tblLook w:val="0000" w:firstRow="0" w:lastRow="0" w:firstColumn="0" w:lastColumn="0" w:noHBand="0" w:noVBand="0"/>
+        <w:tblLook w:val="04A0" w:firstRow="1" w:lastRow="0" w:firstColumn="1" w:lastColumn="0" w:noHBand="0" w:noVBand="1"/>
       </w:tblPr>
       <w:tblGrid>
         <w:gridCol w:w="1881"/>
@@ -15451,7 +15451,7 @@
         <w:keepNext/>
         <w:keepLines/>
       </w:pPr>
-      <w:bookmarkStart w:id="25" w:name="_Toc242095026"/>
+      <w:bookmarkStart w:id="25" w:name="_Toc242095600"/>
       <w:r>
         <w:t>4.2 US-102 Change my profile at any time</w:t>
       </w:r>
@@ -15472,7 +15472,7 @@
           <w:left w:w="10" w:type="dxa"/>
           <w:right w:w="10" w:type="dxa"/>
         </w:tblCellMar>
-        <w:tblLook w:val="0000" w:firstRow="0" w:lastRow="0" w:firstColumn="0" w:lastColumn="0" w:noHBand="0" w:noVBand="0"/>
+        <w:tblLook w:val="04A0" w:firstRow="1" w:lastRow="0" w:firstColumn="1" w:lastColumn="0" w:noHBand="0" w:noVBand="1"/>
       </w:tblPr>
       <w:tblGrid>
         <w:gridCol w:w="1881"/>
@@ -16064,7 +16064,7 @@
         <w:keepNext/>
         <w:keepLines/>
       </w:pPr>
-      <w:bookmarkStart w:id="26" w:name="_Toc242095027"/>
+      <w:bookmarkStart w:id="26" w:name="_Toc242095601"/>
       <w:r>
         <w:t>4.3 US-103 Estimate my Z-score before results</w:t>
       </w:r>
@@ -16085,7 +16085,7 @@
           <w:left w:w="10" w:type="dxa"/>
           <w:right w:w="10" w:type="dxa"/>
         </w:tblCellMar>
-        <w:tblLook w:val="0000" w:firstRow="0" w:lastRow="0" w:firstColumn="0" w:lastColumn="0" w:noHBand="0" w:noVBand="0"/>
+        <w:tblLook w:val="04A0" w:firstRow="1" w:lastRow="0" w:firstColumn="1" w:lastColumn="0" w:noHBand="0" w:noVBand="1"/>
       </w:tblPr>
       <w:tblGrid>
         <w:gridCol w:w="1928"/>
@@ -16718,7 +16718,7 @@
         <w:keepNext/>
         <w:keepLines/>
       </w:pPr>
-      <w:bookmarkStart w:id="27" w:name="_Toc242095028"/>
+      <w:bookmarkStart w:id="27" w:name="_Toc242095602"/>
       <w:r>
         <w:t>4.4 US-104 Read my results sheet from a photo</w:t>
       </w:r>
@@ -16739,7 +16739,7 @@
           <w:left w:w="10" w:type="dxa"/>
           <w:right w:w="10" w:type="dxa"/>
         </w:tblCellMar>
-        <w:tblLook w:val="0000" w:firstRow="0" w:lastRow="0" w:firstColumn="0" w:lastColumn="0" w:noHBand="0" w:noVBand="0"/>
+        <w:tblLook w:val="04A0" w:firstRow="1" w:lastRow="0" w:firstColumn="1" w:lastColumn="0" w:noHBand="0" w:noVBand="1"/>
       </w:tblPr>
       <w:tblGrid>
         <w:gridCol w:w="1881"/>
@@ -17361,7 +17361,7 @@
         <w:keepNext/>
         <w:keepLines/>
       </w:pPr>
-      <w:bookmarkStart w:id="28" w:name="_Toc242095029"/>
+      <w:bookmarkStart w:id="28" w:name="_Toc242095603"/>
       <w:r>
         <w:t>4.5 US-105 Use the app in my language</w:t>
       </w:r>
@@ -17382,7 +17382,7 @@
           <w:left w:w="10" w:type="dxa"/>
           <w:right w:w="10" w:type="dxa"/>
         </w:tblCellMar>
-        <w:tblLook w:val="0000" w:firstRow="0" w:lastRow="0" w:firstColumn="0" w:lastColumn="0" w:noHBand="0" w:noVBand="0"/>
+        <w:tblLook w:val="04A0" w:firstRow="1" w:lastRow="0" w:firstColumn="1" w:lastColumn="0" w:noHBand="0" w:noVBand="1"/>
       </w:tblPr>
       <w:tblGrid>
         <w:gridCol w:w="1881"/>
@@ -17955,7 +17955,7 @@
         <w:keepLines/>
         <w:pageBreakBefore/>
       </w:pPr>
-      <w:bookmarkStart w:id="29" w:name="_Toc242095030"/>
+      <w:bookmarkStart w:id="29" w:name="_Toc242095604"/>
       <w:r>
         <w:lastRenderedPageBreak/>
         <w:t>5 Epic EP2: State university course discovery</w:t>
@@ -17977,7 +17977,7 @@
           <w:left w:w="10" w:type="dxa"/>
           <w:right w:w="10" w:type="dxa"/>
         </w:tblCellMar>
-        <w:tblLook w:val="0000" w:firstRow="0" w:lastRow="0" w:firstColumn="0" w:lastColumn="0" w:noHBand="0" w:noVBand="0"/>
+        <w:tblLook w:val="04A0" w:firstRow="1" w:lastRow="0" w:firstColumn="1" w:lastColumn="0" w:noHBand="0" w:noVBand="1"/>
       </w:tblPr>
       <w:tblGrid>
         <w:gridCol w:w="1224"/>
@@ -18143,7 +18143,7 @@
         <w:keepNext/>
         <w:keepLines/>
       </w:pPr>
-      <w:bookmarkStart w:id="30" w:name="_Toc242095031"/>
+      <w:bookmarkStart w:id="30" w:name="_Toc242095605"/>
       <w:r>
         <w:t>5.1 US-201 See every course I am eligible for</w:t>
       </w:r>
@@ -18164,7 +18164,7 @@
           <w:left w:w="10" w:type="dxa"/>
           <w:right w:w="10" w:type="dxa"/>
         </w:tblCellMar>
-        <w:tblLook w:val="0000" w:firstRow="0" w:lastRow="0" w:firstColumn="0" w:lastColumn="0" w:noHBand="0" w:noVBand="0"/>
+        <w:tblLook w:val="04A0" w:firstRow="1" w:lastRow="0" w:firstColumn="1" w:lastColumn="0" w:noHBand="0" w:noVBand="1"/>
       </w:tblPr>
       <w:tblGrid>
         <w:gridCol w:w="1836"/>
@@ -18806,7 +18806,7 @@
         <w:keepNext/>
         <w:keepLines/>
       </w:pPr>
-      <w:bookmarkStart w:id="31" w:name="_Toc242095032"/>
+      <w:bookmarkStart w:id="31" w:name="_Toc242095606"/>
       <w:r>
         <w:t>5.2 US-202 See why a course is hidden from me</w:t>
       </w:r>
@@ -18827,7 +18827,7 @@
           <w:left w:w="10" w:type="dxa"/>
           <w:right w:w="10" w:type="dxa"/>
         </w:tblCellMar>
-        <w:tblLook w:val="0000" w:firstRow="0" w:lastRow="0" w:firstColumn="0" w:lastColumn="0" w:noHBand="0" w:noVBand="0"/>
+        <w:tblLook w:val="04A0" w:firstRow="1" w:lastRow="0" w:firstColumn="1" w:lastColumn="0" w:noHBand="0" w:noVBand="1"/>
       </w:tblPr>
       <w:tblGrid>
         <w:gridCol w:w="1928"/>
@@ -19349,7 +19349,7 @@
         <w:keepNext/>
         <w:keepLines/>
       </w:pPr>
-      <w:bookmarkStart w:id="32" w:name="_Toc242095033"/>
+      <w:bookmarkStart w:id="32" w:name="_Toc242095607"/>
       <w:r>
         <w:t>5.3 US-203 See Safe / Likely / Reach for each course</w:t>
       </w:r>
@@ -19370,7 +19370,7 @@
           <w:left w:w="10" w:type="dxa"/>
           <w:right w:w="10" w:type="dxa"/>
         </w:tblCellMar>
-        <w:tblLook w:val="0000" w:firstRow="0" w:lastRow="0" w:firstColumn="0" w:lastColumn="0" w:noHBand="0" w:noVBand="0"/>
+        <w:tblLook w:val="04A0" w:firstRow="1" w:lastRow="0" w:firstColumn="1" w:lastColumn="0" w:noHBand="0" w:noVBand="1"/>
       </w:tblPr>
       <w:tblGrid>
         <w:gridCol w:w="1928"/>
@@ -20023,7 +20023,7 @@
         <w:keepNext/>
         <w:keepLines/>
       </w:pPr>
-      <w:bookmarkStart w:id="33" w:name="_Toc242095034"/>
+      <w:bookmarkStart w:id="33" w:name="_Toc242095608"/>
       <w:r>
         <w:t>5.4 US-204 Open a course page with sources</w:t>
       </w:r>
@@ -20044,7 +20044,7 @@
           <w:left w:w="10" w:type="dxa"/>
           <w:right w:w="10" w:type="dxa"/>
         </w:tblCellMar>
-        <w:tblLook w:val="0000" w:firstRow="0" w:lastRow="0" w:firstColumn="0" w:lastColumn="0" w:noHBand="0" w:noVBand="0"/>
+        <w:tblLook w:val="04A0" w:firstRow="1" w:lastRow="0" w:firstColumn="1" w:lastColumn="0" w:noHBand="0" w:noVBand="1"/>
       </w:tblPr>
       <w:tblGrid>
         <w:gridCol w:w="1928"/>
@@ -20606,7 +20606,7 @@
         <w:keepNext/>
         <w:keepLines/>
       </w:pPr>
-      <w:bookmarkStart w:id="34" w:name="_Toc242095035"/>
+      <w:bookmarkStart w:id="34" w:name="_Toc242095609"/>
       <w:r>
         <w:t>5.5 US-205 Filter and sort courses</w:t>
       </w:r>
@@ -20627,7 +20627,7 @@
           <w:left w:w="10" w:type="dxa"/>
           <w:right w:w="10" w:type="dxa"/>
         </w:tblCellMar>
-        <w:tblLook w:val="0000" w:firstRow="0" w:lastRow="0" w:firstColumn="0" w:lastColumn="0" w:noHBand="0" w:noVBand="0"/>
+        <w:tblLook w:val="04A0" w:firstRow="1" w:lastRow="0" w:firstColumn="1" w:lastColumn="0" w:noHBand="0" w:noVBand="1"/>
       </w:tblPr>
       <w:tblGrid>
         <w:gridCol w:w="1928"/>
@@ -21169,7 +21169,7 @@
         <w:keepNext/>
         <w:keepLines/>
       </w:pPr>
-      <w:bookmarkStart w:id="35" w:name="_Toc242095036"/>
+      <w:bookmarkStart w:id="35" w:name="_Toc242095610"/>
       <w:r>
         <w:t>5.6 US-206 Work backwards from a dream course</w:t>
       </w:r>
@@ -21190,7 +21190,7 @@
           <w:left w:w="10" w:type="dxa"/>
           <w:right w:w="10" w:type="dxa"/>
         </w:tblCellMar>
-        <w:tblLook w:val="0000" w:firstRow="0" w:lastRow="0" w:firstColumn="0" w:lastColumn="0" w:noHBand="0" w:noVBand="0"/>
+        <w:tblLook w:val="04A0" w:firstRow="1" w:lastRow="0" w:firstColumn="1" w:lastColumn="0" w:noHBand="0" w:noVBand="1"/>
       </w:tblPr>
       <w:tblGrid>
         <w:gridCol w:w="1713"/>
@@ -21742,7 +21742,7 @@
         <w:keepNext/>
         <w:keepLines/>
       </w:pPr>
-      <w:bookmarkStart w:id="36" w:name="_Toc242095037"/>
+      <w:bookmarkStart w:id="36" w:name="_Toc242095611"/>
       <w:r>
         <w:t>5.7 US-207 Compare two courses</w:t>
       </w:r>
@@ -21763,7 +21763,7 @@
           <w:left w:w="10" w:type="dxa"/>
           <w:right w:w="10" w:type="dxa"/>
         </w:tblCellMar>
-        <w:tblLook w:val="0000" w:firstRow="0" w:lastRow="0" w:firstColumn="0" w:lastColumn="0" w:noHBand="0" w:noVBand="0"/>
+        <w:tblLook w:val="04A0" w:firstRow="1" w:lastRow="0" w:firstColumn="1" w:lastColumn="0" w:noHBand="0" w:noVBand="1"/>
       </w:tblPr>
       <w:tblGrid>
         <w:gridCol w:w="1713"/>
@@ -22286,7 +22286,7 @@
         <w:keepNext/>
         <w:keepLines/>
       </w:pPr>
-      <w:bookmarkStart w:id="37" w:name="_Toc242095038"/>
+      <w:bookmarkStart w:id="37" w:name="_Toc242095612"/>
       <w:r>
         <w:t>5.8 US-208 See what living there costs</w:t>
       </w:r>
@@ -22307,7 +22307,7 @@
           <w:left w:w="10" w:type="dxa"/>
           <w:right w:w="10" w:type="dxa"/>
         </w:tblCellMar>
-        <w:tblLook w:val="0000" w:firstRow="0" w:lastRow="0" w:firstColumn="0" w:lastColumn="0" w:noHBand="0" w:noVBand="0"/>
+        <w:tblLook w:val="04A0" w:firstRow="1" w:lastRow="0" w:firstColumn="1" w:lastColumn="0" w:noHBand="0" w:noVBand="1"/>
       </w:tblPr>
       <w:tblGrid>
         <w:gridCol w:w="1713"/>
@@ -22830,7 +22830,7 @@
         <w:keepLines/>
         <w:pageBreakBefore/>
       </w:pPr>
-      <w:bookmarkStart w:id="38" w:name="_Toc242095039"/>
+      <w:bookmarkStart w:id="38" w:name="_Toc242095613"/>
       <w:r>
         <w:lastRenderedPageBreak/>
         <w:t>6 Epic EP3: Preference list</w:t>
@@ -22852,7 +22852,7 @@
           <w:left w:w="10" w:type="dxa"/>
           <w:right w:w="10" w:type="dxa"/>
         </w:tblCellMar>
-        <w:tblLook w:val="0000" w:firstRow="0" w:lastRow="0" w:firstColumn="0" w:lastColumn="0" w:noHBand="0" w:noVBand="0"/>
+        <w:tblLook w:val="04A0" w:firstRow="1" w:lastRow="0" w:firstColumn="1" w:lastColumn="0" w:noHBand="0" w:noVBand="1"/>
       </w:tblPr>
       <w:tblGrid>
         <w:gridCol w:w="1224"/>
@@ -23018,7 +23018,7 @@
         <w:keepNext/>
         <w:keepLines/>
       </w:pPr>
-      <w:bookmarkStart w:id="39" w:name="_Toc242095040"/>
+      <w:bookmarkStart w:id="39" w:name="_Toc242095614"/>
       <w:r>
         <w:t>6.1 US-301 Build my preference list</w:t>
       </w:r>
@@ -23039,7 +23039,7 @@
           <w:left w:w="10" w:type="dxa"/>
           <w:right w:w="10" w:type="dxa"/>
         </w:tblCellMar>
-        <w:tblLook w:val="0000" w:firstRow="0" w:lastRow="0" w:firstColumn="0" w:lastColumn="0" w:noHBand="0" w:noVBand="0"/>
+        <w:tblLook w:val="04A0" w:firstRow="1" w:lastRow="0" w:firstColumn="1" w:lastColumn="0" w:noHBand="0" w:noVBand="1"/>
       </w:tblPr>
       <w:tblGrid>
         <w:gridCol w:w="1928"/>
@@ -23671,7 +23671,7 @@
         <w:keepNext/>
         <w:keepLines/>
       </w:pPr>
-      <w:bookmarkStart w:id="40" w:name="_Toc242095041"/>
+      <w:bookmarkStart w:id="40" w:name="_Toc242095615"/>
       <w:r>
         <w:t>6.2 US-302 Get warned about a bad order</w:t>
       </w:r>
@@ -23692,7 +23692,7 @@
           <w:left w:w="10" w:type="dxa"/>
           <w:right w:w="10" w:type="dxa"/>
         </w:tblCellMar>
-        <w:tblLook w:val="0000" w:firstRow="0" w:lastRow="0" w:firstColumn="0" w:lastColumn="0" w:noHBand="0" w:noVBand="0"/>
+        <w:tblLook w:val="04A0" w:firstRow="1" w:lastRow="0" w:firstColumn="1" w:lastColumn="0" w:noHBand="0" w:noVBand="1"/>
       </w:tblPr>
       <w:tblGrid>
         <w:gridCol w:w="1928"/>
@@ -24304,7 +24304,7 @@
         <w:keepNext/>
         <w:keepLines/>
       </w:pPr>
-      <w:bookmarkStart w:id="41" w:name="_Toc242095042"/>
+      <w:bookmarkStart w:id="41" w:name="_Toc242095616"/>
       <w:r>
         <w:t>6.3 US-303 Copy uni-codes in order</w:t>
       </w:r>
@@ -24325,7 +24325,7 @@
           <w:left w:w="10" w:type="dxa"/>
           <w:right w:w="10" w:type="dxa"/>
         </w:tblCellMar>
-        <w:tblLook w:val="0000" w:firstRow="0" w:lastRow="0" w:firstColumn="0" w:lastColumn="0" w:noHBand="0" w:noVBand="0"/>
+        <w:tblLook w:val="04A0" w:firstRow="1" w:lastRow="0" w:firstColumn="1" w:lastColumn="0" w:noHBand="0" w:noVBand="1"/>
       </w:tblPr>
       <w:tblGrid>
         <w:gridCol w:w="1928"/>
@@ -24867,7 +24867,7 @@
         <w:keepNext/>
         <w:keepLines/>
       </w:pPr>
-      <w:bookmarkStart w:id="42" w:name="_Toc242095043"/>
+      <w:bookmarkStart w:id="42" w:name="_Toc242095617"/>
       <w:r>
         <w:lastRenderedPageBreak/>
         <w:t>6.4 US-304 Learn the UGC form step by step</w:t>
@@ -24889,7 +24889,7 @@
           <w:left w:w="10" w:type="dxa"/>
           <w:right w:w="10" w:type="dxa"/>
         </w:tblCellMar>
-        <w:tblLook w:val="0000" w:firstRow="0" w:lastRow="0" w:firstColumn="0" w:lastColumn="0" w:noHBand="0" w:noVBand="0"/>
+        <w:tblLook w:val="04A0" w:firstRow="1" w:lastRow="0" w:firstColumn="1" w:lastColumn="0" w:noHBand="0" w:noVBand="1"/>
       </w:tblPr>
       <w:tblGrid>
         <w:gridCol w:w="1928"/>
@@ -25412,7 +25412,7 @@
         <w:keepLines/>
         <w:pageBreakBefore/>
       </w:pPr>
-      <w:bookmarkStart w:id="43" w:name="_Toc242095044"/>
+      <w:bookmarkStart w:id="43" w:name="_Toc242095618"/>
       <w:r>
         <w:lastRenderedPageBreak/>
         <w:t>7 Epic EP4: Journey and deadlines</w:t>
@@ -25434,7 +25434,7 @@
           <w:left w:w="10" w:type="dxa"/>
           <w:right w:w="10" w:type="dxa"/>
         </w:tblCellMar>
-        <w:tblLook w:val="0000" w:firstRow="0" w:lastRow="0" w:firstColumn="0" w:lastColumn="0" w:noHBand="0" w:noVBand="0"/>
+        <w:tblLook w:val="04A0" w:firstRow="1" w:lastRow="0" w:firstColumn="1" w:lastColumn="0" w:noHBand="0" w:noVBand="1"/>
       </w:tblPr>
       <w:tblGrid>
         <w:gridCol w:w="1224"/>
@@ -25600,7 +25600,7 @@
         <w:keepNext/>
         <w:keepLines/>
       </w:pPr>
-      <w:bookmarkStart w:id="44" w:name="_Toc242095045"/>
+      <w:bookmarkStart w:id="44" w:name="_Toc242095619"/>
       <w:r>
         <w:t>7.1 US-401 See my journey with the next step first</w:t>
       </w:r>
@@ -25621,7 +25621,7 @@
           <w:left w:w="10" w:type="dxa"/>
           <w:right w:w="10" w:type="dxa"/>
         </w:tblCellMar>
-        <w:tblLook w:val="0000" w:firstRow="0" w:lastRow="0" w:firstColumn="0" w:lastColumn="0" w:noHBand="0" w:noVBand="0"/>
+        <w:tblLook w:val="04A0" w:firstRow="1" w:lastRow="0" w:firstColumn="1" w:lastColumn="0" w:noHBand="0" w:noVBand="1"/>
       </w:tblPr>
       <w:tblGrid>
         <w:gridCol w:w="1928"/>
@@ -26143,7 +26143,7 @@
         <w:keepNext/>
         <w:keepLines/>
       </w:pPr>
-      <w:bookmarkStart w:id="45" w:name="_Toc242095046"/>
+      <w:bookmarkStart w:id="45" w:name="_Toc242095620"/>
       <w:r>
         <w:t>7.2 US-402 Know whether a date is confirmed or estimated</w:t>
       </w:r>
@@ -26164,7 +26164,7 @@
           <w:left w:w="10" w:type="dxa"/>
           <w:right w:w="10" w:type="dxa"/>
         </w:tblCellMar>
-        <w:tblLook w:val="0000" w:firstRow="0" w:lastRow="0" w:firstColumn="0" w:lastColumn="0" w:noHBand="0" w:noVBand="0"/>
+        <w:tblLook w:val="04A0" w:firstRow="1" w:lastRow="0" w:firstColumn="1" w:lastColumn="0" w:noHBand="0" w:noVBand="1"/>
       </w:tblPr>
       <w:tblGrid>
         <w:gridCol w:w="1928"/>
@@ -26746,7 +26746,7 @@
         <w:keepNext/>
         <w:keepLines/>
       </w:pPr>
-      <w:bookmarkStart w:id="46" w:name="_Toc242095047"/>
+      <w:bookmarkStart w:id="46" w:name="_Toc242095621"/>
       <w:r>
         <w:t>7.3 US-403 Be told about aptitude tests for courses on my list</w:t>
       </w:r>
@@ -26767,7 +26767,7 @@
           <w:left w:w="10" w:type="dxa"/>
           <w:right w:w="10" w:type="dxa"/>
         </w:tblCellMar>
-        <w:tblLook w:val="0000" w:firstRow="0" w:lastRow="0" w:firstColumn="0" w:lastColumn="0" w:noHBand="0" w:noVBand="0"/>
+        <w:tblLook w:val="04A0" w:firstRow="1" w:lastRow="0" w:firstColumn="1" w:lastColumn="0" w:noHBand="0" w:noVBand="1"/>
       </w:tblPr>
       <w:tblGrid>
         <w:gridCol w:w="1928"/>
@@ -27289,7 +27289,7 @@
         <w:keepNext/>
         <w:keepLines/>
       </w:pPr>
-      <w:bookmarkStart w:id="47" w:name="_Toc242095048"/>
+      <w:bookmarkStart w:id="47" w:name="_Toc242095622"/>
       <w:r>
         <w:t>7.4 US-404 Get reminders before deadlines</w:t>
       </w:r>
@@ -27310,7 +27310,7 @@
           <w:left w:w="10" w:type="dxa"/>
           <w:right w:w="10" w:type="dxa"/>
         </w:tblCellMar>
-        <w:tblLook w:val="0000" w:firstRow="0" w:lastRow="0" w:firstColumn="0" w:lastColumn="0" w:noHBand="0" w:noVBand="0"/>
+        <w:tblLook w:val="04A0" w:firstRow="1" w:lastRow="0" w:firstColumn="1" w:lastColumn="0" w:noHBand="0" w:noVBand="1"/>
       </w:tblPr>
       <w:tblGrid>
         <w:gridCol w:w="1881"/>
@@ -28002,7 +28002,7 @@
         <w:keepNext/>
         <w:keepLines/>
       </w:pPr>
-      <w:bookmarkStart w:id="48" w:name="_Toc242095049"/>
+      <w:bookmarkStart w:id="48" w:name="_Toc242095623"/>
       <w:r>
         <w:t>7.5 </w:t>
       </w:r>
@@ -28026,7 +28026,7 @@
           <w:left w:w="10" w:type="dxa"/>
           <w:right w:w="10" w:type="dxa"/>
         </w:tblCellMar>
-        <w:tblLook w:val="0000" w:firstRow="0" w:lastRow="0" w:firstColumn="0" w:lastColumn="0" w:noHBand="0" w:noVBand="0"/>
+        <w:tblLook w:val="04A0" w:firstRow="1" w:lastRow="0" w:firstColumn="1" w:lastColumn="0" w:noHBand="0" w:noVBand="1"/>
       </w:tblPr>
       <w:tblGrid>
         <w:gridCol w:w="1881"/>
@@ -28548,7 +28548,7 @@
         <w:keepNext/>
         <w:keepLines/>
       </w:pPr>
-      <w:bookmarkStart w:id="49" w:name="_Toc242095050"/>
+      <w:bookmarkStart w:id="49" w:name="_Toc242095624"/>
       <w:r>
         <w:t>7.6 US-406 Add my own steps to the journey</w:t>
       </w:r>
@@ -28569,7 +28569,7 @@
           <w:left w:w="10" w:type="dxa"/>
           <w:right w:w="10" w:type="dxa"/>
         </w:tblCellMar>
-        <w:tblLook w:val="0000" w:firstRow="0" w:lastRow="0" w:firstColumn="0" w:lastColumn="0" w:noHBand="0" w:noVBand="0"/>
+        <w:tblLook w:val="04A0" w:firstRow="1" w:lastRow="0" w:firstColumn="1" w:lastColumn="0" w:noHBand="0" w:noVBand="1"/>
       </w:tblPr>
       <w:tblGrid>
         <w:gridCol w:w="1881"/>
@@ -29054,7 +29054,7 @@
         <w:keepLines/>
         <w:pageBreakBefore/>
       </w:pPr>
-      <w:bookmarkStart w:id="50" w:name="_Toc242095051"/>
+      <w:bookmarkStart w:id="50" w:name="_Toc242095625"/>
       <w:r>
         <w:lastRenderedPageBreak/>
         <w:t>8 Epic EP5: Other routes</w:t>
@@ -29076,7 +29076,7 @@
           <w:left w:w="10" w:type="dxa"/>
           <w:right w:w="10" w:type="dxa"/>
         </w:tblCellMar>
-        <w:tblLook w:val="0000" w:firstRow="0" w:lastRow="0" w:firstColumn="0" w:lastColumn="0" w:noHBand="0" w:noVBand="0"/>
+        <w:tblLook w:val="04A0" w:firstRow="1" w:lastRow="0" w:firstColumn="1" w:lastColumn="0" w:noHBand="0" w:noVBand="1"/>
       </w:tblPr>
       <w:tblGrid>
         <w:gridCol w:w="1224"/>
@@ -29242,7 +29242,7 @@
         <w:keepNext/>
         <w:keepLines/>
       </w:pPr>
-      <w:bookmarkStart w:id="51" w:name="_Toc242095052"/>
+      <w:bookmarkStart w:id="51" w:name="_Toc242095626"/>
       <w:r>
         <w:t>8.1 US-501 See every route my results open</w:t>
       </w:r>
@@ -29263,7 +29263,7 @@
           <w:left w:w="10" w:type="dxa"/>
           <w:right w:w="10" w:type="dxa"/>
         </w:tblCellMar>
-        <w:tblLook w:val="0000" w:firstRow="0" w:lastRow="0" w:firstColumn="0" w:lastColumn="0" w:noHBand="0" w:noVBand="0"/>
+        <w:tblLook w:val="04A0" w:firstRow="1" w:lastRow="0" w:firstColumn="1" w:lastColumn="0" w:noHBand="0" w:noVBand="1"/>
       </w:tblPr>
       <w:tblGrid>
         <w:gridCol w:w="1836"/>
@@ -29835,7 +29835,7 @@
         <w:keepNext/>
         <w:keepLines/>
       </w:pPr>
-      <w:bookmarkStart w:id="52" w:name="_Toc242095053"/>
+      <w:bookmarkStart w:id="52" w:name="_Toc242095627"/>
       <w:r>
         <w:t>8.2 US-502 Open a route's details</w:t>
       </w:r>
@@ -29856,7 +29856,7 @@
           <w:left w:w="10" w:type="dxa"/>
           <w:right w:w="10" w:type="dxa"/>
         </w:tblCellMar>
-        <w:tblLook w:val="0000" w:firstRow="0" w:lastRow="0" w:firstColumn="0" w:lastColumn="0" w:noHBand="0" w:noVBand="0"/>
+        <w:tblLook w:val="04A0" w:firstRow="1" w:lastRow="0" w:firstColumn="1" w:lastColumn="0" w:noHBand="0" w:noVBand="1"/>
       </w:tblPr>
       <w:tblGrid>
         <w:gridCol w:w="1836"/>
@@ -30378,7 +30378,7 @@
         <w:keepNext/>
         <w:keepLines/>
       </w:pPr>
-      <w:bookmarkStart w:id="53" w:name="_Toc242095054"/>
+      <w:bookmarkStart w:id="53" w:name="_Toc242095628"/>
       <w:r>
         <w:t>8.3 US-503 Be alerted about job exams I qualify for</w:t>
       </w:r>
@@ -30399,7 +30399,7 @@
           <w:left w:w="10" w:type="dxa"/>
           <w:right w:w="10" w:type="dxa"/>
         </w:tblCellMar>
-        <w:tblLook w:val="0000" w:firstRow="0" w:lastRow="0" w:firstColumn="0" w:lastColumn="0" w:noHBand="0" w:noVBand="0"/>
+        <w:tblLook w:val="04A0" w:firstRow="1" w:lastRow="0" w:firstColumn="1" w:lastColumn="0" w:noHBand="0" w:noVBand="1"/>
       </w:tblPr>
       <w:tblGrid>
         <w:gridCol w:w="1928"/>
@@ -30971,7 +30971,7 @@
         <w:keepNext/>
         <w:keepLines/>
       </w:pPr>
-      <w:bookmarkStart w:id="54" w:name="_Toc242095055"/>
+      <w:bookmarkStart w:id="54" w:name="_Toc242095629"/>
       <w:r>
         <w:lastRenderedPageBreak/>
         <w:t>8.4 US-504 Check whether a degree is recognised</w:t>
@@ -30993,7 +30993,7 @@
           <w:left w:w="10" w:type="dxa"/>
           <w:right w:w="10" w:type="dxa"/>
         </w:tblCellMar>
-        <w:tblLook w:val="0000" w:firstRow="0" w:lastRow="0" w:firstColumn="0" w:lastColumn="0" w:noHBand="0" w:noVBand="0"/>
+        <w:tblLook w:val="04A0" w:firstRow="1" w:lastRow="0" w:firstColumn="1" w:lastColumn="0" w:noHBand="0" w:noVBand="1"/>
       </w:tblPr>
       <w:tblGrid>
         <w:gridCol w:w="1836"/>
@@ -31515,7 +31515,7 @@
         <w:keepNext/>
         <w:keepLines/>
       </w:pPr>
-      <w:bookmarkStart w:id="55" w:name="_Toc242095056"/>
+      <w:bookmarkStart w:id="55" w:name="_Toc242095630"/>
       <w:r>
         <w:t>8.5 US-505 Check the interest-free loan scheme</w:t>
       </w:r>
@@ -31536,7 +31536,7 @@
           <w:left w:w="10" w:type="dxa"/>
           <w:right w:w="10" w:type="dxa"/>
         </w:tblCellMar>
-        <w:tblLook w:val="0000" w:firstRow="0" w:lastRow="0" w:firstColumn="0" w:lastColumn="0" w:noHBand="0" w:noVBand="0"/>
+        <w:tblLook w:val="04A0" w:firstRow="1" w:lastRow="0" w:firstColumn="1" w:lastColumn="0" w:noHBand="0" w:noVBand="1"/>
       </w:tblPr>
       <w:tblGrid>
         <w:gridCol w:w="1836"/>
@@ -32020,7 +32020,7 @@
         <w:keepNext/>
         <w:keepLines/>
       </w:pPr>
-      <w:bookmarkStart w:id="56" w:name="_Toc242095057"/>
+      <w:bookmarkStart w:id="56" w:name="_Toc242095631"/>
       <w:r>
         <w:t>8.6 US-506 See scholarships abroad</w:t>
       </w:r>
@@ -32041,7 +32041,7 @@
           <w:left w:w="10" w:type="dxa"/>
           <w:right w:w="10" w:type="dxa"/>
         </w:tblCellMar>
-        <w:tblLook w:val="0000" w:firstRow="0" w:lastRow="0" w:firstColumn="0" w:lastColumn="0" w:noHBand="0" w:noVBand="0"/>
+        <w:tblLook w:val="04A0" w:firstRow="1" w:lastRow="0" w:firstColumn="1" w:lastColumn="0" w:noHBand="0" w:noVBand="1"/>
       </w:tblPr>
       <w:tblGrid>
         <w:gridCol w:w="1928"/>
@@ -32525,7 +32525,7 @@
         <w:keepNext/>
         <w:keepLines/>
       </w:pPr>
-      <w:bookmarkStart w:id="57" w:name="_Toc242095058"/>
+      <w:bookmarkStart w:id="57" w:name="_Toc242095632"/>
       <w:r>
         <w:t>8.7 US-507 Understand what retrying would take</w:t>
       </w:r>
@@ -32546,7 +32546,7 @@
           <w:left w:w="10" w:type="dxa"/>
           <w:right w:w="10" w:type="dxa"/>
         </w:tblCellMar>
-        <w:tblLook w:val="0000" w:firstRow="0" w:lastRow="0" w:firstColumn="0" w:lastColumn="0" w:noHBand="0" w:noVBand="0"/>
+        <w:tblLook w:val="04A0" w:firstRow="1" w:lastRow="0" w:firstColumn="1" w:lastColumn="0" w:noHBand="0" w:noVBand="1"/>
       </w:tblPr>
       <w:tblGrid>
         <w:gridCol w:w="1836"/>
@@ -33069,7 +33069,7 @@
         <w:keepLines/>
         <w:pageBreakBefore/>
       </w:pPr>
-      <w:bookmarkStart w:id="58" w:name="_Toc242095059"/>
+      <w:bookmarkStart w:id="58" w:name="_Toc242095633"/>
       <w:r>
         <w:lastRenderedPageBreak/>
         <w:t>9 Epic EP6: Ask, with sources</w:t>
@@ -33091,7 +33091,7 @@
           <w:left w:w="10" w:type="dxa"/>
           <w:right w:w="10" w:type="dxa"/>
         </w:tblCellMar>
-        <w:tblLook w:val="0000" w:firstRow="0" w:lastRow="0" w:firstColumn="0" w:lastColumn="0" w:noHBand="0" w:noVBand="0"/>
+        <w:tblLook w:val="04A0" w:firstRow="1" w:lastRow="0" w:firstColumn="1" w:lastColumn="0" w:noHBand="0" w:noVBand="1"/>
       </w:tblPr>
       <w:tblGrid>
         <w:gridCol w:w="1224"/>
@@ -33257,7 +33257,7 @@
         <w:keepNext/>
         <w:keepLines/>
       </w:pPr>
-      <w:bookmarkStart w:id="59" w:name="_Toc242095060"/>
+      <w:bookmarkStart w:id="59" w:name="_Toc242095634"/>
       <w:r>
         <w:t>9.1 US-601 Ask a question in my language</w:t>
       </w:r>
@@ -33278,7 +33278,7 @@
           <w:left w:w="10" w:type="dxa"/>
           <w:right w:w="10" w:type="dxa"/>
         </w:tblCellMar>
-        <w:tblLook w:val="0000" w:firstRow="0" w:lastRow="0" w:firstColumn="0" w:lastColumn="0" w:noHBand="0" w:noVBand="0"/>
+        <w:tblLook w:val="04A0" w:firstRow="1" w:lastRow="0" w:firstColumn="1" w:lastColumn="0" w:noHBand="0" w:noVBand="1"/>
       </w:tblPr>
       <w:tblGrid>
         <w:gridCol w:w="1928"/>
@@ -33840,7 +33840,7 @@
         <w:keepNext/>
         <w:keepLines/>
       </w:pPr>
-      <w:bookmarkStart w:id="60" w:name="_Toc242095061"/>
+      <w:bookmarkStart w:id="60" w:name="_Toc242095635"/>
       <w:r>
         <w:t>9.2 US-602 Every answer cites its source</w:t>
       </w:r>
@@ -33861,7 +33861,7 @@
           <w:left w:w="10" w:type="dxa"/>
           <w:right w:w="10" w:type="dxa"/>
         </w:tblCellMar>
-        <w:tblLook w:val="0000" w:firstRow="0" w:lastRow="0" w:firstColumn="0" w:lastColumn="0" w:noHBand="0" w:noVBand="0"/>
+        <w:tblLook w:val="04A0" w:firstRow="1" w:lastRow="0" w:firstColumn="1" w:lastColumn="0" w:noHBand="0" w:noVBand="1"/>
       </w:tblPr>
       <w:tblGrid>
         <w:gridCol w:w="1928"/>
@@ -34423,7 +34423,7 @@
         <w:keepNext/>
         <w:keepLines/>
       </w:pPr>
-      <w:bookmarkStart w:id="61" w:name="_Toc242095062"/>
+      <w:bookmarkStart w:id="61" w:name="_Toc242095636"/>
       <w:r>
         <w:t>9.3 US-603 The assistant won't predict the future</w:t>
       </w:r>
@@ -34444,7 +34444,7 @@
           <w:left w:w="10" w:type="dxa"/>
           <w:right w:w="10" w:type="dxa"/>
         </w:tblCellMar>
-        <w:tblLook w:val="0000" w:firstRow="0" w:lastRow="0" w:firstColumn="0" w:lastColumn="0" w:noHBand="0" w:noVBand="0"/>
+        <w:tblLook w:val="04A0" w:firstRow="1" w:lastRow="0" w:firstColumn="1" w:lastColumn="0" w:noHBand="0" w:noVBand="1"/>
       </w:tblPr>
       <w:tblGrid>
         <w:gridCol w:w="1928"/>
@@ -34966,7 +34966,7 @@
         <w:keepNext/>
         <w:keepLines/>
       </w:pPr>
-      <w:bookmarkStart w:id="62" w:name="_Toc242095063"/>
+      <w:bookmarkStart w:id="62" w:name="_Toc242095637"/>
       <w:r>
         <w:lastRenderedPageBreak/>
         <w:t>9.4 US-604 Turn an answer into an action</w:t>
@@ -34988,7 +34988,7 @@
           <w:left w:w="10" w:type="dxa"/>
           <w:right w:w="10" w:type="dxa"/>
         </w:tblCellMar>
-        <w:tblLook w:val="0000" w:firstRow="0" w:lastRow="0" w:firstColumn="0" w:lastColumn="0" w:noHBand="0" w:noVBand="0"/>
+        <w:tblLook w:val="04A0" w:firstRow="1" w:lastRow="0" w:firstColumn="1" w:lastColumn="0" w:noHBand="0" w:noVBand="1"/>
       </w:tblPr>
       <w:tblGrid>
         <w:gridCol w:w="1928"/>
@@ -35473,7 +35473,7 @@
         <w:keepLines/>
         <w:pageBreakBefore/>
       </w:pPr>
-      <w:bookmarkStart w:id="63" w:name="_Toc242095064"/>
+      <w:bookmarkStart w:id="63" w:name="_Toc242095638"/>
       <w:r>
         <w:lastRenderedPageBreak/>
         <w:t>10 Epic EP7: People around the student</w:t>
@@ -35495,7 +35495,7 @@
           <w:left w:w="10" w:type="dxa"/>
           <w:right w:w="10" w:type="dxa"/>
         </w:tblCellMar>
-        <w:tblLook w:val="0000" w:firstRow="0" w:lastRow="0" w:firstColumn="0" w:lastColumn="0" w:noHBand="0" w:noVBand="0"/>
+        <w:tblLook w:val="04A0" w:firstRow="1" w:lastRow="0" w:firstColumn="1" w:lastColumn="0" w:noHBand="0" w:noVBand="1"/>
       </w:tblPr>
       <w:tblGrid>
         <w:gridCol w:w="1224"/>
@@ -35661,7 +35661,7 @@
         <w:keepNext/>
         <w:keepLines/>
       </w:pPr>
-      <w:bookmarkStart w:id="64" w:name="_Toc242095065"/>
+      <w:bookmarkStart w:id="64" w:name="_Toc242095639"/>
       <w:r>
         <w:t>10.1 US-701 Share a summary with my family</w:t>
       </w:r>
@@ -35682,7 +35682,7 @@
           <w:left w:w="10" w:type="dxa"/>
           <w:right w:w="10" w:type="dxa"/>
         </w:tblCellMar>
-        <w:tblLook w:val="0000" w:firstRow="0" w:lastRow="0" w:firstColumn="0" w:lastColumn="0" w:noHBand="0" w:noVBand="0"/>
+        <w:tblLook w:val="04A0" w:firstRow="1" w:lastRow="0" w:firstColumn="1" w:lastColumn="0" w:noHBand="0" w:noVBand="1"/>
       </w:tblPr>
       <w:tblGrid>
         <w:gridCol w:w="1928"/>
@@ -36264,7 +36264,7 @@
         <w:keepNext/>
         <w:keepLines/>
       </w:pPr>
-      <w:bookmarkStart w:id="65" w:name="_Toc242095066"/>
+      <w:bookmarkStart w:id="65" w:name="_Toc242095640"/>
       <w:r>
         <w:t>10.2 US-702 Ask a verified senior</w:t>
       </w:r>
@@ -36285,7 +36285,7 @@
           <w:left w:w="10" w:type="dxa"/>
           <w:right w:w="10" w:type="dxa"/>
         </w:tblCellMar>
-        <w:tblLook w:val="0000" w:firstRow="0" w:lastRow="0" w:firstColumn="0" w:lastColumn="0" w:noHBand="0" w:noVBand="0"/>
+        <w:tblLook w:val="04A0" w:firstRow="1" w:lastRow="0" w:firstColumn="1" w:lastColumn="0" w:noHBand="0" w:noVBand="1"/>
       </w:tblPr>
       <w:tblGrid>
         <w:gridCol w:w="1928"/>
@@ -36817,7 +36817,7 @@
         <w:keepNext/>
         <w:keepLines/>
       </w:pPr>
-      <w:bookmarkStart w:id="66" w:name="_Toc242095067"/>
+      <w:bookmarkStart w:id="66" w:name="_Toc242095641"/>
       <w:r>
         <w:t>10.3 US-703 Become a verified senior</w:t>
       </w:r>
@@ -36838,7 +36838,7 @@
           <w:left w:w="10" w:type="dxa"/>
           <w:right w:w="10" w:type="dxa"/>
         </w:tblCellMar>
-        <w:tblLook w:val="0000" w:firstRow="0" w:lastRow="0" w:firstColumn="0" w:lastColumn="0" w:noHBand="0" w:noVBand="0"/>
+        <w:tblLook w:val="04A0" w:firstRow="1" w:lastRow="0" w:firstColumn="1" w:lastColumn="0" w:noHBand="0" w:noVBand="1"/>
       </w:tblPr>
       <w:tblGrid>
         <w:gridCol w:w="1928"/>
@@ -37460,7 +37460,7 @@
         <w:keepNext/>
         <w:keepLines/>
       </w:pPr>
-      <w:bookmarkStart w:id="67" w:name="_Toc242095068"/>
+      <w:bookmarkStart w:id="67" w:name="_Toc242095642"/>
       <w:r>
         <w:lastRenderedPageBreak/>
         <w:t>10.4 US-704 Join a group for my batch and target course</w:t>
@@ -37482,7 +37482,7 @@
           <w:left w:w="10" w:type="dxa"/>
           <w:right w:w="10" w:type="dxa"/>
         </w:tblCellMar>
-        <w:tblLook w:val="0000" w:firstRow="0" w:lastRow="0" w:firstColumn="0" w:lastColumn="0" w:noHBand="0" w:noVBand="0"/>
+        <w:tblLook w:val="04A0" w:firstRow="1" w:lastRow="0" w:firstColumn="1" w:lastColumn="0" w:noHBand="0" w:noVBand="1"/>
       </w:tblPr>
       <w:tblGrid>
         <w:gridCol w:w="1928"/>
@@ -37966,7 +37966,7 @@
         <w:keepNext/>
         <w:keepLines/>
       </w:pPr>
-      <w:bookmarkStart w:id="68" w:name="_Toc242095069"/>
+      <w:bookmarkStart w:id="68" w:name="_Toc242095643"/>
       <w:r>
         <w:t>10.5 US-705 See my class's progress as a teacher</w:t>
       </w:r>
@@ -37987,7 +37987,7 @@
           <w:left w:w="10" w:type="dxa"/>
           <w:right w:w="10" w:type="dxa"/>
         </w:tblCellMar>
-        <w:tblLook w:val="0000" w:firstRow="0" w:lastRow="0" w:firstColumn="0" w:lastColumn="0" w:noHBand="0" w:noVBand="0"/>
+        <w:tblLook w:val="04A0" w:firstRow="1" w:lastRow="0" w:firstColumn="1" w:lastColumn="0" w:noHBand="0" w:noVBand="1"/>
       </w:tblPr>
       <w:tblGrid>
         <w:gridCol w:w="1928"/>
@@ -38510,7 +38510,7 @@
         <w:keepLines/>
         <w:pageBreakBefore/>
       </w:pPr>
-      <w:bookmarkStart w:id="69" w:name="_Toc242095070"/>
+      <w:bookmarkStart w:id="69" w:name="_Toc242095644"/>
       <w:r>
         <w:lastRenderedPageBreak/>
         <w:t>11 Epic EP8: After selection</w:t>
@@ -38532,7 +38532,7 @@
           <w:left w:w="10" w:type="dxa"/>
           <w:right w:w="10" w:type="dxa"/>
         </w:tblCellMar>
-        <w:tblLook w:val="0000" w:firstRow="0" w:lastRow="0" w:firstColumn="0" w:lastColumn="0" w:noHBand="0" w:noVBand="0"/>
+        <w:tblLook w:val="04A0" w:firstRow="1" w:lastRow="0" w:firstColumn="1" w:lastColumn="0" w:noHBand="0" w:noVBand="1"/>
       </w:tblPr>
       <w:tblGrid>
         <w:gridCol w:w="1224"/>
@@ -38698,7 +38698,7 @@
         <w:keepNext/>
         <w:keepLines/>
       </w:pPr>
-      <w:bookmarkStart w:id="70" w:name="_Toc242095071"/>
+      <w:bookmarkStart w:id="70" w:name="_Toc242095645"/>
       <w:r>
         <w:t>11.1 US-801 Get my registration checklist</w:t>
       </w:r>
@@ -38719,7 +38719,7 @@
           <w:left w:w="10" w:type="dxa"/>
           <w:right w:w="10" w:type="dxa"/>
         </w:tblCellMar>
-        <w:tblLook w:val="0000" w:firstRow="0" w:lastRow="0" w:firstColumn="0" w:lastColumn="0" w:noHBand="0" w:noVBand="0"/>
+        <w:tblLook w:val="04A0" w:firstRow="1" w:lastRow="0" w:firstColumn="1" w:lastColumn="0" w:noHBand="0" w:noVBand="1"/>
       </w:tblPr>
       <w:tblGrid>
         <w:gridCol w:w="1928"/>
@@ -39203,7 +39203,7 @@
         <w:keepNext/>
         <w:keepLines/>
       </w:pPr>
-      <w:bookmarkStart w:id="71" w:name="_Toc242095072"/>
+      <w:bookmarkStart w:id="71" w:name="_Toc242095646"/>
       <w:r>
         <w:t>11.2 US-802 Check Mahapola and bursary</w:t>
       </w:r>
@@ -39224,7 +39224,7 @@
           <w:left w:w="10" w:type="dxa"/>
           <w:right w:w="10" w:type="dxa"/>
         </w:tblCellMar>
-        <w:tblLook w:val="0000" w:firstRow="0" w:lastRow="0" w:firstColumn="0" w:lastColumn="0" w:noHBand="0" w:noVBand="0"/>
+        <w:tblLook w:val="04A0" w:firstRow="1" w:lastRow="0" w:firstColumn="1" w:lastColumn="0" w:noHBand="0" w:noVBand="1"/>
       </w:tblPr>
       <w:tblGrid>
         <w:gridCol w:w="1928"/>
@@ -39708,7 +39708,7 @@
         <w:keepNext/>
         <w:keepLines/>
       </w:pPr>
-      <w:bookmarkStart w:id="72" w:name="_Toc242095073"/>
+      <w:bookmarkStart w:id="72" w:name="_Toc242095647"/>
       <w:r>
         <w:t>11.3 US-803 Plan the gap year</w:t>
       </w:r>
@@ -39729,7 +39729,7 @@
           <w:left w:w="10" w:type="dxa"/>
           <w:right w:w="10" w:type="dxa"/>
         </w:tblCellMar>
-        <w:tblLook w:val="0000" w:firstRow="0" w:lastRow="0" w:firstColumn="0" w:lastColumn="0" w:noHBand="0" w:noVBand="0"/>
+        <w:tblLook w:val="04A0" w:firstRow="1" w:lastRow="0" w:firstColumn="1" w:lastColumn="0" w:noHBand="0" w:noVBand="1"/>
       </w:tblPr>
       <w:tblGrid>
         <w:gridCol w:w="1928"/>
@@ -40213,7 +40213,7 @@
         <w:keepNext/>
         <w:keepLines/>
       </w:pPr>
-      <w:bookmarkStart w:id="73" w:name="_Toc242095074"/>
+      <w:bookmarkStart w:id="73" w:name="_Toc242095648"/>
       <w:r>
         <w:t>11.4 US-804 Keep my documents ready</w:t>
       </w:r>
@@ -40234,7 +40234,7 @@
           <w:left w:w="10" w:type="dxa"/>
           <w:right w:w="10" w:type="dxa"/>
         </w:tblCellMar>
-        <w:tblLook w:val="0000" w:firstRow="0" w:lastRow="0" w:firstColumn="0" w:lastColumn="0" w:noHBand="0" w:noVBand="0"/>
+        <w:tblLook w:val="04A0" w:firstRow="1" w:lastRow="0" w:firstColumn="1" w:lastColumn="0" w:noHBand="0" w:noVBand="1"/>
       </w:tblPr>
       <w:tblGrid>
         <w:gridCol w:w="1928"/>
@@ -40719,7 +40719,7 @@
         <w:keepLines/>
         <w:pageBreakBefore/>
       </w:pPr>
-      <w:bookmarkStart w:id="74" w:name="_Toc242095075"/>
+      <w:bookmarkStart w:id="74" w:name="_Toc242095649"/>
       <w:r>
         <w:lastRenderedPageBreak/>
         <w:t>12 Epic EP9: Data and trust</w:t>
@@ -40741,7 +40741,7 @@
           <w:left w:w="10" w:type="dxa"/>
           <w:right w:w="10" w:type="dxa"/>
         </w:tblCellMar>
-        <w:tblLook w:val="0000" w:firstRow="0" w:lastRow="0" w:firstColumn="0" w:lastColumn="0" w:noHBand="0" w:noVBand="0"/>
+        <w:tblLook w:val="04A0" w:firstRow="1" w:lastRow="0" w:firstColumn="1" w:lastColumn="0" w:noHBand="0" w:noVBand="1"/>
       </w:tblPr>
       <w:tblGrid>
         <w:gridCol w:w="1224"/>
@@ -40907,7 +40907,7 @@
         <w:keepNext/>
         <w:keepLines/>
       </w:pPr>
-      <w:bookmarkStart w:id="75" w:name="_Toc242095076"/>
+      <w:bookmarkStart w:id="75" w:name="_Toc242095650"/>
       <w:r>
         <w:t>12.1 US-901 Register an official source</w:t>
       </w:r>
@@ -40928,7 +40928,7 @@
           <w:left w:w="10" w:type="dxa"/>
           <w:right w:w="10" w:type="dxa"/>
         </w:tblCellMar>
-        <w:tblLook w:val="0000" w:firstRow="0" w:lastRow="0" w:firstColumn="0" w:lastColumn="0" w:noHBand="0" w:noVBand="0"/>
+        <w:tblLook w:val="04A0" w:firstRow="1" w:lastRow="0" w:firstColumn="1" w:lastColumn="0" w:noHBand="0" w:noVBand="1"/>
       </w:tblPr>
       <w:tblGrid>
         <w:gridCol w:w="1928"/>
@@ -41490,7 +41490,7 @@
         <w:keepNext/>
         <w:keepLines/>
       </w:pPr>
-      <w:bookmarkStart w:id="76" w:name="_Toc242095077"/>
+      <w:bookmarkStart w:id="76" w:name="_Toc242095651"/>
       <w:r>
         <w:t>12.2 US-902 Extract rules from the handbook with AI</w:t>
       </w:r>
@@ -41511,7 +41511,7 @@
           <w:left w:w="10" w:type="dxa"/>
           <w:right w:w="10" w:type="dxa"/>
         </w:tblCellMar>
-        <w:tblLook w:val="0000" w:firstRow="0" w:lastRow="0" w:firstColumn="0" w:lastColumn="0" w:noHBand="0" w:noVBand="0"/>
+        <w:tblLook w:val="04A0" w:firstRow="1" w:lastRow="0" w:firstColumn="1" w:lastColumn="0" w:noHBand="0" w:noVBand="1"/>
       </w:tblPr>
       <w:tblGrid>
         <w:gridCol w:w="1928"/>
@@ -42123,7 +42123,7 @@
         <w:keepNext/>
         <w:keepLines/>
       </w:pPr>
-      <w:bookmarkStart w:id="77" w:name="_Toc242095078"/>
+      <w:bookmarkStart w:id="77" w:name="_Toc242095652"/>
       <w:r>
         <w:t>12.3 US-903 Review uncertain facts</w:t>
       </w:r>
@@ -42144,7 +42144,7 @@
           <w:left w:w="10" w:type="dxa"/>
           <w:right w:w="10" w:type="dxa"/>
         </w:tblCellMar>
-        <w:tblLook w:val="0000" w:firstRow="0" w:lastRow="0" w:firstColumn="0" w:lastColumn="0" w:noHBand="0" w:noVBand="0"/>
+        <w:tblLook w:val="04A0" w:firstRow="1" w:lastRow="0" w:firstColumn="1" w:lastColumn="0" w:noHBand="0" w:noVBand="1"/>
       </w:tblPr>
       <w:tblGrid>
         <w:gridCol w:w="1928"/>
@@ -42706,7 +42706,7 @@
         <w:keepNext/>
         <w:keepLines/>
       </w:pPr>
-      <w:bookmarkStart w:id="78" w:name="_Toc242095079"/>
+      <w:bookmarkStart w:id="78" w:name="_Toc242095653"/>
       <w:r>
         <w:lastRenderedPageBreak/>
         <w:t>12.4 US-904 Scan the Gazette every week</w:t>
@@ -42728,7 +42728,7 @@
           <w:left w:w="10" w:type="dxa"/>
           <w:right w:w="10" w:type="dxa"/>
         </w:tblCellMar>
-        <w:tblLook w:val="0000" w:firstRow="0" w:lastRow="0" w:firstColumn="0" w:lastColumn="0" w:noHBand="0" w:noVBand="0"/>
+        <w:tblLook w:val="04A0" w:firstRow="1" w:lastRow="0" w:firstColumn="1" w:lastColumn="0" w:noHBand="0" w:noVBand="1"/>
       </w:tblPr>
       <w:tblGrid>
         <w:gridCol w:w="1793"/>
@@ -43290,7 +43290,7 @@
         <w:keepNext/>
         <w:keepLines/>
       </w:pPr>
-      <w:bookmarkStart w:id="79" w:name="_Toc242095080"/>
+      <w:bookmarkStart w:id="79" w:name="_Toc242095654"/>
       <w:r>
         <w:t>12.5 US-905 Report a mistake</w:t>
       </w:r>
@@ -43311,7 +43311,7 @@
           <w:left w:w="10" w:type="dxa"/>
           <w:right w:w="10" w:type="dxa"/>
         </w:tblCellMar>
-        <w:tblLook w:val="0000" w:firstRow="0" w:lastRow="0" w:firstColumn="0" w:lastColumn="0" w:noHBand="0" w:noVBand="0"/>
+        <w:tblLook w:val="04A0" w:firstRow="1" w:lastRow="0" w:firstColumn="1" w:lastColumn="0" w:noHBand="0" w:noVBand="1"/>
       </w:tblPr>
       <w:tblGrid>
         <w:gridCol w:w="1928"/>
@@ -43853,7 +43853,7 @@
         <w:keepNext/>
         <w:keepLines/>
       </w:pPr>
-      <w:bookmarkStart w:id="80" w:name="_Toc242095081"/>
+      <w:bookmarkStart w:id="80" w:name="_Toc242095655"/>
       <w:r>
         <w:t>12.6 US-906 Keep a history of every change</w:t>
       </w:r>
@@ -43874,7 +43874,7 @@
           <w:left w:w="10" w:type="dxa"/>
           <w:right w:w="10" w:type="dxa"/>
         </w:tblCellMar>
-        <w:tblLook w:val="0000" w:firstRow="0" w:lastRow="0" w:firstColumn="0" w:lastColumn="0" w:noHBand="0" w:noVBand="0"/>
+        <w:tblLook w:val="04A0" w:firstRow="1" w:lastRow="0" w:firstColumn="1" w:lastColumn="0" w:noHBand="0" w:noVBand="1"/>
       </w:tblPr>
       <w:tblGrid>
         <w:gridCol w:w="1928"/>
@@ -44358,7 +44358,7 @@
         <w:keepNext/>
         <w:keepLines/>
       </w:pPr>
-      <w:bookmarkStart w:id="81" w:name="_Toc242095082"/>
+      <w:bookmarkStart w:id="81" w:name="_Toc242095656"/>
       <w:r>
         <w:t>12.7 US-907 Protect the app from abuse</w:t>
       </w:r>
@@ -44379,7 +44379,7 @@
           <w:left w:w="10" w:type="dxa"/>
           <w:right w:w="10" w:type="dxa"/>
         </w:tblCellMar>
-        <w:tblLook w:val="0000" w:firstRow="0" w:lastRow="0" w:firstColumn="0" w:lastColumn="0" w:noHBand="0" w:noVBand="0"/>
+        <w:tblLook w:val="04A0" w:firstRow="1" w:lastRow="0" w:firstColumn="1" w:lastColumn="0" w:noHBand="0" w:noVBand="1"/>
       </w:tblPr>
       <w:tblGrid>
         <w:gridCol w:w="1928"/>
@@ -44942,7 +44942,7 @@
         <w:keepLines/>
         <w:pageBreakBefore/>
       </w:pPr>
-      <w:bookmarkStart w:id="82" w:name="_Toc242095083"/>
+      <w:bookmarkStart w:id="82" w:name="_Toc242095657"/>
       <w:r>
         <w:lastRenderedPageBreak/>
         <w:t>13 Release plan</w:t>
@@ -44955,7 +44955,7 @@
         <w:keepNext/>
         <w:keepLines/>
       </w:pPr>
-      <w:bookmarkStart w:id="83" w:name="_Toc242095084"/>
+      <w:bookmarkStart w:id="83" w:name="_Toc242095658"/>
       <w:r>
         <w:t>13.1 Release R1: Gate 3 build (due 11 October 2026)</w:t>
       </w:r>
@@ -45007,7 +45007,7 @@
         <w:pStyle w:val="Caption"/>
         <w:keepNext/>
       </w:pPr>
-      <w:bookmarkStart w:id="84" w:name="_Toc242095099"/>
+      <w:bookmarkStart w:id="84" w:name="_Toc242095673"/>
       <w:r>
         <w:t xml:space="preserve">Table </w:t>
       </w:r>
@@ -45049,7 +45049,7 @@
           <w:left w:w="10" w:type="dxa"/>
           <w:right w:w="10" w:type="dxa"/>
         </w:tblCellMar>
-        <w:tblLook w:val="0000" w:firstRow="0" w:lastRow="0" w:firstColumn="0" w:lastColumn="0" w:noHBand="0" w:noVBand="0"/>
+        <w:tblLook w:val="04A0" w:firstRow="1" w:lastRow="0" w:firstColumn="1" w:lastColumn="0" w:noHBand="0" w:noVBand="1"/>
       </w:tblPr>
       <w:tblGrid>
         <w:gridCol w:w="4448"/>
@@ -45608,7 +45608,7 @@
         <w:keepNext/>
         <w:keepLines/>
       </w:pPr>
-      <w:bookmarkStart w:id="85" w:name="_Toc242095085"/>
+      <w:bookmarkStart w:id="85" w:name="_Toc242095659"/>
       <w:r>
         <w:t>13.2 Release R2: after the buildathon</w:t>
       </w:r>
@@ -45631,7 +45631,7 @@
         <w:keepNext/>
         <w:keepLines/>
       </w:pPr>
-      <w:bookmarkStart w:id="86" w:name="_Toc242095086"/>
+      <w:bookmarkStart w:id="86" w:name="_Toc242095660"/>
       <w:r>
         <w:t>13.3 Walking skeleton</w:t>
       </w:r>
@@ -45662,7 +45662,7 @@
         <w:keepLines/>
         <w:pageBreakBefore/>
       </w:pPr>
-      <w:bookmarkStart w:id="87" w:name="_Toc242095087"/>
+      <w:bookmarkStart w:id="87" w:name="_Toc242095661"/>
       <w:r>
         <w:lastRenderedPageBreak/>
         <w:t>14 Definition of Ready and Definition of Done</w:t>
@@ -45675,7 +45675,7 @@
         <w:keepNext/>
         <w:keepLines/>
       </w:pPr>
-      <w:bookmarkStart w:id="88" w:name="_Toc242095088"/>
+      <w:bookmarkStart w:id="88" w:name="_Toc242095662"/>
       <w:r>
         <w:t>14.1 Definition of Ready</w:t>
       </w:r>
@@ -45698,7 +45698,7 @@
         <w:keepNext/>
         <w:keepLines/>
       </w:pPr>
-      <w:bookmarkStart w:id="89" w:name="_Toc242095089"/>
+      <w:bookmarkStart w:id="89" w:name="_Toc242095663"/>
       <w:r>
         <w:t>14.2 Definition of Done</w:t>
       </w:r>
@@ -45810,7 +45810,7 @@
         <w:keepLines/>
         <w:pageBreakBefore/>
       </w:pPr>
-      <w:bookmarkStart w:id="90" w:name="_Toc242095090"/>
+      <w:bookmarkStart w:id="90" w:name="_Toc242095664"/>
       <w:r>
         <w:lastRenderedPageBreak/>
         <w:t>15 Traceability: evidence to stories</w:t>
@@ -45822,7 +45822,7 @@
         <w:pStyle w:val="Caption"/>
         <w:keepNext/>
       </w:pPr>
-      <w:bookmarkStart w:id="91" w:name="_Toc242095100"/>
+      <w:bookmarkStart w:id="91" w:name="_Toc242095674"/>
       <w:r>
         <w:t xml:space="preserve">Table </w:t>
       </w:r>
@@ -45864,7 +45864,7 @@
           <w:left w:w="10" w:type="dxa"/>
           <w:right w:w="10" w:type="dxa"/>
         </w:tblCellMar>
-        <w:tblLook w:val="0000" w:firstRow="0" w:lastRow="0" w:firstColumn="0" w:lastColumn="0" w:noHBand="0" w:noVBand="0"/>
+        <w:tblLook w:val="04A0" w:firstRow="1" w:lastRow="0" w:firstColumn="1" w:lastColumn="0" w:noHBand="0" w:noVBand="1"/>
       </w:tblPr>
       <w:tblGrid>
         <w:gridCol w:w="5278"/>
@@ -46539,7 +46539,7 @@
         <w:keepLines/>
         <w:pageBreakBefore/>
       </w:pPr>
-      <w:bookmarkStart w:id="92" w:name="_Toc242095091"/>
+      <w:bookmarkStart w:id="92" w:name="_Toc242095665"/>
       <w:r>
         <w:lastRenderedPageBreak/>
         <w:t>Appendix A: Glossary</w:t>
@@ -46551,7 +46551,7 @@
         <w:pStyle w:val="Caption"/>
         <w:keepNext/>
       </w:pPr>
-      <w:bookmarkStart w:id="93" w:name="_Toc242095101"/>
+      <w:bookmarkStart w:id="93" w:name="_Toc242095675"/>
       <w:r>
         <w:t xml:space="preserve">Table </w:t>
       </w:r>
@@ -46593,7 +46593,7 @@
           <w:left w:w="10" w:type="dxa"/>
           <w:right w:w="10" w:type="dxa"/>
         </w:tblCellMar>
-        <w:tblLook w:val="0000" w:firstRow="0" w:lastRow="0" w:firstColumn="0" w:lastColumn="0" w:noHBand="0" w:noVBand="0"/>
+        <w:tblLook w:val="04A0" w:firstRow="1" w:lastRow="0" w:firstColumn="1" w:lastColumn="0" w:noHBand="0" w:noVBand="1"/>
       </w:tblPr>
       <w:tblGrid>
         <w:gridCol w:w="1956"/>
@@ -47627,7 +47627,7 @@
         <w:keepLines/>
         <w:pageBreakBefore/>
       </w:pPr>
-      <w:bookmarkStart w:id="94" w:name="_Toc242095092"/>
+      <w:bookmarkStart w:id="94" w:name="_Toc242095666"/>
       <w:r>
         <w:lastRenderedPageBreak/>
         <w:t>Appendix B: References</w:t>
@@ -47639,7 +47639,7 @@
         <w:pStyle w:val="Caption"/>
         <w:keepNext/>
       </w:pPr>
-      <w:bookmarkStart w:id="95" w:name="_Toc242095102"/>
+      <w:bookmarkStart w:id="95" w:name="_Toc242095676"/>
       <w:r>
         <w:t xml:space="preserve">Table </w:t>
       </w:r>
@@ -47681,11 +47681,11 @@
           <w:left w:w="10" w:type="dxa"/>
           <w:right w:w="10" w:type="dxa"/>
         </w:tblCellMar>
-        <w:tblLook w:val="0000" w:firstRow="0" w:lastRow="0" w:firstColumn="0" w:lastColumn="0" w:noHBand="0" w:noVBand="0"/>
+        <w:tblLook w:val="04A0" w:firstRow="1" w:lastRow="0" w:firstColumn="1" w:lastColumn="0" w:noHBand="0" w:noVBand="1"/>
       </w:tblPr>
       <w:tblGrid>
-        <w:gridCol w:w="980"/>
-        <w:gridCol w:w="8658"/>
+        <w:gridCol w:w="803"/>
+        <w:gridCol w:w="8835"/>
       </w:tblGrid>
       <w:tr>
         <w:tblPrEx>
@@ -47700,7 +47700,7 @@
         </w:trPr>
         <w:tc>
           <w:tcPr>
-            <w:tcW w:w="980" w:type="dxa"/>
+            <w:tcW w:w="803" w:type="dxa"/>
             <w:tcBorders>
               <w:top w:val="single" w:sz="4" w:space="0" w:color="C9D3D0"/>
               <w:left w:val="single" w:sz="4" w:space="0" w:color="C9D3D0"/>
@@ -47734,7 +47734,7 @@
         </w:tc>
         <w:tc>
           <w:tcPr>
-            <w:tcW w:w="8658" w:type="dxa"/>
+            <w:tcW w:w="8835" w:type="dxa"/>
             <w:tcBorders>
               <w:top w:val="single" w:sz="4" w:space="0" w:color="C9D3D0"/>
               <w:left w:val="single" w:sz="4" w:space="0" w:color="C9D3D0"/>
@@ -47779,7 +47779,7 @@
         </w:trPr>
         <w:tc>
           <w:tcPr>
-            <w:tcW w:w="980" w:type="dxa"/>
+            <w:tcW w:w="803" w:type="dxa"/>
             <w:tcBorders>
               <w:top w:val="single" w:sz="4" w:space="0" w:color="C9D3D0"/>
               <w:left w:val="single" w:sz="4" w:space="0" w:color="C9D3D0"/>
@@ -47809,7 +47809,7 @@
         </w:tc>
         <w:tc>
           <w:tcPr>
-            <w:tcW w:w="8658" w:type="dxa"/>
+            <w:tcW w:w="8835" w:type="dxa"/>
             <w:tcBorders>
               <w:top w:val="single" w:sz="4" w:space="0" w:color="C9D3D0"/>
               <w:left w:val="single" w:sz="4" w:space="0" w:color="C9D3D0"/>
@@ -47866,7 +47866,7 @@
         </w:trPr>
         <w:tc>
           <w:tcPr>
-            <w:tcW w:w="980" w:type="dxa"/>
+            <w:tcW w:w="803" w:type="dxa"/>
             <w:tcBorders>
               <w:top w:val="single" w:sz="4" w:space="0" w:color="C9D3D0"/>
               <w:left w:val="single" w:sz="4" w:space="0" w:color="C9D3D0"/>
@@ -47897,7 +47897,7 @@
         </w:tc>
         <w:tc>
           <w:tcPr>
-            <w:tcW w:w="8658" w:type="dxa"/>
+            <w:tcW w:w="8835" w:type="dxa"/>
             <w:tcBorders>
               <w:top w:val="single" w:sz="4" w:space="0" w:color="C9D3D0"/>
               <w:left w:val="single" w:sz="4" w:space="0" w:color="C9D3D0"/>
@@ -47939,7 +47939,7 @@
         </w:trPr>
         <w:tc>
           <w:tcPr>
-            <w:tcW w:w="980" w:type="dxa"/>
+            <w:tcW w:w="803" w:type="dxa"/>
             <w:tcBorders>
               <w:top w:val="single" w:sz="4" w:space="0" w:color="C9D3D0"/>
               <w:left w:val="single" w:sz="4" w:space="0" w:color="C9D3D0"/>
@@ -47969,7 +47969,7 @@
         </w:tc>
         <w:tc>
           <w:tcPr>
-            <w:tcW w:w="8658" w:type="dxa"/>
+            <w:tcW w:w="8835" w:type="dxa"/>
             <w:tcBorders>
               <w:top w:val="single" w:sz="4" w:space="0" w:color="C9D3D0"/>
               <w:left w:val="single" w:sz="4" w:space="0" w:color="C9D3D0"/>
@@ -48026,7 +48026,7 @@
         </w:trPr>
         <w:tc>
           <w:tcPr>
-            <w:tcW w:w="980" w:type="dxa"/>
+            <w:tcW w:w="803" w:type="dxa"/>
             <w:tcBorders>
               <w:top w:val="single" w:sz="4" w:space="0" w:color="C9D3D0"/>
               <w:left w:val="single" w:sz="4" w:space="0" w:color="C9D3D0"/>
@@ -48057,7 +48057,7 @@
         </w:tc>
         <w:tc>
           <w:tcPr>
-            <w:tcW w:w="8658" w:type="dxa"/>
+            <w:tcW w:w="8835" w:type="dxa"/>
             <w:tcBorders>
               <w:top w:val="single" w:sz="4" w:space="0" w:color="C9D3D0"/>
               <w:left w:val="single" w:sz="4" w:space="0" w:color="C9D3D0"/>
@@ -48115,7 +48115,7 @@
         </w:trPr>
         <w:tc>
           <w:tcPr>
-            <w:tcW w:w="980" w:type="dxa"/>
+            <w:tcW w:w="803" w:type="dxa"/>
             <w:tcBorders>
               <w:top w:val="single" w:sz="4" w:space="0" w:color="C9D3D0"/>
               <w:left w:val="single" w:sz="4" w:space="0" w:color="C9D3D0"/>
@@ -48145,7 +48145,7 @@
         </w:tc>
         <w:tc>
           <w:tcPr>
-            <w:tcW w:w="8658" w:type="dxa"/>
+            <w:tcW w:w="8835" w:type="dxa"/>
             <w:tcBorders>
               <w:top w:val="single" w:sz="4" w:space="0" w:color="C9D3D0"/>
               <w:left w:val="single" w:sz="4" w:space="0" w:color="C9D3D0"/>
@@ -48202,7 +48202,7 @@
         </w:trPr>
         <w:tc>
           <w:tcPr>
-            <w:tcW w:w="980" w:type="dxa"/>
+            <w:tcW w:w="803" w:type="dxa"/>
             <w:tcBorders>
               <w:top w:val="single" w:sz="4" w:space="0" w:color="C9D3D0"/>
               <w:left w:val="single" w:sz="4" w:space="0" w:color="C9D3D0"/>
@@ -48233,7 +48233,7 @@
         </w:tc>
         <w:tc>
           <w:tcPr>
-            <w:tcW w:w="8658" w:type="dxa"/>
+            <w:tcW w:w="8835" w:type="dxa"/>
             <w:tcBorders>
               <w:top w:val="single" w:sz="4" w:space="0" w:color="C9D3D0"/>
               <w:left w:val="single" w:sz="4" w:space="0" w:color="C9D3D0"/>
@@ -48284,7 +48284,7 @@
         </w:trPr>
         <w:tc>
           <w:tcPr>
-            <w:tcW w:w="980" w:type="dxa"/>
+            <w:tcW w:w="803" w:type="dxa"/>
             <w:tcBorders>
               <w:top w:val="single" w:sz="4" w:space="0" w:color="C9D3D0"/>
               <w:left w:val="single" w:sz="4" w:space="0" w:color="C9D3D0"/>
@@ -48314,7 +48314,7 @@
         </w:tc>
         <w:tc>
           <w:tcPr>
-            <w:tcW w:w="8658" w:type="dxa"/>
+            <w:tcW w:w="8835" w:type="dxa"/>
             <w:tcBorders>
               <w:top w:val="single" w:sz="4" w:space="0" w:color="C9D3D0"/>
               <w:left w:val="single" w:sz="4" w:space="0" w:color="C9D3D0"/>
@@ -48364,7 +48364,7 @@
         </w:trPr>
         <w:tc>
           <w:tcPr>
-            <w:tcW w:w="980" w:type="dxa"/>
+            <w:tcW w:w="803" w:type="dxa"/>
             <w:tcBorders>
               <w:top w:val="single" w:sz="4" w:space="0" w:color="C9D3D0"/>
               <w:left w:val="single" w:sz="4" w:space="0" w:color="C9D3D0"/>
@@ -48395,7 +48395,7 @@
         </w:tc>
         <w:tc>
           <w:tcPr>
-            <w:tcW w:w="8658" w:type="dxa"/>
+            <w:tcW w:w="8835" w:type="dxa"/>
             <w:tcBorders>
               <w:top w:val="single" w:sz="4" w:space="0" w:color="C9D3D0"/>
               <w:left w:val="single" w:sz="4" w:space="0" w:color="C9D3D0"/>
@@ -48700,72 +48700,10 @@
 <file path=word/numbering.xml><?xml version="1.0" encoding="utf-8"?>
 <w:numbering xmlns:wpc="http://schemas.microsoft.com/office/word/2010/wordprocessingCanvas" xmlns:cx="http://schemas.microsoft.com/office/drawing/2014/chartex" xmlns:cx1="http://schemas.microsoft.com/office/drawing/2015/9/8/chartex" xmlns:cx2="http://schemas.microsoft.com/office/drawing/2015/10/21/chartex" xmlns:cx3="http://schemas.microsoft.com/office/drawing/2016/5/9/chartex" xmlns:cx4="http://schemas.microsoft.com/office/drawing/2016/5/10/chartex" xmlns:cx5="http://schemas.microsoft.com/office/drawing/2016/5/11/chartex" xmlns:cx6="http://schemas.microsoft.com/office/drawing/2016/5/12/chartex" xmlns:cx7="http://schemas.microsoft.com/office/drawing/2016/5/13/chartex" xmlns:cx8="http://schemas.microsoft.com/office/drawing/2016/5/14/chartex" xmlns:mc="http://schemas.openxmlformats.org/markup-compatibility/2006" xmlns:aink="http://schemas.microsoft.com/office/drawing/2016/ink" xmlns:am3d="http://schemas.microsoft.com/office/drawing/2017/model3d" xmlns:o="urn:schemas-microsoft-com:office:office" xmlns:oel="http://schemas.microsoft.com/office/2019/extlst" xmlns:r="http://schemas.openxmlformats.org/officeDocument/2006/relationships" xmlns:m="http://schemas.openxmlformats.org/officeDocument/2006/math" xmlns:v="urn:schemas-microsoft-com:vml" xmlns:wp14="http://schemas.microsoft.com/office/word/2010/wordprocessingDrawing" xmlns:wp="http://schemas.openxmlformats.org/drawingml/2006/wordprocessingDrawing" xmlns:w10="urn:schemas-microsoft-com:office:word" xmlns:w="http://schemas.openxmlformats.org/wordprocessingml/2006/main" xmlns:w14="http://schemas.microsoft.com/office/word/2010/wordml" xmlns:w15="http://schemas.microsoft.com/office/word/2012/wordml" xmlns:w16cex="http://schemas.microsoft.com/office/word/2018/wordml/cex" xmlns:w16cid="http://schemas.microsoft.com/office/word/2016/wordml/cid" xmlns:w16="http://schemas.microsoft.com/office/word/2018/wordml" xmlns:w16du="http://schemas.microsoft.com/office/word/2023/wordml/word16du" xmlns:w16sdtdh="http://schemas.microsoft.com/office/word/2020/wordml/sdtdatahash" xmlns:w16sdtfl="http://schemas.microsoft.com/office/word/2024/wordml/sdtformatlock" xmlns:w16se="http://schemas.microsoft.com/office/word/2015/wordml/symex" xmlns:wpg="http://schemas.microsoft.com/office/word/2010/wordprocessingGroup" xmlns:wpi="http://schemas.microsoft.com/office/word/2010/wordprocessingInk" xmlns:wne="http://schemas.microsoft.com/office/word/2006/wordml" xmlns:wps="http://schemas.microsoft.com/office/word/2010/wordprocessingShape" mc:Ignorable="w14 w15 w16se w16cid w16 w16cex w16sdtdh w16sdtfl w16du wp14">
   <w:abstractNum w:abstractNumId="0" w15:restartNumberingAfterBreak="0">
-    <w:nsid w:val="1F890F19"/>
+    <w:nsid w:val="1CB463BD"/>
     <w:multiLevelType w:val="hybridMultilevel"/>
-    <w:tmpl w:val="AFFE1EEC"/>
-    <w:lvl w:ilvl="0" w:tplc="A470DD22">
-      <w:start w:val="1"/>
-      <w:numFmt w:val="bullet"/>
-      <w:lvlText w:val="•"/>
-      <w:lvlJc w:val="left"/>
-      <w:pPr>
-        <w:ind w:left="720" w:hanging="280"/>
-      </w:pPr>
-    </w:lvl>
-    <w:lvl w:ilvl="1" w:tplc="FE16436C" w:tentative="1">
-      <w:start w:val="1"/>
-      <w:numFmt w:val="bullet"/>
-      <w:lvlText w:val="–"/>
-      <w:lvlJc w:val="left"/>
-      <w:pPr>
-        <w:ind w:left="1080" w:hanging="280"/>
-      </w:pPr>
-    </w:lvl>
-    <w:lvl w:ilvl="2" w:tplc="DDF4996C" w:tentative="1">
-      <w:start w:val="1"/>
-      <w:numFmt w:val="bullet"/>
-      <w:lvlText w:val="▪"/>
-      <w:lvlJc w:val="left"/>
-      <w:pPr>
-        <w:ind w:left="1440" w:hanging="280"/>
-      </w:pPr>
-    </w:lvl>
-    <w:lvl w:ilvl="3" w:tplc="71D6BB3C">
-      <w:numFmt w:val="decimal"/>
-      <w:lvlText w:val=""/>
-      <w:lvlJc w:val="left"/>
-    </w:lvl>
-    <w:lvl w:ilvl="4" w:tplc="6E787F64">
-      <w:numFmt w:val="decimal"/>
-      <w:lvlText w:val=""/>
-      <w:lvlJc w:val="left"/>
-    </w:lvl>
-    <w:lvl w:ilvl="5" w:tplc="BC06ABFA">
-      <w:numFmt w:val="decimal"/>
-      <w:lvlText w:val=""/>
-      <w:lvlJc w:val="left"/>
-    </w:lvl>
-    <w:lvl w:ilvl="6" w:tplc="3126C51C">
-      <w:numFmt w:val="decimal"/>
-      <w:lvlText w:val=""/>
-      <w:lvlJc w:val="left"/>
-    </w:lvl>
-    <w:lvl w:ilvl="7" w:tplc="5B3C94F8">
-      <w:numFmt w:val="decimal"/>
-      <w:lvlText w:val=""/>
-      <w:lvlJc w:val="left"/>
-    </w:lvl>
-    <w:lvl w:ilvl="8" w:tplc="71C65B56">
-      <w:numFmt w:val="decimal"/>
-      <w:lvlText w:val=""/>
-      <w:lvlJc w:val="left"/>
-    </w:lvl>
-  </w:abstractNum>
-  <w:abstractNum w:abstractNumId="1" w15:restartNumberingAfterBreak="0">
-    <w:nsid w:val="39D56511"/>
-    <w:multiLevelType w:val="hybridMultilevel"/>
-    <w:tmpl w:val="ED1A9B14"/>
-    <w:lvl w:ilvl="0" w:tplc="C9A8A8B6" w:tentative="1">
+    <w:tmpl w:val="0A829566"/>
+    <w:lvl w:ilvl="0" w:tplc="10060770" w:tentative="1">
       <w:start w:val="1"/>
       <w:numFmt w:val="bullet"/>
       <w:lvlText w:val="●"/>
@@ -48774,7 +48712,7 @@
         <w:ind w:left="720" w:hanging="360"/>
       </w:pPr>
     </w:lvl>
-    <w:lvl w:ilvl="1" w:tplc="FBB4E2A4" w:tentative="1">
+    <w:lvl w:ilvl="1" w:tplc="9176C256" w:tentative="1">
       <w:start w:val="1"/>
       <w:numFmt w:val="bullet"/>
       <w:lvlText w:val="○"/>
@@ -48783,7 +48721,7 @@
         <w:ind w:left="1440" w:hanging="360"/>
       </w:pPr>
     </w:lvl>
-    <w:lvl w:ilvl="2" w:tplc="44EED4FE" w:tentative="1">
+    <w:lvl w:ilvl="2" w:tplc="DDEEB37C" w:tentative="1">
       <w:start w:val="1"/>
       <w:numFmt w:val="bullet"/>
       <w:lvlText w:val="■"/>
@@ -48792,7 +48730,7 @@
         <w:ind w:left="2160" w:hanging="360"/>
       </w:pPr>
     </w:lvl>
-    <w:lvl w:ilvl="3" w:tplc="BB74C384" w:tentative="1">
+    <w:lvl w:ilvl="3" w:tplc="49AA57A0" w:tentative="1">
       <w:start w:val="1"/>
       <w:numFmt w:val="bullet"/>
       <w:lvlText w:val="●"/>
@@ -48801,7 +48739,7 @@
         <w:ind w:left="2880" w:hanging="360"/>
       </w:pPr>
     </w:lvl>
-    <w:lvl w:ilvl="4" w:tplc="146606FA" w:tentative="1">
+    <w:lvl w:ilvl="4" w:tplc="2F4AB120" w:tentative="1">
       <w:start w:val="1"/>
       <w:numFmt w:val="bullet"/>
       <w:lvlText w:val="○"/>
@@ -48810,7 +48748,7 @@
         <w:ind w:left="3600" w:hanging="360"/>
       </w:pPr>
     </w:lvl>
-    <w:lvl w:ilvl="5" w:tplc="E1FC3084" w:tentative="1">
+    <w:lvl w:ilvl="5" w:tplc="87740502" w:tentative="1">
       <w:start w:val="1"/>
       <w:numFmt w:val="bullet"/>
       <w:lvlText w:val="■"/>
@@ -48819,7 +48757,7 @@
         <w:ind w:left="4320" w:hanging="360"/>
       </w:pPr>
     </w:lvl>
-    <w:lvl w:ilvl="6" w:tplc="A37E90DA" w:tentative="1">
+    <w:lvl w:ilvl="6" w:tplc="640EF13C" w:tentative="1">
       <w:start w:val="1"/>
       <w:numFmt w:val="bullet"/>
       <w:lvlText w:val="●"/>
@@ -48828,7 +48766,7 @@
         <w:ind w:left="5040" w:hanging="360"/>
       </w:pPr>
     </w:lvl>
-    <w:lvl w:ilvl="7" w:tplc="836E9E32" w:tentative="1">
+    <w:lvl w:ilvl="7" w:tplc="0AEA337C" w:tentative="1">
       <w:start w:val="1"/>
       <w:numFmt w:val="bullet"/>
       <w:lvlText w:val="●"/>
@@ -48837,7 +48775,7 @@
         <w:ind w:left="5760" w:hanging="360"/>
       </w:pPr>
     </w:lvl>
-    <w:lvl w:ilvl="8" w:tplc="5852D1B6" w:tentative="1">
+    <w:lvl w:ilvl="8" w:tplc="642ECD4E" w:tentative="1">
       <w:start w:val="1"/>
       <w:numFmt w:val="bullet"/>
       <w:lvlText w:val="●"/>
@@ -48847,11 +48785,73 @@
       </w:pPr>
     </w:lvl>
   </w:abstractNum>
+  <w:abstractNum w:abstractNumId="1" w15:restartNumberingAfterBreak="0">
+    <w:nsid w:val="628A260F"/>
+    <w:multiLevelType w:val="hybridMultilevel"/>
+    <w:tmpl w:val="68528522"/>
+    <w:lvl w:ilvl="0" w:tplc="139C9E30">
+      <w:start w:val="1"/>
+      <w:numFmt w:val="bullet"/>
+      <w:lvlText w:val="•"/>
+      <w:lvlJc w:val="left"/>
+      <w:pPr>
+        <w:ind w:left="720" w:hanging="280"/>
+      </w:pPr>
+    </w:lvl>
+    <w:lvl w:ilvl="1" w:tplc="13608A82" w:tentative="1">
+      <w:start w:val="1"/>
+      <w:numFmt w:val="bullet"/>
+      <w:lvlText w:val="–"/>
+      <w:lvlJc w:val="left"/>
+      <w:pPr>
+        <w:ind w:left="1080" w:hanging="280"/>
+      </w:pPr>
+    </w:lvl>
+    <w:lvl w:ilvl="2" w:tplc="FFB80344" w:tentative="1">
+      <w:start w:val="1"/>
+      <w:numFmt w:val="bullet"/>
+      <w:lvlText w:val="▪"/>
+      <w:lvlJc w:val="left"/>
+      <w:pPr>
+        <w:ind w:left="1440" w:hanging="280"/>
+      </w:pPr>
+    </w:lvl>
+    <w:lvl w:ilvl="3" w:tplc="B5AE6E42">
+      <w:numFmt w:val="decimal"/>
+      <w:lvlText w:val=""/>
+      <w:lvlJc w:val="left"/>
+    </w:lvl>
+    <w:lvl w:ilvl="4" w:tplc="73805C8C">
+      <w:numFmt w:val="decimal"/>
+      <w:lvlText w:val=""/>
+      <w:lvlJc w:val="left"/>
+    </w:lvl>
+    <w:lvl w:ilvl="5" w:tplc="B95EFCFE">
+      <w:numFmt w:val="decimal"/>
+      <w:lvlText w:val=""/>
+      <w:lvlJc w:val="left"/>
+    </w:lvl>
+    <w:lvl w:ilvl="6" w:tplc="577CCC12">
+      <w:numFmt w:val="decimal"/>
+      <w:lvlText w:val=""/>
+      <w:lvlJc w:val="left"/>
+    </w:lvl>
+    <w:lvl w:ilvl="7" w:tplc="5FB05106">
+      <w:numFmt w:val="decimal"/>
+      <w:lvlText w:val=""/>
+      <w:lvlJc w:val="left"/>
+    </w:lvl>
+    <w:lvl w:ilvl="8" w:tplc="C1347418">
+      <w:numFmt w:val="decimal"/>
+      <w:lvlText w:val=""/>
+      <w:lvlJc w:val="left"/>
+    </w:lvl>
+  </w:abstractNum>
   <w:abstractNum w:abstractNumId="2" w15:restartNumberingAfterBreak="0">
-    <w:nsid w:val="57AC31CA"/>
+    <w:nsid w:val="7D1E404B"/>
     <w:multiLevelType w:val="hybridMultilevel"/>
-    <w:tmpl w:val="8B5850B6"/>
-    <w:lvl w:ilvl="0" w:tplc="D0864914">
+    <w:tmpl w:val="93768DD6"/>
+    <w:lvl w:ilvl="0" w:tplc="B380CA18">
       <w:start w:val="1"/>
       <w:numFmt w:val="decimal"/>
       <w:lvlText w:val="%1."/>
@@ -48860,7 +48860,7 @@
         <w:ind w:left="720" w:hanging="360"/>
       </w:pPr>
     </w:lvl>
-    <w:lvl w:ilvl="1" w:tplc="07709576" w:tentative="1">
+    <w:lvl w:ilvl="1" w:tplc="749A9836" w:tentative="1">
       <w:start w:val="1"/>
       <w:numFmt w:val="lowerLetter"/>
       <w:lvlText w:val="%2."/>
@@ -48869,7 +48869,7 @@
         <w:ind w:left="1080" w:hanging="360"/>
       </w:pPr>
     </w:lvl>
-    <w:lvl w:ilvl="2" w:tplc="71DC9510" w:tentative="1">
+    <w:lvl w:ilvl="2" w:tplc="F356B2D2" w:tentative="1">
       <w:start w:val="1"/>
       <w:numFmt w:val="lowerRoman"/>
       <w:lvlText w:val="%3."/>
@@ -48878,296 +48878,296 @@
         <w:ind w:left="1440" w:hanging="360"/>
       </w:pPr>
     </w:lvl>
-    <w:lvl w:ilvl="3" w:tplc="23DE5DEC">
+    <w:lvl w:ilvl="3" w:tplc="D09C9612">
       <w:numFmt w:val="decimal"/>
       <w:lvlText w:val=""/>
       <w:lvlJc w:val="left"/>
     </w:lvl>
-    <w:lvl w:ilvl="4" w:tplc="A5EE3684">
+    <w:lvl w:ilvl="4" w:tplc="D930935C">
       <w:numFmt w:val="decimal"/>
       <w:lvlText w:val=""/>
       <w:lvlJc w:val="left"/>
     </w:lvl>
-    <w:lvl w:ilvl="5" w:tplc="F68CE676">
+    <w:lvl w:ilvl="5" w:tplc="A8FC753E">
       <w:numFmt w:val="decimal"/>
       <w:lvlText w:val=""/>
       <w:lvlJc w:val="left"/>
     </w:lvl>
-    <w:lvl w:ilvl="6" w:tplc="E17C0342">
+    <w:lvl w:ilvl="6" w:tplc="25B4F4D6">
       <w:numFmt w:val="decimal"/>
       <w:lvlText w:val=""/>
       <w:lvlJc w:val="left"/>
     </w:lvl>
-    <w:lvl w:ilvl="7" w:tplc="50D68AD2">
+    <w:lvl w:ilvl="7" w:tplc="510A3ECE">
       <w:numFmt w:val="decimal"/>
       <w:lvlText w:val=""/>
       <w:lvlJc w:val="left"/>
     </w:lvl>
-    <w:lvl w:ilvl="8" w:tplc="0D6401C4">
+    <w:lvl w:ilvl="8" w:tplc="F440EC48">
       <w:numFmt w:val="decimal"/>
       <w:lvlText w:val=""/>
       <w:lvlJc w:val="left"/>
     </w:lvl>
   </w:abstractNum>
-  <w:num w:numId="1" w16cid:durableId="42755784">
+  <w:num w:numId="1" w16cid:durableId="1552688299">
+    <w:abstractNumId w:val="0"/>
+    <w:lvlOverride w:ilvl="0">
+      <w:startOverride w:val="1"/>
+    </w:lvlOverride>
+  </w:num>
+  <w:num w:numId="2" w16cid:durableId="1908106072">
     <w:abstractNumId w:val="1"/>
     <w:lvlOverride w:ilvl="0">
       <w:startOverride w:val="1"/>
     </w:lvlOverride>
   </w:num>
-  <w:num w:numId="2" w16cid:durableId="1373653966">
-    <w:abstractNumId w:val="0"/>
-    <w:lvlOverride w:ilvl="0">
-      <w:startOverride w:val="1"/>
-    </w:lvlOverride>
-  </w:num>
-  <w:num w:numId="3" w16cid:durableId="1655335303">
+  <w:num w:numId="3" w16cid:durableId="217519895">
     <w:abstractNumId w:val="2"/>
     <w:lvlOverride w:ilvl="0">
       <w:startOverride w:val="1"/>
     </w:lvlOverride>
   </w:num>
-  <w:num w:numId="4" w16cid:durableId="1467511306">
-    <w:abstractNumId w:val="0"/>
+  <w:num w:numId="4" w16cid:durableId="296956840">
+    <w:abstractNumId w:val="1"/>
     <w:lvlOverride w:ilvl="0">
       <w:startOverride w:val="1"/>
     </w:lvlOverride>
   </w:num>
-  <w:num w:numId="5" w16cid:durableId="55207237">
-    <w:abstractNumId w:val="0"/>
+  <w:num w:numId="5" w16cid:durableId="517620155">
+    <w:abstractNumId w:val="1"/>
     <w:lvlOverride w:ilvl="0">
       <w:startOverride w:val="1"/>
     </w:lvlOverride>
   </w:num>
-  <w:num w:numId="6" w16cid:durableId="1929852284">
-    <w:abstractNumId w:val="0"/>
+  <w:num w:numId="6" w16cid:durableId="2102213992">
+    <w:abstractNumId w:val="1"/>
     <w:lvlOverride w:ilvl="0">
       <w:startOverride w:val="1"/>
     </w:lvlOverride>
   </w:num>
-  <w:num w:numId="7" w16cid:durableId="1539659023">
-    <w:abstractNumId w:val="0"/>
+  <w:num w:numId="7" w16cid:durableId="624430163">
+    <w:abstractNumId w:val="1"/>
     <w:lvlOverride w:ilvl="0">
       <w:startOverride w:val="1"/>
     </w:lvlOverride>
   </w:num>
-  <w:num w:numId="8" w16cid:durableId="1531993920">
-    <w:abstractNumId w:val="0"/>
+  <w:num w:numId="8" w16cid:durableId="864753284">
+    <w:abstractNumId w:val="1"/>
     <w:lvlOverride w:ilvl="0">
       <w:startOverride w:val="1"/>
     </w:lvlOverride>
   </w:num>
-  <w:num w:numId="9" w16cid:durableId="424958615">
-    <w:abstractNumId w:val="0"/>
+  <w:num w:numId="9" w16cid:durableId="251472915">
+    <w:abstractNumId w:val="1"/>
     <w:lvlOverride w:ilvl="0">
       <w:startOverride w:val="1"/>
     </w:lvlOverride>
   </w:num>
-  <w:num w:numId="10" w16cid:durableId="1193880468">
-    <w:abstractNumId w:val="0"/>
+  <w:num w:numId="10" w16cid:durableId="1817645477">
+    <w:abstractNumId w:val="1"/>
     <w:lvlOverride w:ilvl="0">
       <w:startOverride w:val="1"/>
     </w:lvlOverride>
   </w:num>
-  <w:num w:numId="11" w16cid:durableId="37051316">
-    <w:abstractNumId w:val="0"/>
+  <w:num w:numId="11" w16cid:durableId="500317808">
+    <w:abstractNumId w:val="1"/>
     <w:lvlOverride w:ilvl="0">
       <w:startOverride w:val="1"/>
     </w:lvlOverride>
   </w:num>
-  <w:num w:numId="12" w16cid:durableId="569734662">
-    <w:abstractNumId w:val="0"/>
+  <w:num w:numId="12" w16cid:durableId="2088963455">
+    <w:abstractNumId w:val="1"/>
     <w:lvlOverride w:ilvl="0">
       <w:startOverride w:val="1"/>
     </w:lvlOverride>
   </w:num>
-  <w:num w:numId="13" w16cid:durableId="1312448207">
-    <w:abstractNumId w:val="0"/>
+  <w:num w:numId="13" w16cid:durableId="743837273">
+    <w:abstractNumId w:val="1"/>
     <w:lvlOverride w:ilvl="0">
       <w:startOverride w:val="1"/>
     </w:lvlOverride>
   </w:num>
-  <w:num w:numId="14" w16cid:durableId="156500116">
-    <w:abstractNumId w:val="0"/>
+  <w:num w:numId="14" w16cid:durableId="261189441">
+    <w:abstractNumId w:val="1"/>
     <w:lvlOverride w:ilvl="0">
       <w:startOverride w:val="1"/>
     </w:lvlOverride>
   </w:num>
-  <w:num w:numId="15" w16cid:durableId="233589730">
-    <w:abstractNumId w:val="0"/>
+  <w:num w:numId="15" w16cid:durableId="72438275">
+    <w:abstractNumId w:val="1"/>
     <w:lvlOverride w:ilvl="0">
       <w:startOverride w:val="1"/>
     </w:lvlOverride>
   </w:num>
-  <w:num w:numId="16" w16cid:durableId="1408109256">
-    <w:abstractNumId w:val="0"/>
+  <w:num w:numId="16" w16cid:durableId="56051494">
+    <w:abstractNumId w:val="1"/>
     <w:lvlOverride w:ilvl="0">
       <w:startOverride w:val="1"/>
     </w:lvlOverride>
   </w:num>
-  <w:num w:numId="17" w16cid:durableId="1609046889">
-    <w:abstractNumId w:val="0"/>
+  <w:num w:numId="17" w16cid:durableId="1875076958">
+    <w:abstractNumId w:val="1"/>
     <w:lvlOverride w:ilvl="0">
       <w:startOverride w:val="1"/>
     </w:lvlOverride>
   </w:num>
-  <w:num w:numId="18" w16cid:durableId="395586623">
-    <w:abstractNumId w:val="0"/>
+  <w:num w:numId="18" w16cid:durableId="800028565">
+    <w:abstractNumId w:val="1"/>
     <w:lvlOverride w:ilvl="0">
       <w:startOverride w:val="1"/>
     </w:lvlOverride>
   </w:num>
-  <w:num w:numId="19" w16cid:durableId="647176054">
-    <w:abstractNumId w:val="0"/>
+  <w:num w:numId="19" w16cid:durableId="1043747376">
+    <w:abstractNumId w:val="1"/>
     <w:lvlOverride w:ilvl="0">
       <w:startOverride w:val="1"/>
     </w:lvlOverride>
   </w:num>
-  <w:num w:numId="20" w16cid:durableId="282268675">
-    <w:abstractNumId w:val="0"/>
+  <w:num w:numId="20" w16cid:durableId="2009215544">
+    <w:abstractNumId w:val="1"/>
     <w:lvlOverride w:ilvl="0">
       <w:startOverride w:val="1"/>
     </w:lvlOverride>
   </w:num>
-  <w:num w:numId="21" w16cid:durableId="1399784239">
-    <w:abstractNumId w:val="0"/>
+  <w:num w:numId="21" w16cid:durableId="435684908">
+    <w:abstractNumId w:val="1"/>
     <w:lvlOverride w:ilvl="0">
       <w:startOverride w:val="1"/>
     </w:lvlOverride>
   </w:num>
-  <w:num w:numId="22" w16cid:durableId="2127113221">
-    <w:abstractNumId w:val="0"/>
+  <w:num w:numId="22" w16cid:durableId="556285032">
+    <w:abstractNumId w:val="1"/>
     <w:lvlOverride w:ilvl="0">
       <w:startOverride w:val="1"/>
     </w:lvlOverride>
   </w:num>
-  <w:num w:numId="23" w16cid:durableId="981034069">
-    <w:abstractNumId w:val="0"/>
+  <w:num w:numId="23" w16cid:durableId="467015112">
+    <w:abstractNumId w:val="1"/>
     <w:lvlOverride w:ilvl="0">
       <w:startOverride w:val="1"/>
     </w:lvlOverride>
   </w:num>
-  <w:num w:numId="24" w16cid:durableId="2134051280">
-    <w:abstractNumId w:val="0"/>
+  <w:num w:numId="24" w16cid:durableId="1075468766">
+    <w:abstractNumId w:val="1"/>
     <w:lvlOverride w:ilvl="0">
       <w:startOverride w:val="1"/>
     </w:lvlOverride>
   </w:num>
-  <w:num w:numId="25" w16cid:durableId="7565339">
-    <w:abstractNumId w:val="0"/>
+  <w:num w:numId="25" w16cid:durableId="1715352748">
+    <w:abstractNumId w:val="1"/>
     <w:lvlOverride w:ilvl="0">
       <w:startOverride w:val="1"/>
     </w:lvlOverride>
   </w:num>
-  <w:num w:numId="26" w16cid:durableId="447088916">
-    <w:abstractNumId w:val="0"/>
+  <w:num w:numId="26" w16cid:durableId="228270200">
+    <w:abstractNumId w:val="1"/>
     <w:lvlOverride w:ilvl="0">
       <w:startOverride w:val="1"/>
     </w:lvlOverride>
   </w:num>
-  <w:num w:numId="27" w16cid:durableId="536745758">
-    <w:abstractNumId w:val="0"/>
+  <w:num w:numId="27" w16cid:durableId="1319457606">
+    <w:abstractNumId w:val="1"/>
     <w:lvlOverride w:ilvl="0">
       <w:startOverride w:val="1"/>
     </w:lvlOverride>
   </w:num>
-  <w:num w:numId="28" w16cid:durableId="186674418">
-    <w:abstractNumId w:val="0"/>
+  <w:num w:numId="28" w16cid:durableId="1213611187">
+    <w:abstractNumId w:val="1"/>
     <w:lvlOverride w:ilvl="0">
       <w:startOverride w:val="1"/>
     </w:lvlOverride>
   </w:num>
-  <w:num w:numId="29" w16cid:durableId="1980727129">
-    <w:abstractNumId w:val="0"/>
+  <w:num w:numId="29" w16cid:durableId="1211069738">
+    <w:abstractNumId w:val="1"/>
     <w:lvlOverride w:ilvl="0">
       <w:startOverride w:val="1"/>
     </w:lvlOverride>
   </w:num>
-  <w:num w:numId="30" w16cid:durableId="83113871">
-    <w:abstractNumId w:val="0"/>
+  <w:num w:numId="30" w16cid:durableId="730467417">
+    <w:abstractNumId w:val="1"/>
     <w:lvlOverride w:ilvl="0">
       <w:startOverride w:val="1"/>
     </w:lvlOverride>
   </w:num>
-  <w:num w:numId="31" w16cid:durableId="976760804">
-    <w:abstractNumId w:val="0"/>
+  <w:num w:numId="31" w16cid:durableId="618990921">
+    <w:abstractNumId w:val="1"/>
     <w:lvlOverride w:ilvl="0">
       <w:startOverride w:val="1"/>
     </w:lvlOverride>
   </w:num>
-  <w:num w:numId="32" w16cid:durableId="876624413">
-    <w:abstractNumId w:val="0"/>
+  <w:num w:numId="32" w16cid:durableId="1961455222">
+    <w:abstractNumId w:val="1"/>
     <w:lvlOverride w:ilvl="0">
       <w:startOverride w:val="1"/>
     </w:lvlOverride>
   </w:num>
-  <w:num w:numId="33" w16cid:durableId="1734237446">
-    <w:abstractNumId w:val="0"/>
+  <w:num w:numId="33" w16cid:durableId="2065134755">
+    <w:abstractNumId w:val="1"/>
     <w:lvlOverride w:ilvl="0">
       <w:startOverride w:val="1"/>
     </w:lvlOverride>
   </w:num>
-  <w:num w:numId="34" w16cid:durableId="1879663222">
-    <w:abstractNumId w:val="0"/>
+  <w:num w:numId="34" w16cid:durableId="1781217058">
+    <w:abstractNumId w:val="1"/>
     <w:lvlOverride w:ilvl="0">
       <w:startOverride w:val="1"/>
     </w:lvlOverride>
   </w:num>
-  <w:num w:numId="35" w16cid:durableId="2128890352">
-    <w:abstractNumId w:val="0"/>
+  <w:num w:numId="35" w16cid:durableId="411397348">
+    <w:abstractNumId w:val="1"/>
     <w:lvlOverride w:ilvl="0">
       <w:startOverride w:val="1"/>
     </w:lvlOverride>
   </w:num>
-  <w:num w:numId="36" w16cid:durableId="1879736295">
-    <w:abstractNumId w:val="0"/>
+  <w:num w:numId="36" w16cid:durableId="1187135334">
+    <w:abstractNumId w:val="1"/>
     <w:lvlOverride w:ilvl="0">
       <w:startOverride w:val="1"/>
     </w:lvlOverride>
   </w:num>
-  <w:num w:numId="37" w16cid:durableId="276832554">
-    <w:abstractNumId w:val="0"/>
+  <w:num w:numId="37" w16cid:durableId="1895046211">
+    <w:abstractNumId w:val="1"/>
     <w:lvlOverride w:ilvl="0">
       <w:startOverride w:val="1"/>
     </w:lvlOverride>
   </w:num>
-  <w:num w:numId="38" w16cid:durableId="472062585">
-    <w:abstractNumId w:val="0"/>
+  <w:num w:numId="38" w16cid:durableId="1939095090">
+    <w:abstractNumId w:val="1"/>
     <w:lvlOverride w:ilvl="0">
       <w:startOverride w:val="1"/>
     </w:lvlOverride>
   </w:num>
-  <w:num w:numId="39" w16cid:durableId="1867984164">
-    <w:abstractNumId w:val="0"/>
+  <w:num w:numId="39" w16cid:durableId="1566139301">
+    <w:abstractNumId w:val="1"/>
     <w:lvlOverride w:ilvl="0">
       <w:startOverride w:val="1"/>
     </w:lvlOverride>
   </w:num>
-  <w:num w:numId="40" w16cid:durableId="615209970">
-    <w:abstractNumId w:val="0"/>
+  <w:num w:numId="40" w16cid:durableId="874923069">
+    <w:abstractNumId w:val="1"/>
     <w:lvlOverride w:ilvl="0">
       <w:startOverride w:val="1"/>
     </w:lvlOverride>
   </w:num>
-  <w:num w:numId="41" w16cid:durableId="558982651">
-    <w:abstractNumId w:val="0"/>
+  <w:num w:numId="41" w16cid:durableId="719211277">
+    <w:abstractNumId w:val="1"/>
     <w:lvlOverride w:ilvl="0">
       <w:startOverride w:val="1"/>
     </w:lvlOverride>
   </w:num>
-  <w:num w:numId="42" w16cid:durableId="1658799177">
-    <w:abstractNumId w:val="0"/>
+  <w:num w:numId="42" w16cid:durableId="887377085">
+    <w:abstractNumId w:val="1"/>
     <w:lvlOverride w:ilvl="0">
       <w:startOverride w:val="1"/>
     </w:lvlOverride>
   </w:num>
-  <w:num w:numId="43" w16cid:durableId="452138791">
-    <w:abstractNumId w:val="0"/>
+  <w:num w:numId="43" w16cid:durableId="355084005">
+    <w:abstractNumId w:val="1"/>
     <w:lvlOverride w:ilvl="0">
       <w:startOverride w:val="1"/>
     </w:lvlOverride>
   </w:num>
-  <w:num w:numId="44" w16cid:durableId="953559076">
+  <w:num w:numId="44" w16cid:durableId="1692293596">
     <w:abstractNumId w:val="2"/>
     <w:lvlOverride w:ilvl="0">
       <w:startOverride w:val="1"/>
@@ -49872,7 +49872,7 @@
     <w:autoRedefine/>
     <w:uiPriority w:val="39"/>
     <w:unhideWhenUsed/>
-    <w:rsid w:val="00F531DC"/>
+    <w:rsid w:val="005613C5"/>
     <w:pPr>
       <w:spacing w:after="100"/>
     </w:pPr>
@@ -49884,7 +49884,7 @@
     <w:autoRedefine/>
     <w:uiPriority w:val="39"/>
     <w:unhideWhenUsed/>
-    <w:rsid w:val="00F531DC"/>
+    <w:rsid w:val="005613C5"/>
     <w:pPr>
       <w:spacing w:after="100"/>
       <w:ind w:left="210"/>
@@ -49896,7 +49896,7 @@
     <w:next w:val="Normal"/>
     <w:uiPriority w:val="99"/>
     <w:unhideWhenUsed/>
-    <w:rsid w:val="00F531DC"/>
+    <w:rsid w:val="005613C5"/>
   </w:style>
 </w:styles>
 </file>

--- a/docs/02-user-stories/ZP-DOC-02_User-Stories.docx
+++ b/docs/02-user-stories/ZP-DOC-02_User-Stories.docx
@@ -90,7 +90,7 @@
           <w:left w:w="10" w:type="dxa"/>
           <w:right w:w="10" w:type="dxa"/>
         </w:tblCellMar>
-        <w:tblLook w:val="04A0" w:firstRow="1" w:lastRow="0" w:firstColumn="1" w:lastColumn="0" w:noHBand="0" w:noVBand="1"/>
+        <w:tblLook w:val="0000" w:firstRow="0" w:lastRow="0" w:firstColumn="0" w:lastColumn="0" w:noHBand="0" w:noVBand="0"/>
       </w:tblPr>
       <w:tblGrid>
         <w:gridCol w:w="2600"/>
@@ -157,7 +157,7 @@
                 <w:sz w:val="19"/>
                 <w:szCs w:val="19"/>
               </w:rPr>
-              <w:t>0.9</w:t>
+              <w:t>1.0</w:t>
             </w:r>
           </w:p>
         </w:tc>
@@ -223,7 +223,7 @@
                 <w:sz w:val="19"/>
                 <w:szCs w:val="19"/>
               </w:rPr>
-              <w:t>In review</w:t>
+              <w:t>Approved</w:t>
             </w:r>
           </w:p>
         </w:tc>
@@ -494,7 +494,7 @@
           <w:left w:w="10" w:type="dxa"/>
           <w:right w:w="10" w:type="dxa"/>
         </w:tblCellMar>
-        <w:tblLook w:val="04A0" w:firstRow="1" w:lastRow="0" w:firstColumn="1" w:lastColumn="0" w:noHBand="0" w:noVBand="1"/>
+        <w:tblLook w:val="0000" w:firstRow="0" w:lastRow="0" w:firstColumn="0" w:lastColumn="0" w:noHBand="0" w:noVBand="0"/>
       </w:tblPr>
       <w:tblGrid>
         <w:gridCol w:w="2600"/>
@@ -693,7 +693,7 @@
                 <w:sz w:val="19"/>
                 <w:szCs w:val="19"/>
               </w:rPr>
-              <w:t>0.9</w:t>
+              <w:t>1.0</w:t>
             </w:r>
           </w:p>
         </w:tc>
@@ -759,7 +759,7 @@
                 <w:sz w:val="19"/>
                 <w:szCs w:val="19"/>
               </w:rPr>
-              <w:t>In review</w:t>
+              <w:t>Approved</w:t>
             </w:r>
           </w:p>
         </w:tc>
@@ -1189,7 +1189,7 @@
           <w:left w:w="10" w:type="dxa"/>
           <w:right w:w="10" w:type="dxa"/>
         </w:tblCellMar>
-        <w:tblLook w:val="04A0" w:firstRow="1" w:lastRow="0" w:firstColumn="1" w:lastColumn="0" w:noHBand="0" w:noVBand="1"/>
+        <w:tblLook w:val="0000" w:firstRow="0" w:lastRow="0" w:firstColumn="0" w:lastColumn="0" w:noHBand="0" w:noVBand="0"/>
       </w:tblPr>
       <w:tblGrid>
         <w:gridCol w:w="964"/>
@@ -1676,6 +1676,122 @@
           </w:p>
         </w:tc>
       </w:tr>
+      <w:tr>
+        <w:tblPrEx>
+          <w:tblCellMar>
+            <w:top w:w="0" w:type="dxa"/>
+            <w:bottom w:w="0" w:type="dxa"/>
+          </w:tblCellMar>
+        </w:tblPrEx>
+        <w:trPr>
+          <w:cantSplit/>
+          <w:trHeight w:val="420"/>
+        </w:trPr>
+        <w:tc>
+          <w:tcPr>
+            <w:tcW w:w="964" w:type="dxa"/>
+            <w:tcBorders>
+              <w:top w:val="single" w:sz="4" w:space="0" w:color="C9D3D0"/>
+              <w:left w:val="single" w:sz="4" w:space="0" w:color="C9D3D0"/>
+              <w:bottom w:val="single" w:sz="4" w:space="0" w:color="C9D3D0"/>
+              <w:right w:val="single" w:sz="4" w:space="0" w:color="C9D3D0"/>
+            </w:tcBorders>
+            <w:tcMar>
+              <w:top w:w="50" w:type="dxa"/>
+              <w:left w:w="100" w:type="dxa"/>
+              <w:bottom w:w="50" w:type="dxa"/>
+              <w:right w:w="100" w:type="dxa"/>
+            </w:tcMar>
+          </w:tcPr>
+          <w:p>
+            <w:r>
+              <w:rPr>
+                <w:sz w:val="19"/>
+                <w:szCs w:val="19"/>
+              </w:rPr>
+              <w:t>1.0</w:t>
+            </w:r>
+          </w:p>
+        </w:tc>
+        <w:tc>
+          <w:tcPr>
+            <w:tcW w:w="1542" w:type="dxa"/>
+            <w:tcBorders>
+              <w:top w:val="single" w:sz="4" w:space="0" w:color="C9D3D0"/>
+              <w:left w:val="single" w:sz="4" w:space="0" w:color="C9D3D0"/>
+              <w:bottom w:val="single" w:sz="4" w:space="0" w:color="C9D3D0"/>
+              <w:right w:val="single" w:sz="4" w:space="0" w:color="C9D3D0"/>
+            </w:tcBorders>
+            <w:tcMar>
+              <w:top w:w="50" w:type="dxa"/>
+              <w:left w:w="100" w:type="dxa"/>
+              <w:bottom w:w="50" w:type="dxa"/>
+              <w:right w:w="100" w:type="dxa"/>
+            </w:tcMar>
+          </w:tcPr>
+          <w:p>
+            <w:r>
+              <w:rPr>
+                <w:sz w:val="19"/>
+                <w:szCs w:val="19"/>
+              </w:rPr>
+              <w:t>5 Oct 2026</w:t>
+            </w:r>
+          </w:p>
+        </w:tc>
+        <w:tc>
+          <w:tcPr>
+            <w:tcW w:w="1928" w:type="dxa"/>
+            <w:tcBorders>
+              <w:top w:val="single" w:sz="4" w:space="0" w:color="C9D3D0"/>
+              <w:left w:val="single" w:sz="4" w:space="0" w:color="C9D3D0"/>
+              <w:bottom w:val="single" w:sz="4" w:space="0" w:color="C9D3D0"/>
+              <w:right w:val="single" w:sz="4" w:space="0" w:color="C9D3D0"/>
+            </w:tcBorders>
+            <w:tcMar>
+              <w:top w:w="50" w:type="dxa"/>
+              <w:left w:w="100" w:type="dxa"/>
+              <w:bottom w:w="50" w:type="dxa"/>
+              <w:right w:w="100" w:type="dxa"/>
+            </w:tcMar>
+          </w:tcPr>
+          <w:p>
+            <w:r>
+              <w:rPr>
+                <w:sz w:val="19"/>
+                <w:szCs w:val="19"/>
+              </w:rPr>
+              <w:t>B.M.P Banneka</w:t>
+            </w:r>
+          </w:p>
+        </w:tc>
+        <w:tc>
+          <w:tcPr>
+            <w:tcW w:w="5204" w:type="dxa"/>
+            <w:tcBorders>
+              <w:top w:val="single" w:sz="4" w:space="0" w:color="C9D3D0"/>
+              <w:left w:val="single" w:sz="4" w:space="0" w:color="C9D3D0"/>
+              <w:bottom w:val="single" w:sz="4" w:space="0" w:color="C9D3D0"/>
+              <w:right w:val="single" w:sz="4" w:space="0" w:color="C9D3D0"/>
+            </w:tcBorders>
+            <w:tcMar>
+              <w:top w:w="50" w:type="dxa"/>
+              <w:left w:w="100" w:type="dxa"/>
+              <w:bottom w:w="50" w:type="dxa"/>
+              <w:right w:w="100" w:type="dxa"/>
+            </w:tcMar>
+          </w:tcPr>
+          <w:p>
+            <w:r>
+              <w:rPr>
+                <w:sz w:val="19"/>
+                <w:szCs w:val="19"/>
+              </w:rPr>
+              <w:t>Approved by the product owner; baselined</w:t>
+            </w:r>
+          </w:p>
+        </w:tc>
+      </w:tr>
     </w:tbl>
     <w:p>
       <w:pPr>
@@ -1718,7 +1834,7 @@
           <w:left w:w="10" w:type="dxa"/>
           <w:right w:w="10" w:type="dxa"/>
         </w:tblCellMar>
-        <w:tblLook w:val="04A0" w:firstRow="1" w:lastRow="0" w:firstColumn="1" w:lastColumn="0" w:noHBand="0" w:noVBand="1"/>
+        <w:tblLook w:val="0000" w:firstRow="0" w:lastRow="0" w:firstColumn="0" w:lastColumn="0" w:noHBand="0" w:noVBand="0"/>
       </w:tblPr>
       <w:tblGrid>
         <w:gridCol w:w="2120"/>
@@ -2036,7 +2152,15 @@
               <w:right w:w="100" w:type="dxa"/>
             </w:tcMar>
           </w:tcPr>
-          <w:p/>
+          <w:p>
+            <w:r>
+              <w:rPr>
+                <w:sz w:val="19"/>
+                <w:szCs w:val="19"/>
+              </w:rPr>
+              <w:t>Approved in writing (project channel)</w:t>
+            </w:r>
+          </w:p>
         </w:tc>
         <w:tc>
           <w:tcPr>
@@ -2054,7 +2178,15 @@
               <w:right w:w="100" w:type="dxa"/>
             </w:tcMar>
           </w:tcPr>
-          <w:p/>
+          <w:p>
+            <w:r>
+              <w:rPr>
+                <w:sz w:val="19"/>
+                <w:szCs w:val="19"/>
+              </w:rPr>
+              <w:t>5 Oct 2026</w:t>
+            </w:r>
+          </w:p>
         </w:tc>
       </w:tr>
     </w:tbl>
@@ -2075,7 +2207,7 @@
     <w:sdt>
       <w:sdtPr>
         <w:alias w:val="Contents"/>
-        <w:id w:val="-1911762763"/>
+        <w:id w:val="-591011671"/>
       </w:sdtPr>
       <w:sdtEndPr/>
       <w:sdtContent>
@@ -2104,7 +2236,7 @@
           <w:r>
             <w:fldChar w:fldCharType="separate"/>
           </w:r>
-          <w:hyperlink w:anchor="_Toc242095581" w:history="1">
+          <w:hyperlink w:anchor="_Toc242097424" w:history="1">
             <w:r>
               <w:rPr>
                 <w:rStyle w:val="Hyperlink"/>
@@ -2128,7 +2260,7 @@
               <w:rPr>
                 <w:noProof/>
               </w:rPr>
-              <w:instrText xml:space="preserve"> PAGEREF _Toc242095581 \h </w:instrText>
+              <w:instrText xml:space="preserve"> PAGEREF _Toc242097424 \h </w:instrText>
             </w:r>
             <w:r>
               <w:rPr>
@@ -2171,7 +2303,7 @@
               <w14:ligatures w14:val="standardContextual"/>
             </w:rPr>
           </w:pPr>
-          <w:hyperlink w:anchor="_Toc242095582" w:history="1">
+          <w:hyperlink w:anchor="_Toc242097425" w:history="1">
             <w:r>
               <w:rPr>
                 <w:rStyle w:val="Hyperlink"/>
@@ -2195,7 +2327,7 @@
               <w:rPr>
                 <w:noProof/>
               </w:rPr>
-              <w:instrText xml:space="preserve"> PAGEREF _Toc242095582 \h </w:instrText>
+              <w:instrText xml:space="preserve"> PAGEREF _Toc242097425 \h </w:instrText>
             </w:r>
             <w:r>
               <w:rPr>
@@ -2238,7 +2370,7 @@
               <w14:ligatures w14:val="standardContextual"/>
             </w:rPr>
           </w:pPr>
-          <w:hyperlink w:anchor="_Toc242095583" w:history="1">
+          <w:hyperlink w:anchor="_Toc242097426" w:history="1">
             <w:r>
               <w:rPr>
                 <w:rStyle w:val="Hyperlink"/>
@@ -2262,7 +2394,7 @@
               <w:rPr>
                 <w:noProof/>
               </w:rPr>
-              <w:instrText xml:space="preserve"> PAGEREF _Toc242095583 \h </w:instrText>
+              <w:instrText xml:space="preserve"> PAGEREF _Toc242097426 \h </w:instrText>
             </w:r>
             <w:r>
               <w:rPr>
@@ -2305,7 +2437,7 @@
               <w14:ligatures w14:val="standardContextual"/>
             </w:rPr>
           </w:pPr>
-          <w:hyperlink w:anchor="_Toc242095584" w:history="1">
+          <w:hyperlink w:anchor="_Toc242097427" w:history="1">
             <w:r>
               <w:rPr>
                 <w:rStyle w:val="Hyperlink"/>
@@ -2329,7 +2461,7 @@
               <w:rPr>
                 <w:noProof/>
               </w:rPr>
-              <w:instrText xml:space="preserve"> PAGEREF _Toc242095584 \h </w:instrText>
+              <w:instrText xml:space="preserve"> PAGEREF _Toc242097427 \h </w:instrText>
             </w:r>
             <w:r>
               <w:rPr>
@@ -2372,7 +2504,7 @@
               <w14:ligatures w14:val="standardContextual"/>
             </w:rPr>
           </w:pPr>
-          <w:hyperlink w:anchor="_Toc242095585" w:history="1">
+          <w:hyperlink w:anchor="_Toc242097428" w:history="1">
             <w:r>
               <w:rPr>
                 <w:rStyle w:val="Hyperlink"/>
@@ -2396,7 +2528,7 @@
               <w:rPr>
                 <w:noProof/>
               </w:rPr>
-              <w:instrText xml:space="preserve"> PAGEREF _Toc242095585 \h </w:instrText>
+              <w:instrText xml:space="preserve"> PAGEREF _Toc242097428 \h </w:instrText>
             </w:r>
             <w:r>
               <w:rPr>
@@ -2439,7 +2571,7 @@
               <w14:ligatures w14:val="standardContextual"/>
             </w:rPr>
           </w:pPr>
-          <w:hyperlink w:anchor="_Toc242095586" w:history="1">
+          <w:hyperlink w:anchor="_Toc242097429" w:history="1">
             <w:r>
               <w:rPr>
                 <w:rStyle w:val="Hyperlink"/>
@@ -2463,7 +2595,7 @@
               <w:rPr>
                 <w:noProof/>
               </w:rPr>
-              <w:instrText xml:space="preserve"> PAGEREF _Toc242095586 \h </w:instrText>
+              <w:instrText xml:space="preserve"> PAGEREF _Toc242097429 \h </w:instrText>
             </w:r>
             <w:r>
               <w:rPr>
@@ -2506,7 +2638,7 @@
               <w14:ligatures w14:val="standardContextual"/>
             </w:rPr>
           </w:pPr>
-          <w:hyperlink w:anchor="_Toc242095587" w:history="1">
+          <w:hyperlink w:anchor="_Toc242097430" w:history="1">
             <w:r>
               <w:rPr>
                 <w:rStyle w:val="Hyperlink"/>
@@ -2530,7 +2662,7 @@
               <w:rPr>
                 <w:noProof/>
               </w:rPr>
-              <w:instrText xml:space="preserve"> PAGEREF _Toc242095587 \h </w:instrText>
+              <w:instrText xml:space="preserve"> PAGEREF _Toc242097430 \h </w:instrText>
             </w:r>
             <w:r>
               <w:rPr>
@@ -2573,7 +2705,7 @@
               <w14:ligatures w14:val="standardContextual"/>
             </w:rPr>
           </w:pPr>
-          <w:hyperlink w:anchor="_Toc242095588" w:history="1">
+          <w:hyperlink w:anchor="_Toc242097431" w:history="1">
             <w:r>
               <w:rPr>
                 <w:rStyle w:val="Hyperlink"/>
@@ -2597,7 +2729,7 @@
               <w:rPr>
                 <w:noProof/>
               </w:rPr>
-              <w:instrText xml:space="preserve"> PAGEREF _Toc242095588 \h </w:instrText>
+              <w:instrText xml:space="preserve"> PAGEREF _Toc242097431 \h </w:instrText>
             </w:r>
             <w:r>
               <w:rPr>
@@ -2640,7 +2772,7 @@
               <w14:ligatures w14:val="standardContextual"/>
             </w:rPr>
           </w:pPr>
-          <w:hyperlink w:anchor="_Toc242095589" w:history="1">
+          <w:hyperlink w:anchor="_Toc242097432" w:history="1">
             <w:r>
               <w:rPr>
                 <w:rStyle w:val="Hyperlink"/>
@@ -2664,7 +2796,7 @@
               <w:rPr>
                 <w:noProof/>
               </w:rPr>
-              <w:instrText xml:space="preserve"> PAGEREF _Toc242095589 \h </w:instrText>
+              <w:instrText xml:space="preserve"> PAGEREF _Toc242097432 \h </w:instrText>
             </w:r>
             <w:r>
               <w:rPr>
@@ -2707,7 +2839,7 @@
               <w14:ligatures w14:val="standardContextual"/>
             </w:rPr>
           </w:pPr>
-          <w:hyperlink w:anchor="_Toc242095590" w:history="1">
+          <w:hyperlink w:anchor="_Toc242097433" w:history="1">
             <w:r>
               <w:rPr>
                 <w:rStyle w:val="Hyperlink"/>
@@ -2731,7 +2863,7 @@
               <w:rPr>
                 <w:noProof/>
               </w:rPr>
-              <w:instrText xml:space="preserve"> PAGEREF _Toc242095590 \h </w:instrText>
+              <w:instrText xml:space="preserve"> PAGEREF _Toc242097433 \h </w:instrText>
             </w:r>
             <w:r>
               <w:rPr>
@@ -2774,7 +2906,7 @@
               <w14:ligatures w14:val="standardContextual"/>
             </w:rPr>
           </w:pPr>
-          <w:hyperlink w:anchor="_Toc242095591" w:history="1">
+          <w:hyperlink w:anchor="_Toc242097434" w:history="1">
             <w:r>
               <w:rPr>
                 <w:rStyle w:val="Hyperlink"/>
@@ -2798,7 +2930,7 @@
               <w:rPr>
                 <w:noProof/>
               </w:rPr>
-              <w:instrText xml:space="preserve"> PAGEREF _Toc242095591 \h </w:instrText>
+              <w:instrText xml:space="preserve"> PAGEREF _Toc242097434 \h </w:instrText>
             </w:r>
             <w:r>
               <w:rPr>
@@ -2841,7 +2973,7 @@
               <w14:ligatures w14:val="standardContextual"/>
             </w:rPr>
           </w:pPr>
-          <w:hyperlink w:anchor="_Toc242095592" w:history="1">
+          <w:hyperlink w:anchor="_Toc242097435" w:history="1">
             <w:r>
               <w:rPr>
                 <w:rStyle w:val="Hyperlink"/>
@@ -2865,7 +2997,7 @@
               <w:rPr>
                 <w:noProof/>
               </w:rPr>
-              <w:instrText xml:space="preserve"> PAGEREF _Toc242095592 \h </w:instrText>
+              <w:instrText xml:space="preserve"> PAGEREF _Toc242097435 \h </w:instrText>
             </w:r>
             <w:r>
               <w:rPr>
@@ -2908,7 +3040,7 @@
               <w14:ligatures w14:val="standardContextual"/>
             </w:rPr>
           </w:pPr>
-          <w:hyperlink w:anchor="_Toc242095593" w:history="1">
+          <w:hyperlink w:anchor="_Toc242097436" w:history="1">
             <w:r>
               <w:rPr>
                 <w:rStyle w:val="Hyperlink"/>
@@ -2932,7 +3064,7 @@
               <w:rPr>
                 <w:noProof/>
               </w:rPr>
-              <w:instrText xml:space="preserve"> PAGEREF _Toc242095593 \h </w:instrText>
+              <w:instrText xml:space="preserve"> PAGEREF _Toc242097436 \h </w:instrText>
             </w:r>
             <w:r>
               <w:rPr>
@@ -2975,7 +3107,7 @@
               <w14:ligatures w14:val="standardContextual"/>
             </w:rPr>
           </w:pPr>
-          <w:hyperlink w:anchor="_Toc242095594" w:history="1">
+          <w:hyperlink w:anchor="_Toc242097437" w:history="1">
             <w:r>
               <w:rPr>
                 <w:rStyle w:val="Hyperlink"/>
@@ -2999,7 +3131,7 @@
               <w:rPr>
                 <w:noProof/>
               </w:rPr>
-              <w:instrText xml:space="preserve"> PAGEREF _Toc242095594 \h </w:instrText>
+              <w:instrText xml:space="preserve"> PAGEREF _Toc242097437 \h </w:instrText>
             </w:r>
             <w:r>
               <w:rPr>
@@ -3042,7 +3174,7 @@
               <w14:ligatures w14:val="standardContextual"/>
             </w:rPr>
           </w:pPr>
-          <w:hyperlink w:anchor="_Toc242095595" w:history="1">
+          <w:hyperlink w:anchor="_Toc242097438" w:history="1">
             <w:r>
               <w:rPr>
                 <w:rStyle w:val="Hyperlink"/>
@@ -3066,7 +3198,7 @@
               <w:rPr>
                 <w:noProof/>
               </w:rPr>
-              <w:instrText xml:space="preserve"> PAGEREF _Toc242095595 \h </w:instrText>
+              <w:instrText xml:space="preserve"> PAGEREF _Toc242097438 \h </w:instrText>
             </w:r>
             <w:r>
               <w:rPr>
@@ -3109,7 +3241,7 @@
               <w14:ligatures w14:val="standardContextual"/>
             </w:rPr>
           </w:pPr>
-          <w:hyperlink w:anchor="_Toc242095596" w:history="1">
+          <w:hyperlink w:anchor="_Toc242097439" w:history="1">
             <w:r>
               <w:rPr>
                 <w:rStyle w:val="Hyperlink"/>
@@ -3133,7 +3265,7 @@
               <w:rPr>
                 <w:noProof/>
               </w:rPr>
-              <w:instrText xml:space="preserve"> PAGEREF _Toc242095596 \h </w:instrText>
+              <w:instrText xml:space="preserve"> PAGEREF _Toc242097439 \h </w:instrText>
             </w:r>
             <w:r>
               <w:rPr>
@@ -3176,7 +3308,7 @@
               <w14:ligatures w14:val="standardContextual"/>
             </w:rPr>
           </w:pPr>
-          <w:hyperlink w:anchor="_Toc242095597" w:history="1">
+          <w:hyperlink w:anchor="_Toc242097440" w:history="1">
             <w:r>
               <w:rPr>
                 <w:rStyle w:val="Hyperlink"/>
@@ -3200,7 +3332,7 @@
               <w:rPr>
                 <w:noProof/>
               </w:rPr>
-              <w:instrText xml:space="preserve"> PAGEREF _Toc242095597 \h </w:instrText>
+              <w:instrText xml:space="preserve"> PAGEREF _Toc242097440 \h </w:instrText>
             </w:r>
             <w:r>
               <w:rPr>
@@ -3243,7 +3375,7 @@
               <w14:ligatures w14:val="standardContextual"/>
             </w:rPr>
           </w:pPr>
-          <w:hyperlink w:anchor="_Toc242095598" w:history="1">
+          <w:hyperlink w:anchor="_Toc242097441" w:history="1">
             <w:r>
               <w:rPr>
                 <w:rStyle w:val="Hyperlink"/>
@@ -3267,7 +3399,7 @@
               <w:rPr>
                 <w:noProof/>
               </w:rPr>
-              <w:instrText xml:space="preserve"> PAGEREF _Toc242095598 \h </w:instrText>
+              <w:instrText xml:space="preserve"> PAGEREF _Toc242097441 \h </w:instrText>
             </w:r>
             <w:r>
               <w:rPr>
@@ -3310,7 +3442,7 @@
               <w14:ligatures w14:val="standardContextual"/>
             </w:rPr>
           </w:pPr>
-          <w:hyperlink w:anchor="_Toc242095599" w:history="1">
+          <w:hyperlink w:anchor="_Toc242097442" w:history="1">
             <w:r>
               <w:rPr>
                 <w:rStyle w:val="Hyperlink"/>
@@ -3334,7 +3466,7 @@
               <w:rPr>
                 <w:noProof/>
               </w:rPr>
-              <w:instrText xml:space="preserve"> PAGEREF _Toc242095599 \h </w:instrText>
+              <w:instrText xml:space="preserve"> PAGEREF _Toc242097442 \h </w:instrText>
             </w:r>
             <w:r>
               <w:rPr>
@@ -3377,7 +3509,7 @@
               <w14:ligatures w14:val="standardContextual"/>
             </w:rPr>
           </w:pPr>
-          <w:hyperlink w:anchor="_Toc242095600" w:history="1">
+          <w:hyperlink w:anchor="_Toc242097443" w:history="1">
             <w:r>
               <w:rPr>
                 <w:rStyle w:val="Hyperlink"/>
@@ -3401,7 +3533,7 @@
               <w:rPr>
                 <w:noProof/>
               </w:rPr>
-              <w:instrText xml:space="preserve"> PAGEREF _Toc242095600 \h </w:instrText>
+              <w:instrText xml:space="preserve"> PAGEREF _Toc242097443 \h </w:instrText>
             </w:r>
             <w:r>
               <w:rPr>
@@ -3444,7 +3576,7 @@
               <w14:ligatures w14:val="standardContextual"/>
             </w:rPr>
           </w:pPr>
-          <w:hyperlink w:anchor="_Toc242095601" w:history="1">
+          <w:hyperlink w:anchor="_Toc242097444" w:history="1">
             <w:r>
               <w:rPr>
                 <w:rStyle w:val="Hyperlink"/>
@@ -3468,7 +3600,7 @@
               <w:rPr>
                 <w:noProof/>
               </w:rPr>
-              <w:instrText xml:space="preserve"> PAGEREF _Toc242095601 \h </w:instrText>
+              <w:instrText xml:space="preserve"> PAGEREF _Toc242097444 \h </w:instrText>
             </w:r>
             <w:r>
               <w:rPr>
@@ -3511,7 +3643,7 @@
               <w14:ligatures w14:val="standardContextual"/>
             </w:rPr>
           </w:pPr>
-          <w:hyperlink w:anchor="_Toc242095602" w:history="1">
+          <w:hyperlink w:anchor="_Toc242097445" w:history="1">
             <w:r>
               <w:rPr>
                 <w:rStyle w:val="Hyperlink"/>
@@ -3535,7 +3667,7 @@
               <w:rPr>
                 <w:noProof/>
               </w:rPr>
-              <w:instrText xml:space="preserve"> PAGEREF _Toc242095602 \h </w:instrText>
+              <w:instrText xml:space="preserve"> PAGEREF _Toc242097445 \h </w:instrText>
             </w:r>
             <w:r>
               <w:rPr>
@@ -3578,7 +3710,7 @@
               <w14:ligatures w14:val="standardContextual"/>
             </w:rPr>
           </w:pPr>
-          <w:hyperlink w:anchor="_Toc242095603" w:history="1">
+          <w:hyperlink w:anchor="_Toc242097446" w:history="1">
             <w:r>
               <w:rPr>
                 <w:rStyle w:val="Hyperlink"/>
@@ -3602,7 +3734,7 @@
               <w:rPr>
                 <w:noProof/>
               </w:rPr>
-              <w:instrText xml:space="preserve"> PAGEREF _Toc242095603 \h </w:instrText>
+              <w:instrText xml:space="preserve"> PAGEREF _Toc242097446 \h </w:instrText>
             </w:r>
             <w:r>
               <w:rPr>
@@ -3645,7 +3777,7 @@
               <w14:ligatures w14:val="standardContextual"/>
             </w:rPr>
           </w:pPr>
-          <w:hyperlink w:anchor="_Toc242095604" w:history="1">
+          <w:hyperlink w:anchor="_Toc242097447" w:history="1">
             <w:r>
               <w:rPr>
                 <w:rStyle w:val="Hyperlink"/>
@@ -3669,7 +3801,7 @@
               <w:rPr>
                 <w:noProof/>
               </w:rPr>
-              <w:instrText xml:space="preserve"> PAGEREF _Toc242095604 \h </w:instrText>
+              <w:instrText xml:space="preserve"> PAGEREF _Toc242097447 \h </w:instrText>
             </w:r>
             <w:r>
               <w:rPr>
@@ -3712,7 +3844,7 @@
               <w14:ligatures w14:val="standardContextual"/>
             </w:rPr>
           </w:pPr>
-          <w:hyperlink w:anchor="_Toc242095605" w:history="1">
+          <w:hyperlink w:anchor="_Toc242097448" w:history="1">
             <w:r>
               <w:rPr>
                 <w:rStyle w:val="Hyperlink"/>
@@ -3736,7 +3868,7 @@
               <w:rPr>
                 <w:noProof/>
               </w:rPr>
-              <w:instrText xml:space="preserve"> PAGEREF _Toc242095605 \h </w:instrText>
+              <w:instrText xml:space="preserve"> PAGEREF _Toc242097448 \h </w:instrText>
             </w:r>
             <w:r>
               <w:rPr>
@@ -3779,7 +3911,7 @@
               <w14:ligatures w14:val="standardContextual"/>
             </w:rPr>
           </w:pPr>
-          <w:hyperlink w:anchor="_Toc242095606" w:history="1">
+          <w:hyperlink w:anchor="_Toc242097449" w:history="1">
             <w:r>
               <w:rPr>
                 <w:rStyle w:val="Hyperlink"/>
@@ -3803,7 +3935,7 @@
               <w:rPr>
                 <w:noProof/>
               </w:rPr>
-              <w:instrText xml:space="preserve"> PAGEREF _Toc242095606 \h </w:instrText>
+              <w:instrText xml:space="preserve"> PAGEREF _Toc242097449 \h </w:instrText>
             </w:r>
             <w:r>
               <w:rPr>
@@ -3846,7 +3978,7 @@
               <w14:ligatures w14:val="standardContextual"/>
             </w:rPr>
           </w:pPr>
-          <w:hyperlink w:anchor="_Toc242095607" w:history="1">
+          <w:hyperlink w:anchor="_Toc242097450" w:history="1">
             <w:r>
               <w:rPr>
                 <w:rStyle w:val="Hyperlink"/>
@@ -3870,7 +4002,7 @@
               <w:rPr>
                 <w:noProof/>
               </w:rPr>
-              <w:instrText xml:space="preserve"> PAGEREF _Toc242095607 \h </w:instrText>
+              <w:instrText xml:space="preserve"> PAGEREF _Toc242097450 \h </w:instrText>
             </w:r>
             <w:r>
               <w:rPr>
@@ -3913,7 +4045,7 @@
               <w14:ligatures w14:val="standardContextual"/>
             </w:rPr>
           </w:pPr>
-          <w:hyperlink w:anchor="_Toc242095608" w:history="1">
+          <w:hyperlink w:anchor="_Toc242097451" w:history="1">
             <w:r>
               <w:rPr>
                 <w:rStyle w:val="Hyperlink"/>
@@ -3937,7 +4069,7 @@
               <w:rPr>
                 <w:noProof/>
               </w:rPr>
-              <w:instrText xml:space="preserve"> PAGEREF _Toc242095608 \h </w:instrText>
+              <w:instrText xml:space="preserve"> PAGEREF _Toc242097451 \h </w:instrText>
             </w:r>
             <w:r>
               <w:rPr>
@@ -3980,7 +4112,7 @@
               <w14:ligatures w14:val="standardContextual"/>
             </w:rPr>
           </w:pPr>
-          <w:hyperlink w:anchor="_Toc242095609" w:history="1">
+          <w:hyperlink w:anchor="_Toc242097452" w:history="1">
             <w:r>
               <w:rPr>
                 <w:rStyle w:val="Hyperlink"/>
@@ -4004,7 +4136,7 @@
               <w:rPr>
                 <w:noProof/>
               </w:rPr>
-              <w:instrText xml:space="preserve"> PAGEREF _Toc242095609 \h </w:instrText>
+              <w:instrText xml:space="preserve"> PAGEREF _Toc242097452 \h </w:instrText>
             </w:r>
             <w:r>
               <w:rPr>
@@ -4047,7 +4179,7 @@
               <w14:ligatures w14:val="standardContextual"/>
             </w:rPr>
           </w:pPr>
-          <w:hyperlink w:anchor="_Toc242095610" w:history="1">
+          <w:hyperlink w:anchor="_Toc242097453" w:history="1">
             <w:r>
               <w:rPr>
                 <w:rStyle w:val="Hyperlink"/>
@@ -4071,7 +4203,7 @@
               <w:rPr>
                 <w:noProof/>
               </w:rPr>
-              <w:instrText xml:space="preserve"> PAGEREF _Toc242095610 \h </w:instrText>
+              <w:instrText xml:space="preserve"> PAGEREF _Toc242097453 \h </w:instrText>
             </w:r>
             <w:r>
               <w:rPr>
@@ -4114,7 +4246,7 @@
               <w14:ligatures w14:val="standardContextual"/>
             </w:rPr>
           </w:pPr>
-          <w:hyperlink w:anchor="_Toc242095611" w:history="1">
+          <w:hyperlink w:anchor="_Toc242097454" w:history="1">
             <w:r>
               <w:rPr>
                 <w:rStyle w:val="Hyperlink"/>
@@ -4138,7 +4270,7 @@
               <w:rPr>
                 <w:noProof/>
               </w:rPr>
-              <w:instrText xml:space="preserve"> PAGEREF _Toc242095611 \h </w:instrText>
+              <w:instrText xml:space="preserve"> PAGEREF _Toc242097454 \h </w:instrText>
             </w:r>
             <w:r>
               <w:rPr>
@@ -4181,7 +4313,7 @@
               <w14:ligatures w14:val="standardContextual"/>
             </w:rPr>
           </w:pPr>
-          <w:hyperlink w:anchor="_Toc242095612" w:history="1">
+          <w:hyperlink w:anchor="_Toc242097455" w:history="1">
             <w:r>
               <w:rPr>
                 <w:rStyle w:val="Hyperlink"/>
@@ -4205,7 +4337,7 @@
               <w:rPr>
                 <w:noProof/>
               </w:rPr>
-              <w:instrText xml:space="preserve"> PAGEREF _Toc242095612 \h </w:instrText>
+              <w:instrText xml:space="preserve"> PAGEREF _Toc242097455 \h </w:instrText>
             </w:r>
             <w:r>
               <w:rPr>
@@ -4248,7 +4380,7 @@
               <w14:ligatures w14:val="standardContextual"/>
             </w:rPr>
           </w:pPr>
-          <w:hyperlink w:anchor="_Toc242095613" w:history="1">
+          <w:hyperlink w:anchor="_Toc242097456" w:history="1">
             <w:r>
               <w:rPr>
                 <w:rStyle w:val="Hyperlink"/>
@@ -4272,7 +4404,7 @@
               <w:rPr>
                 <w:noProof/>
               </w:rPr>
-              <w:instrText xml:space="preserve"> PAGEREF _Toc242095613 \h </w:instrText>
+              <w:instrText xml:space="preserve"> PAGEREF _Toc242097456 \h </w:instrText>
             </w:r>
             <w:r>
               <w:rPr>
@@ -4315,7 +4447,7 @@
               <w14:ligatures w14:val="standardContextual"/>
             </w:rPr>
           </w:pPr>
-          <w:hyperlink w:anchor="_Toc242095614" w:history="1">
+          <w:hyperlink w:anchor="_Toc242097457" w:history="1">
             <w:r>
               <w:rPr>
                 <w:rStyle w:val="Hyperlink"/>
@@ -4339,7 +4471,7 @@
               <w:rPr>
                 <w:noProof/>
               </w:rPr>
-              <w:instrText xml:space="preserve"> PAGEREF _Toc242095614 \h </w:instrText>
+              <w:instrText xml:space="preserve"> PAGEREF _Toc242097457 \h </w:instrText>
             </w:r>
             <w:r>
               <w:rPr>
@@ -4382,7 +4514,7 @@
               <w14:ligatures w14:val="standardContextual"/>
             </w:rPr>
           </w:pPr>
-          <w:hyperlink w:anchor="_Toc242095615" w:history="1">
+          <w:hyperlink w:anchor="_Toc242097458" w:history="1">
             <w:r>
               <w:rPr>
                 <w:rStyle w:val="Hyperlink"/>
@@ -4406,7 +4538,7 @@
               <w:rPr>
                 <w:noProof/>
               </w:rPr>
-              <w:instrText xml:space="preserve"> PAGEREF _Toc242095615 \h </w:instrText>
+              <w:instrText xml:space="preserve"> PAGEREF _Toc242097458 \h </w:instrText>
             </w:r>
             <w:r>
               <w:rPr>
@@ -4449,7 +4581,7 @@
               <w14:ligatures w14:val="standardContextual"/>
             </w:rPr>
           </w:pPr>
-          <w:hyperlink w:anchor="_Toc242095616" w:history="1">
+          <w:hyperlink w:anchor="_Toc242097459" w:history="1">
             <w:r>
               <w:rPr>
                 <w:rStyle w:val="Hyperlink"/>
@@ -4473,7 +4605,7 @@
               <w:rPr>
                 <w:noProof/>
               </w:rPr>
-              <w:instrText xml:space="preserve"> PAGEREF _Toc242095616 \h </w:instrText>
+              <w:instrText xml:space="preserve"> PAGEREF _Toc242097459 \h </w:instrText>
             </w:r>
             <w:r>
               <w:rPr>
@@ -4516,7 +4648,7 @@
               <w14:ligatures w14:val="standardContextual"/>
             </w:rPr>
           </w:pPr>
-          <w:hyperlink w:anchor="_Toc242095617" w:history="1">
+          <w:hyperlink w:anchor="_Toc242097460" w:history="1">
             <w:r>
               <w:rPr>
                 <w:rStyle w:val="Hyperlink"/>
@@ -4540,7 +4672,7 @@
               <w:rPr>
                 <w:noProof/>
               </w:rPr>
-              <w:instrText xml:space="preserve"> PAGEREF _Toc242095617 \h </w:instrText>
+              <w:instrText xml:space="preserve"> PAGEREF _Toc242097460 \h </w:instrText>
             </w:r>
             <w:r>
               <w:rPr>
@@ -4583,7 +4715,7 @@
               <w14:ligatures w14:val="standardContextual"/>
             </w:rPr>
           </w:pPr>
-          <w:hyperlink w:anchor="_Toc242095618" w:history="1">
+          <w:hyperlink w:anchor="_Toc242097461" w:history="1">
             <w:r>
               <w:rPr>
                 <w:rStyle w:val="Hyperlink"/>
@@ -4607,7 +4739,7 @@
               <w:rPr>
                 <w:noProof/>
               </w:rPr>
-              <w:instrText xml:space="preserve"> PAGEREF _Toc242095618 \h </w:instrText>
+              <w:instrText xml:space="preserve"> PAGEREF _Toc242097461 \h </w:instrText>
             </w:r>
             <w:r>
               <w:rPr>
@@ -4650,7 +4782,7 @@
               <w14:ligatures w14:val="standardContextual"/>
             </w:rPr>
           </w:pPr>
-          <w:hyperlink w:anchor="_Toc242095619" w:history="1">
+          <w:hyperlink w:anchor="_Toc242097462" w:history="1">
             <w:r>
               <w:rPr>
                 <w:rStyle w:val="Hyperlink"/>
@@ -4674,7 +4806,7 @@
               <w:rPr>
                 <w:noProof/>
               </w:rPr>
-              <w:instrText xml:space="preserve"> PAGEREF _Toc242095619 \h </w:instrText>
+              <w:instrText xml:space="preserve"> PAGEREF _Toc242097462 \h </w:instrText>
             </w:r>
             <w:r>
               <w:rPr>
@@ -4717,7 +4849,7 @@
               <w14:ligatures w14:val="standardContextual"/>
             </w:rPr>
           </w:pPr>
-          <w:hyperlink w:anchor="_Toc242095620" w:history="1">
+          <w:hyperlink w:anchor="_Toc242097463" w:history="1">
             <w:r>
               <w:rPr>
                 <w:rStyle w:val="Hyperlink"/>
@@ -4741,7 +4873,7 @@
               <w:rPr>
                 <w:noProof/>
               </w:rPr>
-              <w:instrText xml:space="preserve"> PAGEREF _Toc242095620 \h </w:instrText>
+              <w:instrText xml:space="preserve"> PAGEREF _Toc242097463 \h </w:instrText>
             </w:r>
             <w:r>
               <w:rPr>
@@ -4784,7 +4916,7 @@
               <w14:ligatures w14:val="standardContextual"/>
             </w:rPr>
           </w:pPr>
-          <w:hyperlink w:anchor="_Toc242095621" w:history="1">
+          <w:hyperlink w:anchor="_Toc242097464" w:history="1">
             <w:r>
               <w:rPr>
                 <w:rStyle w:val="Hyperlink"/>
@@ -4808,7 +4940,7 @@
               <w:rPr>
                 <w:noProof/>
               </w:rPr>
-              <w:instrText xml:space="preserve"> PAGEREF _Toc242095621 \h </w:instrText>
+              <w:instrText xml:space="preserve"> PAGEREF _Toc242097464 \h </w:instrText>
             </w:r>
             <w:r>
               <w:rPr>
@@ -4851,7 +4983,7 @@
               <w14:ligatures w14:val="standardContextual"/>
             </w:rPr>
           </w:pPr>
-          <w:hyperlink w:anchor="_Toc242095622" w:history="1">
+          <w:hyperlink w:anchor="_Toc242097465" w:history="1">
             <w:r>
               <w:rPr>
                 <w:rStyle w:val="Hyperlink"/>
@@ -4875,7 +5007,7 @@
               <w:rPr>
                 <w:noProof/>
               </w:rPr>
-              <w:instrText xml:space="preserve"> PAGEREF _Toc242095622 \h </w:instrText>
+              <w:instrText xml:space="preserve"> PAGEREF _Toc242097465 \h </w:instrText>
             </w:r>
             <w:r>
               <w:rPr>
@@ -4918,7 +5050,7 @@
               <w14:ligatures w14:val="standardContextual"/>
             </w:rPr>
           </w:pPr>
-          <w:hyperlink w:anchor="_Toc242095623" w:history="1">
+          <w:hyperlink w:anchor="_Toc242097466" w:history="1">
             <w:r>
               <w:rPr>
                 <w:rStyle w:val="Hyperlink"/>
@@ -4942,7 +5074,7 @@
               <w:rPr>
                 <w:noProof/>
               </w:rPr>
-              <w:instrText xml:space="preserve"> PAGEREF _Toc242095623 \h </w:instrText>
+              <w:instrText xml:space="preserve"> PAGEREF _Toc242097466 \h </w:instrText>
             </w:r>
             <w:r>
               <w:rPr>
@@ -4985,7 +5117,7 @@
               <w14:ligatures w14:val="standardContextual"/>
             </w:rPr>
           </w:pPr>
-          <w:hyperlink w:anchor="_Toc242095624" w:history="1">
+          <w:hyperlink w:anchor="_Toc242097467" w:history="1">
             <w:r>
               <w:rPr>
                 <w:rStyle w:val="Hyperlink"/>
@@ -5009,7 +5141,7 @@
               <w:rPr>
                 <w:noProof/>
               </w:rPr>
-              <w:instrText xml:space="preserve"> PAGEREF _Toc242095624 \h </w:instrText>
+              <w:instrText xml:space="preserve"> PAGEREF _Toc242097467 \h </w:instrText>
             </w:r>
             <w:r>
               <w:rPr>
@@ -5052,7 +5184,7 @@
               <w14:ligatures w14:val="standardContextual"/>
             </w:rPr>
           </w:pPr>
-          <w:hyperlink w:anchor="_Toc242095625" w:history="1">
+          <w:hyperlink w:anchor="_Toc242097468" w:history="1">
             <w:r>
               <w:rPr>
                 <w:rStyle w:val="Hyperlink"/>
@@ -5076,7 +5208,7 @@
               <w:rPr>
                 <w:noProof/>
               </w:rPr>
-              <w:instrText xml:space="preserve"> PAGEREF _Toc242095625 \h </w:instrText>
+              <w:instrText xml:space="preserve"> PAGEREF _Toc242097468 \h </w:instrText>
             </w:r>
             <w:r>
               <w:rPr>
@@ -5119,7 +5251,7 @@
               <w14:ligatures w14:val="standardContextual"/>
             </w:rPr>
           </w:pPr>
-          <w:hyperlink w:anchor="_Toc242095626" w:history="1">
+          <w:hyperlink w:anchor="_Toc242097469" w:history="1">
             <w:r>
               <w:rPr>
                 <w:rStyle w:val="Hyperlink"/>
@@ -5143,7 +5275,7 @@
               <w:rPr>
                 <w:noProof/>
               </w:rPr>
-              <w:instrText xml:space="preserve"> PAGEREF _Toc242095626 \h </w:instrText>
+              <w:instrText xml:space="preserve"> PAGEREF _Toc242097469 \h </w:instrText>
             </w:r>
             <w:r>
               <w:rPr>
@@ -5186,7 +5318,7 @@
               <w14:ligatures w14:val="standardContextual"/>
             </w:rPr>
           </w:pPr>
-          <w:hyperlink w:anchor="_Toc242095627" w:history="1">
+          <w:hyperlink w:anchor="_Toc242097470" w:history="1">
             <w:r>
               <w:rPr>
                 <w:rStyle w:val="Hyperlink"/>
@@ -5210,7 +5342,7 @@
               <w:rPr>
                 <w:noProof/>
               </w:rPr>
-              <w:instrText xml:space="preserve"> PAGEREF _Toc242095627 \h </w:instrText>
+              <w:instrText xml:space="preserve"> PAGEREF _Toc242097470 \h </w:instrText>
             </w:r>
             <w:r>
               <w:rPr>
@@ -5253,7 +5385,7 @@
               <w14:ligatures w14:val="standardContextual"/>
             </w:rPr>
           </w:pPr>
-          <w:hyperlink w:anchor="_Toc242095628" w:history="1">
+          <w:hyperlink w:anchor="_Toc242097471" w:history="1">
             <w:r>
               <w:rPr>
                 <w:rStyle w:val="Hyperlink"/>
@@ -5277,7 +5409,7 @@
               <w:rPr>
                 <w:noProof/>
               </w:rPr>
-              <w:instrText xml:space="preserve"> PAGEREF _Toc242095628 \h </w:instrText>
+              <w:instrText xml:space="preserve"> PAGEREF _Toc242097471 \h </w:instrText>
             </w:r>
             <w:r>
               <w:rPr>
@@ -5320,7 +5452,7 @@
               <w14:ligatures w14:val="standardContextual"/>
             </w:rPr>
           </w:pPr>
-          <w:hyperlink w:anchor="_Toc242095629" w:history="1">
+          <w:hyperlink w:anchor="_Toc242097472" w:history="1">
             <w:r>
               <w:rPr>
                 <w:rStyle w:val="Hyperlink"/>
@@ -5344,7 +5476,7 @@
               <w:rPr>
                 <w:noProof/>
               </w:rPr>
-              <w:instrText xml:space="preserve"> PAGEREF _Toc242095629 \h </w:instrText>
+              <w:instrText xml:space="preserve"> PAGEREF _Toc242097472 \h </w:instrText>
             </w:r>
             <w:r>
               <w:rPr>
@@ -5387,7 +5519,7 @@
               <w14:ligatures w14:val="standardContextual"/>
             </w:rPr>
           </w:pPr>
-          <w:hyperlink w:anchor="_Toc242095630" w:history="1">
+          <w:hyperlink w:anchor="_Toc242097473" w:history="1">
             <w:r>
               <w:rPr>
                 <w:rStyle w:val="Hyperlink"/>
@@ -5411,7 +5543,7 @@
               <w:rPr>
                 <w:noProof/>
               </w:rPr>
-              <w:instrText xml:space="preserve"> PAGEREF _Toc242095630 \h </w:instrText>
+              <w:instrText xml:space="preserve"> PAGEREF _Toc242097473 \h </w:instrText>
             </w:r>
             <w:r>
               <w:rPr>
@@ -5454,7 +5586,7 @@
               <w14:ligatures w14:val="standardContextual"/>
             </w:rPr>
           </w:pPr>
-          <w:hyperlink w:anchor="_Toc242095631" w:history="1">
+          <w:hyperlink w:anchor="_Toc242097474" w:history="1">
             <w:r>
               <w:rPr>
                 <w:rStyle w:val="Hyperlink"/>
@@ -5478,7 +5610,7 @@
               <w:rPr>
                 <w:noProof/>
               </w:rPr>
-              <w:instrText xml:space="preserve"> PAGEREF _Toc242095631 \h </w:instrText>
+              <w:instrText xml:space="preserve"> PAGEREF _Toc242097474 \h </w:instrText>
             </w:r>
             <w:r>
               <w:rPr>
@@ -5521,7 +5653,7 @@
               <w14:ligatures w14:val="standardContextual"/>
             </w:rPr>
           </w:pPr>
-          <w:hyperlink w:anchor="_Toc242095632" w:history="1">
+          <w:hyperlink w:anchor="_Toc242097475" w:history="1">
             <w:r>
               <w:rPr>
                 <w:rStyle w:val="Hyperlink"/>
@@ -5545,7 +5677,7 @@
               <w:rPr>
                 <w:noProof/>
               </w:rPr>
-              <w:instrText xml:space="preserve"> PAGEREF _Toc242095632 \h </w:instrText>
+              <w:instrText xml:space="preserve"> PAGEREF _Toc242097475 \h </w:instrText>
             </w:r>
             <w:r>
               <w:rPr>
@@ -5588,7 +5720,7 @@
               <w14:ligatures w14:val="standardContextual"/>
             </w:rPr>
           </w:pPr>
-          <w:hyperlink w:anchor="_Toc242095633" w:history="1">
+          <w:hyperlink w:anchor="_Toc242097476" w:history="1">
             <w:r>
               <w:rPr>
                 <w:rStyle w:val="Hyperlink"/>
@@ -5612,7 +5744,7 @@
               <w:rPr>
                 <w:noProof/>
               </w:rPr>
-              <w:instrText xml:space="preserve"> PAGEREF _Toc242095633 \h </w:instrText>
+              <w:instrText xml:space="preserve"> PAGEREF _Toc242097476 \h </w:instrText>
             </w:r>
             <w:r>
               <w:rPr>
@@ -5655,7 +5787,7 @@
               <w14:ligatures w14:val="standardContextual"/>
             </w:rPr>
           </w:pPr>
-          <w:hyperlink w:anchor="_Toc242095634" w:history="1">
+          <w:hyperlink w:anchor="_Toc242097477" w:history="1">
             <w:r>
               <w:rPr>
                 <w:rStyle w:val="Hyperlink"/>
@@ -5679,7 +5811,7 @@
               <w:rPr>
                 <w:noProof/>
               </w:rPr>
-              <w:instrText xml:space="preserve"> PAGEREF _Toc242095634 \h </w:instrText>
+              <w:instrText xml:space="preserve"> PAGEREF _Toc242097477 \h </w:instrText>
             </w:r>
             <w:r>
               <w:rPr>
@@ -5722,7 +5854,7 @@
               <w14:ligatures w14:val="standardContextual"/>
             </w:rPr>
           </w:pPr>
-          <w:hyperlink w:anchor="_Toc242095635" w:history="1">
+          <w:hyperlink w:anchor="_Toc242097478" w:history="1">
             <w:r>
               <w:rPr>
                 <w:rStyle w:val="Hyperlink"/>
@@ -5746,7 +5878,7 @@
               <w:rPr>
                 <w:noProof/>
               </w:rPr>
-              <w:instrText xml:space="preserve"> PAGEREF _Toc242095635 \h </w:instrText>
+              <w:instrText xml:space="preserve"> PAGEREF _Toc242097478 \h </w:instrText>
             </w:r>
             <w:r>
               <w:rPr>
@@ -5789,7 +5921,7 @@
               <w14:ligatures w14:val="standardContextual"/>
             </w:rPr>
           </w:pPr>
-          <w:hyperlink w:anchor="_Toc242095636" w:history="1">
+          <w:hyperlink w:anchor="_Toc242097479" w:history="1">
             <w:r>
               <w:rPr>
                 <w:rStyle w:val="Hyperlink"/>
@@ -5813,7 +5945,7 @@
               <w:rPr>
                 <w:noProof/>
               </w:rPr>
-              <w:instrText xml:space="preserve"> PAGEREF _Toc242095636 \h </w:instrText>
+              <w:instrText xml:space="preserve"> PAGEREF _Toc242097479 \h </w:instrText>
             </w:r>
             <w:r>
               <w:rPr>
@@ -5856,7 +5988,7 @@
               <w14:ligatures w14:val="standardContextual"/>
             </w:rPr>
           </w:pPr>
-          <w:hyperlink w:anchor="_Toc242095637" w:history="1">
+          <w:hyperlink w:anchor="_Toc242097480" w:history="1">
             <w:r>
               <w:rPr>
                 <w:rStyle w:val="Hyperlink"/>
@@ -5880,7 +6012,7 @@
               <w:rPr>
                 <w:noProof/>
               </w:rPr>
-              <w:instrText xml:space="preserve"> PAGEREF _Toc242095637 \h </w:instrText>
+              <w:instrText xml:space="preserve"> PAGEREF _Toc242097480 \h </w:instrText>
             </w:r>
             <w:r>
               <w:rPr>
@@ -5923,7 +6055,7 @@
               <w14:ligatures w14:val="standardContextual"/>
             </w:rPr>
           </w:pPr>
-          <w:hyperlink w:anchor="_Toc242095638" w:history="1">
+          <w:hyperlink w:anchor="_Toc242097481" w:history="1">
             <w:r>
               <w:rPr>
                 <w:rStyle w:val="Hyperlink"/>
@@ -5947,7 +6079,7 @@
               <w:rPr>
                 <w:noProof/>
               </w:rPr>
-              <w:instrText xml:space="preserve"> PAGEREF _Toc242095638 \h </w:instrText>
+              <w:instrText xml:space="preserve"> PAGEREF _Toc242097481 \h </w:instrText>
             </w:r>
             <w:r>
               <w:rPr>
@@ -5990,7 +6122,7 @@
               <w14:ligatures w14:val="standardContextual"/>
             </w:rPr>
           </w:pPr>
-          <w:hyperlink w:anchor="_Toc242095639" w:history="1">
+          <w:hyperlink w:anchor="_Toc242097482" w:history="1">
             <w:r>
               <w:rPr>
                 <w:rStyle w:val="Hyperlink"/>
@@ -6014,7 +6146,7 @@
               <w:rPr>
                 <w:noProof/>
               </w:rPr>
-              <w:instrText xml:space="preserve"> PAGEREF _Toc242095639 \h </w:instrText>
+              <w:instrText xml:space="preserve"> PAGEREF _Toc242097482 \h </w:instrText>
             </w:r>
             <w:r>
               <w:rPr>
@@ -6057,7 +6189,7 @@
               <w14:ligatures w14:val="standardContextual"/>
             </w:rPr>
           </w:pPr>
-          <w:hyperlink w:anchor="_Toc242095640" w:history="1">
+          <w:hyperlink w:anchor="_Toc242097483" w:history="1">
             <w:r>
               <w:rPr>
                 <w:rStyle w:val="Hyperlink"/>
@@ -6081,7 +6213,7 @@
               <w:rPr>
                 <w:noProof/>
               </w:rPr>
-              <w:instrText xml:space="preserve"> PAGEREF _Toc242095640 \h </w:instrText>
+              <w:instrText xml:space="preserve"> PAGEREF _Toc242097483 \h </w:instrText>
             </w:r>
             <w:r>
               <w:rPr>
@@ -6124,7 +6256,7 @@
               <w14:ligatures w14:val="standardContextual"/>
             </w:rPr>
           </w:pPr>
-          <w:hyperlink w:anchor="_Toc242095641" w:history="1">
+          <w:hyperlink w:anchor="_Toc242097484" w:history="1">
             <w:r>
               <w:rPr>
                 <w:rStyle w:val="Hyperlink"/>
@@ -6148,7 +6280,7 @@
               <w:rPr>
                 <w:noProof/>
               </w:rPr>
-              <w:instrText xml:space="preserve"> PAGEREF _Toc242095641 \h </w:instrText>
+              <w:instrText xml:space="preserve"> PAGEREF _Toc242097484 \h </w:instrText>
             </w:r>
             <w:r>
               <w:rPr>
@@ -6191,7 +6323,7 @@
               <w14:ligatures w14:val="standardContextual"/>
             </w:rPr>
           </w:pPr>
-          <w:hyperlink w:anchor="_Toc242095642" w:history="1">
+          <w:hyperlink w:anchor="_Toc242097485" w:history="1">
             <w:r>
               <w:rPr>
                 <w:rStyle w:val="Hyperlink"/>
@@ -6215,7 +6347,7 @@
               <w:rPr>
                 <w:noProof/>
               </w:rPr>
-              <w:instrText xml:space="preserve"> PAGEREF _Toc242095642 \h </w:instrText>
+              <w:instrText xml:space="preserve"> PAGEREF _Toc242097485 \h </w:instrText>
             </w:r>
             <w:r>
               <w:rPr>
@@ -6258,7 +6390,7 @@
               <w14:ligatures w14:val="standardContextual"/>
             </w:rPr>
           </w:pPr>
-          <w:hyperlink w:anchor="_Toc242095643" w:history="1">
+          <w:hyperlink w:anchor="_Toc242097486" w:history="1">
             <w:r>
               <w:rPr>
                 <w:rStyle w:val="Hyperlink"/>
@@ -6282,7 +6414,7 @@
               <w:rPr>
                 <w:noProof/>
               </w:rPr>
-              <w:instrText xml:space="preserve"> PAGEREF _Toc242095643 \h </w:instrText>
+              <w:instrText xml:space="preserve"> PAGEREF _Toc242097486 \h </w:instrText>
             </w:r>
             <w:r>
               <w:rPr>
@@ -6325,7 +6457,7 @@
               <w14:ligatures w14:val="standardContextual"/>
             </w:rPr>
           </w:pPr>
-          <w:hyperlink w:anchor="_Toc242095644" w:history="1">
+          <w:hyperlink w:anchor="_Toc242097487" w:history="1">
             <w:r>
               <w:rPr>
                 <w:rStyle w:val="Hyperlink"/>
@@ -6349,7 +6481,7 @@
               <w:rPr>
                 <w:noProof/>
               </w:rPr>
-              <w:instrText xml:space="preserve"> PAGEREF _Toc242095644 \h </w:instrText>
+              <w:instrText xml:space="preserve"> PAGEREF _Toc242097487 \h </w:instrText>
             </w:r>
             <w:r>
               <w:rPr>
@@ -6392,7 +6524,7 @@
               <w14:ligatures w14:val="standardContextual"/>
             </w:rPr>
           </w:pPr>
-          <w:hyperlink w:anchor="_Toc242095645" w:history="1">
+          <w:hyperlink w:anchor="_Toc242097488" w:history="1">
             <w:r>
               <w:rPr>
                 <w:rStyle w:val="Hyperlink"/>
@@ -6416,7 +6548,7 @@
               <w:rPr>
                 <w:noProof/>
               </w:rPr>
-              <w:instrText xml:space="preserve"> PAGEREF _Toc242095645 \h </w:instrText>
+              <w:instrText xml:space="preserve"> PAGEREF _Toc242097488 \h </w:instrText>
             </w:r>
             <w:r>
               <w:rPr>
@@ -6459,7 +6591,7 @@
               <w14:ligatures w14:val="standardContextual"/>
             </w:rPr>
           </w:pPr>
-          <w:hyperlink w:anchor="_Toc242095646" w:history="1">
+          <w:hyperlink w:anchor="_Toc242097489" w:history="1">
             <w:r>
               <w:rPr>
                 <w:rStyle w:val="Hyperlink"/>
@@ -6483,7 +6615,7 @@
               <w:rPr>
                 <w:noProof/>
               </w:rPr>
-              <w:instrText xml:space="preserve"> PAGEREF _Toc242095646 \h </w:instrText>
+              <w:instrText xml:space="preserve"> PAGEREF _Toc242097489 \h </w:instrText>
             </w:r>
             <w:r>
               <w:rPr>
@@ -6526,7 +6658,7 @@
               <w14:ligatures w14:val="standardContextual"/>
             </w:rPr>
           </w:pPr>
-          <w:hyperlink w:anchor="_Toc242095647" w:history="1">
+          <w:hyperlink w:anchor="_Toc242097490" w:history="1">
             <w:r>
               <w:rPr>
                 <w:rStyle w:val="Hyperlink"/>
@@ -6550,7 +6682,7 @@
               <w:rPr>
                 <w:noProof/>
               </w:rPr>
-              <w:instrText xml:space="preserve"> PAGEREF _Toc242095647 \h </w:instrText>
+              <w:instrText xml:space="preserve"> PAGEREF _Toc242097490 \h </w:instrText>
             </w:r>
             <w:r>
               <w:rPr>
@@ -6593,7 +6725,7 @@
               <w14:ligatures w14:val="standardContextual"/>
             </w:rPr>
           </w:pPr>
-          <w:hyperlink w:anchor="_Toc242095648" w:history="1">
+          <w:hyperlink w:anchor="_Toc242097491" w:history="1">
             <w:r>
               <w:rPr>
                 <w:rStyle w:val="Hyperlink"/>
@@ -6617,7 +6749,7 @@
               <w:rPr>
                 <w:noProof/>
               </w:rPr>
-              <w:instrText xml:space="preserve"> PAGEREF _Toc242095648 \h </w:instrText>
+              <w:instrText xml:space="preserve"> PAGEREF _Toc242097491 \h </w:instrText>
             </w:r>
             <w:r>
               <w:rPr>
@@ -6660,7 +6792,7 @@
               <w14:ligatures w14:val="standardContextual"/>
             </w:rPr>
           </w:pPr>
-          <w:hyperlink w:anchor="_Toc242095649" w:history="1">
+          <w:hyperlink w:anchor="_Toc242097492" w:history="1">
             <w:r>
               <w:rPr>
                 <w:rStyle w:val="Hyperlink"/>
@@ -6684,7 +6816,7 @@
               <w:rPr>
                 <w:noProof/>
               </w:rPr>
-              <w:instrText xml:space="preserve"> PAGEREF _Toc242095649 \h </w:instrText>
+              <w:instrText xml:space="preserve"> PAGEREF _Toc242097492 \h </w:instrText>
             </w:r>
             <w:r>
               <w:rPr>
@@ -6727,7 +6859,7 @@
               <w14:ligatures w14:val="standardContextual"/>
             </w:rPr>
           </w:pPr>
-          <w:hyperlink w:anchor="_Toc242095650" w:history="1">
+          <w:hyperlink w:anchor="_Toc242097493" w:history="1">
             <w:r>
               <w:rPr>
                 <w:rStyle w:val="Hyperlink"/>
@@ -6751,7 +6883,7 @@
               <w:rPr>
                 <w:noProof/>
               </w:rPr>
-              <w:instrText xml:space="preserve"> PAGEREF _Toc242095650 \h </w:instrText>
+              <w:instrText xml:space="preserve"> PAGEREF _Toc242097493 \h </w:instrText>
             </w:r>
             <w:r>
               <w:rPr>
@@ -6794,7 +6926,7 @@
               <w14:ligatures w14:val="standardContextual"/>
             </w:rPr>
           </w:pPr>
-          <w:hyperlink w:anchor="_Toc242095651" w:history="1">
+          <w:hyperlink w:anchor="_Toc242097494" w:history="1">
             <w:r>
               <w:rPr>
                 <w:rStyle w:val="Hyperlink"/>
@@ -6818,7 +6950,7 @@
               <w:rPr>
                 <w:noProof/>
               </w:rPr>
-              <w:instrText xml:space="preserve"> PAGEREF _Toc242095651 \h </w:instrText>
+              <w:instrText xml:space="preserve"> PAGEREF _Toc242097494 \h </w:instrText>
             </w:r>
             <w:r>
               <w:rPr>
@@ -6861,7 +6993,7 @@
               <w14:ligatures w14:val="standardContextual"/>
             </w:rPr>
           </w:pPr>
-          <w:hyperlink w:anchor="_Toc242095652" w:history="1">
+          <w:hyperlink w:anchor="_Toc242097495" w:history="1">
             <w:r>
               <w:rPr>
                 <w:rStyle w:val="Hyperlink"/>
@@ -6885,7 +7017,7 @@
               <w:rPr>
                 <w:noProof/>
               </w:rPr>
-              <w:instrText xml:space="preserve"> PAGEREF _Toc242095652 \h </w:instrText>
+              <w:instrText xml:space="preserve"> PAGEREF _Toc242097495 \h </w:instrText>
             </w:r>
             <w:r>
               <w:rPr>
@@ -6928,7 +7060,7 @@
               <w14:ligatures w14:val="standardContextual"/>
             </w:rPr>
           </w:pPr>
-          <w:hyperlink w:anchor="_Toc242095653" w:history="1">
+          <w:hyperlink w:anchor="_Toc242097496" w:history="1">
             <w:r>
               <w:rPr>
                 <w:rStyle w:val="Hyperlink"/>
@@ -6952,7 +7084,7 @@
               <w:rPr>
                 <w:noProof/>
               </w:rPr>
-              <w:instrText xml:space="preserve"> PAGEREF _Toc242095653 \h </w:instrText>
+              <w:instrText xml:space="preserve"> PAGEREF _Toc242097496 \h </w:instrText>
             </w:r>
             <w:r>
               <w:rPr>
@@ -6995,7 +7127,7 @@
               <w14:ligatures w14:val="standardContextual"/>
             </w:rPr>
           </w:pPr>
-          <w:hyperlink w:anchor="_Toc242095654" w:history="1">
+          <w:hyperlink w:anchor="_Toc242097497" w:history="1">
             <w:r>
               <w:rPr>
                 <w:rStyle w:val="Hyperlink"/>
@@ -7019,7 +7151,7 @@
               <w:rPr>
                 <w:noProof/>
               </w:rPr>
-              <w:instrText xml:space="preserve"> PAGEREF _Toc242095654 \h </w:instrText>
+              <w:instrText xml:space="preserve"> PAGEREF _Toc242097497 \h </w:instrText>
             </w:r>
             <w:r>
               <w:rPr>
@@ -7062,7 +7194,7 @@
               <w14:ligatures w14:val="standardContextual"/>
             </w:rPr>
           </w:pPr>
-          <w:hyperlink w:anchor="_Toc242095655" w:history="1">
+          <w:hyperlink w:anchor="_Toc242097498" w:history="1">
             <w:r>
               <w:rPr>
                 <w:rStyle w:val="Hyperlink"/>
@@ -7086,7 +7218,7 @@
               <w:rPr>
                 <w:noProof/>
               </w:rPr>
-              <w:instrText xml:space="preserve"> PAGEREF _Toc242095655 \h </w:instrText>
+              <w:instrText xml:space="preserve"> PAGEREF _Toc242097498 \h </w:instrText>
             </w:r>
             <w:r>
               <w:rPr>
@@ -7129,7 +7261,7 @@
               <w14:ligatures w14:val="standardContextual"/>
             </w:rPr>
           </w:pPr>
-          <w:hyperlink w:anchor="_Toc242095656" w:history="1">
+          <w:hyperlink w:anchor="_Toc242097499" w:history="1">
             <w:r>
               <w:rPr>
                 <w:rStyle w:val="Hyperlink"/>
@@ -7153,7 +7285,7 @@
               <w:rPr>
                 <w:noProof/>
               </w:rPr>
-              <w:instrText xml:space="preserve"> PAGEREF _Toc242095656 \h </w:instrText>
+              <w:instrText xml:space="preserve"> PAGEREF _Toc242097499 \h </w:instrText>
             </w:r>
             <w:r>
               <w:rPr>
@@ -7196,7 +7328,7 @@
               <w14:ligatures w14:val="standardContextual"/>
             </w:rPr>
           </w:pPr>
-          <w:hyperlink w:anchor="_Toc242095657" w:history="1">
+          <w:hyperlink w:anchor="_Toc242097500" w:history="1">
             <w:r>
               <w:rPr>
                 <w:rStyle w:val="Hyperlink"/>
@@ -7220,7 +7352,7 @@
               <w:rPr>
                 <w:noProof/>
               </w:rPr>
-              <w:instrText xml:space="preserve"> PAGEREF _Toc242095657 \h </w:instrText>
+              <w:instrText xml:space="preserve"> PAGEREF _Toc242097500 \h </w:instrText>
             </w:r>
             <w:r>
               <w:rPr>
@@ -7263,7 +7395,7 @@
               <w14:ligatures w14:val="standardContextual"/>
             </w:rPr>
           </w:pPr>
-          <w:hyperlink w:anchor="_Toc242095658" w:history="1">
+          <w:hyperlink w:anchor="_Toc242097501" w:history="1">
             <w:r>
               <w:rPr>
                 <w:rStyle w:val="Hyperlink"/>
@@ -7287,7 +7419,7 @@
               <w:rPr>
                 <w:noProof/>
               </w:rPr>
-              <w:instrText xml:space="preserve"> PAGEREF _Toc242095658 \h </w:instrText>
+              <w:instrText xml:space="preserve"> PAGEREF _Toc242097501 \h </w:instrText>
             </w:r>
             <w:r>
               <w:rPr>
@@ -7330,7 +7462,7 @@
               <w14:ligatures w14:val="standardContextual"/>
             </w:rPr>
           </w:pPr>
-          <w:hyperlink w:anchor="_Toc242095659" w:history="1">
+          <w:hyperlink w:anchor="_Toc242097502" w:history="1">
             <w:r>
               <w:rPr>
                 <w:rStyle w:val="Hyperlink"/>
@@ -7354,7 +7486,7 @@
               <w:rPr>
                 <w:noProof/>
               </w:rPr>
-              <w:instrText xml:space="preserve"> PAGEREF _Toc242095659 \h </w:instrText>
+              <w:instrText xml:space="preserve"> PAGEREF _Toc242097502 \h </w:instrText>
             </w:r>
             <w:r>
               <w:rPr>
@@ -7397,7 +7529,7 @@
               <w14:ligatures w14:val="standardContextual"/>
             </w:rPr>
           </w:pPr>
-          <w:hyperlink w:anchor="_Toc242095660" w:history="1">
+          <w:hyperlink w:anchor="_Toc242097503" w:history="1">
             <w:r>
               <w:rPr>
                 <w:rStyle w:val="Hyperlink"/>
@@ -7421,7 +7553,7 @@
               <w:rPr>
                 <w:noProof/>
               </w:rPr>
-              <w:instrText xml:space="preserve"> PAGEREF _Toc242095660 \h </w:instrText>
+              <w:instrText xml:space="preserve"> PAGEREF _Toc242097503 \h </w:instrText>
             </w:r>
             <w:r>
               <w:rPr>
@@ -7464,7 +7596,7 @@
               <w14:ligatures w14:val="standardContextual"/>
             </w:rPr>
           </w:pPr>
-          <w:hyperlink w:anchor="_Toc242095661" w:history="1">
+          <w:hyperlink w:anchor="_Toc242097504" w:history="1">
             <w:r>
               <w:rPr>
                 <w:rStyle w:val="Hyperlink"/>
@@ -7488,7 +7620,7 @@
               <w:rPr>
                 <w:noProof/>
               </w:rPr>
-              <w:instrText xml:space="preserve"> PAGEREF _Toc242095661 \h </w:instrText>
+              <w:instrText xml:space="preserve"> PAGEREF _Toc242097504 \h </w:instrText>
             </w:r>
             <w:r>
               <w:rPr>
@@ -7531,7 +7663,7 @@
               <w14:ligatures w14:val="standardContextual"/>
             </w:rPr>
           </w:pPr>
-          <w:hyperlink w:anchor="_Toc242095662" w:history="1">
+          <w:hyperlink w:anchor="_Toc242097505" w:history="1">
             <w:r>
               <w:rPr>
                 <w:rStyle w:val="Hyperlink"/>
@@ -7555,7 +7687,7 @@
               <w:rPr>
                 <w:noProof/>
               </w:rPr>
-              <w:instrText xml:space="preserve"> PAGEREF _Toc242095662 \h </w:instrText>
+              <w:instrText xml:space="preserve"> PAGEREF _Toc242097505 \h </w:instrText>
             </w:r>
             <w:r>
               <w:rPr>
@@ -7598,7 +7730,7 @@
               <w14:ligatures w14:val="standardContextual"/>
             </w:rPr>
           </w:pPr>
-          <w:hyperlink w:anchor="_Toc242095663" w:history="1">
+          <w:hyperlink w:anchor="_Toc242097506" w:history="1">
             <w:r>
               <w:rPr>
                 <w:rStyle w:val="Hyperlink"/>
@@ -7622,7 +7754,7 @@
               <w:rPr>
                 <w:noProof/>
               </w:rPr>
-              <w:instrText xml:space="preserve"> PAGEREF _Toc242095663 \h </w:instrText>
+              <w:instrText xml:space="preserve"> PAGEREF _Toc242097506 \h </w:instrText>
             </w:r>
             <w:r>
               <w:rPr>
@@ -7665,7 +7797,7 @@
               <w14:ligatures w14:val="standardContextual"/>
             </w:rPr>
           </w:pPr>
-          <w:hyperlink w:anchor="_Toc242095664" w:history="1">
+          <w:hyperlink w:anchor="_Toc242097507" w:history="1">
             <w:r>
               <w:rPr>
                 <w:rStyle w:val="Hyperlink"/>
@@ -7689,7 +7821,7 @@
               <w:rPr>
                 <w:noProof/>
               </w:rPr>
-              <w:instrText xml:space="preserve"> PAGEREF _Toc242095664 \h </w:instrText>
+              <w:instrText xml:space="preserve"> PAGEREF _Toc242097507 \h </w:instrText>
             </w:r>
             <w:r>
               <w:rPr>
@@ -7732,7 +7864,7 @@
               <w14:ligatures w14:val="standardContextual"/>
             </w:rPr>
           </w:pPr>
-          <w:hyperlink w:anchor="_Toc242095665" w:history="1">
+          <w:hyperlink w:anchor="_Toc242097508" w:history="1">
             <w:r>
               <w:rPr>
                 <w:rStyle w:val="Hyperlink"/>
@@ -7756,7 +7888,7 @@
               <w:rPr>
                 <w:noProof/>
               </w:rPr>
-              <w:instrText xml:space="preserve"> PAGEREF _Toc242095665 \h </w:instrText>
+              <w:instrText xml:space="preserve"> PAGEREF _Toc242097508 \h </w:instrText>
             </w:r>
             <w:r>
               <w:rPr>
@@ -7799,7 +7931,7 @@
               <w14:ligatures w14:val="standardContextual"/>
             </w:rPr>
           </w:pPr>
-          <w:hyperlink w:anchor="_Toc242095666" w:history="1">
+          <w:hyperlink w:anchor="_Toc242097509" w:history="1">
             <w:r>
               <w:rPr>
                 <w:rStyle w:val="Hyperlink"/>
@@ -7823,7 +7955,7 @@
               <w:rPr>
                 <w:noProof/>
               </w:rPr>
-              <w:instrText xml:space="preserve"> PAGEREF _Toc242095666 \h </w:instrText>
+              <w:instrText xml:space="preserve"> PAGEREF _Toc242097509 \h </w:instrText>
             </w:r>
             <w:r>
               <w:rPr>
@@ -7869,7 +8001,7 @@
     <w:sdt>
       <w:sdtPr>
         <w:alias w:val="Figures"/>
-        <w:id w:val="177550476"/>
+        <w:id w:val="285558382"/>
       </w:sdtPr>
       <w:sdtEndPr/>
       <w:sdtContent>
@@ -7898,7 +8030,7 @@
           <w:r>
             <w:fldChar w:fldCharType="separate"/>
           </w:r>
-          <w:hyperlink w:anchor="_Toc242095667" w:history="1">
+          <w:hyperlink w:anchor="_Toc242097510" w:history="1">
             <w:r>
               <w:rPr>
                 <w:rStyle w:val="Hyperlink"/>
@@ -7922,7 +8054,7 @@
               <w:rPr>
                 <w:noProof/>
               </w:rPr>
-              <w:instrText xml:space="preserve"> PAGEREF _Toc242095667 \h </w:instrText>
+              <w:instrText xml:space="preserve"> PAGEREF _Toc242097510 \h </w:instrText>
             </w:r>
             <w:r>
               <w:rPr>
@@ -7968,7 +8100,7 @@
     <w:sdt>
       <w:sdtPr>
         <w:alias w:val="Tables"/>
-        <w:id w:val="701519298"/>
+        <w:id w:val="1186633068"/>
       </w:sdtPr>
       <w:sdtEndPr/>
       <w:sdtContent>
@@ -7997,7 +8129,7 @@
           <w:r>
             <w:fldChar w:fldCharType="separate"/>
           </w:r>
-          <w:hyperlink w:anchor="_Toc242095668" w:history="1">
+          <w:hyperlink w:anchor="_Toc242097511" w:history="1">
             <w:r>
               <w:rPr>
                 <w:rStyle w:val="Hyperlink"/>
@@ -8021,7 +8153,7 @@
               <w:rPr>
                 <w:noProof/>
               </w:rPr>
-              <w:instrText xml:space="preserve"> PAGEREF _Toc242095668 \h </w:instrText>
+              <w:instrText xml:space="preserve"> PAGEREF _Toc242097511 \h </w:instrText>
             </w:r>
             <w:r>
               <w:rPr>
@@ -8064,7 +8196,7 @@
               <w14:ligatures w14:val="standardContextual"/>
             </w:rPr>
           </w:pPr>
-          <w:hyperlink w:anchor="_Toc242095669" w:history="1">
+          <w:hyperlink w:anchor="_Toc242097512" w:history="1">
             <w:r>
               <w:rPr>
                 <w:rStyle w:val="Hyperlink"/>
@@ -8088,7 +8220,7 @@
               <w:rPr>
                 <w:noProof/>
               </w:rPr>
-              <w:instrText xml:space="preserve"> PAGEREF _Toc242095669 \h </w:instrText>
+              <w:instrText xml:space="preserve"> PAGEREF _Toc242097512 \h </w:instrText>
             </w:r>
             <w:r>
               <w:rPr>
@@ -8131,7 +8263,7 @@
               <w14:ligatures w14:val="standardContextual"/>
             </w:rPr>
           </w:pPr>
-          <w:hyperlink w:anchor="_Toc242095670" w:history="1">
+          <w:hyperlink w:anchor="_Toc242097513" w:history="1">
             <w:r>
               <w:rPr>
                 <w:rStyle w:val="Hyperlink"/>
@@ -8155,7 +8287,7 @@
               <w:rPr>
                 <w:noProof/>
               </w:rPr>
-              <w:instrText xml:space="preserve"> PAGEREF _Toc242095670 \h </w:instrText>
+              <w:instrText xml:space="preserve"> PAGEREF _Toc242097513 \h </w:instrText>
             </w:r>
             <w:r>
               <w:rPr>
@@ -8198,7 +8330,7 @@
               <w14:ligatures w14:val="standardContextual"/>
             </w:rPr>
           </w:pPr>
-          <w:hyperlink w:anchor="_Toc242095671" w:history="1">
+          <w:hyperlink w:anchor="_Toc242097514" w:history="1">
             <w:r>
               <w:rPr>
                 <w:rStyle w:val="Hyperlink"/>
@@ -8222,7 +8354,7 @@
               <w:rPr>
                 <w:noProof/>
               </w:rPr>
-              <w:instrText xml:space="preserve"> PAGEREF _Toc242095671 \h </w:instrText>
+              <w:instrText xml:space="preserve"> PAGEREF _Toc242097514 \h </w:instrText>
             </w:r>
             <w:r>
               <w:rPr>
@@ -8265,7 +8397,7 @@
               <w14:ligatures w14:val="standardContextual"/>
             </w:rPr>
           </w:pPr>
-          <w:hyperlink w:anchor="_Toc242095672" w:history="1">
+          <w:hyperlink w:anchor="_Toc242097515" w:history="1">
             <w:r>
               <w:rPr>
                 <w:rStyle w:val="Hyperlink"/>
@@ -8289,7 +8421,7 @@
               <w:rPr>
                 <w:noProof/>
               </w:rPr>
-              <w:instrText xml:space="preserve"> PAGEREF _Toc242095672 \h </w:instrText>
+              <w:instrText xml:space="preserve"> PAGEREF _Toc242097515 \h </w:instrText>
             </w:r>
             <w:r>
               <w:rPr>
@@ -8332,7 +8464,7 @@
               <w14:ligatures w14:val="standardContextual"/>
             </w:rPr>
           </w:pPr>
-          <w:hyperlink w:anchor="_Toc242095673" w:history="1">
+          <w:hyperlink w:anchor="_Toc242097516" w:history="1">
             <w:r>
               <w:rPr>
                 <w:rStyle w:val="Hyperlink"/>
@@ -8356,7 +8488,7 @@
               <w:rPr>
                 <w:noProof/>
               </w:rPr>
-              <w:instrText xml:space="preserve"> PAGEREF _Toc242095673 \h </w:instrText>
+              <w:instrText xml:space="preserve"> PAGEREF _Toc242097516 \h </w:instrText>
             </w:r>
             <w:r>
               <w:rPr>
@@ -8399,7 +8531,7 @@
               <w14:ligatures w14:val="standardContextual"/>
             </w:rPr>
           </w:pPr>
-          <w:hyperlink w:anchor="_Toc242095674" w:history="1">
+          <w:hyperlink w:anchor="_Toc242097517" w:history="1">
             <w:r>
               <w:rPr>
                 <w:rStyle w:val="Hyperlink"/>
@@ -8423,7 +8555,7 @@
               <w:rPr>
                 <w:noProof/>
               </w:rPr>
-              <w:instrText xml:space="preserve"> PAGEREF _Toc242095674 \h </w:instrText>
+              <w:instrText xml:space="preserve"> PAGEREF _Toc242097517 \h </w:instrText>
             </w:r>
             <w:r>
               <w:rPr>
@@ -8466,7 +8598,7 @@
               <w14:ligatures w14:val="standardContextual"/>
             </w:rPr>
           </w:pPr>
-          <w:hyperlink w:anchor="_Toc242095675" w:history="1">
+          <w:hyperlink w:anchor="_Toc242097518" w:history="1">
             <w:r>
               <w:rPr>
                 <w:rStyle w:val="Hyperlink"/>
@@ -8490,7 +8622,7 @@
               <w:rPr>
                 <w:noProof/>
               </w:rPr>
-              <w:instrText xml:space="preserve"> PAGEREF _Toc242095675 \h </w:instrText>
+              <w:instrText xml:space="preserve"> PAGEREF _Toc242097518 \h </w:instrText>
             </w:r>
             <w:r>
               <w:rPr>
@@ -8533,7 +8665,7 @@
               <w14:ligatures w14:val="standardContextual"/>
             </w:rPr>
           </w:pPr>
-          <w:hyperlink w:anchor="_Toc242095676" w:history="1">
+          <w:hyperlink w:anchor="_Toc242097519" w:history="1">
             <w:r>
               <w:rPr>
                 <w:rStyle w:val="Hyperlink"/>
@@ -8557,7 +8689,7 @@
               <w:rPr>
                 <w:noProof/>
               </w:rPr>
-              <w:instrText xml:space="preserve"> PAGEREF _Toc242095676 \h </w:instrText>
+              <w:instrText xml:space="preserve"> PAGEREF _Toc242097519 \h </w:instrText>
             </w:r>
             <w:r>
               <w:rPr>
@@ -8598,7 +8730,7 @@
         <w:keepLines/>
         <w:pageBreakBefore/>
       </w:pPr>
-      <w:bookmarkStart w:id="0" w:name="_Toc242095581"/>
+      <w:bookmarkStart w:id="0" w:name="_Toc242097424"/>
       <w:r>
         <w:lastRenderedPageBreak/>
         <w:t>1 Introduction</w:t>
@@ -8611,9 +8743,12 @@
         <w:keepNext/>
         <w:keepLines/>
       </w:pPr>
-      <w:bookmarkStart w:id="1" w:name="_Toc242095582"/>
-      <w:r>
-        <w:t>1.1 Purpose</w:t>
+      <w:bookmarkStart w:id="1" w:name="_Toc242097425"/>
+      <w:r>
+        <w:t>1.1 </w:t>
+      </w:r>
+      <w:r>
+        <w:t>Purpose</w:t>
       </w:r>
       <w:bookmarkEnd w:id="1"/>
     </w:p>
@@ -8632,10 +8767,7 @@
         <w:t>product backlog</w:t>
       </w:r>
       <w:r>
-        <w:t xml:space="preserve"> of ZedPath. It records who the product serves (personas), what they </w:t>
-      </w:r>
-      <w:r>
-        <w:t>need to do (user stories), how each need is verified (acceptance criteria), and in which order the needs are delivered (priority and release). It is the source from which all later requirements, design and test documents are derived.</w:t>
+        <w:t xml:space="preserve"> of ZedPath. It records who the product serves (personas), what they need to do (user stories), how each need is verified (acceptance criteria), and in which order the needs are delivered (priority and release). It is the source from which all later requirements, design and test documents are derived.</w:t>
       </w:r>
     </w:p>
     <w:p>
@@ -8644,7 +8776,7 @@
         <w:keepNext/>
         <w:keepLines/>
       </w:pPr>
-      <w:bookmarkStart w:id="2" w:name="_Toc242095583"/>
+      <w:bookmarkStart w:id="2" w:name="_Toc242097426"/>
       <w:r>
         <w:t>1.2 Scope</w:t>
       </w:r>
@@ -8655,10 +8787,10 @@
         <w:spacing w:after="120"/>
       </w:pPr>
       <w:r>
-        <w:t xml:space="preserve">In scope: every capability of ZedPath for its six personas across nine epics, from entering A/L results to registering at a university or taking another route. Out of scope: the internal design of those </w:t>
-      </w:r>
-      <w:r>
-        <w:t>capabilities (see ZP-DOC-05 and ZP-DOC-06) and the detailed system requirements (see ZP-DOC-03).</w:t>
+        <w:t xml:space="preserve">In scope: every capability of ZedPath for its six personas across nine epics, from entering A/L results </w:t>
+      </w:r>
+      <w:r>
+        <w:t>to registering at a university or taking another route. Out of scope: the internal design of those capabilities (see ZP-DOC-05 and ZP-DOC-06) and the detailed system requirements (see ZP-DOC-03).</w:t>
       </w:r>
     </w:p>
     <w:p>
@@ -8667,7 +8799,7 @@
         <w:keepNext/>
         <w:keepLines/>
       </w:pPr>
-      <w:bookmarkStart w:id="3" w:name="_Toc242095584"/>
+      <w:bookmarkStart w:id="3" w:name="_Toc242097427"/>
       <w:r>
         <w:t>1.3 Intended audience</w:t>
       </w:r>
@@ -8678,7 +8810,7 @@
         <w:pStyle w:val="Caption"/>
         <w:keepNext/>
       </w:pPr>
-      <w:bookmarkStart w:id="4" w:name="_Toc242095668"/>
+      <w:bookmarkStart w:id="4" w:name="_Toc242097511"/>
       <w:r>
         <w:t xml:space="preserve">Table </w:t>
       </w:r>
@@ -8720,7 +8852,7 @@
           <w:left w:w="10" w:type="dxa"/>
           <w:right w:w="10" w:type="dxa"/>
         </w:tblCellMar>
-        <w:tblLook w:val="04A0" w:firstRow="1" w:lastRow="0" w:firstColumn="1" w:lastColumn="0" w:noHBand="0" w:noVBand="1"/>
+        <w:tblLook w:val="0000" w:firstRow="0" w:lastRow="0" w:firstColumn="0" w:lastColumn="0" w:noHBand="0" w:noVBand="0"/>
       </w:tblPr>
       <w:tblGrid>
         <w:gridCol w:w="3327"/>
@@ -9106,7 +9238,7 @@
         <w:keepNext/>
         <w:keepLines/>
       </w:pPr>
-      <w:bookmarkStart w:id="5" w:name="_Toc242095585"/>
+      <w:bookmarkStart w:id="5" w:name="_Toc242097428"/>
       <w:r>
         <w:t>1.4 Relationship to other documents</w:t>
       </w:r>
@@ -9117,7 +9249,7 @@
         <w:pStyle w:val="Caption"/>
         <w:keepNext/>
       </w:pPr>
-      <w:bookmarkStart w:id="6" w:name="_Toc242095669"/>
+      <w:bookmarkStart w:id="6" w:name="_Toc242097512"/>
       <w:r>
         <w:t xml:space="preserve">Table </w:t>
       </w:r>
@@ -9159,7 +9291,7 @@
           <w:left w:w="10" w:type="dxa"/>
           <w:right w:w="10" w:type="dxa"/>
         </w:tblCellMar>
-        <w:tblLook w:val="04A0" w:firstRow="1" w:lastRow="0" w:firstColumn="1" w:lastColumn="0" w:noHBand="0" w:noVBand="1"/>
+        <w:tblLook w:val="0000" w:firstRow="0" w:lastRow="0" w:firstColumn="0" w:lastColumn="0" w:noHBand="0" w:noVBand="0"/>
       </w:tblPr>
       <w:tblGrid>
         <w:gridCol w:w="4337"/>
@@ -9689,7 +9821,7 @@
         <w:keepNext/>
         <w:keepLines/>
       </w:pPr>
-      <w:bookmarkStart w:id="7" w:name="_Toc242095586"/>
+      <w:bookmarkStart w:id="7" w:name="_Toc242097429"/>
       <w:r>
         <w:t>1.5 Conventions</w:t>
       </w:r>
@@ -9893,7 +10025,10 @@
         <w:t>Size:</w:t>
       </w:r>
       <w:r>
-        <w:t xml:space="preserve"> story points on a Fibonacci scale (1, 2, 3, 5, 8, 13). Points compare stories with each other (a 5 is about five times a 1); they are not hours.</w:t>
+        <w:t xml:space="preserve"> story points on a Fibonacci scale (1, 2, 3, 5, 8, 13). Points compare stories with each other </w:t>
+      </w:r>
+      <w:r>
+        <w:t>(a 5 is about five times a 1); they are not hours.</w:t>
       </w:r>
     </w:p>
     <w:p>
@@ -9992,7 +10127,7 @@
         <w:keepNext/>
         <w:keepLines/>
       </w:pPr>
-      <w:bookmarkStart w:id="8" w:name="_Toc242095587"/>
+      <w:bookmarkStart w:id="8" w:name="_Toc242097430"/>
       <w:r>
         <w:t>1.6 Sources of evidence</w:t>
       </w:r>
@@ -10011,7 +10146,7 @@
         <w:pStyle w:val="Caption"/>
         <w:keepNext/>
       </w:pPr>
-      <w:bookmarkStart w:id="9" w:name="_Toc242095670"/>
+      <w:bookmarkStart w:id="9" w:name="_Toc242097513"/>
       <w:r>
         <w:t xml:space="preserve">Table </w:t>
       </w:r>
@@ -10053,7 +10188,7 @@
           <w:left w:w="10" w:type="dxa"/>
           <w:right w:w="10" w:type="dxa"/>
         </w:tblCellMar>
-        <w:tblLook w:val="04A0" w:firstRow="1" w:lastRow="0" w:firstColumn="1" w:lastColumn="0" w:noHBand="0" w:noVBand="1"/>
+        <w:tblLook w:val="0000" w:firstRow="0" w:lastRow="0" w:firstColumn="0" w:lastColumn="0" w:noHBand="0" w:noVBand="0"/>
       </w:tblPr>
       <w:tblGrid>
         <w:gridCol w:w="678"/>
@@ -11107,7 +11242,7 @@
         <w:keepNext/>
         <w:keepLines/>
       </w:pPr>
-      <w:bookmarkStart w:id="10" w:name="_Toc242095588"/>
+      <w:bookmarkStart w:id="10" w:name="_Toc242097431"/>
       <w:r>
         <w:t>1.7 Product principles</w:t>
       </w:r>
@@ -11285,7 +11420,7 @@
         <w:keepLines/>
         <w:pageBreakBefore/>
       </w:pPr>
-      <w:bookmarkStart w:id="11" w:name="_Toc242095589"/>
+      <w:bookmarkStart w:id="11" w:name="_Toc242097432"/>
       <w:r>
         <w:lastRenderedPageBreak/>
         <w:t>2 Personas</w:t>
@@ -11298,12 +11433,9 @@
         <w:keepNext/>
         <w:keepLines/>
       </w:pPr>
-      <w:bookmarkStart w:id="12" w:name="_Toc242095590"/>
-      <w:r>
-        <w:t>2.1 </w:t>
-      </w:r>
-      <w:r>
-        <w:t>P1 Kavindu: the student who just got results (primary persona)</w:t>
+      <w:bookmarkStart w:id="12" w:name="_Toc242097433"/>
+      <w:r>
+        <w:t>2.1 P1 Kavindu: the student who just got results (primary persona)</w:t>
       </w:r>
       <w:bookmarkEnd w:id="12"/>
     </w:p>
@@ -11322,7 +11454,7 @@
           <w:left w:w="10" w:type="dxa"/>
           <w:right w:w="10" w:type="dxa"/>
         </w:tblCellMar>
-        <w:tblLook w:val="04A0" w:firstRow="1" w:lastRow="0" w:firstColumn="1" w:lastColumn="0" w:noHBand="0" w:noVBand="1"/>
+        <w:tblLook w:val="0000" w:firstRow="0" w:lastRow="0" w:firstColumn="0" w:lastColumn="0" w:noHBand="0" w:noVBand="0"/>
       </w:tblPr>
       <w:tblGrid>
         <w:gridCol w:w="1726"/>
@@ -11784,7 +11916,7 @@
         <w:keepNext/>
         <w:keepLines/>
       </w:pPr>
-      <w:bookmarkStart w:id="13" w:name="_Toc242095591"/>
+      <w:bookmarkStart w:id="13" w:name="_Toc242097434"/>
       <w:r>
         <w:t>2.2 P2 Nimesha: the student who has not sat the exam yet</w:t>
       </w:r>
@@ -11804,12 +11936,9 @@
         <w:keepNext/>
         <w:keepLines/>
       </w:pPr>
-      <w:bookmarkStart w:id="14" w:name="_Toc242095592"/>
-      <w:r>
-        <w:t>2.3 </w:t>
-      </w:r>
-      <w:r>
-        <w:t>P3 Mr. Bandara: the parent</w:t>
+      <w:bookmarkStart w:id="14" w:name="_Toc242097435"/>
+      <w:r>
+        <w:t>2.3 P3 Mr. Bandara: the parent</w:t>
       </w:r>
       <w:bookmarkEnd w:id="14"/>
     </w:p>
@@ -11827,7 +11956,7 @@
         <w:keepNext/>
         <w:keepLines/>
       </w:pPr>
-      <w:bookmarkStart w:id="15" w:name="_Toc242095593"/>
+      <w:bookmarkStart w:id="15" w:name="_Toc242097436"/>
       <w:r>
         <w:t>2.4 P4 Ms. Perera: the teacher or counsellor</w:t>
       </w:r>
@@ -11847,7 +11976,7 @@
         <w:keepNext/>
         <w:keepLines/>
       </w:pPr>
-      <w:bookmarkStart w:id="16" w:name="_Toc242095594"/>
+      <w:bookmarkStart w:id="16" w:name="_Toc242097437"/>
       <w:r>
         <w:t>2.5 P5 Sahan: the verified senior</w:t>
       </w:r>
@@ -11867,7 +11996,7 @@
         <w:keepNext/>
         <w:keepLines/>
       </w:pPr>
-      <w:bookmarkStart w:id="17" w:name="_Toc242095595"/>
+      <w:bookmarkStart w:id="17" w:name="_Toc242097438"/>
       <w:r>
         <w:t>2.6 P6 The curator: the ZedPath data reviewer</w:t>
       </w:r>
@@ -11887,7 +12016,7 @@
         <w:keepNext/>
         <w:keepLines/>
       </w:pPr>
-      <w:bookmarkStart w:id="18" w:name="_Toc242095596"/>
+      <w:bookmarkStart w:id="18" w:name="_Toc242097439"/>
       <w:r>
         <w:t>2.7 System actors</w:t>
       </w:r>
@@ -11898,7 +12027,7 @@
         <w:pStyle w:val="Caption"/>
         <w:keepNext/>
       </w:pPr>
-      <w:bookmarkStart w:id="19" w:name="_Toc242095671"/>
+      <w:bookmarkStart w:id="19" w:name="_Toc242097514"/>
       <w:r>
         <w:t xml:space="preserve">Table </w:t>
       </w:r>
@@ -11940,7 +12069,7 @@
           <w:left w:w="10" w:type="dxa"/>
           <w:right w:w="10" w:type="dxa"/>
         </w:tblCellMar>
-        <w:tblLook w:val="04A0" w:firstRow="1" w:lastRow="0" w:firstColumn="1" w:lastColumn="0" w:noHBand="0" w:noVBand="1"/>
+        <w:tblLook w:val="0000" w:firstRow="0" w:lastRow="0" w:firstColumn="0" w:lastColumn="0" w:noHBand="0" w:noVBand="0"/>
       </w:tblPr>
       <w:tblGrid>
         <w:gridCol w:w="1726"/>
@@ -12254,7 +12383,7 @@
         <w:keepLines/>
         <w:pageBreakBefore/>
       </w:pPr>
-      <w:bookmarkStart w:id="20" w:name="_Toc242095597"/>
+      <w:bookmarkStart w:id="20" w:name="_Toc242097440"/>
       <w:r>
         <w:lastRenderedPageBreak/>
         <w:t>3 Story map</w:t>
@@ -12280,10 +12409,10 @@
           <w:noProof/>
         </w:rPr>
         <w:drawing>
-          <wp:inline distT="0" distB="0" distL="0" distR="0" wp14:anchorId="21FA6257" wp14:editId="21FA6258">
+          <wp:inline distT="0" distB="0" distL="0" distR="0" wp14:anchorId="4FAFF8E3" wp14:editId="4FAFF8E4">
             <wp:extent cx="6124575" cy="4305300"/>
             <wp:effectExtent l="0" t="0" r="0" b="0"/>
-            <wp:docPr id="1" name="story-map.png" descr="ZedPath story map: nine epics and their main capabilities" title="ZedPath story map: nine epics and their main capabilities"/>
+            <wp:docPr id="5" name="story-map.png" descr="ZedPath story map: nine epics and their main capabilities" title="ZedPath story map: nine epics and their main capabilities"/>
             <wp:cNvGraphicFramePr>
               <a:graphicFrameLocks xmlns:a="http://schemas.openxmlformats.org/drawingml/2006/main" noChangeAspect="1"/>
             </wp:cNvGraphicFramePr>
@@ -12323,7 +12452,7 @@
       <w:pPr>
         <w:pStyle w:val="Caption"/>
       </w:pPr>
-      <w:bookmarkStart w:id="21" w:name="_Toc242095667"/>
+      <w:bookmarkStart w:id="21" w:name="_Toc242097510"/>
       <w:r>
         <w:t xml:space="preserve">Figure </w:t>
       </w:r>
@@ -12355,7 +12484,7 @@
         <w:pStyle w:val="Caption"/>
         <w:keepNext/>
       </w:pPr>
-      <w:bookmarkStart w:id="22" w:name="_Toc242095672"/>
+      <w:bookmarkStart w:id="22" w:name="_Toc242097515"/>
       <w:r>
         <w:t xml:space="preserve">Table </w:t>
       </w:r>
@@ -12397,7 +12526,7 @@
           <w:left w:w="10" w:type="dxa"/>
           <w:right w:w="10" w:type="dxa"/>
         </w:tblCellMar>
-        <w:tblLook w:val="04A0" w:firstRow="1" w:lastRow="0" w:firstColumn="1" w:lastColumn="0" w:noHBand="0" w:noVBand="1"/>
+        <w:tblLook w:val="0000" w:firstRow="0" w:lastRow="0" w:firstColumn="0" w:lastColumn="0" w:noHBand="0" w:noVBand="0"/>
       </w:tblPr>
       <w:tblGrid>
         <w:gridCol w:w="674"/>
@@ -14570,7 +14699,7 @@
         <w:keepLines/>
         <w:pageBreakBefore/>
       </w:pPr>
-      <w:bookmarkStart w:id="23" w:name="_Toc242095598"/>
+      <w:bookmarkStart w:id="23" w:name="_Toc242097441"/>
       <w:r>
         <w:lastRenderedPageBreak/>
         <w:t>4 Epic EP1: Profile and results</w:t>
@@ -14592,7 +14721,7 @@
           <w:left w:w="10" w:type="dxa"/>
           <w:right w:w="10" w:type="dxa"/>
         </w:tblCellMar>
-        <w:tblLook w:val="04A0" w:firstRow="1" w:lastRow="0" w:firstColumn="1" w:lastColumn="0" w:noHBand="0" w:noVBand="1"/>
+        <w:tblLook w:val="0000" w:firstRow="0" w:lastRow="0" w:firstColumn="0" w:lastColumn="0" w:noHBand="0" w:noVBand="0"/>
       </w:tblPr>
       <w:tblGrid>
         <w:gridCol w:w="1224"/>
@@ -14758,7 +14887,7 @@
         <w:keepNext/>
         <w:keepLines/>
       </w:pPr>
-      <w:bookmarkStart w:id="24" w:name="_Toc242095599"/>
+      <w:bookmarkStart w:id="24" w:name="_Toc242097442"/>
       <w:r>
         <w:t>4.1 US-101 Enter my results once</w:t>
       </w:r>
@@ -14779,7 +14908,7 @@
           <w:left w:w="10" w:type="dxa"/>
           <w:right w:w="10" w:type="dxa"/>
         </w:tblCellMar>
-        <w:tblLook w:val="04A0" w:firstRow="1" w:lastRow="0" w:firstColumn="1" w:lastColumn="0" w:noHBand="0" w:noVBand="1"/>
+        <w:tblLook w:val="0000" w:firstRow="0" w:lastRow="0" w:firstColumn="0" w:lastColumn="0" w:noHBand="0" w:noVBand="0"/>
       </w:tblPr>
       <w:tblGrid>
         <w:gridCol w:w="1881"/>
@@ -15451,7 +15580,7 @@
         <w:keepNext/>
         <w:keepLines/>
       </w:pPr>
-      <w:bookmarkStart w:id="25" w:name="_Toc242095600"/>
+      <w:bookmarkStart w:id="25" w:name="_Toc242097443"/>
       <w:r>
         <w:t>4.2 US-102 Change my profile at any time</w:t>
       </w:r>
@@ -15472,7 +15601,7 @@
           <w:left w:w="10" w:type="dxa"/>
           <w:right w:w="10" w:type="dxa"/>
         </w:tblCellMar>
-        <w:tblLook w:val="04A0" w:firstRow="1" w:lastRow="0" w:firstColumn="1" w:lastColumn="0" w:noHBand="0" w:noVBand="1"/>
+        <w:tblLook w:val="0000" w:firstRow="0" w:lastRow="0" w:firstColumn="0" w:lastColumn="0" w:noHBand="0" w:noVBand="0"/>
       </w:tblPr>
       <w:tblGrid>
         <w:gridCol w:w="1881"/>
@@ -16064,7 +16193,7 @@
         <w:keepNext/>
         <w:keepLines/>
       </w:pPr>
-      <w:bookmarkStart w:id="26" w:name="_Toc242095601"/>
+      <w:bookmarkStart w:id="26" w:name="_Toc242097444"/>
       <w:r>
         <w:t>4.3 US-103 Estimate my Z-score before results</w:t>
       </w:r>
@@ -16085,7 +16214,7 @@
           <w:left w:w="10" w:type="dxa"/>
           <w:right w:w="10" w:type="dxa"/>
         </w:tblCellMar>
-        <w:tblLook w:val="04A0" w:firstRow="1" w:lastRow="0" w:firstColumn="1" w:lastColumn="0" w:noHBand="0" w:noVBand="1"/>
+        <w:tblLook w:val="0000" w:firstRow="0" w:lastRow="0" w:firstColumn="0" w:lastColumn="0" w:noHBand="0" w:noVBand="0"/>
       </w:tblPr>
       <w:tblGrid>
         <w:gridCol w:w="1928"/>
@@ -16718,7 +16847,7 @@
         <w:keepNext/>
         <w:keepLines/>
       </w:pPr>
-      <w:bookmarkStart w:id="27" w:name="_Toc242095602"/>
+      <w:bookmarkStart w:id="27" w:name="_Toc242097445"/>
       <w:r>
         <w:t>4.4 US-104 Read my results sheet from a photo</w:t>
       </w:r>
@@ -16739,7 +16868,7 @@
           <w:left w:w="10" w:type="dxa"/>
           <w:right w:w="10" w:type="dxa"/>
         </w:tblCellMar>
-        <w:tblLook w:val="04A0" w:firstRow="1" w:lastRow="0" w:firstColumn="1" w:lastColumn="0" w:noHBand="0" w:noVBand="1"/>
+        <w:tblLook w:val="0000" w:firstRow="0" w:lastRow="0" w:firstColumn="0" w:lastColumn="0" w:noHBand="0" w:noVBand="0"/>
       </w:tblPr>
       <w:tblGrid>
         <w:gridCol w:w="1881"/>
@@ -17361,7 +17490,7 @@
         <w:keepNext/>
         <w:keepLines/>
       </w:pPr>
-      <w:bookmarkStart w:id="28" w:name="_Toc242095603"/>
+      <w:bookmarkStart w:id="28" w:name="_Toc242097446"/>
       <w:r>
         <w:t>4.5 US-105 Use the app in my language</w:t>
       </w:r>
@@ -17382,7 +17511,7 @@
           <w:left w:w="10" w:type="dxa"/>
           <w:right w:w="10" w:type="dxa"/>
         </w:tblCellMar>
-        <w:tblLook w:val="04A0" w:firstRow="1" w:lastRow="0" w:firstColumn="1" w:lastColumn="0" w:noHBand="0" w:noVBand="1"/>
+        <w:tblLook w:val="0000" w:firstRow="0" w:lastRow="0" w:firstColumn="0" w:lastColumn="0" w:noHBand="0" w:noVBand="0"/>
       </w:tblPr>
       <w:tblGrid>
         <w:gridCol w:w="1881"/>
@@ -17955,7 +18084,7 @@
         <w:keepLines/>
         <w:pageBreakBefore/>
       </w:pPr>
-      <w:bookmarkStart w:id="29" w:name="_Toc242095604"/>
+      <w:bookmarkStart w:id="29" w:name="_Toc242097447"/>
       <w:r>
         <w:lastRenderedPageBreak/>
         <w:t>5 Epic EP2: State university course discovery</w:t>
@@ -17977,7 +18106,7 @@
           <w:left w:w="10" w:type="dxa"/>
           <w:right w:w="10" w:type="dxa"/>
         </w:tblCellMar>
-        <w:tblLook w:val="04A0" w:firstRow="1" w:lastRow="0" w:firstColumn="1" w:lastColumn="0" w:noHBand="0" w:noVBand="1"/>
+        <w:tblLook w:val="0000" w:firstRow="0" w:lastRow="0" w:firstColumn="0" w:lastColumn="0" w:noHBand="0" w:noVBand="0"/>
       </w:tblPr>
       <w:tblGrid>
         <w:gridCol w:w="1224"/>
@@ -18143,7 +18272,7 @@
         <w:keepNext/>
         <w:keepLines/>
       </w:pPr>
-      <w:bookmarkStart w:id="30" w:name="_Toc242095605"/>
+      <w:bookmarkStart w:id="30" w:name="_Toc242097448"/>
       <w:r>
         <w:t>5.1 US-201 See every course I am eligible for</w:t>
       </w:r>
@@ -18164,7 +18293,7 @@
           <w:left w:w="10" w:type="dxa"/>
           <w:right w:w="10" w:type="dxa"/>
         </w:tblCellMar>
-        <w:tblLook w:val="04A0" w:firstRow="1" w:lastRow="0" w:firstColumn="1" w:lastColumn="0" w:noHBand="0" w:noVBand="1"/>
+        <w:tblLook w:val="0000" w:firstRow="0" w:lastRow="0" w:firstColumn="0" w:lastColumn="0" w:noHBand="0" w:noVBand="0"/>
       </w:tblPr>
       <w:tblGrid>
         <w:gridCol w:w="1836"/>
@@ -18806,7 +18935,7 @@
         <w:keepNext/>
         <w:keepLines/>
       </w:pPr>
-      <w:bookmarkStart w:id="31" w:name="_Toc242095606"/>
+      <w:bookmarkStart w:id="31" w:name="_Toc242097449"/>
       <w:r>
         <w:t>5.2 US-202 See why a course is hidden from me</w:t>
       </w:r>
@@ -18827,7 +18956,7 @@
           <w:left w:w="10" w:type="dxa"/>
           <w:right w:w="10" w:type="dxa"/>
         </w:tblCellMar>
-        <w:tblLook w:val="04A0" w:firstRow="1" w:lastRow="0" w:firstColumn="1" w:lastColumn="0" w:noHBand="0" w:noVBand="1"/>
+        <w:tblLook w:val="0000" w:firstRow="0" w:lastRow="0" w:firstColumn="0" w:lastColumn="0" w:noHBand="0" w:noVBand="0"/>
       </w:tblPr>
       <w:tblGrid>
         <w:gridCol w:w="1928"/>
@@ -19349,9 +19478,12 @@
         <w:keepNext/>
         <w:keepLines/>
       </w:pPr>
-      <w:bookmarkStart w:id="32" w:name="_Toc242095607"/>
-      <w:r>
-        <w:t>5.3 US-203 See Safe / Likely / Reach for each course</w:t>
+      <w:bookmarkStart w:id="32" w:name="_Toc242097450"/>
+      <w:r>
+        <w:t>5.3 </w:t>
+      </w:r>
+      <w:r>
+        <w:t>US-203 See Safe / Likely / Reach for each course</w:t>
       </w:r>
       <w:bookmarkEnd w:id="32"/>
     </w:p>
@@ -19370,7 +19502,7 @@
           <w:left w:w="10" w:type="dxa"/>
           <w:right w:w="10" w:type="dxa"/>
         </w:tblCellMar>
-        <w:tblLook w:val="04A0" w:firstRow="1" w:lastRow="0" w:firstColumn="1" w:lastColumn="0" w:noHBand="0" w:noVBand="1"/>
+        <w:tblLook w:val="0000" w:firstRow="0" w:lastRow="0" w:firstColumn="0" w:lastColumn="0" w:noHBand="0" w:noVBand="0"/>
       </w:tblPr>
       <w:tblGrid>
         <w:gridCol w:w="1928"/>
@@ -20023,7 +20155,7 @@
         <w:keepNext/>
         <w:keepLines/>
       </w:pPr>
-      <w:bookmarkStart w:id="33" w:name="_Toc242095608"/>
+      <w:bookmarkStart w:id="33" w:name="_Toc242097451"/>
       <w:r>
         <w:t>5.4 US-204 Open a course page with sources</w:t>
       </w:r>
@@ -20044,7 +20176,7 @@
           <w:left w:w="10" w:type="dxa"/>
           <w:right w:w="10" w:type="dxa"/>
         </w:tblCellMar>
-        <w:tblLook w:val="04A0" w:firstRow="1" w:lastRow="0" w:firstColumn="1" w:lastColumn="0" w:noHBand="0" w:noVBand="1"/>
+        <w:tblLook w:val="0000" w:firstRow="0" w:lastRow="0" w:firstColumn="0" w:lastColumn="0" w:noHBand="0" w:noVBand="0"/>
       </w:tblPr>
       <w:tblGrid>
         <w:gridCol w:w="1928"/>
@@ -20606,7 +20738,7 @@
         <w:keepNext/>
         <w:keepLines/>
       </w:pPr>
-      <w:bookmarkStart w:id="34" w:name="_Toc242095609"/>
+      <w:bookmarkStart w:id="34" w:name="_Toc242097452"/>
       <w:r>
         <w:t>5.5 US-205 Filter and sort courses</w:t>
       </w:r>
@@ -20627,7 +20759,7 @@
           <w:left w:w="10" w:type="dxa"/>
           <w:right w:w="10" w:type="dxa"/>
         </w:tblCellMar>
-        <w:tblLook w:val="04A0" w:firstRow="1" w:lastRow="0" w:firstColumn="1" w:lastColumn="0" w:noHBand="0" w:noVBand="1"/>
+        <w:tblLook w:val="0000" w:firstRow="0" w:lastRow="0" w:firstColumn="0" w:lastColumn="0" w:noHBand="0" w:noVBand="0"/>
       </w:tblPr>
       <w:tblGrid>
         <w:gridCol w:w="1928"/>
@@ -21169,7 +21301,7 @@
         <w:keepNext/>
         <w:keepLines/>
       </w:pPr>
-      <w:bookmarkStart w:id="35" w:name="_Toc242095610"/>
+      <w:bookmarkStart w:id="35" w:name="_Toc242097453"/>
       <w:r>
         <w:t>5.6 US-206 Work backwards from a dream course</w:t>
       </w:r>
@@ -21190,7 +21322,7 @@
           <w:left w:w="10" w:type="dxa"/>
           <w:right w:w="10" w:type="dxa"/>
         </w:tblCellMar>
-        <w:tblLook w:val="04A0" w:firstRow="1" w:lastRow="0" w:firstColumn="1" w:lastColumn="0" w:noHBand="0" w:noVBand="1"/>
+        <w:tblLook w:val="0000" w:firstRow="0" w:lastRow="0" w:firstColumn="0" w:lastColumn="0" w:noHBand="0" w:noVBand="0"/>
       </w:tblPr>
       <w:tblGrid>
         <w:gridCol w:w="1713"/>
@@ -21742,7 +21874,7 @@
         <w:keepNext/>
         <w:keepLines/>
       </w:pPr>
-      <w:bookmarkStart w:id="36" w:name="_Toc242095611"/>
+      <w:bookmarkStart w:id="36" w:name="_Toc242097454"/>
       <w:r>
         <w:t>5.7 US-207 Compare two courses</w:t>
       </w:r>
@@ -21763,7 +21895,7 @@
           <w:left w:w="10" w:type="dxa"/>
           <w:right w:w="10" w:type="dxa"/>
         </w:tblCellMar>
-        <w:tblLook w:val="04A0" w:firstRow="1" w:lastRow="0" w:firstColumn="1" w:lastColumn="0" w:noHBand="0" w:noVBand="1"/>
+        <w:tblLook w:val="0000" w:firstRow="0" w:lastRow="0" w:firstColumn="0" w:lastColumn="0" w:noHBand="0" w:noVBand="0"/>
       </w:tblPr>
       <w:tblGrid>
         <w:gridCol w:w="1713"/>
@@ -22286,7 +22418,7 @@
         <w:keepNext/>
         <w:keepLines/>
       </w:pPr>
-      <w:bookmarkStart w:id="37" w:name="_Toc242095612"/>
+      <w:bookmarkStart w:id="37" w:name="_Toc242097455"/>
       <w:r>
         <w:t>5.8 US-208 See what living there costs</w:t>
       </w:r>
@@ -22307,7 +22439,7 @@
           <w:left w:w="10" w:type="dxa"/>
           <w:right w:w="10" w:type="dxa"/>
         </w:tblCellMar>
-        <w:tblLook w:val="04A0" w:firstRow="1" w:lastRow="0" w:firstColumn="1" w:lastColumn="0" w:noHBand="0" w:noVBand="1"/>
+        <w:tblLook w:val="0000" w:firstRow="0" w:lastRow="0" w:firstColumn="0" w:lastColumn="0" w:noHBand="0" w:noVBand="0"/>
       </w:tblPr>
       <w:tblGrid>
         <w:gridCol w:w="1713"/>
@@ -22830,7 +22962,7 @@
         <w:keepLines/>
         <w:pageBreakBefore/>
       </w:pPr>
-      <w:bookmarkStart w:id="38" w:name="_Toc242095613"/>
+      <w:bookmarkStart w:id="38" w:name="_Toc242097456"/>
       <w:r>
         <w:lastRenderedPageBreak/>
         <w:t>6 Epic EP3: Preference list</w:t>
@@ -22852,7 +22984,7 @@
           <w:left w:w="10" w:type="dxa"/>
           <w:right w:w="10" w:type="dxa"/>
         </w:tblCellMar>
-        <w:tblLook w:val="04A0" w:firstRow="1" w:lastRow="0" w:firstColumn="1" w:lastColumn="0" w:noHBand="0" w:noVBand="1"/>
+        <w:tblLook w:val="0000" w:firstRow="0" w:lastRow="0" w:firstColumn="0" w:lastColumn="0" w:noHBand="0" w:noVBand="0"/>
       </w:tblPr>
       <w:tblGrid>
         <w:gridCol w:w="1224"/>
@@ -23018,7 +23150,7 @@
         <w:keepNext/>
         <w:keepLines/>
       </w:pPr>
-      <w:bookmarkStart w:id="39" w:name="_Toc242095614"/>
+      <w:bookmarkStart w:id="39" w:name="_Toc242097457"/>
       <w:r>
         <w:t>6.1 US-301 Build my preference list</w:t>
       </w:r>
@@ -23039,7 +23171,7 @@
           <w:left w:w="10" w:type="dxa"/>
           <w:right w:w="10" w:type="dxa"/>
         </w:tblCellMar>
-        <w:tblLook w:val="04A0" w:firstRow="1" w:lastRow="0" w:firstColumn="1" w:lastColumn="0" w:noHBand="0" w:noVBand="1"/>
+        <w:tblLook w:val="0000" w:firstRow="0" w:lastRow="0" w:firstColumn="0" w:lastColumn="0" w:noHBand="0" w:noVBand="0"/>
       </w:tblPr>
       <w:tblGrid>
         <w:gridCol w:w="1928"/>
@@ -23671,7 +23803,7 @@
         <w:keepNext/>
         <w:keepLines/>
       </w:pPr>
-      <w:bookmarkStart w:id="40" w:name="_Toc242095615"/>
+      <w:bookmarkStart w:id="40" w:name="_Toc242097458"/>
       <w:r>
         <w:t>6.2 US-302 Get warned about a bad order</w:t>
       </w:r>
@@ -23692,7 +23824,7 @@
           <w:left w:w="10" w:type="dxa"/>
           <w:right w:w="10" w:type="dxa"/>
         </w:tblCellMar>
-        <w:tblLook w:val="04A0" w:firstRow="1" w:lastRow="0" w:firstColumn="1" w:lastColumn="0" w:noHBand="0" w:noVBand="1"/>
+        <w:tblLook w:val="0000" w:firstRow="0" w:lastRow="0" w:firstColumn="0" w:lastColumn="0" w:noHBand="0" w:noVBand="0"/>
       </w:tblPr>
       <w:tblGrid>
         <w:gridCol w:w="1928"/>
@@ -24304,7 +24436,7 @@
         <w:keepNext/>
         <w:keepLines/>
       </w:pPr>
-      <w:bookmarkStart w:id="41" w:name="_Toc242095616"/>
+      <w:bookmarkStart w:id="41" w:name="_Toc242097459"/>
       <w:r>
         <w:t>6.3 US-303 Copy uni-codes in order</w:t>
       </w:r>
@@ -24325,7 +24457,7 @@
           <w:left w:w="10" w:type="dxa"/>
           <w:right w:w="10" w:type="dxa"/>
         </w:tblCellMar>
-        <w:tblLook w:val="04A0" w:firstRow="1" w:lastRow="0" w:firstColumn="1" w:lastColumn="0" w:noHBand="0" w:noVBand="1"/>
+        <w:tblLook w:val="0000" w:firstRow="0" w:lastRow="0" w:firstColumn="0" w:lastColumn="0" w:noHBand="0" w:noVBand="0"/>
       </w:tblPr>
       <w:tblGrid>
         <w:gridCol w:w="1928"/>
@@ -24867,7 +24999,7 @@
         <w:keepNext/>
         <w:keepLines/>
       </w:pPr>
-      <w:bookmarkStart w:id="42" w:name="_Toc242095617"/>
+      <w:bookmarkStart w:id="42" w:name="_Toc242097460"/>
       <w:r>
         <w:lastRenderedPageBreak/>
         <w:t>6.4 US-304 Learn the UGC form step by step</w:t>
@@ -24889,7 +25021,7 @@
           <w:left w:w="10" w:type="dxa"/>
           <w:right w:w="10" w:type="dxa"/>
         </w:tblCellMar>
-        <w:tblLook w:val="04A0" w:firstRow="1" w:lastRow="0" w:firstColumn="1" w:lastColumn="0" w:noHBand="0" w:noVBand="1"/>
+        <w:tblLook w:val="0000" w:firstRow="0" w:lastRow="0" w:firstColumn="0" w:lastColumn="0" w:noHBand="0" w:noVBand="0"/>
       </w:tblPr>
       <w:tblGrid>
         <w:gridCol w:w="1928"/>
@@ -25412,7 +25544,7 @@
         <w:keepLines/>
         <w:pageBreakBefore/>
       </w:pPr>
-      <w:bookmarkStart w:id="43" w:name="_Toc242095618"/>
+      <w:bookmarkStart w:id="43" w:name="_Toc242097461"/>
       <w:r>
         <w:lastRenderedPageBreak/>
         <w:t>7 Epic EP4: Journey and deadlines</w:t>
@@ -25434,7 +25566,7 @@
           <w:left w:w="10" w:type="dxa"/>
           <w:right w:w="10" w:type="dxa"/>
         </w:tblCellMar>
-        <w:tblLook w:val="04A0" w:firstRow="1" w:lastRow="0" w:firstColumn="1" w:lastColumn="0" w:noHBand="0" w:noVBand="1"/>
+        <w:tblLook w:val="0000" w:firstRow="0" w:lastRow="0" w:firstColumn="0" w:lastColumn="0" w:noHBand="0" w:noVBand="0"/>
       </w:tblPr>
       <w:tblGrid>
         <w:gridCol w:w="1224"/>
@@ -25600,7 +25732,7 @@
         <w:keepNext/>
         <w:keepLines/>
       </w:pPr>
-      <w:bookmarkStart w:id="44" w:name="_Toc242095619"/>
+      <w:bookmarkStart w:id="44" w:name="_Toc242097462"/>
       <w:r>
         <w:t>7.1 US-401 See my journey with the next step first</w:t>
       </w:r>
@@ -25621,7 +25753,7 @@
           <w:left w:w="10" w:type="dxa"/>
           <w:right w:w="10" w:type="dxa"/>
         </w:tblCellMar>
-        <w:tblLook w:val="04A0" w:firstRow="1" w:lastRow="0" w:firstColumn="1" w:lastColumn="0" w:noHBand="0" w:noVBand="1"/>
+        <w:tblLook w:val="0000" w:firstRow="0" w:lastRow="0" w:firstColumn="0" w:lastColumn="0" w:noHBand="0" w:noVBand="0"/>
       </w:tblPr>
       <w:tblGrid>
         <w:gridCol w:w="1928"/>
@@ -26143,7 +26275,7 @@
         <w:keepNext/>
         <w:keepLines/>
       </w:pPr>
-      <w:bookmarkStart w:id="45" w:name="_Toc242095620"/>
+      <w:bookmarkStart w:id="45" w:name="_Toc242097463"/>
       <w:r>
         <w:t>7.2 US-402 Know whether a date is confirmed or estimated</w:t>
       </w:r>
@@ -26164,7 +26296,7 @@
           <w:left w:w="10" w:type="dxa"/>
           <w:right w:w="10" w:type="dxa"/>
         </w:tblCellMar>
-        <w:tblLook w:val="04A0" w:firstRow="1" w:lastRow="0" w:firstColumn="1" w:lastColumn="0" w:noHBand="0" w:noVBand="1"/>
+        <w:tblLook w:val="0000" w:firstRow="0" w:lastRow="0" w:firstColumn="0" w:lastColumn="0" w:noHBand="0" w:noVBand="0"/>
       </w:tblPr>
       <w:tblGrid>
         <w:gridCol w:w="1928"/>
@@ -26746,7 +26878,7 @@
         <w:keepNext/>
         <w:keepLines/>
       </w:pPr>
-      <w:bookmarkStart w:id="46" w:name="_Toc242095621"/>
+      <w:bookmarkStart w:id="46" w:name="_Toc242097464"/>
       <w:r>
         <w:t>7.3 US-403 Be told about aptitude tests for courses on my list</w:t>
       </w:r>
@@ -26767,7 +26899,7 @@
           <w:left w:w="10" w:type="dxa"/>
           <w:right w:w="10" w:type="dxa"/>
         </w:tblCellMar>
-        <w:tblLook w:val="04A0" w:firstRow="1" w:lastRow="0" w:firstColumn="1" w:lastColumn="0" w:noHBand="0" w:noVBand="1"/>
+        <w:tblLook w:val="0000" w:firstRow="0" w:lastRow="0" w:firstColumn="0" w:lastColumn="0" w:noHBand="0" w:noVBand="0"/>
       </w:tblPr>
       <w:tblGrid>
         <w:gridCol w:w="1928"/>
@@ -27289,7 +27421,7 @@
         <w:keepNext/>
         <w:keepLines/>
       </w:pPr>
-      <w:bookmarkStart w:id="47" w:name="_Toc242095622"/>
+      <w:bookmarkStart w:id="47" w:name="_Toc242097465"/>
       <w:r>
         <w:t>7.4 US-404 Get reminders before deadlines</w:t>
       </w:r>
@@ -27310,7 +27442,7 @@
           <w:left w:w="10" w:type="dxa"/>
           <w:right w:w="10" w:type="dxa"/>
         </w:tblCellMar>
-        <w:tblLook w:val="04A0" w:firstRow="1" w:lastRow="0" w:firstColumn="1" w:lastColumn="0" w:noHBand="0" w:noVBand="1"/>
+        <w:tblLook w:val="0000" w:firstRow="0" w:lastRow="0" w:firstColumn="0" w:lastColumn="0" w:noHBand="0" w:noVBand="0"/>
       </w:tblPr>
       <w:tblGrid>
         <w:gridCol w:w="1881"/>
@@ -28002,12 +28134,9 @@
         <w:keepNext/>
         <w:keepLines/>
       </w:pPr>
-      <w:bookmarkStart w:id="48" w:name="_Toc242095623"/>
-      <w:r>
-        <w:t>7.5 </w:t>
-      </w:r>
-      <w:r>
-        <w:t>US-405 Check whether a special intake applies to me</w:t>
+      <w:bookmarkStart w:id="48" w:name="_Toc242097466"/>
+      <w:r>
+        <w:t>7.5 US-405 Check whether a special intake applies to me</w:t>
       </w:r>
       <w:bookmarkEnd w:id="48"/>
     </w:p>
@@ -28026,7 +28155,7 @@
           <w:left w:w="10" w:type="dxa"/>
           <w:right w:w="10" w:type="dxa"/>
         </w:tblCellMar>
-        <w:tblLook w:val="04A0" w:firstRow="1" w:lastRow="0" w:firstColumn="1" w:lastColumn="0" w:noHBand="0" w:noVBand="1"/>
+        <w:tblLook w:val="0000" w:firstRow="0" w:lastRow="0" w:firstColumn="0" w:lastColumn="0" w:noHBand="0" w:noVBand="0"/>
       </w:tblPr>
       <w:tblGrid>
         <w:gridCol w:w="1881"/>
@@ -28548,7 +28677,7 @@
         <w:keepNext/>
         <w:keepLines/>
       </w:pPr>
-      <w:bookmarkStart w:id="49" w:name="_Toc242095624"/>
+      <w:bookmarkStart w:id="49" w:name="_Toc242097467"/>
       <w:r>
         <w:t>7.6 US-406 Add my own steps to the journey</w:t>
       </w:r>
@@ -28569,7 +28698,7 @@
           <w:left w:w="10" w:type="dxa"/>
           <w:right w:w="10" w:type="dxa"/>
         </w:tblCellMar>
-        <w:tblLook w:val="04A0" w:firstRow="1" w:lastRow="0" w:firstColumn="1" w:lastColumn="0" w:noHBand="0" w:noVBand="1"/>
+        <w:tblLook w:val="0000" w:firstRow="0" w:lastRow="0" w:firstColumn="0" w:lastColumn="0" w:noHBand="0" w:noVBand="0"/>
       </w:tblPr>
       <w:tblGrid>
         <w:gridCol w:w="1881"/>
@@ -29054,7 +29183,7 @@
         <w:keepLines/>
         <w:pageBreakBefore/>
       </w:pPr>
-      <w:bookmarkStart w:id="50" w:name="_Toc242095625"/>
+      <w:bookmarkStart w:id="50" w:name="_Toc242097468"/>
       <w:r>
         <w:lastRenderedPageBreak/>
         <w:t>8 Epic EP5: Other routes</w:t>
@@ -29076,7 +29205,7 @@
           <w:left w:w="10" w:type="dxa"/>
           <w:right w:w="10" w:type="dxa"/>
         </w:tblCellMar>
-        <w:tblLook w:val="04A0" w:firstRow="1" w:lastRow="0" w:firstColumn="1" w:lastColumn="0" w:noHBand="0" w:noVBand="1"/>
+        <w:tblLook w:val="0000" w:firstRow="0" w:lastRow="0" w:firstColumn="0" w:lastColumn="0" w:noHBand="0" w:noVBand="0"/>
       </w:tblPr>
       <w:tblGrid>
         <w:gridCol w:w="1224"/>
@@ -29242,7 +29371,7 @@
         <w:keepNext/>
         <w:keepLines/>
       </w:pPr>
-      <w:bookmarkStart w:id="51" w:name="_Toc242095626"/>
+      <w:bookmarkStart w:id="51" w:name="_Toc242097469"/>
       <w:r>
         <w:t>8.1 US-501 See every route my results open</w:t>
       </w:r>
@@ -29263,7 +29392,7 @@
           <w:left w:w="10" w:type="dxa"/>
           <w:right w:w="10" w:type="dxa"/>
         </w:tblCellMar>
-        <w:tblLook w:val="04A0" w:firstRow="1" w:lastRow="0" w:firstColumn="1" w:lastColumn="0" w:noHBand="0" w:noVBand="1"/>
+        <w:tblLook w:val="0000" w:firstRow="0" w:lastRow="0" w:firstColumn="0" w:lastColumn="0" w:noHBand="0" w:noVBand="0"/>
       </w:tblPr>
       <w:tblGrid>
         <w:gridCol w:w="1836"/>
@@ -29835,7 +29964,7 @@
         <w:keepNext/>
         <w:keepLines/>
       </w:pPr>
-      <w:bookmarkStart w:id="52" w:name="_Toc242095627"/>
+      <w:bookmarkStart w:id="52" w:name="_Toc242097470"/>
       <w:r>
         <w:t>8.2 US-502 Open a route's details</w:t>
       </w:r>
@@ -29856,7 +29985,7 @@
           <w:left w:w="10" w:type="dxa"/>
           <w:right w:w="10" w:type="dxa"/>
         </w:tblCellMar>
-        <w:tblLook w:val="04A0" w:firstRow="1" w:lastRow="0" w:firstColumn="1" w:lastColumn="0" w:noHBand="0" w:noVBand="1"/>
+        <w:tblLook w:val="0000" w:firstRow="0" w:lastRow="0" w:firstColumn="0" w:lastColumn="0" w:noHBand="0" w:noVBand="0"/>
       </w:tblPr>
       <w:tblGrid>
         <w:gridCol w:w="1836"/>
@@ -30378,7 +30507,7 @@
         <w:keepNext/>
         <w:keepLines/>
       </w:pPr>
-      <w:bookmarkStart w:id="53" w:name="_Toc242095628"/>
+      <w:bookmarkStart w:id="53" w:name="_Toc242097471"/>
       <w:r>
         <w:t>8.3 US-503 Be alerted about job exams I qualify for</w:t>
       </w:r>
@@ -30399,7 +30528,7 @@
           <w:left w:w="10" w:type="dxa"/>
           <w:right w:w="10" w:type="dxa"/>
         </w:tblCellMar>
-        <w:tblLook w:val="04A0" w:firstRow="1" w:lastRow="0" w:firstColumn="1" w:lastColumn="0" w:noHBand="0" w:noVBand="1"/>
+        <w:tblLook w:val="0000" w:firstRow="0" w:lastRow="0" w:firstColumn="0" w:lastColumn="0" w:noHBand="0" w:noVBand="0"/>
       </w:tblPr>
       <w:tblGrid>
         <w:gridCol w:w="1928"/>
@@ -30971,7 +31100,7 @@
         <w:keepNext/>
         <w:keepLines/>
       </w:pPr>
-      <w:bookmarkStart w:id="54" w:name="_Toc242095629"/>
+      <w:bookmarkStart w:id="54" w:name="_Toc242097472"/>
       <w:r>
         <w:lastRenderedPageBreak/>
         <w:t>8.4 US-504 Check whether a degree is recognised</w:t>
@@ -30993,7 +31122,7 @@
           <w:left w:w="10" w:type="dxa"/>
           <w:right w:w="10" w:type="dxa"/>
         </w:tblCellMar>
-        <w:tblLook w:val="04A0" w:firstRow="1" w:lastRow="0" w:firstColumn="1" w:lastColumn="0" w:noHBand="0" w:noVBand="1"/>
+        <w:tblLook w:val="0000" w:firstRow="0" w:lastRow="0" w:firstColumn="0" w:lastColumn="0" w:noHBand="0" w:noVBand="0"/>
       </w:tblPr>
       <w:tblGrid>
         <w:gridCol w:w="1836"/>
@@ -31515,7 +31644,7 @@
         <w:keepNext/>
         <w:keepLines/>
       </w:pPr>
-      <w:bookmarkStart w:id="55" w:name="_Toc242095630"/>
+      <w:bookmarkStart w:id="55" w:name="_Toc242097473"/>
       <w:r>
         <w:t>8.5 US-505 Check the interest-free loan scheme</w:t>
       </w:r>
@@ -31536,7 +31665,7 @@
           <w:left w:w="10" w:type="dxa"/>
           <w:right w:w="10" w:type="dxa"/>
         </w:tblCellMar>
-        <w:tblLook w:val="04A0" w:firstRow="1" w:lastRow="0" w:firstColumn="1" w:lastColumn="0" w:noHBand="0" w:noVBand="1"/>
+        <w:tblLook w:val="0000" w:firstRow="0" w:lastRow="0" w:firstColumn="0" w:lastColumn="0" w:noHBand="0" w:noVBand="0"/>
       </w:tblPr>
       <w:tblGrid>
         <w:gridCol w:w="1836"/>
@@ -32020,7 +32149,7 @@
         <w:keepNext/>
         <w:keepLines/>
       </w:pPr>
-      <w:bookmarkStart w:id="56" w:name="_Toc242095631"/>
+      <w:bookmarkStart w:id="56" w:name="_Toc242097474"/>
       <w:r>
         <w:t>8.6 US-506 See scholarships abroad</w:t>
       </w:r>
@@ -32041,7 +32170,7 @@
           <w:left w:w="10" w:type="dxa"/>
           <w:right w:w="10" w:type="dxa"/>
         </w:tblCellMar>
-        <w:tblLook w:val="04A0" w:firstRow="1" w:lastRow="0" w:firstColumn="1" w:lastColumn="0" w:noHBand="0" w:noVBand="1"/>
+        <w:tblLook w:val="0000" w:firstRow="0" w:lastRow="0" w:firstColumn="0" w:lastColumn="0" w:noHBand="0" w:noVBand="0"/>
       </w:tblPr>
       <w:tblGrid>
         <w:gridCol w:w="1928"/>
@@ -32525,7 +32654,7 @@
         <w:keepNext/>
         <w:keepLines/>
       </w:pPr>
-      <w:bookmarkStart w:id="57" w:name="_Toc242095632"/>
+      <w:bookmarkStart w:id="57" w:name="_Toc242097475"/>
       <w:r>
         <w:t>8.7 US-507 Understand what retrying would take</w:t>
       </w:r>
@@ -32546,7 +32675,7 @@
           <w:left w:w="10" w:type="dxa"/>
           <w:right w:w="10" w:type="dxa"/>
         </w:tblCellMar>
-        <w:tblLook w:val="04A0" w:firstRow="1" w:lastRow="0" w:firstColumn="1" w:lastColumn="0" w:noHBand="0" w:noVBand="1"/>
+        <w:tblLook w:val="0000" w:firstRow="0" w:lastRow="0" w:firstColumn="0" w:lastColumn="0" w:noHBand="0" w:noVBand="0"/>
       </w:tblPr>
       <w:tblGrid>
         <w:gridCol w:w="1836"/>
@@ -33069,7 +33198,7 @@
         <w:keepLines/>
         <w:pageBreakBefore/>
       </w:pPr>
-      <w:bookmarkStart w:id="58" w:name="_Toc242095633"/>
+      <w:bookmarkStart w:id="58" w:name="_Toc242097476"/>
       <w:r>
         <w:lastRenderedPageBreak/>
         <w:t>9 Epic EP6: Ask, with sources</w:t>
@@ -33091,7 +33220,7 @@
           <w:left w:w="10" w:type="dxa"/>
           <w:right w:w="10" w:type="dxa"/>
         </w:tblCellMar>
-        <w:tblLook w:val="04A0" w:firstRow="1" w:lastRow="0" w:firstColumn="1" w:lastColumn="0" w:noHBand="0" w:noVBand="1"/>
+        <w:tblLook w:val="0000" w:firstRow="0" w:lastRow="0" w:firstColumn="0" w:lastColumn="0" w:noHBand="0" w:noVBand="0"/>
       </w:tblPr>
       <w:tblGrid>
         <w:gridCol w:w="1224"/>
@@ -33257,7 +33386,7 @@
         <w:keepNext/>
         <w:keepLines/>
       </w:pPr>
-      <w:bookmarkStart w:id="59" w:name="_Toc242095634"/>
+      <w:bookmarkStart w:id="59" w:name="_Toc242097477"/>
       <w:r>
         <w:t>9.1 US-601 Ask a question in my language</w:t>
       </w:r>
@@ -33278,7 +33407,7 @@
           <w:left w:w="10" w:type="dxa"/>
           <w:right w:w="10" w:type="dxa"/>
         </w:tblCellMar>
-        <w:tblLook w:val="04A0" w:firstRow="1" w:lastRow="0" w:firstColumn="1" w:lastColumn="0" w:noHBand="0" w:noVBand="1"/>
+        <w:tblLook w:val="0000" w:firstRow="0" w:lastRow="0" w:firstColumn="0" w:lastColumn="0" w:noHBand="0" w:noVBand="0"/>
       </w:tblPr>
       <w:tblGrid>
         <w:gridCol w:w="1928"/>
@@ -33840,7 +33969,7 @@
         <w:keepNext/>
         <w:keepLines/>
       </w:pPr>
-      <w:bookmarkStart w:id="60" w:name="_Toc242095635"/>
+      <w:bookmarkStart w:id="60" w:name="_Toc242097478"/>
       <w:r>
         <w:t>9.2 US-602 Every answer cites its source</w:t>
       </w:r>
@@ -33861,7 +33990,7 @@
           <w:left w:w="10" w:type="dxa"/>
           <w:right w:w="10" w:type="dxa"/>
         </w:tblCellMar>
-        <w:tblLook w:val="04A0" w:firstRow="1" w:lastRow="0" w:firstColumn="1" w:lastColumn="0" w:noHBand="0" w:noVBand="1"/>
+        <w:tblLook w:val="0000" w:firstRow="0" w:lastRow="0" w:firstColumn="0" w:lastColumn="0" w:noHBand="0" w:noVBand="0"/>
       </w:tblPr>
       <w:tblGrid>
         <w:gridCol w:w="1928"/>
@@ -34423,7 +34552,7 @@
         <w:keepNext/>
         <w:keepLines/>
       </w:pPr>
-      <w:bookmarkStart w:id="61" w:name="_Toc242095636"/>
+      <w:bookmarkStart w:id="61" w:name="_Toc242097479"/>
       <w:r>
         <w:t>9.3 US-603 The assistant won't predict the future</w:t>
       </w:r>
@@ -34444,7 +34573,7 @@
           <w:left w:w="10" w:type="dxa"/>
           <w:right w:w="10" w:type="dxa"/>
         </w:tblCellMar>
-        <w:tblLook w:val="04A0" w:firstRow="1" w:lastRow="0" w:firstColumn="1" w:lastColumn="0" w:noHBand="0" w:noVBand="1"/>
+        <w:tblLook w:val="0000" w:firstRow="0" w:lastRow="0" w:firstColumn="0" w:lastColumn="0" w:noHBand="0" w:noVBand="0"/>
       </w:tblPr>
       <w:tblGrid>
         <w:gridCol w:w="1928"/>
@@ -34966,7 +35095,7 @@
         <w:keepNext/>
         <w:keepLines/>
       </w:pPr>
-      <w:bookmarkStart w:id="62" w:name="_Toc242095637"/>
+      <w:bookmarkStart w:id="62" w:name="_Toc242097480"/>
       <w:r>
         <w:lastRenderedPageBreak/>
         <w:t>9.4 US-604 Turn an answer into an action</w:t>
@@ -34988,7 +35117,7 @@
           <w:left w:w="10" w:type="dxa"/>
           <w:right w:w="10" w:type="dxa"/>
         </w:tblCellMar>
-        <w:tblLook w:val="04A0" w:firstRow="1" w:lastRow="0" w:firstColumn="1" w:lastColumn="0" w:noHBand="0" w:noVBand="1"/>
+        <w:tblLook w:val="0000" w:firstRow="0" w:lastRow="0" w:firstColumn="0" w:lastColumn="0" w:noHBand="0" w:noVBand="0"/>
       </w:tblPr>
       <w:tblGrid>
         <w:gridCol w:w="1928"/>
@@ -35473,7 +35602,7 @@
         <w:keepLines/>
         <w:pageBreakBefore/>
       </w:pPr>
-      <w:bookmarkStart w:id="63" w:name="_Toc242095638"/>
+      <w:bookmarkStart w:id="63" w:name="_Toc242097481"/>
       <w:r>
         <w:lastRenderedPageBreak/>
         <w:t>10 Epic EP7: People around the student</w:t>
@@ -35495,7 +35624,7 @@
           <w:left w:w="10" w:type="dxa"/>
           <w:right w:w="10" w:type="dxa"/>
         </w:tblCellMar>
-        <w:tblLook w:val="04A0" w:firstRow="1" w:lastRow="0" w:firstColumn="1" w:lastColumn="0" w:noHBand="0" w:noVBand="1"/>
+        <w:tblLook w:val="0000" w:firstRow="0" w:lastRow="0" w:firstColumn="0" w:lastColumn="0" w:noHBand="0" w:noVBand="0"/>
       </w:tblPr>
       <w:tblGrid>
         <w:gridCol w:w="1224"/>
@@ -35661,7 +35790,7 @@
         <w:keepNext/>
         <w:keepLines/>
       </w:pPr>
-      <w:bookmarkStart w:id="64" w:name="_Toc242095639"/>
+      <w:bookmarkStart w:id="64" w:name="_Toc242097482"/>
       <w:r>
         <w:t>10.1 US-701 Share a summary with my family</w:t>
       </w:r>
@@ -35682,7 +35811,7 @@
           <w:left w:w="10" w:type="dxa"/>
           <w:right w:w="10" w:type="dxa"/>
         </w:tblCellMar>
-        <w:tblLook w:val="04A0" w:firstRow="1" w:lastRow="0" w:firstColumn="1" w:lastColumn="0" w:noHBand="0" w:noVBand="1"/>
+        <w:tblLook w:val="0000" w:firstRow="0" w:lastRow="0" w:firstColumn="0" w:lastColumn="0" w:noHBand="0" w:noVBand="0"/>
       </w:tblPr>
       <w:tblGrid>
         <w:gridCol w:w="1928"/>
@@ -36264,7 +36393,7 @@
         <w:keepNext/>
         <w:keepLines/>
       </w:pPr>
-      <w:bookmarkStart w:id="65" w:name="_Toc242095640"/>
+      <w:bookmarkStart w:id="65" w:name="_Toc242097483"/>
       <w:r>
         <w:t>10.2 US-702 Ask a verified senior</w:t>
       </w:r>
@@ -36285,7 +36414,7 @@
           <w:left w:w="10" w:type="dxa"/>
           <w:right w:w="10" w:type="dxa"/>
         </w:tblCellMar>
-        <w:tblLook w:val="04A0" w:firstRow="1" w:lastRow="0" w:firstColumn="1" w:lastColumn="0" w:noHBand="0" w:noVBand="1"/>
+        <w:tblLook w:val="0000" w:firstRow="0" w:lastRow="0" w:firstColumn="0" w:lastColumn="0" w:noHBand="0" w:noVBand="0"/>
       </w:tblPr>
       <w:tblGrid>
         <w:gridCol w:w="1928"/>
@@ -36817,7 +36946,7 @@
         <w:keepNext/>
         <w:keepLines/>
       </w:pPr>
-      <w:bookmarkStart w:id="66" w:name="_Toc242095641"/>
+      <w:bookmarkStart w:id="66" w:name="_Toc242097484"/>
       <w:r>
         <w:t>10.3 US-703 Become a verified senior</w:t>
       </w:r>
@@ -36838,7 +36967,7 @@
           <w:left w:w="10" w:type="dxa"/>
           <w:right w:w="10" w:type="dxa"/>
         </w:tblCellMar>
-        <w:tblLook w:val="04A0" w:firstRow="1" w:lastRow="0" w:firstColumn="1" w:lastColumn="0" w:noHBand="0" w:noVBand="1"/>
+        <w:tblLook w:val="0000" w:firstRow="0" w:lastRow="0" w:firstColumn="0" w:lastColumn="0" w:noHBand="0" w:noVBand="0"/>
       </w:tblPr>
       <w:tblGrid>
         <w:gridCol w:w="1928"/>
@@ -37460,7 +37589,7 @@
         <w:keepNext/>
         <w:keepLines/>
       </w:pPr>
-      <w:bookmarkStart w:id="67" w:name="_Toc242095642"/>
+      <w:bookmarkStart w:id="67" w:name="_Toc242097485"/>
       <w:r>
         <w:lastRenderedPageBreak/>
         <w:t>10.4 US-704 Join a group for my batch and target course</w:t>
@@ -37482,7 +37611,7 @@
           <w:left w:w="10" w:type="dxa"/>
           <w:right w:w="10" w:type="dxa"/>
         </w:tblCellMar>
-        <w:tblLook w:val="04A0" w:firstRow="1" w:lastRow="0" w:firstColumn="1" w:lastColumn="0" w:noHBand="0" w:noVBand="1"/>
+        <w:tblLook w:val="0000" w:firstRow="0" w:lastRow="0" w:firstColumn="0" w:lastColumn="0" w:noHBand="0" w:noVBand="0"/>
       </w:tblPr>
       <w:tblGrid>
         <w:gridCol w:w="1928"/>
@@ -37966,7 +38095,7 @@
         <w:keepNext/>
         <w:keepLines/>
       </w:pPr>
-      <w:bookmarkStart w:id="68" w:name="_Toc242095643"/>
+      <w:bookmarkStart w:id="68" w:name="_Toc242097486"/>
       <w:r>
         <w:t>10.5 US-705 See my class's progress as a teacher</w:t>
       </w:r>
@@ -37987,7 +38116,7 @@
           <w:left w:w="10" w:type="dxa"/>
           <w:right w:w="10" w:type="dxa"/>
         </w:tblCellMar>
-        <w:tblLook w:val="04A0" w:firstRow="1" w:lastRow="0" w:firstColumn="1" w:lastColumn="0" w:noHBand="0" w:noVBand="1"/>
+        <w:tblLook w:val="0000" w:firstRow="0" w:lastRow="0" w:firstColumn="0" w:lastColumn="0" w:noHBand="0" w:noVBand="0"/>
       </w:tblPr>
       <w:tblGrid>
         <w:gridCol w:w="1928"/>
@@ -38510,7 +38639,7 @@
         <w:keepLines/>
         <w:pageBreakBefore/>
       </w:pPr>
-      <w:bookmarkStart w:id="69" w:name="_Toc242095644"/>
+      <w:bookmarkStart w:id="69" w:name="_Toc242097487"/>
       <w:r>
         <w:lastRenderedPageBreak/>
         <w:t>11 Epic EP8: After selection</w:t>
@@ -38532,7 +38661,7 @@
           <w:left w:w="10" w:type="dxa"/>
           <w:right w:w="10" w:type="dxa"/>
         </w:tblCellMar>
-        <w:tblLook w:val="04A0" w:firstRow="1" w:lastRow="0" w:firstColumn="1" w:lastColumn="0" w:noHBand="0" w:noVBand="1"/>
+        <w:tblLook w:val="0000" w:firstRow="0" w:lastRow="0" w:firstColumn="0" w:lastColumn="0" w:noHBand="0" w:noVBand="0"/>
       </w:tblPr>
       <w:tblGrid>
         <w:gridCol w:w="1224"/>
@@ -38698,9 +38827,12 @@
         <w:keepNext/>
         <w:keepLines/>
       </w:pPr>
-      <w:bookmarkStart w:id="70" w:name="_Toc242095645"/>
-      <w:r>
-        <w:t>11.1 US-801 Get my registration checklist</w:t>
+      <w:bookmarkStart w:id="70" w:name="_Toc242097488"/>
+      <w:r>
+        <w:t>11.1 </w:t>
+      </w:r>
+      <w:r>
+        <w:t>US-801 Get my registration checklist</w:t>
       </w:r>
       <w:bookmarkEnd w:id="70"/>
     </w:p>
@@ -38719,7 +38851,7 @@
           <w:left w:w="10" w:type="dxa"/>
           <w:right w:w="10" w:type="dxa"/>
         </w:tblCellMar>
-        <w:tblLook w:val="04A0" w:firstRow="1" w:lastRow="0" w:firstColumn="1" w:lastColumn="0" w:noHBand="0" w:noVBand="1"/>
+        <w:tblLook w:val="0000" w:firstRow="0" w:lastRow="0" w:firstColumn="0" w:lastColumn="0" w:noHBand="0" w:noVBand="0"/>
       </w:tblPr>
       <w:tblGrid>
         <w:gridCol w:w="1928"/>
@@ -39203,7 +39335,7 @@
         <w:keepNext/>
         <w:keepLines/>
       </w:pPr>
-      <w:bookmarkStart w:id="71" w:name="_Toc242095646"/>
+      <w:bookmarkStart w:id="71" w:name="_Toc242097489"/>
       <w:r>
         <w:t>11.2 US-802 Check Mahapola and bursary</w:t>
       </w:r>
@@ -39224,7 +39356,7 @@
           <w:left w:w="10" w:type="dxa"/>
           <w:right w:w="10" w:type="dxa"/>
         </w:tblCellMar>
-        <w:tblLook w:val="04A0" w:firstRow="1" w:lastRow="0" w:firstColumn="1" w:lastColumn="0" w:noHBand="0" w:noVBand="1"/>
+        <w:tblLook w:val="0000" w:firstRow="0" w:lastRow="0" w:firstColumn="0" w:lastColumn="0" w:noHBand="0" w:noVBand="0"/>
       </w:tblPr>
       <w:tblGrid>
         <w:gridCol w:w="1928"/>
@@ -39708,7 +39840,7 @@
         <w:keepNext/>
         <w:keepLines/>
       </w:pPr>
-      <w:bookmarkStart w:id="72" w:name="_Toc242095647"/>
+      <w:bookmarkStart w:id="72" w:name="_Toc242097490"/>
       <w:r>
         <w:t>11.3 US-803 Plan the gap year</w:t>
       </w:r>
@@ -39729,7 +39861,7 @@
           <w:left w:w="10" w:type="dxa"/>
           <w:right w:w="10" w:type="dxa"/>
         </w:tblCellMar>
-        <w:tblLook w:val="04A0" w:firstRow="1" w:lastRow="0" w:firstColumn="1" w:lastColumn="0" w:noHBand="0" w:noVBand="1"/>
+        <w:tblLook w:val="0000" w:firstRow="0" w:lastRow="0" w:firstColumn="0" w:lastColumn="0" w:noHBand="0" w:noVBand="0"/>
       </w:tblPr>
       <w:tblGrid>
         <w:gridCol w:w="1928"/>
@@ -40213,7 +40345,7 @@
         <w:keepNext/>
         <w:keepLines/>
       </w:pPr>
-      <w:bookmarkStart w:id="73" w:name="_Toc242095648"/>
+      <w:bookmarkStart w:id="73" w:name="_Toc242097491"/>
       <w:r>
         <w:t>11.4 US-804 Keep my documents ready</w:t>
       </w:r>
@@ -40234,7 +40366,7 @@
           <w:left w:w="10" w:type="dxa"/>
           <w:right w:w="10" w:type="dxa"/>
         </w:tblCellMar>
-        <w:tblLook w:val="04A0" w:firstRow="1" w:lastRow="0" w:firstColumn="1" w:lastColumn="0" w:noHBand="0" w:noVBand="1"/>
+        <w:tblLook w:val="0000" w:firstRow="0" w:lastRow="0" w:firstColumn="0" w:lastColumn="0" w:noHBand="0" w:noVBand="0"/>
       </w:tblPr>
       <w:tblGrid>
         <w:gridCol w:w="1928"/>
@@ -40719,7 +40851,7 @@
         <w:keepLines/>
         <w:pageBreakBefore/>
       </w:pPr>
-      <w:bookmarkStart w:id="74" w:name="_Toc242095649"/>
+      <w:bookmarkStart w:id="74" w:name="_Toc242097492"/>
       <w:r>
         <w:lastRenderedPageBreak/>
         <w:t>12 Epic EP9: Data and trust</w:t>
@@ -40741,7 +40873,7 @@
           <w:left w:w="10" w:type="dxa"/>
           <w:right w:w="10" w:type="dxa"/>
         </w:tblCellMar>
-        <w:tblLook w:val="04A0" w:firstRow="1" w:lastRow="0" w:firstColumn="1" w:lastColumn="0" w:noHBand="0" w:noVBand="1"/>
+        <w:tblLook w:val="0000" w:firstRow="0" w:lastRow="0" w:firstColumn="0" w:lastColumn="0" w:noHBand="0" w:noVBand="0"/>
       </w:tblPr>
       <w:tblGrid>
         <w:gridCol w:w="1224"/>
@@ -40907,7 +41039,7 @@
         <w:keepNext/>
         <w:keepLines/>
       </w:pPr>
-      <w:bookmarkStart w:id="75" w:name="_Toc242095650"/>
+      <w:bookmarkStart w:id="75" w:name="_Toc242097493"/>
       <w:r>
         <w:t>12.1 US-901 Register an official source</w:t>
       </w:r>
@@ -40928,7 +41060,7 @@
           <w:left w:w="10" w:type="dxa"/>
           <w:right w:w="10" w:type="dxa"/>
         </w:tblCellMar>
-        <w:tblLook w:val="04A0" w:firstRow="1" w:lastRow="0" w:firstColumn="1" w:lastColumn="0" w:noHBand="0" w:noVBand="1"/>
+        <w:tblLook w:val="0000" w:firstRow="0" w:lastRow="0" w:firstColumn="0" w:lastColumn="0" w:noHBand="0" w:noVBand="0"/>
       </w:tblPr>
       <w:tblGrid>
         <w:gridCol w:w="1928"/>
@@ -41490,7 +41622,7 @@
         <w:keepNext/>
         <w:keepLines/>
       </w:pPr>
-      <w:bookmarkStart w:id="76" w:name="_Toc242095651"/>
+      <w:bookmarkStart w:id="76" w:name="_Toc242097494"/>
       <w:r>
         <w:t>12.2 US-902 Extract rules from the handbook with AI</w:t>
       </w:r>
@@ -41511,7 +41643,7 @@
           <w:left w:w="10" w:type="dxa"/>
           <w:right w:w="10" w:type="dxa"/>
         </w:tblCellMar>
-        <w:tblLook w:val="04A0" w:firstRow="1" w:lastRow="0" w:firstColumn="1" w:lastColumn="0" w:noHBand="0" w:noVBand="1"/>
+        <w:tblLook w:val="0000" w:firstRow="0" w:lastRow="0" w:firstColumn="0" w:lastColumn="0" w:noHBand="0" w:noVBand="0"/>
       </w:tblPr>
       <w:tblGrid>
         <w:gridCol w:w="1928"/>
@@ -42123,7 +42255,7 @@
         <w:keepNext/>
         <w:keepLines/>
       </w:pPr>
-      <w:bookmarkStart w:id="77" w:name="_Toc242095652"/>
+      <w:bookmarkStart w:id="77" w:name="_Toc242097495"/>
       <w:r>
         <w:t>12.3 US-903 Review uncertain facts</w:t>
       </w:r>
@@ -42144,7 +42276,7 @@
           <w:left w:w="10" w:type="dxa"/>
           <w:right w:w="10" w:type="dxa"/>
         </w:tblCellMar>
-        <w:tblLook w:val="04A0" w:firstRow="1" w:lastRow="0" w:firstColumn="1" w:lastColumn="0" w:noHBand="0" w:noVBand="1"/>
+        <w:tblLook w:val="0000" w:firstRow="0" w:lastRow="0" w:firstColumn="0" w:lastColumn="0" w:noHBand="0" w:noVBand="0"/>
       </w:tblPr>
       <w:tblGrid>
         <w:gridCol w:w="1928"/>
@@ -42706,7 +42838,7 @@
         <w:keepNext/>
         <w:keepLines/>
       </w:pPr>
-      <w:bookmarkStart w:id="78" w:name="_Toc242095653"/>
+      <w:bookmarkStart w:id="78" w:name="_Toc242097496"/>
       <w:r>
         <w:lastRenderedPageBreak/>
         <w:t>12.4 US-904 Scan the Gazette every week</w:t>
@@ -42728,7 +42860,7 @@
           <w:left w:w="10" w:type="dxa"/>
           <w:right w:w="10" w:type="dxa"/>
         </w:tblCellMar>
-        <w:tblLook w:val="04A0" w:firstRow="1" w:lastRow="0" w:firstColumn="1" w:lastColumn="0" w:noHBand="0" w:noVBand="1"/>
+        <w:tblLook w:val="0000" w:firstRow="0" w:lastRow="0" w:firstColumn="0" w:lastColumn="0" w:noHBand="0" w:noVBand="0"/>
       </w:tblPr>
       <w:tblGrid>
         <w:gridCol w:w="1793"/>
@@ -43290,7 +43422,7 @@
         <w:keepNext/>
         <w:keepLines/>
       </w:pPr>
-      <w:bookmarkStart w:id="79" w:name="_Toc242095654"/>
+      <w:bookmarkStart w:id="79" w:name="_Toc242097497"/>
       <w:r>
         <w:t>12.5 US-905 Report a mistake</w:t>
       </w:r>
@@ -43311,7 +43443,7 @@
           <w:left w:w="10" w:type="dxa"/>
           <w:right w:w="10" w:type="dxa"/>
         </w:tblCellMar>
-        <w:tblLook w:val="04A0" w:firstRow="1" w:lastRow="0" w:firstColumn="1" w:lastColumn="0" w:noHBand="0" w:noVBand="1"/>
+        <w:tblLook w:val="0000" w:firstRow="0" w:lastRow="0" w:firstColumn="0" w:lastColumn="0" w:noHBand="0" w:noVBand="0"/>
       </w:tblPr>
       <w:tblGrid>
         <w:gridCol w:w="1928"/>
@@ -43853,7 +43985,7 @@
         <w:keepNext/>
         <w:keepLines/>
       </w:pPr>
-      <w:bookmarkStart w:id="80" w:name="_Toc242095655"/>
+      <w:bookmarkStart w:id="80" w:name="_Toc242097498"/>
       <w:r>
         <w:t>12.6 US-906 Keep a history of every change</w:t>
       </w:r>
@@ -43874,7 +44006,7 @@
           <w:left w:w="10" w:type="dxa"/>
           <w:right w:w="10" w:type="dxa"/>
         </w:tblCellMar>
-        <w:tblLook w:val="04A0" w:firstRow="1" w:lastRow="0" w:firstColumn="1" w:lastColumn="0" w:noHBand="0" w:noVBand="1"/>
+        <w:tblLook w:val="0000" w:firstRow="0" w:lastRow="0" w:firstColumn="0" w:lastColumn="0" w:noHBand="0" w:noVBand="0"/>
       </w:tblPr>
       <w:tblGrid>
         <w:gridCol w:w="1928"/>
@@ -44358,7 +44490,7 @@
         <w:keepNext/>
         <w:keepLines/>
       </w:pPr>
-      <w:bookmarkStart w:id="81" w:name="_Toc242095656"/>
+      <w:bookmarkStart w:id="81" w:name="_Toc242097499"/>
       <w:r>
         <w:t>12.7 US-907 Protect the app from abuse</w:t>
       </w:r>
@@ -44379,7 +44511,7 @@
           <w:left w:w="10" w:type="dxa"/>
           <w:right w:w="10" w:type="dxa"/>
         </w:tblCellMar>
-        <w:tblLook w:val="04A0" w:firstRow="1" w:lastRow="0" w:firstColumn="1" w:lastColumn="0" w:noHBand="0" w:noVBand="1"/>
+        <w:tblLook w:val="0000" w:firstRow="0" w:lastRow="0" w:firstColumn="0" w:lastColumn="0" w:noHBand="0" w:noVBand="0"/>
       </w:tblPr>
       <w:tblGrid>
         <w:gridCol w:w="1928"/>
@@ -44942,7 +45074,7 @@
         <w:keepLines/>
         <w:pageBreakBefore/>
       </w:pPr>
-      <w:bookmarkStart w:id="82" w:name="_Toc242095657"/>
+      <w:bookmarkStart w:id="82" w:name="_Toc242097500"/>
       <w:r>
         <w:lastRenderedPageBreak/>
         <w:t>13 Release plan</w:t>
@@ -44955,7 +45087,7 @@
         <w:keepNext/>
         <w:keepLines/>
       </w:pPr>
-      <w:bookmarkStart w:id="83" w:name="_Toc242095658"/>
+      <w:bookmarkStart w:id="83" w:name="_Toc242097501"/>
       <w:r>
         <w:t>13.1 Release R1: Gate 3 build (due 11 October 2026)</w:t>
       </w:r>
@@ -44996,10 +45128,10 @@
         <w:t>Could</w:t>
       </w:r>
       <w:r>
-        <w:t xml:space="preserve"> stories marked R1. The Gate 3 demonstration shows R1 end to end: results in, eligible courses with bands and reasons, a preference list with order checks, a journey with aptitude tests, other routes and job-exam alerts, cited answers in three languages and </w:t>
-      </w:r>
-      <w:r>
-        <w:t>a shareable family card, all backed by sourced data and an AI extraction pipeline with human review.</w:t>
+        <w:t xml:space="preserve"> stories marked R1. The Gate 3 demonstration shows R1 end to end: results in, eligible courses with bands and reasons, a preference list with order </w:t>
+      </w:r>
+      <w:r>
+        <w:t>checks, a journey with aptitude tests, other routes and job-exam alerts, cited answers in three languages and a shareable family card, all backed by sourced data and an AI extraction pipeline with human review.</w:t>
       </w:r>
     </w:p>
     <w:p>
@@ -45007,7 +45139,7 @@
         <w:pStyle w:val="Caption"/>
         <w:keepNext/>
       </w:pPr>
-      <w:bookmarkStart w:id="84" w:name="_Toc242095673"/>
+      <w:bookmarkStart w:id="84" w:name="_Toc242097516"/>
       <w:r>
         <w:t xml:space="preserve">Table </w:t>
       </w:r>
@@ -45049,7 +45181,7 @@
           <w:left w:w="10" w:type="dxa"/>
           <w:right w:w="10" w:type="dxa"/>
         </w:tblCellMar>
-        <w:tblLook w:val="04A0" w:firstRow="1" w:lastRow="0" w:firstColumn="1" w:lastColumn="0" w:noHBand="0" w:noVBand="1"/>
+        <w:tblLook w:val="0000" w:firstRow="0" w:lastRow="0" w:firstColumn="0" w:lastColumn="0" w:noHBand="0" w:noVBand="0"/>
       </w:tblPr>
       <w:tblGrid>
         <w:gridCol w:w="4448"/>
@@ -45608,7 +45740,7 @@
         <w:keepNext/>
         <w:keepLines/>
       </w:pPr>
-      <w:bookmarkStart w:id="85" w:name="_Toc242095659"/>
+      <w:bookmarkStart w:id="85" w:name="_Toc242097502"/>
       <w:r>
         <w:t>13.2 Release R2: after the buildathon</w:t>
       </w:r>
@@ -45619,10 +45751,10 @@
         <w:spacing w:after="120"/>
       </w:pPr>
       <w:r>
-        <w:t xml:space="preserve">The remaining 15 stories (54 points: 4 Should, 11 Could): recognition and loan checks, cost of living, verified seniors and groups, teacher view, the after-selection epic, special intake, custom journey steps </w:t>
-      </w:r>
-      <w:r>
-        <w:t>and answer actions.</w:t>
+        <w:t xml:space="preserve">The remaining 15 stories (54 points: 4 Should, 11 Could): recognition and loan checks, cost of living, </w:t>
+      </w:r>
+      <w:r>
+        <w:t>verified seniors and groups, teacher view, the after-selection epic, special intake, custom journey steps and answer actions.</w:t>
       </w:r>
     </w:p>
     <w:p>
@@ -45631,7 +45763,7 @@
         <w:keepNext/>
         <w:keepLines/>
       </w:pPr>
-      <w:bookmarkStart w:id="86" w:name="_Toc242095660"/>
+      <w:bookmarkStart w:id="86" w:name="_Toc242097503"/>
       <w:r>
         <w:t>13.3 Walking skeleton</w:t>
       </w:r>
@@ -45662,7 +45794,7 @@
         <w:keepLines/>
         <w:pageBreakBefore/>
       </w:pPr>
-      <w:bookmarkStart w:id="87" w:name="_Toc242095661"/>
+      <w:bookmarkStart w:id="87" w:name="_Toc242097504"/>
       <w:r>
         <w:lastRenderedPageBreak/>
         <w:t>14 Definition of Ready and Definition of Done</w:t>
@@ -45675,7 +45807,7 @@
         <w:keepNext/>
         <w:keepLines/>
       </w:pPr>
-      <w:bookmarkStart w:id="88" w:name="_Toc242095662"/>
+      <w:bookmarkStart w:id="88" w:name="_Toc242097505"/>
       <w:r>
         <w:t>14.1 Definition of Ready</w:t>
       </w:r>
@@ -45686,10 +45818,7 @@
         <w:spacing w:after="120"/>
       </w:pPr>
       <w:r>
-        <w:t xml:space="preserve">A story may enter development when it has an ID, persona, narrative, numbered acceptance criteria, priority </w:t>
-      </w:r>
-      <w:r>
-        <w:t>and size; the data it needs exists in ZP-DOC-05; and no open question remains.</w:t>
+        <w:t>A story may enter development when it has an ID, persona, narrative, numbered acceptance criteria, priority and size; the data it needs exists in ZP-DOC-05; and no open question remains.</w:t>
       </w:r>
     </w:p>
     <w:p>
@@ -45698,7 +45827,7 @@
         <w:keepNext/>
         <w:keepLines/>
       </w:pPr>
-      <w:bookmarkStart w:id="89" w:name="_Toc242095663"/>
+      <w:bookmarkStart w:id="89" w:name="_Toc242097506"/>
       <w:r>
         <w:t>14.2 Definition of Done</w:t>
       </w:r>
@@ -45810,7 +45939,7 @@
         <w:keepLines/>
         <w:pageBreakBefore/>
       </w:pPr>
-      <w:bookmarkStart w:id="90" w:name="_Toc242095664"/>
+      <w:bookmarkStart w:id="90" w:name="_Toc242097507"/>
       <w:r>
         <w:lastRenderedPageBreak/>
         <w:t>15 Traceability: evidence to stories</w:t>
@@ -45822,7 +45951,7 @@
         <w:pStyle w:val="Caption"/>
         <w:keepNext/>
       </w:pPr>
-      <w:bookmarkStart w:id="91" w:name="_Toc242095674"/>
+      <w:bookmarkStart w:id="91" w:name="_Toc242097517"/>
       <w:r>
         <w:t xml:space="preserve">Table </w:t>
       </w:r>
@@ -45864,7 +45993,7 @@
           <w:left w:w="10" w:type="dxa"/>
           <w:right w:w="10" w:type="dxa"/>
         </w:tblCellMar>
-        <w:tblLook w:val="04A0" w:firstRow="1" w:lastRow="0" w:firstColumn="1" w:lastColumn="0" w:noHBand="0" w:noVBand="1"/>
+        <w:tblLook w:val="0000" w:firstRow="0" w:lastRow="0" w:firstColumn="0" w:lastColumn="0" w:noHBand="0" w:noVBand="0"/>
       </w:tblPr>
       <w:tblGrid>
         <w:gridCol w:w="5278"/>
@@ -46539,7 +46668,7 @@
         <w:keepLines/>
         <w:pageBreakBefore/>
       </w:pPr>
-      <w:bookmarkStart w:id="92" w:name="_Toc242095665"/>
+      <w:bookmarkStart w:id="92" w:name="_Toc242097508"/>
       <w:r>
         <w:lastRenderedPageBreak/>
         <w:t>Appendix A: Glossary</w:t>
@@ -46551,7 +46680,7 @@
         <w:pStyle w:val="Caption"/>
         <w:keepNext/>
       </w:pPr>
-      <w:bookmarkStart w:id="93" w:name="_Toc242095675"/>
+      <w:bookmarkStart w:id="93" w:name="_Toc242097518"/>
       <w:r>
         <w:t xml:space="preserve">Table </w:t>
       </w:r>
@@ -46593,7 +46722,7 @@
           <w:left w:w="10" w:type="dxa"/>
           <w:right w:w="10" w:type="dxa"/>
         </w:tblCellMar>
-        <w:tblLook w:val="04A0" w:firstRow="1" w:lastRow="0" w:firstColumn="1" w:lastColumn="0" w:noHBand="0" w:noVBand="1"/>
+        <w:tblLook w:val="0000" w:firstRow="0" w:lastRow="0" w:firstColumn="0" w:lastColumn="0" w:noHBand="0" w:noVBand="0"/>
       </w:tblPr>
       <w:tblGrid>
         <w:gridCol w:w="1956"/>
@@ -47627,7 +47756,7 @@
         <w:keepLines/>
         <w:pageBreakBefore/>
       </w:pPr>
-      <w:bookmarkStart w:id="94" w:name="_Toc242095666"/>
+      <w:bookmarkStart w:id="94" w:name="_Toc242097509"/>
       <w:r>
         <w:lastRenderedPageBreak/>
         <w:t>Appendix B: References</w:t>
@@ -47639,7 +47768,7 @@
         <w:pStyle w:val="Caption"/>
         <w:keepNext/>
       </w:pPr>
-      <w:bookmarkStart w:id="95" w:name="_Toc242095676"/>
+      <w:bookmarkStart w:id="95" w:name="_Toc242097519"/>
       <w:r>
         <w:t xml:space="preserve">Table </w:t>
       </w:r>
@@ -47681,7 +47810,7 @@
           <w:left w:w="10" w:type="dxa"/>
           <w:right w:w="10" w:type="dxa"/>
         </w:tblCellMar>
-        <w:tblLook w:val="04A0" w:firstRow="1" w:lastRow="0" w:firstColumn="1" w:lastColumn="0" w:noHBand="0" w:noVBand="1"/>
+        <w:tblLook w:val="0000" w:firstRow="0" w:lastRow="0" w:firstColumn="0" w:lastColumn="0" w:noHBand="0" w:noVBand="0"/>
       </w:tblPr>
       <w:tblGrid>
         <w:gridCol w:w="803"/>
@@ -48691,7 +48820,7 @@
         <w:sz w:val="16"/>
         <w:szCs w:val="16"/>
       </w:rPr>
-      <w:t>ZP-DOC-02  ·  v0.9  ·  In review</w:t>
+      <w:t>ZP-DOC-02  ·  v1.0  ·  Approved</w:t>
     </w:r>
   </w:p>
 </w:hdr>
@@ -48700,10 +48829,10 @@
 <file path=word/numbering.xml><?xml version="1.0" encoding="utf-8"?>
 <w:numbering xmlns:wpc="http://schemas.microsoft.com/office/word/2010/wordprocessingCanvas" xmlns:cx="http://schemas.microsoft.com/office/drawing/2014/chartex" xmlns:cx1="http://schemas.microsoft.com/office/drawing/2015/9/8/chartex" xmlns:cx2="http://schemas.microsoft.com/office/drawing/2015/10/21/chartex" xmlns:cx3="http://schemas.microsoft.com/office/drawing/2016/5/9/chartex" xmlns:cx4="http://schemas.microsoft.com/office/drawing/2016/5/10/chartex" xmlns:cx5="http://schemas.microsoft.com/office/drawing/2016/5/11/chartex" xmlns:cx6="http://schemas.microsoft.com/office/drawing/2016/5/12/chartex" xmlns:cx7="http://schemas.microsoft.com/office/drawing/2016/5/13/chartex" xmlns:cx8="http://schemas.microsoft.com/office/drawing/2016/5/14/chartex" xmlns:mc="http://schemas.openxmlformats.org/markup-compatibility/2006" xmlns:aink="http://schemas.microsoft.com/office/drawing/2016/ink" xmlns:am3d="http://schemas.microsoft.com/office/drawing/2017/model3d" xmlns:o="urn:schemas-microsoft-com:office:office" xmlns:oel="http://schemas.microsoft.com/office/2019/extlst" xmlns:r="http://schemas.openxmlformats.org/officeDocument/2006/relationships" xmlns:m="http://schemas.openxmlformats.org/officeDocument/2006/math" xmlns:v="urn:schemas-microsoft-com:vml" xmlns:wp14="http://schemas.microsoft.com/office/word/2010/wordprocessingDrawing" xmlns:wp="http://schemas.openxmlformats.org/drawingml/2006/wordprocessingDrawing" xmlns:w10="urn:schemas-microsoft-com:office:word" xmlns:w="http://schemas.openxmlformats.org/wordprocessingml/2006/main" xmlns:w14="http://schemas.microsoft.com/office/word/2010/wordml" xmlns:w15="http://schemas.microsoft.com/office/word/2012/wordml" xmlns:w16cex="http://schemas.microsoft.com/office/word/2018/wordml/cex" xmlns:w16cid="http://schemas.microsoft.com/office/word/2016/wordml/cid" xmlns:w16="http://schemas.microsoft.com/office/word/2018/wordml" xmlns:w16du="http://schemas.microsoft.com/office/word/2023/wordml/word16du" xmlns:w16sdtdh="http://schemas.microsoft.com/office/word/2020/wordml/sdtdatahash" xmlns:w16sdtfl="http://schemas.microsoft.com/office/word/2024/wordml/sdtformatlock" xmlns:w16se="http://schemas.microsoft.com/office/word/2015/wordml/symex" xmlns:wpg="http://schemas.microsoft.com/office/word/2010/wordprocessingGroup" xmlns:wpi="http://schemas.microsoft.com/office/word/2010/wordprocessingInk" xmlns:wne="http://schemas.microsoft.com/office/word/2006/wordml" xmlns:wps="http://schemas.microsoft.com/office/word/2010/wordprocessingShape" mc:Ignorable="w14 w15 w16se w16cid w16 w16cex w16sdtdh w16sdtfl w16du wp14">
   <w:abstractNum w:abstractNumId="0" w15:restartNumberingAfterBreak="0">
-    <w:nsid w:val="1CB463BD"/>
+    <w:nsid w:val="2C044B02"/>
     <w:multiLevelType w:val="hybridMultilevel"/>
-    <w:tmpl w:val="0A829566"/>
-    <w:lvl w:ilvl="0" w:tplc="10060770" w:tentative="1">
+    <w:tmpl w:val="A78AD8E6"/>
+    <w:lvl w:ilvl="0" w:tplc="B1046E7C" w:tentative="1">
       <w:start w:val="1"/>
       <w:numFmt w:val="bullet"/>
       <w:lvlText w:val="●"/>
@@ -48712,7 +48841,7 @@
         <w:ind w:left="720" w:hanging="360"/>
       </w:pPr>
     </w:lvl>
-    <w:lvl w:ilvl="1" w:tplc="9176C256" w:tentative="1">
+    <w:lvl w:ilvl="1" w:tplc="14D6C2DE" w:tentative="1">
       <w:start w:val="1"/>
       <w:numFmt w:val="bullet"/>
       <w:lvlText w:val="○"/>
@@ -48721,7 +48850,7 @@
         <w:ind w:left="1440" w:hanging="360"/>
       </w:pPr>
     </w:lvl>
-    <w:lvl w:ilvl="2" w:tplc="DDEEB37C" w:tentative="1">
+    <w:lvl w:ilvl="2" w:tplc="726C109A" w:tentative="1">
       <w:start w:val="1"/>
       <w:numFmt w:val="bullet"/>
       <w:lvlText w:val="■"/>
@@ -48730,7 +48859,7 @@
         <w:ind w:left="2160" w:hanging="360"/>
       </w:pPr>
     </w:lvl>
-    <w:lvl w:ilvl="3" w:tplc="49AA57A0" w:tentative="1">
+    <w:lvl w:ilvl="3" w:tplc="4C9A0D3A" w:tentative="1">
       <w:start w:val="1"/>
       <w:numFmt w:val="bullet"/>
       <w:lvlText w:val="●"/>
@@ -48739,7 +48868,7 @@
         <w:ind w:left="2880" w:hanging="360"/>
       </w:pPr>
     </w:lvl>
-    <w:lvl w:ilvl="4" w:tplc="2F4AB120" w:tentative="1">
+    <w:lvl w:ilvl="4" w:tplc="C1FA4F16" w:tentative="1">
       <w:start w:val="1"/>
       <w:numFmt w:val="bullet"/>
       <w:lvlText w:val="○"/>
@@ -48748,7 +48877,7 @@
         <w:ind w:left="3600" w:hanging="360"/>
       </w:pPr>
     </w:lvl>
-    <w:lvl w:ilvl="5" w:tplc="87740502" w:tentative="1">
+    <w:lvl w:ilvl="5" w:tplc="63EEFB8A" w:tentative="1">
       <w:start w:val="1"/>
       <w:numFmt w:val="bullet"/>
       <w:lvlText w:val="■"/>
@@ -48757,7 +48886,7 @@
         <w:ind w:left="4320" w:hanging="360"/>
       </w:pPr>
     </w:lvl>
-    <w:lvl w:ilvl="6" w:tplc="640EF13C" w:tentative="1">
+    <w:lvl w:ilvl="6" w:tplc="8CF29C52" w:tentative="1">
       <w:start w:val="1"/>
       <w:numFmt w:val="bullet"/>
       <w:lvlText w:val="●"/>
@@ -48766,7 +48895,7 @@
         <w:ind w:left="5040" w:hanging="360"/>
       </w:pPr>
     </w:lvl>
-    <w:lvl w:ilvl="7" w:tplc="0AEA337C" w:tentative="1">
+    <w:lvl w:ilvl="7" w:tplc="5BDA542E" w:tentative="1">
       <w:start w:val="1"/>
       <w:numFmt w:val="bullet"/>
       <w:lvlText w:val="●"/>
@@ -48775,7 +48904,7 @@
         <w:ind w:left="5760" w:hanging="360"/>
       </w:pPr>
     </w:lvl>
-    <w:lvl w:ilvl="8" w:tplc="642ECD4E" w:tentative="1">
+    <w:lvl w:ilvl="8" w:tplc="F3A0F254" w:tentative="1">
       <w:start w:val="1"/>
       <w:numFmt w:val="bullet"/>
       <w:lvlText w:val="●"/>
@@ -48786,10 +48915,10 @@
     </w:lvl>
   </w:abstractNum>
   <w:abstractNum w:abstractNumId="1" w15:restartNumberingAfterBreak="0">
-    <w:nsid w:val="628A260F"/>
+    <w:nsid w:val="3F015C14"/>
     <w:multiLevelType w:val="hybridMultilevel"/>
-    <w:tmpl w:val="68528522"/>
-    <w:lvl w:ilvl="0" w:tplc="139C9E30">
+    <w:tmpl w:val="497A54CE"/>
+    <w:lvl w:ilvl="0" w:tplc="C764C086">
       <w:start w:val="1"/>
       <w:numFmt w:val="bullet"/>
       <w:lvlText w:val="•"/>
@@ -48798,7 +48927,7 @@
         <w:ind w:left="720" w:hanging="280"/>
       </w:pPr>
     </w:lvl>
-    <w:lvl w:ilvl="1" w:tplc="13608A82" w:tentative="1">
+    <w:lvl w:ilvl="1" w:tplc="54745E0C" w:tentative="1">
       <w:start w:val="1"/>
       <w:numFmt w:val="bullet"/>
       <w:lvlText w:val="–"/>
@@ -48807,7 +48936,7 @@
         <w:ind w:left="1080" w:hanging="280"/>
       </w:pPr>
     </w:lvl>
-    <w:lvl w:ilvl="2" w:tplc="FFB80344" w:tentative="1">
+    <w:lvl w:ilvl="2" w:tplc="44FA8096" w:tentative="1">
       <w:start w:val="1"/>
       <w:numFmt w:val="bullet"/>
       <w:lvlText w:val="▪"/>
@@ -48816,42 +48945,42 @@
         <w:ind w:left="1440" w:hanging="280"/>
       </w:pPr>
     </w:lvl>
-    <w:lvl w:ilvl="3" w:tplc="B5AE6E42">
+    <w:lvl w:ilvl="3" w:tplc="883E567C">
       <w:numFmt w:val="decimal"/>
       <w:lvlText w:val=""/>
       <w:lvlJc w:val="left"/>
     </w:lvl>
-    <w:lvl w:ilvl="4" w:tplc="73805C8C">
+    <w:lvl w:ilvl="4" w:tplc="5B9E30C2">
       <w:numFmt w:val="decimal"/>
       <w:lvlText w:val=""/>
       <w:lvlJc w:val="left"/>
     </w:lvl>
-    <w:lvl w:ilvl="5" w:tplc="B95EFCFE">
+    <w:lvl w:ilvl="5" w:tplc="CA468938">
       <w:numFmt w:val="decimal"/>
       <w:lvlText w:val=""/>
       <w:lvlJc w:val="left"/>
     </w:lvl>
-    <w:lvl w:ilvl="6" w:tplc="577CCC12">
+    <w:lvl w:ilvl="6" w:tplc="AC9E9FCC">
       <w:numFmt w:val="decimal"/>
       <w:lvlText w:val=""/>
       <w:lvlJc w:val="left"/>
     </w:lvl>
-    <w:lvl w:ilvl="7" w:tplc="5FB05106">
+    <w:lvl w:ilvl="7" w:tplc="D0FE3E10">
       <w:numFmt w:val="decimal"/>
       <w:lvlText w:val=""/>
       <w:lvlJc w:val="left"/>
     </w:lvl>
-    <w:lvl w:ilvl="8" w:tplc="C1347418">
+    <w:lvl w:ilvl="8" w:tplc="4D44BDFC">
       <w:numFmt w:val="decimal"/>
       <w:lvlText w:val=""/>
       <w:lvlJc w:val="left"/>
     </w:lvl>
   </w:abstractNum>
   <w:abstractNum w:abstractNumId="2" w15:restartNumberingAfterBreak="0">
-    <w:nsid w:val="7D1E404B"/>
+    <w:nsid w:val="4409585E"/>
     <w:multiLevelType w:val="hybridMultilevel"/>
-    <w:tmpl w:val="93768DD6"/>
-    <w:lvl w:ilvl="0" w:tplc="B380CA18">
+    <w:tmpl w:val="BA3E4ECC"/>
+    <w:lvl w:ilvl="0" w:tplc="7A9C2F3A">
       <w:start w:val="1"/>
       <w:numFmt w:val="decimal"/>
       <w:lvlText w:val="%1."/>
@@ -48860,7 +48989,7 @@
         <w:ind w:left="720" w:hanging="360"/>
       </w:pPr>
     </w:lvl>
-    <w:lvl w:ilvl="1" w:tplc="749A9836" w:tentative="1">
+    <w:lvl w:ilvl="1" w:tplc="11AC679A" w:tentative="1">
       <w:start w:val="1"/>
       <w:numFmt w:val="lowerLetter"/>
       <w:lvlText w:val="%2."/>
@@ -48869,7 +48998,7 @@
         <w:ind w:left="1080" w:hanging="360"/>
       </w:pPr>
     </w:lvl>
-    <w:lvl w:ilvl="2" w:tplc="F356B2D2" w:tentative="1">
+    <w:lvl w:ilvl="2" w:tplc="F252F2B6" w:tentative="1">
       <w:start w:val="1"/>
       <w:numFmt w:val="lowerRoman"/>
       <w:lvlText w:val="%3."/>
@@ -48878,296 +49007,296 @@
         <w:ind w:left="1440" w:hanging="360"/>
       </w:pPr>
     </w:lvl>
-    <w:lvl w:ilvl="3" w:tplc="D09C9612">
+    <w:lvl w:ilvl="3" w:tplc="E6FE4FE8">
       <w:numFmt w:val="decimal"/>
       <w:lvlText w:val=""/>
       <w:lvlJc w:val="left"/>
     </w:lvl>
-    <w:lvl w:ilvl="4" w:tplc="D930935C">
+    <w:lvl w:ilvl="4" w:tplc="FA5A06BA">
       <w:numFmt w:val="decimal"/>
       <w:lvlText w:val=""/>
       <w:lvlJc w:val="left"/>
     </w:lvl>
-    <w:lvl w:ilvl="5" w:tplc="A8FC753E">
+    <w:lvl w:ilvl="5" w:tplc="8B54B302">
       <w:numFmt w:val="decimal"/>
       <w:lvlText w:val=""/>
       <w:lvlJc w:val="left"/>
     </w:lvl>
-    <w:lvl w:ilvl="6" w:tplc="25B4F4D6">
+    <w:lvl w:ilvl="6" w:tplc="D3503B08">
       <w:numFmt w:val="decimal"/>
       <w:lvlText w:val=""/>
       <w:lvlJc w:val="left"/>
     </w:lvl>
-    <w:lvl w:ilvl="7" w:tplc="510A3ECE">
+    <w:lvl w:ilvl="7" w:tplc="2290335A">
       <w:numFmt w:val="decimal"/>
       <w:lvlText w:val=""/>
       <w:lvlJc w:val="left"/>
     </w:lvl>
-    <w:lvl w:ilvl="8" w:tplc="F440EC48">
+    <w:lvl w:ilvl="8" w:tplc="8E723FEA">
       <w:numFmt w:val="decimal"/>
       <w:lvlText w:val=""/>
       <w:lvlJc w:val="left"/>
     </w:lvl>
   </w:abstractNum>
-  <w:num w:numId="1" w16cid:durableId="1552688299">
+  <w:num w:numId="1" w16cid:durableId="2058970343">
     <w:abstractNumId w:val="0"/>
     <w:lvlOverride w:ilvl="0">
       <w:startOverride w:val="1"/>
     </w:lvlOverride>
   </w:num>
-  <w:num w:numId="2" w16cid:durableId="1908106072">
+  <w:num w:numId="2" w16cid:durableId="1615866747">
     <w:abstractNumId w:val="1"/>
     <w:lvlOverride w:ilvl="0">
       <w:startOverride w:val="1"/>
     </w:lvlOverride>
   </w:num>
-  <w:num w:numId="3" w16cid:durableId="217519895">
+  <w:num w:numId="3" w16cid:durableId="629088866">
     <w:abstractNumId w:val="2"/>
     <w:lvlOverride w:ilvl="0">
       <w:startOverride w:val="1"/>
     </w:lvlOverride>
   </w:num>
-  <w:num w:numId="4" w16cid:durableId="296956840">
+  <w:num w:numId="4" w16cid:durableId="204409950">
     <w:abstractNumId w:val="1"/>
     <w:lvlOverride w:ilvl="0">
       <w:startOverride w:val="1"/>
     </w:lvlOverride>
   </w:num>
-  <w:num w:numId="5" w16cid:durableId="517620155">
+  <w:num w:numId="5" w16cid:durableId="782185742">
     <w:abstractNumId w:val="1"/>
     <w:lvlOverride w:ilvl="0">
       <w:startOverride w:val="1"/>
     </w:lvlOverride>
   </w:num>
-  <w:num w:numId="6" w16cid:durableId="2102213992">
+  <w:num w:numId="6" w16cid:durableId="1207330886">
     <w:abstractNumId w:val="1"/>
     <w:lvlOverride w:ilvl="0">
       <w:startOverride w:val="1"/>
     </w:lvlOverride>
   </w:num>
-  <w:num w:numId="7" w16cid:durableId="624430163">
+  <w:num w:numId="7" w16cid:durableId="920798933">
     <w:abstractNumId w:val="1"/>
     <w:lvlOverride w:ilvl="0">
       <w:startOverride w:val="1"/>
     </w:lvlOverride>
   </w:num>
-  <w:num w:numId="8" w16cid:durableId="864753284">
+  <w:num w:numId="8" w16cid:durableId="833111088">
     <w:abstractNumId w:val="1"/>
     <w:lvlOverride w:ilvl="0">
       <w:startOverride w:val="1"/>
     </w:lvlOverride>
   </w:num>
-  <w:num w:numId="9" w16cid:durableId="251472915">
+  <w:num w:numId="9" w16cid:durableId="114445118">
     <w:abstractNumId w:val="1"/>
     <w:lvlOverride w:ilvl="0">
       <w:startOverride w:val="1"/>
     </w:lvlOverride>
   </w:num>
-  <w:num w:numId="10" w16cid:durableId="1817645477">
+  <w:num w:numId="10" w16cid:durableId="77024631">
     <w:abstractNumId w:val="1"/>
     <w:lvlOverride w:ilvl="0">
       <w:startOverride w:val="1"/>
     </w:lvlOverride>
   </w:num>
-  <w:num w:numId="11" w16cid:durableId="500317808">
+  <w:num w:numId="11" w16cid:durableId="1778985464">
     <w:abstractNumId w:val="1"/>
     <w:lvlOverride w:ilvl="0">
       <w:startOverride w:val="1"/>
     </w:lvlOverride>
   </w:num>
-  <w:num w:numId="12" w16cid:durableId="2088963455">
+  <w:num w:numId="12" w16cid:durableId="315844896">
     <w:abstractNumId w:val="1"/>
     <w:lvlOverride w:ilvl="0">
       <w:startOverride w:val="1"/>
     </w:lvlOverride>
   </w:num>
-  <w:num w:numId="13" w16cid:durableId="743837273">
+  <w:num w:numId="13" w16cid:durableId="1358197484">
     <w:abstractNumId w:val="1"/>
     <w:lvlOverride w:ilvl="0">
       <w:startOverride w:val="1"/>
     </w:lvlOverride>
   </w:num>
-  <w:num w:numId="14" w16cid:durableId="261189441">
+  <w:num w:numId="14" w16cid:durableId="584462283">
     <w:abstractNumId w:val="1"/>
     <w:lvlOverride w:ilvl="0">
       <w:startOverride w:val="1"/>
     </w:lvlOverride>
   </w:num>
-  <w:num w:numId="15" w16cid:durableId="72438275">
+  <w:num w:numId="15" w16cid:durableId="281225650">
     <w:abstractNumId w:val="1"/>
     <w:lvlOverride w:ilvl="0">
       <w:startOverride w:val="1"/>
     </w:lvlOverride>
   </w:num>
-  <w:num w:numId="16" w16cid:durableId="56051494">
+  <w:num w:numId="16" w16cid:durableId="427043780">
     <w:abstractNumId w:val="1"/>
     <w:lvlOverride w:ilvl="0">
       <w:startOverride w:val="1"/>
     </w:lvlOverride>
   </w:num>
-  <w:num w:numId="17" w16cid:durableId="1875076958">
+  <w:num w:numId="17" w16cid:durableId="266624567">
     <w:abstractNumId w:val="1"/>
     <w:lvlOverride w:ilvl="0">
       <w:startOverride w:val="1"/>
     </w:lvlOverride>
   </w:num>
-  <w:num w:numId="18" w16cid:durableId="800028565">
+  <w:num w:numId="18" w16cid:durableId="168183750">
     <w:abstractNumId w:val="1"/>
     <w:lvlOverride w:ilvl="0">
       <w:startOverride w:val="1"/>
     </w:lvlOverride>
   </w:num>
-  <w:num w:numId="19" w16cid:durableId="1043747376">
+  <w:num w:numId="19" w16cid:durableId="1023631707">
     <w:abstractNumId w:val="1"/>
     <w:lvlOverride w:ilvl="0">
       <w:startOverride w:val="1"/>
     </w:lvlOverride>
   </w:num>
-  <w:num w:numId="20" w16cid:durableId="2009215544">
+  <w:num w:numId="20" w16cid:durableId="1225725464">
     <w:abstractNumId w:val="1"/>
     <w:lvlOverride w:ilvl="0">
       <w:startOverride w:val="1"/>
     </w:lvlOverride>
   </w:num>
-  <w:num w:numId="21" w16cid:durableId="435684908">
+  <w:num w:numId="21" w16cid:durableId="276957827">
     <w:abstractNumId w:val="1"/>
     <w:lvlOverride w:ilvl="0">
       <w:startOverride w:val="1"/>
     </w:lvlOverride>
   </w:num>
-  <w:num w:numId="22" w16cid:durableId="556285032">
+  <w:num w:numId="22" w16cid:durableId="1864636858">
     <w:abstractNumId w:val="1"/>
     <w:lvlOverride w:ilvl="0">
       <w:startOverride w:val="1"/>
     </w:lvlOverride>
   </w:num>
-  <w:num w:numId="23" w16cid:durableId="467015112">
+  <w:num w:numId="23" w16cid:durableId="1727023085">
     <w:abstractNumId w:val="1"/>
     <w:lvlOverride w:ilvl="0">
       <w:startOverride w:val="1"/>
     </w:lvlOverride>
   </w:num>
-  <w:num w:numId="24" w16cid:durableId="1075468766">
+  <w:num w:numId="24" w16cid:durableId="1331103911">
     <w:abstractNumId w:val="1"/>
     <w:lvlOverride w:ilvl="0">
       <w:startOverride w:val="1"/>
     </w:lvlOverride>
   </w:num>
-  <w:num w:numId="25" w16cid:durableId="1715352748">
+  <w:num w:numId="25" w16cid:durableId="1446579714">
     <w:abstractNumId w:val="1"/>
     <w:lvlOverride w:ilvl="0">
       <w:startOverride w:val="1"/>
     </w:lvlOverride>
   </w:num>
-  <w:num w:numId="26" w16cid:durableId="228270200">
+  <w:num w:numId="26" w16cid:durableId="589772562">
     <w:abstractNumId w:val="1"/>
     <w:lvlOverride w:ilvl="0">
       <w:startOverride w:val="1"/>
     </w:lvlOverride>
   </w:num>
-  <w:num w:numId="27" w16cid:durableId="1319457606">
+  <w:num w:numId="27" w16cid:durableId="404375035">
     <w:abstractNumId w:val="1"/>
     <w:lvlOverride w:ilvl="0">
       <w:startOverride w:val="1"/>
     </w:lvlOverride>
   </w:num>
-  <w:num w:numId="28" w16cid:durableId="1213611187">
+  <w:num w:numId="28" w16cid:durableId="1343122970">
     <w:abstractNumId w:val="1"/>
     <w:lvlOverride w:ilvl="0">
       <w:startOverride w:val="1"/>
     </w:lvlOverride>
   </w:num>
-  <w:num w:numId="29" w16cid:durableId="1211069738">
+  <w:num w:numId="29" w16cid:durableId="1624338708">
     <w:abstractNumId w:val="1"/>
     <w:lvlOverride w:ilvl="0">
       <w:startOverride w:val="1"/>
     </w:lvlOverride>
   </w:num>
-  <w:num w:numId="30" w16cid:durableId="730467417">
+  <w:num w:numId="30" w16cid:durableId="1283264722">
     <w:abstractNumId w:val="1"/>
     <w:lvlOverride w:ilvl="0">
       <w:startOverride w:val="1"/>
     </w:lvlOverride>
   </w:num>
-  <w:num w:numId="31" w16cid:durableId="618990921">
+  <w:num w:numId="31" w16cid:durableId="1713532946">
     <w:abstractNumId w:val="1"/>
     <w:lvlOverride w:ilvl="0">
       <w:startOverride w:val="1"/>
     </w:lvlOverride>
   </w:num>
-  <w:num w:numId="32" w16cid:durableId="1961455222">
+  <w:num w:numId="32" w16cid:durableId="1785886564">
     <w:abstractNumId w:val="1"/>
     <w:lvlOverride w:ilvl="0">
       <w:startOverride w:val="1"/>
     </w:lvlOverride>
   </w:num>
-  <w:num w:numId="33" w16cid:durableId="2065134755">
+  <w:num w:numId="33" w16cid:durableId="549614985">
     <w:abstractNumId w:val="1"/>
     <w:lvlOverride w:ilvl="0">
       <w:startOverride w:val="1"/>
     </w:lvlOverride>
   </w:num>
-  <w:num w:numId="34" w16cid:durableId="1781217058">
+  <w:num w:numId="34" w16cid:durableId="525099954">
     <w:abstractNumId w:val="1"/>
     <w:lvlOverride w:ilvl="0">
       <w:startOverride w:val="1"/>
     </w:lvlOverride>
   </w:num>
-  <w:num w:numId="35" w16cid:durableId="411397348">
+  <w:num w:numId="35" w16cid:durableId="265310525">
     <w:abstractNumId w:val="1"/>
     <w:lvlOverride w:ilvl="0">
       <w:startOverride w:val="1"/>
     </w:lvlOverride>
   </w:num>
-  <w:num w:numId="36" w16cid:durableId="1187135334">
+  <w:num w:numId="36" w16cid:durableId="795441439">
     <w:abstractNumId w:val="1"/>
     <w:lvlOverride w:ilvl="0">
       <w:startOverride w:val="1"/>
     </w:lvlOverride>
   </w:num>
-  <w:num w:numId="37" w16cid:durableId="1895046211">
+  <w:num w:numId="37" w16cid:durableId="279142735">
     <w:abstractNumId w:val="1"/>
     <w:lvlOverride w:ilvl="0">
       <w:startOverride w:val="1"/>
     </w:lvlOverride>
   </w:num>
-  <w:num w:numId="38" w16cid:durableId="1939095090">
+  <w:num w:numId="38" w16cid:durableId="988703370">
     <w:abstractNumId w:val="1"/>
     <w:lvlOverride w:ilvl="0">
       <w:startOverride w:val="1"/>
     </w:lvlOverride>
   </w:num>
-  <w:num w:numId="39" w16cid:durableId="1566139301">
+  <w:num w:numId="39" w16cid:durableId="1069575152">
     <w:abstractNumId w:val="1"/>
     <w:lvlOverride w:ilvl="0">
       <w:startOverride w:val="1"/>
     </w:lvlOverride>
   </w:num>
-  <w:num w:numId="40" w16cid:durableId="874923069">
+  <w:num w:numId="40" w16cid:durableId="507134893">
     <w:abstractNumId w:val="1"/>
     <w:lvlOverride w:ilvl="0">
       <w:startOverride w:val="1"/>
     </w:lvlOverride>
   </w:num>
-  <w:num w:numId="41" w16cid:durableId="719211277">
+  <w:num w:numId="41" w16cid:durableId="766079614">
     <w:abstractNumId w:val="1"/>
     <w:lvlOverride w:ilvl="0">
       <w:startOverride w:val="1"/>
     </w:lvlOverride>
   </w:num>
-  <w:num w:numId="42" w16cid:durableId="887377085">
+  <w:num w:numId="42" w16cid:durableId="643119282">
     <w:abstractNumId w:val="1"/>
     <w:lvlOverride w:ilvl="0">
       <w:startOverride w:val="1"/>
     </w:lvlOverride>
   </w:num>
-  <w:num w:numId="43" w16cid:durableId="355084005">
+  <w:num w:numId="43" w16cid:durableId="1115057329">
     <w:abstractNumId w:val="1"/>
     <w:lvlOverride w:ilvl="0">
       <w:startOverride w:val="1"/>
     </w:lvlOverride>
   </w:num>
-  <w:num w:numId="44" w16cid:durableId="1692293596">
+  <w:num w:numId="44" w16cid:durableId="1866753019">
     <w:abstractNumId w:val="2"/>
     <w:lvlOverride w:ilvl="0">
       <w:startOverride w:val="1"/>
@@ -49872,7 +50001,7 @@
     <w:autoRedefine/>
     <w:uiPriority w:val="39"/>
     <w:unhideWhenUsed/>
-    <w:rsid w:val="005613C5"/>
+    <w:rsid w:val="0014067C"/>
     <w:pPr>
       <w:spacing w:after="100"/>
     </w:pPr>
@@ -49884,7 +50013,7 @@
     <w:autoRedefine/>
     <w:uiPriority w:val="39"/>
     <w:unhideWhenUsed/>
-    <w:rsid w:val="005613C5"/>
+    <w:rsid w:val="0014067C"/>
     <w:pPr>
       <w:spacing w:after="100"/>
       <w:ind w:left="210"/>
@@ -49896,7 +50025,7 @@
     <w:next w:val="Normal"/>
     <w:uiPriority w:val="99"/>
     <w:unhideWhenUsed/>
-    <w:rsid w:val="005613C5"/>
+    <w:rsid w:val="0014067C"/>
   </w:style>
 </w:styles>
 </file>
